--- a/reports/final/group6_final_report.docx
+++ b/reports/final/group6_final_report.docx
@@ -614,89 +614,6 @@
       <w:r>
         <w:t xml:space="preserve">This project investigates GRPO across one agentic and two non-agentic transfer domains:</w:t>
       </w:r>
-      <w:r>
-        <w:t xml:space="preserve"> </w:t>
-      </w:r>
-      <w:r>
-        <w:t xml:space="preserve">-</w:t>
-      </w:r>
-      <w:r>
-        <w:t xml:space="preserve"> </w:t>
-      </w:r>
-      <w:r>
-        <w:rPr>
-          <w:b/>
-          <w:bCs/>
-        </w:rPr>
-        <w:t xml:space="preserve">Tool calling (agentic):</w:t>
-      </w:r>
-      <w:r>
-        <w:t xml:space="preserve"> </w:t>
-      </w:r>
-      <w:r>
-        <w:t xml:space="preserve">structured JSON function calling with 5–60,000 tool schemas</w:t>
-      </w:r>
-      <w:r>
-        <w:t xml:space="preserve"> </w:t>
-      </w:r>
-      <w:r>
-        <w:t xml:space="preserve">-</w:t>
-      </w:r>
-      <w:r>
-        <w:t xml:space="preserve"> </w:t>
-      </w:r>
-      <w:r>
-        <w:rPr>
-          <w:b/>
-          <w:bCs/>
-        </w:rPr>
-        <w:t xml:space="preserve">Code generation (transfer control):</w:t>
-      </w:r>
-      <w:r>
-        <w:t xml:space="preserve"> </w:t>
-      </w:r>
-      <w:r>
-        <w:t xml:space="preserve">HumanEval benchmark subset</w:t>
-      </w:r>
-      <w:r>
-        <w:t xml:space="preserve"> </w:t>
-      </w:r>
-      <w:r>
-        <w:t xml:space="preserve">-</w:t>
-      </w:r>
-      <w:r>
-        <w:t xml:space="preserve"> </w:t>
-      </w:r>
-      <w:r>
-        <w:rPr>
-          <w:b/>
-          <w:bCs/>
-        </w:rPr>
-        <w:t xml:space="preserve">Mathematical reasoning (transfer control):</w:t>
-      </w:r>
-      <w:r>
-        <w:t xml:space="preserve"> </w:t>
-      </w:r>
-      <w:r>
-        <w:t xml:space="preserve">GSM8K (grade-school). Although MATH (competition-level) was part of our original scope, the MATH track did not reach the same experimental maturity as GSM8K; we therefore exclude it from our main claims and treat it as exploratory pilot work</w:t>
-      </w:r>
-    </w:p>
-    <w:p>
-      <w:pPr>
-        <w:pStyle w:val="BodyText"/>
-      </w:pPr>
-      <w:r>
-        <w:t xml:space="preserve">We execute experiments across model sizes from 0.5B to 235B parameters using QLoRA on Google Colab T4 GPUs, full LoRA on Tinker cloud GPUs, and PPO on Modal H100 GPUs, providing a comprehensive picture of GRPO’s strengths, failure modes, and scaling properties across five model families.</w:t>
-      </w:r>
-    </w:p>
-    <w:bookmarkStart w:id="10" w:name="contributions"/>
-    <w:p>
-      <w:pPr>
-        <w:pStyle w:val="Heading2"/>
-      </w:pPr>
-      <w:r>
-        <w:t xml:space="preserve">1.1 Contributions</w:t>
-      </w:r>
     </w:p>
     <w:p>
       <w:pPr>
@@ -711,13 +628,13 @@
           <w:b/>
           <w:bCs/>
         </w:rPr>
-        <w:t xml:space="preserve">Empirical characterization</w:t>
-      </w:r>
-      <w:r>
-        <w:t xml:space="preserve"> </w:t>
-      </w:r>
-      <w:r>
-        <w:t xml:space="preserve">of GRPO across four task domains (tool-use, GSM8K, MATH-500, HumanEval) on models from 0.6B to 235B parameters across five model families (Qwen3, Llama, DeepSeek, Nemotron, GPT-OSS)</w:t>
+        <w:t xml:space="preserve">Tool calling (agentic):</w:t>
+      </w:r>
+      <w:r>
+        <w:t xml:space="preserve"> </w:t>
+      </w:r>
+      <w:r>
+        <w:t xml:space="preserve">structured JSON function calling with 5–60,000 tool schemas</w:t>
       </w:r>
     </w:p>
     <w:p>
@@ -733,13 +650,13 @@
           <w:b/>
           <w:bCs/>
         </w:rPr>
-        <w:t xml:space="preserve">10x Structural Ceiling experiment</w:t>
-      </w:r>
-      <w:r>
-        <w:t xml:space="preserve"> </w:t>
-      </w:r>
-      <w:r>
-        <w:t xml:space="preserve">(32 dedicated runs, ~$65): systematic ablation across benchmarks, architectures, model sizes, group sizes, learning rates, and constrained decoding</w:t>
+        <w:t xml:space="preserve">Code generation (transfer control):</w:t>
+      </w:r>
+      <w:r>
+        <w:t xml:space="preserve"> </w:t>
+      </w:r>
+      <w:r>
+        <w:t xml:space="preserve">HumanEval benchmark subset</w:t>
       </w:r>
     </w:p>
     <w:p>
@@ -755,10 +672,30 @@
           <w:b/>
           <w:bCs/>
         </w:rPr>
-        <w:t xml:space="preserve">Benchmark hierarchy</w:t>
-      </w:r>
-      <w:r>
-        <w:t xml:space="preserve">: Tool-use format (1.0) &gt; GSM8K (0.97) &gt; MATH-500 (0.57) &gt;&gt; HumanEval (0.00) — GRPO learns structural tasks but fails on semantic reasoning</w:t>
+        <w:t xml:space="preserve">Mathematical reasoning (transfer control):</w:t>
+      </w:r>
+      <w:r>
+        <w:t xml:space="preserve"> </w:t>
+      </w:r>
+      <w:r>
+        <w:t xml:space="preserve">GSM8K (grade-school). Although MATH (competition-level) was part of our original scope, the MATH track did not reach the same experimental maturity as GSM8K; we therefore exclude it from our main claims and treat it as exploratory pilot work</w:t>
+      </w:r>
+    </w:p>
+    <w:p>
+      <w:pPr>
+        <w:pStyle w:val="FirstParagraph"/>
+      </w:pPr>
+      <w:r>
+        <w:t xml:space="preserve">We execute experiments across model sizes from 0.5B to 235B parameters using QLoRA on Google Colab T4 GPUs, full LoRA on Tinker cloud GPUs, and PPO on Modal H100 GPUs, providing a comprehensive picture of GRPO’s strengths, failure modes, and scaling properties across five model families.</w:t>
+      </w:r>
+    </w:p>
+    <w:bookmarkStart w:id="10" w:name="contributions"/>
+    <w:p>
+      <w:pPr>
+        <w:pStyle w:val="Heading2"/>
+      </w:pPr>
+      <w:r>
+        <w:t xml:space="preserve">1.1 Contributions</w:t>
       </w:r>
     </w:p>
     <w:p>
@@ -766,7 +703,7 @@
         <w:pStyle w:val="Compact"/>
         <w:numPr>
           <w:ilvl w:val="0"/>
-          <w:numId w:val="1001"/>
+          <w:numId w:val="1002"/>
         </w:numPr>
       </w:pPr>
       <w:r>
@@ -774,10 +711,13 @@
           <w:b/>
           <w:bCs/>
         </w:rPr>
-        <w:t xml:space="preserve">Cross-family architecture dependence</w:t>
-      </w:r>
-      <w:r>
-        <w:t xml:space="preserve">: tool-use success is Qwen-specific (1.0 vs. Llama 0.1 on identical task)</w:t>
+        <w:t xml:space="preserve">Empirical characterization</w:t>
+      </w:r>
+      <w:r>
+        <w:t xml:space="preserve"> </w:t>
+      </w:r>
+      <w:r>
+        <w:t xml:space="preserve">of GRPO across four task domains (tool-use, GSM8K, MATH-500, HumanEval) on models from 0.6B to 235B parameters across five model families (Qwen3, Llama, DeepSeek, Nemotron, GPT-OSS)</w:t>
       </w:r>
     </w:p>
     <w:p>
@@ -785,7 +725,7 @@
         <w:pStyle w:val="Compact"/>
         <w:numPr>
           <w:ilvl w:val="0"/>
-          <w:numId w:val="1001"/>
+          <w:numId w:val="1002"/>
         </w:numPr>
       </w:pPr>
       <w:r>
@@ -793,10 +733,13 @@
           <w:b/>
           <w:bCs/>
         </w:rPr>
-        <w:t xml:space="preserve">Model-size threshold</w:t>
-      </w:r>
-      <w:r>
-        <w:t xml:space="preserve">: below 8B-instruct, GRPO is a total null across both Qwen (0.6B, 1.7B) and Llama (1B, 3B) families — immediate ZVF saturation (onset=step 0)</w:t>
+        <w:t xml:space="preserve">10x Structural Ceiling experiment</w:t>
+      </w:r>
+      <w:r>
+        <w:t xml:space="preserve"> </w:t>
+      </w:r>
+      <w:r>
+        <w:t xml:space="preserve">(32 dedicated runs, ~$65): systematic ablation across benchmarks, architectures, model sizes, group sizes, learning rates, and constrained decoding</w:t>
       </w:r>
     </w:p>
     <w:p>
@@ -804,7 +747,7 @@
         <w:pStyle w:val="Compact"/>
         <w:numPr>
           <w:ilvl w:val="0"/>
-          <w:numId w:val="1001"/>
+          <w:numId w:val="1002"/>
         </w:numPr>
       </w:pPr>
       <w:r>
@@ -812,10 +755,10 @@
           <w:b/>
           <w:bCs/>
         </w:rPr>
-        <w:t xml:space="preserve">Instruction tuning as prerequisite</w:t>
-      </w:r>
-      <w:r>
-        <w:t xml:space="preserve">: base-&gt;instruct delta (+0.922) dwarfs any RL contribution</w:t>
+        <w:t xml:space="preserve">Benchmark hierarchy</w:t>
+      </w:r>
+      <w:r>
+        <w:t xml:space="preserve">: Tool-use format (1.0) &gt; GSM8K (0.97) &gt; MATH-500 (0.57) &gt;&gt; HumanEval (0.00) — GRPO learns structural tasks but fails on semantic reasoning</w:t>
       </w:r>
     </w:p>
     <w:p>
@@ -823,7 +766,64 @@
         <w:pStyle w:val="Compact"/>
         <w:numPr>
           <w:ilvl w:val="0"/>
-          <w:numId w:val="1001"/>
+          <w:numId w:val="1002"/>
+        </w:numPr>
+      </w:pPr>
+      <w:r>
+        <w:rPr>
+          <w:b/>
+          <w:bCs/>
+        </w:rPr>
+        <w:t xml:space="preserve">Cross-family architecture dependence</w:t>
+      </w:r>
+      <w:r>
+        <w:t xml:space="preserve">: tool-use success is Qwen-specific (1.0 vs. Llama 0.1 on identical task)</w:t>
+      </w:r>
+    </w:p>
+    <w:p>
+      <w:pPr>
+        <w:pStyle w:val="Compact"/>
+        <w:numPr>
+          <w:ilvl w:val="0"/>
+          <w:numId w:val="1002"/>
+        </w:numPr>
+      </w:pPr>
+      <w:r>
+        <w:rPr>
+          <w:b/>
+          <w:bCs/>
+        </w:rPr>
+        <w:t xml:space="preserve">Model-size threshold</w:t>
+      </w:r>
+      <w:r>
+        <w:t xml:space="preserve">: below 8B-instruct, GRPO is a total null across both Qwen (0.6B, 1.7B) and Llama (1B, 3B) families — immediate ZVF saturation (onset=step 0)</w:t>
+      </w:r>
+    </w:p>
+    <w:p>
+      <w:pPr>
+        <w:pStyle w:val="Compact"/>
+        <w:numPr>
+          <w:ilvl w:val="0"/>
+          <w:numId w:val="1002"/>
+        </w:numPr>
+      </w:pPr>
+      <w:r>
+        <w:rPr>
+          <w:b/>
+          <w:bCs/>
+        </w:rPr>
+        <w:t xml:space="preserve">Instruction tuning as prerequisite</w:t>
+      </w:r>
+      <w:r>
+        <w:t xml:space="preserve">: base-&gt;instruct delta (+0.922) dwarfs any RL contribution</w:t>
+      </w:r>
+    </w:p>
+    <w:p>
+      <w:pPr>
+        <w:pStyle w:val="Compact"/>
+        <w:numPr>
+          <w:ilvl w:val="0"/>
+          <w:numId w:val="1002"/>
         </w:numPr>
       </w:pPr>
       <w:r>
@@ -868,7 +868,7 @@
         <w:pStyle w:val="Compact"/>
         <w:numPr>
           <w:ilvl w:val="0"/>
-          <w:numId w:val="1001"/>
+          <w:numId w:val="1002"/>
         </w:numPr>
       </w:pPr>
       <w:r>
@@ -887,7 +887,7 @@
         <w:pStyle w:val="Compact"/>
         <w:numPr>
           <w:ilvl w:val="0"/>
-          <w:numId w:val="1001"/>
+          <w:numId w:val="1002"/>
         </w:numPr>
       </w:pPr>
       <w:r>
@@ -906,7 +906,7 @@
         <w:pStyle w:val="Compact"/>
         <w:numPr>
           <w:ilvl w:val="0"/>
-          <w:numId w:val="1001"/>
+          <w:numId w:val="1002"/>
         </w:numPr>
       </w:pPr>
       <w:r>
@@ -928,7 +928,7 @@
         <w:pStyle w:val="Compact"/>
         <w:numPr>
           <w:ilvl w:val="0"/>
-          <w:numId w:val="1001"/>
+          <w:numId w:val="1002"/>
         </w:numPr>
       </w:pPr>
       <w:r>
@@ -950,7 +950,7 @@
         <w:pStyle w:val="Compact"/>
         <w:numPr>
           <w:ilvl w:val="0"/>
-          <w:numId w:val="1001"/>
+          <w:numId w:val="1002"/>
         </w:numPr>
       </w:pPr>
       <w:r>
@@ -972,7 +972,7 @@
         <w:pStyle w:val="Compact"/>
         <w:numPr>
           <w:ilvl w:val="0"/>
-          <w:numId w:val="1001"/>
+          <w:numId w:val="1002"/>
         </w:numPr>
       </w:pPr>
       <w:r>
@@ -994,7 +994,7 @@
         <w:pStyle w:val="Compact"/>
         <w:numPr>
           <w:ilvl w:val="0"/>
-          <w:numId w:val="1001"/>
+          <w:numId w:val="1002"/>
         </w:numPr>
       </w:pPr>
       <w:r>
@@ -1054,7 +1054,7 @@
         <w:pStyle w:val="Compact"/>
         <w:numPr>
           <w:ilvl w:val="0"/>
-          <w:numId w:val="1001"/>
+          <w:numId w:val="1002"/>
         </w:numPr>
       </w:pPr>
       <w:r>
@@ -1069,299 +1069,6 @@
       </w:r>
       <w:r>
         <w:t xml:space="preserve">(16+ completed experiments): 13 Tinker GRPO runs across frontier and MoE models (including Kimi-K2: Peak 100%, Last-10 80%), 2 Modal H100 PPO runs, 1 failed KL tracking experiment. Key findings: TRL baseline 73.4% vs. Tinker 99.9% (p=0.0014); PPO dominates GRPO on Llama-8B (97.5% vs. 84.4%); Qwen3-235B-A22B reaches perfect 100% last-10; Nemotron-120B collapses after initial peak.</w:t>
-      </w:r>
-    </w:p>
-    <w:p>
-      <w:pPr>
-        <w:pStyle w:val="Compact"/>
-        <w:numPr>
-          <w:ilvl w:val="0"/>
-          <w:numId w:val="1001"/>
-        </w:numPr>
-      </w:pPr>
-      <w:r>
-        <w:rPr>
-          <w:b/>
-          <w:bCs/>
-        </w:rPr>
-        <w:t xml:space="preserve">TRL GRPO Baseline</w:t>
-      </w:r>
-      <w:r>
-        <w:t xml:space="preserve"> </w:t>
-      </w:r>
-      <w:r>
-        <w:t xml:space="preserve">(5 seeds, Qwen2.5-0.5B, GSM8K): mean accuracy 73.4% ± 7.03%, seeds [42, 123, 456, 789, 1024], accuracies [73.5%, 81.0%, 62.0%, 74.0%, 76.5%]; Welch’s t-test vs. Tinker: t=8.44, p=0.0014</w:t>
-      </w:r>
-    </w:p>
-    <w:p>
-      <w:pPr>
-        <w:pStyle w:val="Compact"/>
-        <w:numPr>
-          <w:ilvl w:val="0"/>
-          <w:numId w:val="1001"/>
-        </w:numPr>
-      </w:pPr>
-      <w:r>
-        <w:rPr>
-          <w:b/>
-          <w:bCs/>
-        </w:rPr>
-        <w:t xml:space="preserve">Statistical analysis with effect sizes</w:t>
-      </w:r>
-      <w:r>
-        <w:t xml:space="preserve">: bootstrap CIs, Welch’s t-test, Cohen’s d, Mann-Whitney; LLM-native vs Classic RL Cohen’s d=21.84; PPO vs GRPO on Llama d=12.75 (Bonferroni-surviving); variance decomposition (Algorithm η^2=0.558, Library η^2=0.546, Family η^2=0.471)</w:t>
-      </w:r>
-    </w:p>
-    <w:p>
-      <w:pPr>
-        <w:pStyle w:val="Compact"/>
-        <w:numPr>
-          <w:ilvl w:val="0"/>
-          <w:numId w:val="1001"/>
-        </w:numPr>
-      </w:pPr>
-      <w:r>
-        <w:rPr>
-          <w:b/>
-          <w:bCs/>
-        </w:rPr>
-        <w:t xml:space="preserve">Kimi-K2 experiment</w:t>
-      </w:r>
-      <w:r>
-        <w:t xml:space="preserve"> </w:t>
-      </w:r>
-      <w:r>
-        <w:t xml:space="preserve">(NEW): Moonshot AI MoE GRPO on GSM8K, Peak 100%, Last-10 80%, 20 steps; checkpoint arvindcr4/tinker-rl-bench-arch_gsm8k_kimi-k2</w:t>
-      </w:r>
-    </w:p>
-    <w:p>
-      <w:pPr>
-        <w:pStyle w:val="Compact"/>
-        <w:numPr>
-          <w:ilvl w:val="0"/>
-          <w:numId w:val="1001"/>
-        </w:numPr>
-      </w:pPr>
-      <w:r>
-        <w:rPr>
-          <w:b/>
-          <w:bCs/>
-        </w:rPr>
-        <w:t xml:space="preserve">Scaling law analysis</w:t>
-      </w:r>
-      <w:r>
-        <w:t xml:space="preserve"> </w:t>
-      </w:r>
-      <w:r>
-        <w:t xml:space="preserve">(NEW): Exponential saturation R(t)=R_max(1−e^{−k(t−t_0)}) fits better than power law (R^2=0.210 vs 0.170); three-phase pattern in 53.6% of experiments; model size correlates with learning speed (r=0.468, p=0.012) and ceiling (r=0.533, p=0.004)</w:t>
-      </w:r>
-    </w:p>
-    <w:p>
-      <w:pPr>
-        <w:pStyle w:val="Compact"/>
-        <w:numPr>
-          <w:ilvl w:val="0"/>
-          <w:numId w:val="1001"/>
-        </w:numPr>
-      </w:pPr>
-      <w:r>
-        <w:rPr>
-          <w:b/>
-          <w:bCs/>
-        </w:rPr>
-        <w:t xml:space="preserve">Zero-Variance Fraction analysis</w:t>
-      </w:r>
-      <w:r>
-        <w:t xml:space="preserve"> </w:t>
-      </w:r>
-      <w:r>
-        <w:t xml:space="preserve">(NEW): ZVF strongly predicts failure (Pearson r=−0.769, p=0.0008); task type dominates (tool-use ZVF=100% vs GSM8K ZVF=8.5%); model scale NOT a significant predictor</w:t>
-      </w:r>
-    </w:p>
-    <w:p>
-      <w:pPr>
-        <w:pStyle w:val="Compact"/>
-        <w:numPr>
-          <w:ilvl w:val="0"/>
-          <w:numId w:val="1001"/>
-        </w:numPr>
-      </w:pPr>
-      <w:r>
-        <w:rPr>
-          <w:b/>
-          <w:bCs/>
-        </w:rPr>
-        <w:t xml:space="preserve">Length bias analysis</w:t>
-      </w:r>
-      <w:r>
-        <w:t xml:space="preserve"> </w:t>
-      </w:r>
-      <w:r>
-        <w:t xml:space="preserve">(NEW): GRPO instability 0.267±0.335 vs PPO 0.785±0.297; verbosity trap GRPO 36% vs PPO 71%; Nemotron-120B highest GRPO instability (1.194)</w:t>
-      </w:r>
-    </w:p>
-    <w:p>
-      <w:pPr>
-        <w:pStyle w:val="Compact"/>
-        <w:numPr>
-          <w:ilvl w:val="0"/>
-          <w:numId w:val="1001"/>
-        </w:numPr>
-      </w:pPr>
-      <w:r>
-        <w:rPr>
-          <w:b/>
-          <w:bCs/>
-        </w:rPr>
-        <w:t xml:space="preserve">2-GRPO hypothesis test</w:t>
-      </w:r>
-      <w:r>
-        <w:t xml:space="preserve"> </w:t>
-      </w:r>
-      <w:r>
-        <w:t xml:space="preserve">(NEW): partial confirmation that GRPO is secretly DPO at G=2; reducing G=8/16 to G=2 would cut rollout compute 75–87.5%; observed ZVF deviates from theory due to adaptive difficulty sampling</w:t>
-      </w:r>
-    </w:p>
-    <w:p>
-      <w:r>
-        <w:pict>
-          <v:rect style="width:0;height:1.5pt" o:hralign="center" o:hrstd="t" o:hr="t"/>
-        </w:pict>
-      </w:r>
-    </w:p>
-    <w:bookmarkEnd w:id="10"/>
-    <w:bookmarkEnd w:id="11"/>
-    <w:bookmarkStart w:id="37" w:name="related-work"/>
-    <w:p>
-      <w:pPr>
-        <w:pStyle w:val="Heading1"/>
-      </w:pPr>
-      <w:r>
-        <w:t xml:space="preserve">2. Related Work</w:t>
-      </w:r>
-    </w:p>
-    <w:bookmarkStart w:id="12" w:name="grpo-and-policy-optimization"/>
-    <w:p>
-      <w:pPr>
-        <w:pStyle w:val="Heading2"/>
-      </w:pPr>
-      <w:r>
-        <w:t xml:space="preserve">2.1 GRPO and Policy Optimization</w:t>
-      </w:r>
-    </w:p>
-    <w:p>
-      <w:pPr>
-        <w:pStyle w:val="FirstParagraph"/>
-      </w:pPr>
-      <w:r>
-        <w:t xml:space="preserve">GRPO (Shao et al., 2024) simplifies PPO by eliminating the critic network and computing group-relative advantages from sampled completions. DeepSeekMath reports GRPO improving an instruction-tuned 7B model from 82.9% to 88.2% on GSM8K and 46.8% to 51.7% on MATH with group size G=64. The method is particularly suited to tasks with binary or easily-verified rewards.</w:t>
-      </w:r>
-    </w:p>
-    <w:bookmarkEnd w:id="12"/>
-    <w:bookmarkStart w:id="13" w:name="X99fbc0d270c4938018f694cdcc86a74ac24471f"/>
-    <w:p>
-      <w:pPr>
-        <w:pStyle w:val="Heading2"/>
-      </w:pPr>
-      <w:r>
-        <w:t xml:space="preserve">2.2 Preference-Based and Iterative Self-Training</w:t>
-      </w:r>
-    </w:p>
-    <w:p>
-      <w:pPr>
-        <w:pStyle w:val="FirstParagraph"/>
-      </w:pPr>
-      <w:r>
-        <w:t xml:space="preserve">Large-scale SFT can deliver strong baselines: Li et al. show LLaMA-2-7B reaching 82.6% GSM8K and 40.6% MATH with synthetic SFT at ~10^6 examples. Step-DPO (Lai et al.) demonstrates ~+3% MATH gains for &gt;70B models with as few as 10K step-wise preference pairs and &lt;500 steps. ReST (Gulcehre et al., 2023) and STaR (Zelikman et al., 2022) warm-start RL from self-generated rationales; our SFT+GRPO complementarity echoes this iterative self-training approach, though we have not controlled for the warm-starting effect.</w:t>
-      </w:r>
-    </w:p>
-    <w:bookmarkEnd w:id="13"/>
-    <w:bookmarkStart w:id="14" w:name="tool-calling-and-agentic-tasks"/>
-    <w:p>
-      <w:pPr>
-        <w:pStyle w:val="Heading2"/>
-      </w:pPr>
-      <w:r>
-        <w:t xml:space="preserve">2.3 Tool Calling and Agentic Tasks</w:t>
-      </w:r>
-    </w:p>
-    <w:p>
-      <w:pPr>
-        <w:pStyle w:val="FirstParagraph"/>
-      </w:pPr>
-      <w:r>
-        <w:t xml:space="preserve">Function calling requires structured JSON output with correct tool names and argument values. The Glaive-function-calling-v2 dataset (112,960 examples) and Salesforce xlam-function-calling-60k provide training data spanning simple to complex tool schemas. ToolLLM (Qin et al., 2024) and Gorilla (Patil et al., 2023) benchmark tool calling with held-out APIs; ToolRM and FC-RewardBench provide reward-model benchmarks. Our custom rubric lacks this standardization.</w:t>
-      </w:r>
-    </w:p>
-    <w:bookmarkEnd w:id="14"/>
-    <w:bookmarkStart w:id="15" w:name="moe-training-instability"/>
-    <w:p>
-      <w:pPr>
-        <w:pStyle w:val="Heading2"/>
-      </w:pPr>
-      <w:r>
-        <w:t xml:space="preserve">2.4 MoE Training Instability</w:t>
-      </w:r>
-    </w:p>
-    <w:p>
-      <w:pPr>
-        <w:pStyle w:val="FirstParagraph"/>
-      </w:pPr>
-      <w:r>
-        <w:t xml:space="preserve">Switch Transformers (Fedus et al., 2022) and GLaM (Du et al., 2022) document expert load-balancing challenges during pretraining; Mixtral (Jiang et al., 2024) uses top-2 routing to mitigate instability. Our 2.43× variance amplification under GRPO extends this literature to post-training RL, suggesting that policy gradient and auxiliary load-balancing losses create optimization interference.</w:t>
-      </w:r>
-    </w:p>
-    <w:bookmarkEnd w:id="15"/>
-    <w:bookmarkStart w:id="16" w:name="ppo-vs.-grpo-algorithmic-comparison"/>
-    <w:p>
-      <w:pPr>
-        <w:pStyle w:val="Heading2"/>
-      </w:pPr>
-      <w:r>
-        <w:t xml:space="preserve">2.5 PPO vs. GRPO Algorithmic Comparison</w:t>
-      </w:r>
-    </w:p>
-    <w:p>
-      <w:pPr>
-        <w:pStyle w:val="FirstParagraph"/>
-      </w:pPr>
-      <w:r>
-        <w:t xml:space="preserve">Sheng et al. (2024) introduce veRL (HybridFlow) as a flexible RLHF framework supporting both PPO and GRPO at scale. Our Modal H100 experiments provide direct empirical comparison using PPO on two model families, revealing a strong model–algorithm interaction that challenges prior assumptions about GRPO’s universality.</w:t>
-      </w:r>
-    </w:p>
-    <w:bookmarkEnd w:id="16"/>
-    <w:bookmarkStart w:id="22" w:name="late-20252026-sota-landscape"/>
-    <w:p>
-      <w:pPr>
-        <w:pStyle w:val="Heading2"/>
-      </w:pPr>
-      <w:r>
-        <w:t xml:space="preserve">2.6 Late-2025/2026 SOTA Landscape</w:t>
-      </w:r>
-    </w:p>
-    <w:p>
-      <w:pPr>
-        <w:pStyle w:val="FirstParagraph"/>
-      </w:pPr>
-      <w:r>
-        <w:t xml:space="preserve">Since the core experiments in this report were conducted (mid-2025), the GRPO post-training ecosystem has evolved substantially. We summarize the most relevant developments, organized by theme.</w:t>
-      </w:r>
-    </w:p>
-    <w:bookmarkStart w:id="17" w:name="X962e16bb05ba75afcc3cca577fe07412f8d6247"/>
-    <w:p>
-      <w:pPr>
-        <w:pStyle w:val="Heading3"/>
-      </w:pPr>
-      <w:r>
-        <w:t xml:space="preserve">2.6.1 GRPO Production Adoption and Framework Maturation</w:t>
-      </w:r>
-    </w:p>
-    <w:p>
-      <w:pPr>
-        <w:pStyle w:val="FirstParagraph"/>
-      </w:pPr>
-      <w:r>
-        <w:t xml:space="preserve">GRPO has moved from a research algorithm into production post-training pipelines:</w:t>
       </w:r>
     </w:p>
     <w:p>
@@ -1377,13 +1084,13 @@
           <w:b/>
           <w:bCs/>
         </w:rPr>
-        <w:t xml:space="preserve">GSPO (Group Sequence Policy Optimization; Qwen Team, arXiv:2507.18071, July 2025):</w:t>
-      </w:r>
-      <w:r>
-        <w:t xml:space="preserve"> </w:t>
-      </w:r>
-      <w:r>
-        <w:t xml:space="preserve">The Qwen3 model series adopted GSPO as its RL post-training method. Unlike GRPO’s token-level importance ratios, GSPO uses sequence-level importance ratios, resolving high-variance gradients on MoE models and eliminating the need for auxiliary routing-replay hacks. Our experiments with Qwen3-235B-A22B (Section 4.5.1) were run on a model trained with GSPO, which may partly explain its unusually stable convergence.</w:t>
+        <w:t xml:space="preserve">TRL GRPO Baseline</w:t>
+      </w:r>
+      <w:r>
+        <w:t xml:space="preserve"> </w:t>
+      </w:r>
+      <w:r>
+        <w:t xml:space="preserve">(5 seeds, Qwen2.5-0.5B, GSM8K): mean accuracy 73.4% ± 7.03%, seeds [42, 123, 456, 789, 1024], accuracies [73.5%, 81.0%, 62.0%, 74.0%, 76.5%]; Welch’s t-test vs. Tinker: t=8.44, p=0.0014</w:t>
       </w:r>
     </w:p>
     <w:p>
@@ -1399,13 +1106,10 @@
           <w:b/>
           <w:bCs/>
         </w:rPr>
-        <w:t xml:space="preserve">DAPO (ByteDance/Seed Team, arXiv:2503.14476, March 2025):</w:t>
-      </w:r>
-      <w:r>
-        <w:t xml:space="preserve"> </w:t>
-      </w:r>
-      <w:r>
-        <w:t xml:space="preserve">ByteDance open-sourced DAPO — Decoupled Clip and Dynamic Sampling Policy Optimization — as a production GRPO improvement that adds asymmetric clipping (Clip-Higher), dynamic prompt filtering, token-level loss, and overlong response filtering. DAPO achieves 50 points on AIME 2024 with Qwen2.5-32B. All four modifications have become de facto community best practices.</w:t>
+        <w:t xml:space="preserve">Statistical analysis with effect sizes</w:t>
+      </w:r>
+      <w:r>
+        <w:t xml:space="preserve">: bootstrap CIs, Welch’s t-test, Cohen’s d, Mann-Whitney; LLM-native vs Classic RL Cohen’s d=21.84; PPO vs GRPO on Llama d=12.75 (Bonferroni-surviving); variance decomposition (Algorithm η^2=0.558, Library η^2=0.546, Family η^2=0.471)</w:t>
       </w:r>
     </w:p>
     <w:p>
@@ -1421,13 +1125,13 @@
           <w:b/>
           <w:bCs/>
         </w:rPr>
-        <w:t xml:space="preserve">veRL v0.7.1 (March 2026):</w:t>
-      </w:r>
-      <w:r>
-        <w:t xml:space="preserve"> </w:t>
-      </w:r>
-      <w:r>
-        <w:t xml:space="preserve">The verl framework (Sheng et al., 2024) released v0.7.1 with MoE-scale support (DeepSeek-671B, Qwen3-235B via Megatron backend), GSPO integration, PrefixGrouper for GRPO acceleration, SGLang and vLLM 0.17 rollout backends, and one-step-off/fully-async trainer refactoring. The algorithm portfolio now includes PPO, GRPO, GSPO, REINFORCE++, DAPO, and DrGRPO.</w:t>
+        <w:t xml:space="preserve">Kimi-K2 experiment</w:t>
+      </w:r>
+      <w:r>
+        <w:t xml:space="preserve"> </w:t>
+      </w:r>
+      <w:r>
+        <w:t xml:space="preserve">(NEW): Moonshot AI MoE GRPO on GSM8K, Peak 100%, Last-10 80%, 20 steps; checkpoint arvindcr4/tinker-rl-bench-arch_gsm8k_kimi-k2</w:t>
       </w:r>
     </w:p>
     <w:p>
@@ -1443,23 +1147,213 @@
           <w:b/>
           <w:bCs/>
         </w:rPr>
-        <w:t xml:space="preserve">TRL v1.2.0 (April 2026):</w:t>
-      </w:r>
-      <w:r>
-        <w:t xml:space="preserve"> </w:t>
-      </w:r>
-      <w:r>
-        <w:t xml:space="preserve">Hugging Face TRL released major versions through v1.2.0, adding asynchronous GRPO (decoupled generation/update via external vLLM server), VESPO (variational sequence-level soft policy optimization), DPPO (divergence proximal policy optimization), SDPO (self-distillation policy optimization), tool-calling support for Qwen and LLaMA 3, multi-turn VLM support, and Liger-GRPO integration (40% peak memory reduction). The v1.1.0 tool-calling support is directly relevant to TinkerRL-Bench’s agentic track.</w:t>
-      </w:r>
-    </w:p>
-    <w:bookmarkEnd w:id="17"/>
-    <w:bookmarkStart w:id="18" w:name="Xe6a82eac284acf22e6537662e8d68a14ecc6dd7"/>
+        <w:t xml:space="preserve">Scaling law analysis</w:t>
+      </w:r>
+      <w:r>
+        <w:t xml:space="preserve"> </w:t>
+      </w:r>
+      <w:r>
+        <w:t xml:space="preserve">(NEW): Exponential saturation R(t)=R_max(1−e^{−k(t−t_0)}) fits better than power law (R^2=0.210 vs 0.170); three-phase pattern in 53.6% of experiments; model size correlates with learning speed (r=0.468, p=0.012) and ceiling (r=0.533, p=0.004)</w:t>
+      </w:r>
+    </w:p>
+    <w:p>
+      <w:pPr>
+        <w:pStyle w:val="Compact"/>
+        <w:numPr>
+          <w:ilvl w:val="0"/>
+          <w:numId w:val="1002"/>
+        </w:numPr>
+      </w:pPr>
+      <w:r>
+        <w:rPr>
+          <w:b/>
+          <w:bCs/>
+        </w:rPr>
+        <w:t xml:space="preserve">Zero-Variance Fraction analysis</w:t>
+      </w:r>
+      <w:r>
+        <w:t xml:space="preserve"> </w:t>
+      </w:r>
+      <w:r>
+        <w:t xml:space="preserve">(NEW): ZVF strongly predicts failure (Pearson r=−0.769, p=0.0008); task type dominates (tool-use ZVF=100% vs GSM8K ZVF=8.5%); model scale NOT a significant predictor</w:t>
+      </w:r>
+    </w:p>
+    <w:p>
+      <w:pPr>
+        <w:pStyle w:val="Compact"/>
+        <w:numPr>
+          <w:ilvl w:val="0"/>
+          <w:numId w:val="1002"/>
+        </w:numPr>
+      </w:pPr>
+      <w:r>
+        <w:rPr>
+          <w:b/>
+          <w:bCs/>
+        </w:rPr>
+        <w:t xml:space="preserve">Length bias analysis</w:t>
+      </w:r>
+      <w:r>
+        <w:t xml:space="preserve"> </w:t>
+      </w:r>
+      <w:r>
+        <w:t xml:space="preserve">(NEW): GRPO instability 0.267±0.335 vs PPO 0.785±0.297; verbosity trap GRPO 36% vs PPO 71%; Nemotron-120B highest GRPO instability (1.194)</w:t>
+      </w:r>
+    </w:p>
+    <w:p>
+      <w:pPr>
+        <w:pStyle w:val="Compact"/>
+        <w:numPr>
+          <w:ilvl w:val="0"/>
+          <w:numId w:val="1002"/>
+        </w:numPr>
+      </w:pPr>
+      <w:r>
+        <w:rPr>
+          <w:b/>
+          <w:bCs/>
+        </w:rPr>
+        <w:t xml:space="preserve">2-GRPO hypothesis test</w:t>
+      </w:r>
+      <w:r>
+        <w:t xml:space="preserve"> </w:t>
+      </w:r>
+      <w:r>
+        <w:t xml:space="preserve">(NEW): partial confirmation that GRPO is secretly DPO at G=2; reducing G=8/16 to G=2 would cut rollout compute 75–87.5%; observed ZVF deviates from theory due to adaptive difficulty sampling</w:t>
+      </w:r>
+    </w:p>
+    <w:p>
+      <w:r>
+        <w:pict>
+          <v:rect style="width:0;height:1.5pt" o:hralign="center" o:hrstd="t" o:hr="t"/>
+        </w:pict>
+      </w:r>
+    </w:p>
+    <w:bookmarkEnd w:id="10"/>
+    <w:bookmarkEnd w:id="11"/>
+    <w:bookmarkStart w:id="37" w:name="related-work"/>
+    <w:p>
+      <w:pPr>
+        <w:pStyle w:val="Heading1"/>
+      </w:pPr>
+      <w:r>
+        <w:t xml:space="preserve">2. Related Work</w:t>
+      </w:r>
+    </w:p>
+    <w:bookmarkStart w:id="12" w:name="grpo-and-policy-optimization"/>
+    <w:p>
+      <w:pPr>
+        <w:pStyle w:val="Heading2"/>
+      </w:pPr>
+      <w:r>
+        <w:t xml:space="preserve">2.1 GRPO and Policy Optimization</w:t>
+      </w:r>
+    </w:p>
+    <w:p>
+      <w:pPr>
+        <w:pStyle w:val="FirstParagraph"/>
+      </w:pPr>
+      <w:r>
+        <w:t xml:space="preserve">GRPO (Shao et al., 2024) simplifies PPO by eliminating the critic network and computing group-relative advantages from sampled completions. DeepSeekMath reports GRPO improving an instruction-tuned 7B model from 82.9% to 88.2% on GSM8K and 46.8% to 51.7% on MATH with group size G=64. The method is particularly suited to tasks with binary or easily-verified rewards.</w:t>
+      </w:r>
+    </w:p>
+    <w:bookmarkEnd w:id="12"/>
+    <w:bookmarkStart w:id="13" w:name="X99fbc0d270c4938018f694cdcc86a74ac24471f"/>
+    <w:p>
+      <w:pPr>
+        <w:pStyle w:val="Heading2"/>
+      </w:pPr>
+      <w:r>
+        <w:t xml:space="preserve">2.2 Preference-Based and Iterative Self-Training</w:t>
+      </w:r>
+    </w:p>
+    <w:p>
+      <w:pPr>
+        <w:pStyle w:val="FirstParagraph"/>
+      </w:pPr>
+      <w:r>
+        <w:t xml:space="preserve">Large-scale SFT can deliver strong baselines: Li et al. show LLaMA-2-7B reaching 82.6% GSM8K and 40.6% MATH with synthetic SFT at ~10^6 examples. Step-DPO (Lai et al.) demonstrates ~+3% MATH gains for &gt;70B models with as few as 10K step-wise preference pairs and &lt;500 steps. ReST (Gulcehre et al., 2023) and STaR (Zelikman et al., 2022) warm-start RL from self-generated rationales; our SFT+GRPO complementarity echoes this iterative self-training approach, though we have not controlled for the warm-starting effect.</w:t>
+      </w:r>
+    </w:p>
+    <w:bookmarkEnd w:id="13"/>
+    <w:bookmarkStart w:id="14" w:name="tool-calling-and-agentic-tasks"/>
+    <w:p>
+      <w:pPr>
+        <w:pStyle w:val="Heading2"/>
+      </w:pPr>
+      <w:r>
+        <w:t xml:space="preserve">2.3 Tool Calling and Agentic Tasks</w:t>
+      </w:r>
+    </w:p>
+    <w:p>
+      <w:pPr>
+        <w:pStyle w:val="FirstParagraph"/>
+      </w:pPr>
+      <w:r>
+        <w:t xml:space="preserve">Function calling requires structured JSON output with correct tool names and argument values. The Glaive-function-calling-v2 dataset (112,960 examples) and Salesforce xlam-function-calling-60k provide training data spanning simple to complex tool schemas. ToolLLM (Qin et al., 2024) and Gorilla (Patil et al., 2023) benchmark tool calling with held-out APIs; ToolRM and FC-RewardBench provide reward-model benchmarks. Our custom rubric lacks this standardization.</w:t>
+      </w:r>
+    </w:p>
+    <w:bookmarkEnd w:id="14"/>
+    <w:bookmarkStart w:id="15" w:name="moe-training-instability"/>
+    <w:p>
+      <w:pPr>
+        <w:pStyle w:val="Heading2"/>
+      </w:pPr>
+      <w:r>
+        <w:t xml:space="preserve">2.4 MoE Training Instability</w:t>
+      </w:r>
+    </w:p>
+    <w:p>
+      <w:pPr>
+        <w:pStyle w:val="FirstParagraph"/>
+      </w:pPr>
+      <w:r>
+        <w:t xml:space="preserve">Switch Transformers (Fedus et al., 2022) and GLaM (Du et al., 2022) document expert load-balancing challenges during pretraining; Mixtral (Jiang et al., 2024) uses top-2 routing to mitigate instability. Our 2.43× variance amplification under GRPO extends this literature to post-training RL, suggesting that policy gradient and auxiliary load-balancing losses create optimization interference.</w:t>
+      </w:r>
+    </w:p>
+    <w:bookmarkEnd w:id="15"/>
+    <w:bookmarkStart w:id="16" w:name="ppo-vs.-grpo-algorithmic-comparison"/>
+    <w:p>
+      <w:pPr>
+        <w:pStyle w:val="Heading2"/>
+      </w:pPr>
+      <w:r>
+        <w:t xml:space="preserve">2.5 PPO vs. GRPO Algorithmic Comparison</w:t>
+      </w:r>
+    </w:p>
+    <w:p>
+      <w:pPr>
+        <w:pStyle w:val="FirstParagraph"/>
+      </w:pPr>
+      <w:r>
+        <w:t xml:space="preserve">Sheng et al. (2024) introduce veRL (HybridFlow) as a flexible RLHF framework supporting both PPO and GRPO at scale. Our Modal H100 experiments provide direct empirical comparison using PPO on two model families, revealing a strong model–algorithm interaction that challenges prior assumptions about GRPO’s universality.</w:t>
+      </w:r>
+    </w:p>
+    <w:bookmarkEnd w:id="16"/>
+    <w:bookmarkStart w:id="22" w:name="late-20252026-sota-landscape"/>
+    <w:p>
+      <w:pPr>
+        <w:pStyle w:val="Heading2"/>
+      </w:pPr>
+      <w:r>
+        <w:t xml:space="preserve">2.6 Late-2025/2026 SOTA Landscape</w:t>
+      </w:r>
+    </w:p>
+    <w:p>
+      <w:pPr>
+        <w:pStyle w:val="FirstParagraph"/>
+      </w:pPr>
+      <w:r>
+        <w:t xml:space="preserve">Since the core experiments in this report were conducted (mid-2025), the GRPO post-training ecosystem has evolved substantially. We summarize the most relevant developments, organized by theme.</w:t>
+      </w:r>
+    </w:p>
+    <w:bookmarkStart w:id="17" w:name="X962e16bb05ba75afcc3cca577fe07412f8d6247"/>
     <w:p>
       <w:pPr>
         <w:pStyle w:val="Heading3"/>
       </w:pPr>
       <w:r>
-        <w:t xml:space="preserve">2.6.2 Zero-Variance Failure: Independent Concurrent Validation</w:t>
+        <w:t xml:space="preserve">2.6.1 GRPO Production Adoption and Framework Maturation</w:t>
       </w:r>
     </w:p>
     <w:p>
@@ -1467,7 +1361,7 @@
         <w:pStyle w:val="FirstParagraph"/>
       </w:pPr>
       <w:r>
-        <w:t xml:space="preserve">TinkerRL-Bench introduces Zero-Variance Fraction (ZVF) as a diagnostic metric (Section 4.4.4). At least six independent papers published concurrently address the same underlying phenomenon — groups where all completions receive identical rewards provide no gradient signal — confirming that ZVF is a real, widely recognized GRPO failure mode:</w:t>
+        <w:t xml:space="preserve">GRPO has moved from a research algorithm into production post-training pipelines:</w:t>
       </w:r>
     </w:p>
     <w:p>
@@ -1483,13 +1377,13 @@
           <w:b/>
           <w:bCs/>
         </w:rPr>
-        <w:t xml:space="preserve">NGRPO</w:t>
-      </w:r>
-      <w:r>
-        <w:t xml:space="preserve"> </w:t>
-      </w:r>
-      <w:r>
-        <w:t xml:space="preserve">(Nan et al., arXiv:2509.18851, Sep 2025): Advantage Calibration via hypothetical maximum-reward virtual sample; asymmetric clipping. Explicitly targets both all-correct and all-incorrect ZVF cases.</w:t>
+        <w:t xml:space="preserve">GSPO (Group Sequence Policy Optimization; Qwen Team, arXiv:2507.18071, July 2025):</w:t>
+      </w:r>
+      <w:r>
+        <w:t xml:space="preserve"> </w:t>
+      </w:r>
+      <w:r>
+        <w:t xml:space="preserve">The Qwen3 model series adopted GSPO as its RL post-training method. Unlike GRPO’s token-level importance ratios, GSPO uses sequence-level importance ratios, resolving high-variance gradients on MoE models and eliminating the need for auxiliary routing-replay hacks. Our experiments with Qwen3-235B-A22B (Section 4.5.1) were run on a model trained with GSPO, which may partly explain its unusually stable convergence.</w:t>
       </w:r>
     </w:p>
     <w:p>
@@ -1505,25 +1399,13 @@
           <w:b/>
           <w:bCs/>
         </w:rPr>
-        <w:t xml:space="preserve">Scaf-GRPO</w:t>
-      </w:r>
-      <w:r>
-        <w:t xml:space="preserve"> </w:t>
-      </w:r>
-      <w:r>
-        <w:t xml:space="preserve">(Zhang et al., arXiv:2510.19807, Oct 2025): Identifies</w:t>
-      </w:r>
-      <w:r>
-        <w:t xml:space="preserve"> </w:t>
-      </w:r>
-      <w:r>
-        <w:t xml:space="preserve">“learning cliff”</w:t>
-      </w:r>
-      <w:r>
-        <w:t xml:space="preserve"> </w:t>
-      </w:r>
-      <w:r>
-        <w:t xml:space="preserve">— problems far beyond model capability produce zero reward -&gt; zero advantage -&gt; no gradient. Injects tiered in-prompt hints; +44.3% relative gain on AIME24 over GRPO.</w:t>
+        <w:t xml:space="preserve">DAPO (ByteDance/Seed Team, arXiv:2503.14476, March 2025):</w:t>
+      </w:r>
+      <w:r>
+        <w:t xml:space="preserve"> </w:t>
+      </w:r>
+      <w:r>
+        <w:t xml:space="preserve">ByteDance open-sourced DAPO — Decoupled Clip and Dynamic Sampling Policy Optimization — as a production GRPO improvement that adds asymmetric clipping (Clip-Higher), dynamic prompt filtering, token-level loss, and overlong response filtering. DAPO achieves 50 points on AIME 2024 with Qwen2.5-32B. All four modifications have become de facto community best practices.</w:t>
       </w:r>
     </w:p>
     <w:p>
@@ -1539,13 +1421,13 @@
           <w:b/>
           <w:bCs/>
         </w:rPr>
-        <w:t xml:space="preserve">EBPO</w:t>
-      </w:r>
-      <w:r>
-        <w:t xml:space="preserve"> </w:t>
-      </w:r>
-      <w:r>
-        <w:t xml:space="preserve">(Han et al., arXiv:2602.05165, Feb 2026): Empirical Bayes shrinkage estimator balancing local group stats with a global prior; guarantees non-vanishing gradient even in saturated-failure regimes.</w:t>
+        <w:t xml:space="preserve">veRL v0.7.1 (March 2026):</w:t>
+      </w:r>
+      <w:r>
+        <w:t xml:space="preserve"> </w:t>
+      </w:r>
+      <w:r>
+        <w:t xml:space="preserve">The verl framework (Sheng et al., 2024) released v0.7.1 with MoE-scale support (DeepSeek-671B, Qwen3-235B via Megatron backend), GSPO integration, PrefixGrouper for GRPO acceleration, SGLang and vLLM 0.17 rollout backends, and one-step-off/fully-async trainer refactoring. The algorithm portfolio now includes PPO, GRPO, GSPO, REINFORCE++, DAPO, and DrGRPO.</w:t>
       </w:r>
     </w:p>
     <w:p>
@@ -1561,57 +1443,23 @@
           <w:b/>
           <w:bCs/>
         </w:rPr>
-        <w:t xml:space="preserve">LENS</w:t>
-      </w:r>
-      <w:r>
-        <w:t xml:space="preserve"> </w:t>
-      </w:r>
-      <w:r>
-        <w:t xml:space="preserve">(Feng et al., arXiv:2510.08696, Oct 2025): Confidence-weighted penalties on incorrect responses in all-wrong groups; tested on Llama-3.1-8B and Qwen-2.5-3B.</w:t>
-      </w:r>
-    </w:p>
-    <w:p>
-      <w:pPr>
-        <w:pStyle w:val="Compact"/>
-        <w:numPr>
-          <w:ilvl w:val="0"/>
-          <w:numId w:val="1003"/>
-        </w:numPr>
-      </w:pPr>
-      <w:r>
-        <w:rPr>
-          <w:b/>
-          <w:bCs/>
-        </w:rPr>
-        <w:t xml:space="preserve">Hard Examples Are All You Need</w:t>
-      </w:r>
-      <w:r>
-        <w:t xml:space="preserve"> </w:t>
-      </w:r>
-      <w:r>
-        <w:t xml:space="preserve">(Pikus et al., arXiv:2508.14094, Aug 2025): Empirically confirms ZVF as the fundamental bottleneck; training on the hardest 10% of examples yields +47% gains.</w:t>
-      </w:r>
-    </w:p>
-    <w:p>
-      <w:pPr>
-        <w:pStyle w:val="Compact"/>
-        <w:numPr>
-          <w:ilvl w:val="0"/>
-          <w:numId w:val="1003"/>
-        </w:numPr>
-      </w:pPr>
-      <w:r>
-        <w:rPr>
-          <w:b/>
-          <w:bCs/>
-        </w:rPr>
-        <w:t xml:space="preserve">AERO / RL-ZVP</w:t>
-      </w:r>
-      <w:r>
-        <w:t xml:space="preserve"> </w:t>
-      </w:r>
-      <w:r>
-        <w:t xml:space="preserve">(Le et al., arXiv:2509.21880, Sep 2025): Directly rewards correctness and penalizes errors in zero-variance prompts using token-level entropy; +8.61 accuracy points over standard GRPO across 6 math benchmarks.</w:t>
+        <w:t xml:space="preserve">TRL v1.2.0 (April 2026):</w:t>
+      </w:r>
+      <w:r>
+        <w:t xml:space="preserve"> </w:t>
+      </w:r>
+      <w:r>
+        <w:t xml:space="preserve">Hugging Face TRL released major versions through v1.2.0, adding asynchronous GRPO (decoupled generation/update via external vLLM server), VESPO (variational sequence-level soft policy optimization), DPPO (divergence proximal policy optimization), SDPO (self-distillation policy optimization), tool-calling support for Qwen and LLaMA 3, multi-turn VLM support, and Liger-GRPO integration (40% peak memory reduction). The v1.1.0 tool-calling support is directly relevant to TinkerRL-Bench’s agentic track.</w:t>
+      </w:r>
+    </w:p>
+    <w:bookmarkEnd w:id="17"/>
+    <w:bookmarkStart w:id="18" w:name="Xe6a82eac284acf22e6537662e8d68a14ecc6dd7"/>
+    <w:p>
+      <w:pPr>
+        <w:pStyle w:val="Heading3"/>
+      </w:pPr>
+      <w:r>
+        <w:t xml:space="preserve">2.6.2 Zero-Variance Failure: Independent Concurrent Validation</w:t>
       </w:r>
     </w:p>
     <w:p>
@@ -1619,25 +1467,7 @@
         <w:pStyle w:val="FirstParagraph"/>
       </w:pPr>
       <w:r>
-        <w:t xml:space="preserve">The simultaneous emergence of six independent solutions to ZVF constitutes strong external validation that TinkerRL-Bench’s ZVF diagnostic identifies a genuine, cross-scale GRPO failure mode rather than an artifact of our experimental setup.</w:t>
-      </w:r>
-    </w:p>
-    <w:bookmarkEnd w:id="18"/>
-    <w:bookmarkStart w:id="19" w:name="statistical-foundations-of-grpo"/>
-    <w:p>
-      <w:pPr>
-        <w:pStyle w:val="Heading3"/>
-      </w:pPr>
-      <w:r>
-        <w:t xml:space="preserve">2.6.3 Statistical Foundations of GRPO</w:t>
-      </w:r>
-    </w:p>
-    <w:p>
-      <w:pPr>
-        <w:pStyle w:val="FirstParagraph"/>
-      </w:pPr>
-      <w:r>
-        <w:t xml:space="preserve">Two papers provide formal theoretical grounding for GRPO properties that our empirical analyses address:</w:t>
+        <w:t xml:space="preserve">TinkerRL-Bench introduces Zero-Variance Fraction (ZVF) as a diagnostic metric (Section 4.4.4). At least six independent papers published concurrently address the same underlying phenomenon — groups where all completions receive identical rewards provide no gradient signal — confirming that ZVF is a real, widely recognized GRPO failure mode:</w:t>
       </w:r>
     </w:p>
     <w:p>
@@ -1653,13 +1483,13 @@
           <w:b/>
           <w:bCs/>
         </w:rPr>
-        <w:t xml:space="preserve">Demystifying GRPO (Zhou et al., arXiv:2603.01162, March 2026):</w:t>
-      </w:r>
-      <w:r>
-        <w:t xml:space="preserve"> </w:t>
-      </w:r>
-      <w:r>
-        <w:t xml:space="preserve">Proves that GRPO’s policy gradient is a U-statistic, enabling formal MSE analysis. Shows GRPO is asymptotically equivalent to an oracle policy gradient with perfect value function access. Derives a universal scaling law for optimal group size G — providing the first principled justification for our empirical finding that G=32 maximizes gradient utilization.</w:t>
+        <w:t xml:space="preserve">NGRPO</w:t>
+      </w:r>
+      <w:r>
+        <w:t xml:space="preserve"> </w:t>
+      </w:r>
+      <w:r>
+        <w:t xml:space="preserve">(Nan et al., arXiv:2509.18851, Sep 2025): Advantage Calibration via hypothetical maximum-reward virtual sample; asymmetric clipping. Explicitly targets both all-correct and all-incorrect ZVF cases.</w:t>
       </w:r>
     </w:p>
     <w:p>
@@ -1675,23 +1505,131 @@
           <w:b/>
           <w:bCs/>
         </w:rPr>
-        <w:t xml:space="preserve">MinPRO / IS-ratio critique:</w:t>
-      </w:r>
-      <w:r>
-        <w:t xml:space="preserve"> </w:t>
-      </w:r>
-      <w:r>
-        <w:t xml:space="preserve">Multiple papers (GSPO, λ-GRPO, SSPO) independently identify GRPO’s token-level importance ratios as a source of instability, with GSPO’s sequence-level reformulation and SSPO’s sentence-level intermediate approach offering practical fixes. These converge on our observation that GRPO with binary rewards on small models is vulnerable to variance explosion when σ_R ~ 0.</w:t>
-      </w:r>
-    </w:p>
-    <w:bookmarkEnd w:id="19"/>
-    <w:bookmarkStart w:id="20" w:name="length-bias-fixes"/>
+        <w:t xml:space="preserve">Scaf-GRPO</w:t>
+      </w:r>
+      <w:r>
+        <w:t xml:space="preserve"> </w:t>
+      </w:r>
+      <w:r>
+        <w:t xml:space="preserve">(Zhang et al., arXiv:2510.19807, Oct 2025): Identifies</w:t>
+      </w:r>
+      <w:r>
+        <w:t xml:space="preserve"> </w:t>
+      </w:r>
+      <w:r>
+        <w:t xml:space="preserve">“learning cliff”</w:t>
+      </w:r>
+      <w:r>
+        <w:t xml:space="preserve"> </w:t>
+      </w:r>
+      <w:r>
+        <w:t xml:space="preserve">— problems far beyond model capability produce zero reward -&gt; zero advantage -&gt; no gradient. Injects tiered in-prompt hints; +44.3% relative gain on AIME24 over GRPO.</w:t>
+      </w:r>
+    </w:p>
+    <w:p>
+      <w:pPr>
+        <w:pStyle w:val="Compact"/>
+        <w:numPr>
+          <w:ilvl w:val="0"/>
+          <w:numId w:val="1004"/>
+        </w:numPr>
+      </w:pPr>
+      <w:r>
+        <w:rPr>
+          <w:b/>
+          <w:bCs/>
+        </w:rPr>
+        <w:t xml:space="preserve">EBPO</w:t>
+      </w:r>
+      <w:r>
+        <w:t xml:space="preserve"> </w:t>
+      </w:r>
+      <w:r>
+        <w:t xml:space="preserve">(Han et al., arXiv:2602.05165, Feb 2026): Empirical Bayes shrinkage estimator balancing local group stats with a global prior; guarantees non-vanishing gradient even in saturated-failure regimes.</w:t>
+      </w:r>
+    </w:p>
+    <w:p>
+      <w:pPr>
+        <w:pStyle w:val="Compact"/>
+        <w:numPr>
+          <w:ilvl w:val="0"/>
+          <w:numId w:val="1004"/>
+        </w:numPr>
+      </w:pPr>
+      <w:r>
+        <w:rPr>
+          <w:b/>
+          <w:bCs/>
+        </w:rPr>
+        <w:t xml:space="preserve">LENS</w:t>
+      </w:r>
+      <w:r>
+        <w:t xml:space="preserve"> </w:t>
+      </w:r>
+      <w:r>
+        <w:t xml:space="preserve">(Feng et al., arXiv:2510.08696, Oct 2025): Confidence-weighted penalties on incorrect responses in all-wrong groups; tested on Llama-3.1-8B and Qwen-2.5-3B.</w:t>
+      </w:r>
+    </w:p>
+    <w:p>
+      <w:pPr>
+        <w:pStyle w:val="Compact"/>
+        <w:numPr>
+          <w:ilvl w:val="0"/>
+          <w:numId w:val="1004"/>
+        </w:numPr>
+      </w:pPr>
+      <w:r>
+        <w:rPr>
+          <w:b/>
+          <w:bCs/>
+        </w:rPr>
+        <w:t xml:space="preserve">Hard Examples Are All You Need</w:t>
+      </w:r>
+      <w:r>
+        <w:t xml:space="preserve"> </w:t>
+      </w:r>
+      <w:r>
+        <w:t xml:space="preserve">(Pikus et al., arXiv:2508.14094, Aug 2025): Empirically confirms ZVF as the fundamental bottleneck; training on the hardest 10% of examples yields +47% gains.</w:t>
+      </w:r>
+    </w:p>
+    <w:p>
+      <w:pPr>
+        <w:pStyle w:val="Compact"/>
+        <w:numPr>
+          <w:ilvl w:val="0"/>
+          <w:numId w:val="1004"/>
+        </w:numPr>
+      </w:pPr>
+      <w:r>
+        <w:rPr>
+          <w:b/>
+          <w:bCs/>
+        </w:rPr>
+        <w:t xml:space="preserve">AERO / RL-ZVP</w:t>
+      </w:r>
+      <w:r>
+        <w:t xml:space="preserve"> </w:t>
+      </w:r>
+      <w:r>
+        <w:t xml:space="preserve">(Le et al., arXiv:2509.21880, Sep 2025): Directly rewards correctness and penalizes errors in zero-variance prompts using token-level entropy; +8.61 accuracy points over standard GRPO across 6 math benchmarks.</w:t>
+      </w:r>
+    </w:p>
+    <w:p>
+      <w:pPr>
+        <w:pStyle w:val="FirstParagraph"/>
+      </w:pPr>
+      <w:r>
+        <w:t xml:space="preserve">The simultaneous emergence of six independent solutions to ZVF constitutes strong external validation that TinkerRL-Bench’s ZVF diagnostic identifies a genuine, cross-scale GRPO failure mode rather than an artifact of our experimental setup.</w:t>
+      </w:r>
+    </w:p>
+    <w:bookmarkEnd w:id="18"/>
+    <w:bookmarkStart w:id="19" w:name="statistical-foundations-of-grpo"/>
     <w:p>
       <w:pPr>
         <w:pStyle w:val="Heading3"/>
       </w:pPr>
       <w:r>
-        <w:t xml:space="preserve">2.6.4 Length Bias Fixes</w:t>
+        <w:t xml:space="preserve">2.6.3 Statistical Foundations of GRPO</w:t>
       </w:r>
     </w:p>
     <w:p>
@@ -1699,7 +1637,7 @@
         <w:pStyle w:val="FirstParagraph"/>
       </w:pPr>
       <w:r>
-        <w:t xml:space="preserve">Several papers address the length bias problem in GRPO — where longer responses receive disproportionately large gradients — which is a component of our length bias analysis (Section 5.13):</w:t>
+        <w:t xml:space="preserve">Two papers provide formal theoretical grounding for GRPO properties that our empirical analyses address:</w:t>
       </w:r>
     </w:p>
     <w:p>
@@ -1715,13 +1653,13 @@
           <w:b/>
           <w:bCs/>
         </w:rPr>
-        <w:t xml:space="preserve">LUSPO / GR^3</w:t>
-      </w:r>
-      <w:r>
-        <w:t xml:space="preserve"> </w:t>
-      </w:r>
-      <w:r>
-        <w:t xml:space="preserve">(Li et al., arXiv:2603.10535, March 2026): Multiplicative group-relative reward rescaling that avoids the compensatory gaming of additive length penalties; reduces generation length 40% while improving AIME24 accuracy from 52.4-&gt;60.1.</w:t>
+        <w:t xml:space="preserve">Demystifying GRPO (Zhou et al., arXiv:2603.01162, March 2026):</w:t>
+      </w:r>
+      <w:r>
+        <w:t xml:space="preserve"> </w:t>
+      </w:r>
+      <w:r>
+        <w:t xml:space="preserve">Proves that GRPO’s policy gradient is a U-statistic, enabling formal MSE analysis. Shows GRPO is asymptotically equivalent to an oracle policy gradient with perfect value function access. Derives a universal scaling law for optimal group size G — providing the first principled justification for our empirical finding that G=32 maximizes gradient utilization.</w:t>
       </w:r>
     </w:p>
     <w:p>
@@ -1737,45 +1675,31 @@
           <w:b/>
           <w:bCs/>
         </w:rPr>
-        <w:t xml:space="preserve">DLER / GRPO-LEAD</w:t>
-      </w:r>
-      <w:r>
-        <w:t xml:space="preserve"> </w:t>
-      </w:r>
-      <w:r>
-        <w:t xml:space="preserve">(EMNLP 2025, aclanthology.org/2025.emnlp-main.287): Length-dependent accuracy rewards + difficulty-aware advantage reweighting; reduces token usage 37.5% while matching peak performance.</w:t>
-      </w:r>
-    </w:p>
-    <w:p>
-      <w:pPr>
-        <w:pStyle w:val="Compact"/>
-        <w:numPr>
-          <w:ilvl w:val="0"/>
-          <w:numId w:val="1005"/>
-        </w:numPr>
-      </w:pPr>
-      <w:r>
-        <w:rPr>
-          <w:b/>
-          <w:bCs/>
-        </w:rPr>
-        <w:t xml:space="preserve">ΔL Normalization / λ-GRPO</w:t>
-      </w:r>
-      <w:r>
-        <w:t xml:space="preserve"> </w:t>
-      </w:r>
-      <w:r>
-        <w:t xml:space="preserve">(Wang et al., arXiv:2510.06870, Oct 2025): Learnable token preference parameter that unifies GRPO, DAPO, and Dr.GRPO; adaptive length neutrality.</w:t>
-      </w:r>
-    </w:p>
-    <w:bookmarkEnd w:id="20"/>
-    <w:bookmarkStart w:id="21" w:name="X4be390ade3a1100b9fe52a96b6c8bce9056b574"/>
+        <w:t xml:space="preserve">MinPRO / IS-ratio critique:</w:t>
+      </w:r>
+      <w:r>
+        <w:t xml:space="preserve"> </w:t>
+      </w:r>
+      <w:r>
+        <w:t xml:space="preserve">Multiple papers (GSPO, λ-GRPO, SSPO) independently identify GRPO’s token-level importance ratios as a source of instability, with GSPO’s sequence-level reformulation and SSPO’s sentence-level intermediate approach offering practical fixes. These converge on our observation that GRPO with binary rewards on small models is vulnerable to variance explosion when σ_R ~ 0.</w:t>
+      </w:r>
+    </w:p>
+    <w:bookmarkEnd w:id="19"/>
+    <w:bookmarkStart w:id="20" w:name="length-bias-fixes"/>
     <w:p>
       <w:pPr>
         <w:pStyle w:val="Heading3"/>
       </w:pPr>
       <w:r>
-        <w:t xml:space="preserve">2.6.5 Compute-Optimal RL: Scaling and Efficiency</w:t>
+        <w:t xml:space="preserve">2.6.4 Length Bias Fixes</w:t>
+      </w:r>
+    </w:p>
+    <w:p>
+      <w:pPr>
+        <w:pStyle w:val="FirstParagraph"/>
+      </w:pPr>
+      <w:r>
+        <w:t xml:space="preserve">Several papers address the length bias problem in GRPO — where longer responses receive disproportionately large gradients — which is a component of our length bias analysis (Section 5.13):</w:t>
       </w:r>
     </w:p>
     <w:p>
@@ -1791,13 +1715,13 @@
           <w:b/>
           <w:bCs/>
         </w:rPr>
-        <w:t xml:space="preserve">Predictive Scaling Laws for GRPO (Nimmaturi et al., arXiv:2507.18014, July 2025):</w:t>
-      </w:r>
-      <w:r>
-        <w:t xml:space="preserve"> </w:t>
-      </w:r>
-      <w:r>
-        <w:t xml:space="preserve">Identifies three-phase exponential saturation in GRPO training; shows training beyond 80% of one epoch offers negligible gain. This directly corroborates our Section 5.11 finding that R(t)=R_max(1−e^{−k(t−t_0)}) fits better than a power law, and that the 80% reward threshold is crossed at approximately 81% of training progress.</w:t>
+        <w:t xml:space="preserve">LUSPO / GR^3</w:t>
+      </w:r>
+      <w:r>
+        <w:t xml:space="preserve"> </w:t>
+      </w:r>
+      <w:r>
+        <w:t xml:space="preserve">(Li et al., arXiv:2603.10535, March 2026): Multiplicative group-relative reward rescaling that avoids the compensatory gaming of additive length penalties; reduces generation length 40% while improving AIME24 accuracy from 52.4-&gt;60.1.</w:t>
       </w:r>
     </w:p>
     <w:p>
@@ -1813,180 +1737,45 @@
           <w:b/>
           <w:bCs/>
         </w:rPr>
-        <w:t xml:space="preserve">IsoCompute Playbook:</w:t>
-      </w:r>
-      <w:r>
-        <w:t xml:space="preserve"> </w:t>
-      </w:r>
-      <w:r>
-        <w:t xml:space="preserve">Multiple papers (CPPO, GRESO, 2-GRPO) independently advocate reducing rollout compute, converging on the principle that compute-optimal RL training requires much fewer completions per prompt than standard G=8–16 settings. CPPO (arXiv:2503.22342) achieves up to 8.32× speedup on GSM8K via low-advantage pruning; GRESO (arXiv:2506.02177) achieves 2.4× speedup by pre-filtering zero-variance prompts.</w:t>
-      </w:r>
-    </w:p>
-    <w:p>
-      <w:r>
-        <w:pict>
-          <v:rect style="width:0;height:1.5pt" o:hralign="center" o:hrstd="t" o:hr="t"/>
-        </w:pict>
-      </w:r>
-    </w:p>
-    <w:bookmarkEnd w:id="21"/>
-    <w:bookmarkEnd w:id="22"/>
-    <w:bookmarkStart w:id="25" w:name="variance-mitigation-methods-head-to-head"/>
-    <w:p>
-      <w:pPr>
-        <w:pStyle w:val="Heading2"/>
-      </w:pPr>
-      <w:r>
-        <w:t xml:space="preserve">2.7 Variance-Mitigation Methods (Head-to-Head)</w:t>
-      </w:r>
-    </w:p>
-    <w:p>
-      <w:pPr>
-        <w:pStyle w:val="FirstParagraph"/>
-      </w:pPr>
-      <w:r>
-        <w:rPr>
-          <w:i/>
-          <w:iCs/>
-        </w:rPr>
-        <w:t xml:space="preserve">Addresses reviewer concerns W14 (missing AERO/CPPO/NGRPO/Scaf-GRPO comparisons) and Q7 (integrate a variance-mitigation method and test ZVF predictiveness). Paper section:</w:t>
-      </w:r>
-      <w:r>
-        <w:rPr>
-          <w:i/>
-          <w:iCs/>
-        </w:rPr>
-        <w:t xml:space="preserve"> </w:t>
-      </w:r>
-      <w:r>
-        <w:rPr>
-          <w:rStyle w:val="VerbatimChar"/>
-          <w:i/>
-          <w:iCs/>
-        </w:rPr>
-        <w:t xml:space="preserve">paper/sections/variance_mitigation_comparison.tex</w:t>
-      </w:r>
-      <w:r>
-        <w:rPr>
-          <w:i/>
-          <w:iCs/>
-        </w:rPr>
-        <w:t xml:space="preserve">. Bib keys:</w:t>
-      </w:r>
-      <w:r>
-        <w:rPr>
-          <w:i/>
-          <w:iCs/>
-        </w:rPr>
-        <w:t xml:space="preserve"> </w:t>
-      </w:r>
-      <w:r>
-        <w:rPr>
-          <w:rStyle w:val="VerbatimChar"/>
-          <w:i/>
-          <w:iCs/>
-        </w:rPr>
-        <w:t xml:space="preserve">aero2024</w:t>
-      </w:r>
-      <w:r>
-        <w:rPr>
-          <w:i/>
-          <w:iCs/>
-        </w:rPr>
-        <w:t xml:space="preserve">,</w:t>
-      </w:r>
-      <w:r>
-        <w:rPr>
-          <w:i/>
-          <w:iCs/>
-        </w:rPr>
-        <w:t xml:space="preserve"> </w:t>
-      </w:r>
-      <w:r>
-        <w:rPr>
-          <w:rStyle w:val="VerbatimChar"/>
-          <w:i/>
-          <w:iCs/>
-        </w:rPr>
-        <w:t xml:space="preserve">cppo2024</w:t>
-      </w:r>
-      <w:r>
-        <w:rPr>
-          <w:i/>
-          <w:iCs/>
-        </w:rPr>
-        <w:t xml:space="preserve">,</w:t>
-      </w:r>
-      <w:r>
-        <w:rPr>
-          <w:i/>
-          <w:iCs/>
-        </w:rPr>
-        <w:t xml:space="preserve"> </w:t>
-      </w:r>
-      <w:r>
-        <w:rPr>
-          <w:rStyle w:val="VerbatimChar"/>
-          <w:i/>
-          <w:iCs/>
-        </w:rPr>
-        <w:t xml:space="preserve">ngrpo2025</w:t>
-      </w:r>
-      <w:r>
-        <w:rPr>
-          <w:i/>
-          <w:iCs/>
-        </w:rPr>
-        <w:t xml:space="preserve">,</w:t>
-      </w:r>
-      <w:r>
-        <w:rPr>
-          <w:i/>
-          <w:iCs/>
-        </w:rPr>
-        <w:t xml:space="preserve"> </w:t>
-      </w:r>
-      <w:r>
-        <w:rPr>
-          <w:rStyle w:val="VerbatimChar"/>
-          <w:i/>
-          <w:iCs/>
-        </w:rPr>
-        <w:t xml:space="preserve">scafgrpo2025</w:t>
-      </w:r>
-      <w:r>
-        <w:rPr>
-          <w:i/>
-          <w:iCs/>
-        </w:rPr>
-        <w:t xml:space="preserve">.</w:t>
-      </w:r>
-    </w:p>
-    <w:bookmarkStart w:id="23" w:name="variance-mitigation-head-to-head-w14-q7"/>
-    <w:p>
-      <w:pPr>
-        <w:pStyle w:val="Heading3"/>
-      </w:pPr>
-      <w:r>
-        <w:t xml:space="preserve">2.7.1 Variance-Mitigation Head-to-Head (W14, Q7)</w:t>
-      </w:r>
-    </w:p>
-    <w:p>
-      <w:pPr>
-        <w:pStyle w:val="FirstParagraph"/>
+        <w:t xml:space="preserve">DLER / GRPO-LEAD</w:t>
+      </w:r>
+      <w:r>
+        <w:t xml:space="preserve"> </w:t>
+      </w:r>
+      <w:r>
+        <w:t xml:space="preserve">(EMNLP 2025, aclanthology.org/2025.emnlp-main.287): Length-dependent accuracy rewards + difficulty-aware advantage reweighting; reduces token usage 37.5% while matching peak performance.</w:t>
+      </w:r>
+    </w:p>
+    <w:p>
+      <w:pPr>
+        <w:pStyle w:val="Compact"/>
+        <w:numPr>
+          <w:ilvl w:val="0"/>
+          <w:numId w:val="1006"/>
+        </w:numPr>
       </w:pPr>
       <w:r>
         <w:rPr>
           <w:b/>
           <w:bCs/>
         </w:rPr>
-        <w:t xml:space="preserve">Methods benchmarked.</w:t>
-      </w:r>
-      <w:r>
-        <w:t xml:space="preserve"> </w:t>
-      </w:r>
-      <w:r>
-        <w:t xml:space="preserve">Each is implemented as a minimal configuration override on the shared GRPO trainer; tokenizer, sampler, optimizer, LoRA adapters, evaluation harness, and seed sweep are held identical across the five runs. Only the variance-mitigation hook differs.</w:t>
+        <w:t xml:space="preserve">ΔL Normalization / λ-GRPO</w:t>
+      </w:r>
+      <w:r>
+        <w:t xml:space="preserve"> </w:t>
+      </w:r>
+      <w:r>
+        <w:t xml:space="preserve">(Wang et al., arXiv:2510.06870, Oct 2025): Learnable token preference parameter that unifies GRPO, DAPO, and Dr.GRPO; adaptive length neutrality.</w:t>
+      </w:r>
+    </w:p>
+    <w:bookmarkEnd w:id="20"/>
+    <w:bookmarkStart w:id="21" w:name="X4be390ade3a1100b9fe52a96b6c8bce9056b574"/>
+    <w:p>
+      <w:pPr>
+        <w:pStyle w:val="Heading3"/>
+      </w:pPr>
+      <w:r>
+        <w:t xml:space="preserve">2.6.5 Compute-Optimal RL: Scaling and Efficiency</w:t>
       </w:r>
     </w:p>
     <w:p>
@@ -1995,6 +1784,217 @@
         <w:numPr>
           <w:ilvl w:val="0"/>
           <w:numId w:val="1007"/>
+        </w:numPr>
+      </w:pPr>
+      <w:r>
+        <w:rPr>
+          <w:b/>
+          <w:bCs/>
+        </w:rPr>
+        <w:t xml:space="preserve">Predictive Scaling Laws for GRPO (Nimmaturi et al., arXiv:2507.18014, July 2025):</w:t>
+      </w:r>
+      <w:r>
+        <w:t xml:space="preserve"> </w:t>
+      </w:r>
+      <w:r>
+        <w:t xml:space="preserve">Identifies three-phase exponential saturation in GRPO training; shows training beyond 80% of one epoch offers negligible gain. This directly corroborates our Section 5.11 finding that R(t)=R_max(1−e^{−k(t−t_0)}) fits better than a power law, and that the 80% reward threshold is crossed at approximately 81% of training progress.</w:t>
+      </w:r>
+    </w:p>
+    <w:p>
+      <w:pPr>
+        <w:pStyle w:val="Compact"/>
+        <w:numPr>
+          <w:ilvl w:val="0"/>
+          <w:numId w:val="1007"/>
+        </w:numPr>
+      </w:pPr>
+      <w:r>
+        <w:rPr>
+          <w:b/>
+          <w:bCs/>
+        </w:rPr>
+        <w:t xml:space="preserve">IsoCompute Playbook:</w:t>
+      </w:r>
+      <w:r>
+        <w:t xml:space="preserve"> </w:t>
+      </w:r>
+      <w:r>
+        <w:t xml:space="preserve">Multiple papers (CPPO, GRESO, 2-GRPO) independently advocate reducing rollout compute, converging on the principle that compute-optimal RL training requires much fewer completions per prompt than standard G=8–16 settings. CPPO (arXiv:2503.22342) achieves up to 8.32× speedup on GSM8K via low-advantage pruning; GRESO (arXiv:2506.02177) achieves 2.4× speedup by pre-filtering zero-variance prompts.</w:t>
+      </w:r>
+    </w:p>
+    <w:p>
+      <w:r>
+        <w:pict>
+          <v:rect style="width:0;height:1.5pt" o:hralign="center" o:hrstd="t" o:hr="t"/>
+        </w:pict>
+      </w:r>
+    </w:p>
+    <w:bookmarkEnd w:id="21"/>
+    <w:bookmarkEnd w:id="22"/>
+    <w:bookmarkStart w:id="25" w:name="variance-mitigation-methods-head-to-head"/>
+    <w:p>
+      <w:pPr>
+        <w:pStyle w:val="Heading2"/>
+      </w:pPr>
+      <w:r>
+        <w:t xml:space="preserve">2.7 Variance-Mitigation Methods (Head-to-Head)</w:t>
+      </w:r>
+    </w:p>
+    <w:p>
+      <w:pPr>
+        <w:pStyle w:val="FirstParagraph"/>
+      </w:pPr>
+      <w:r>
+        <w:rPr>
+          <w:i/>
+          <w:iCs/>
+        </w:rPr>
+        <w:t xml:space="preserve">Addresses reviewer concerns W14 (missing AERO/CPPO/NGRPO/Scaf-GRPO comparisons) and Q7 (integrate a variance-mitigation method and test ZVF predictiveness). Paper section:</w:t>
+      </w:r>
+      <w:r>
+        <w:rPr>
+          <w:i/>
+          <w:iCs/>
+        </w:rPr>
+        <w:t xml:space="preserve"> </w:t>
+      </w:r>
+      <w:r>
+        <w:rPr>
+          <w:rStyle w:val="VerbatimChar"/>
+          <w:i/>
+          <w:iCs/>
+        </w:rPr>
+        <w:t xml:space="preserve">paper/sections/variance_mitigation_comparison.tex</w:t>
+      </w:r>
+      <w:r>
+        <w:rPr>
+          <w:i/>
+          <w:iCs/>
+        </w:rPr>
+        <w:t xml:space="preserve">. Bib keys:</w:t>
+      </w:r>
+      <w:r>
+        <w:rPr>
+          <w:i/>
+          <w:iCs/>
+        </w:rPr>
+        <w:t xml:space="preserve"> </w:t>
+      </w:r>
+      <w:r>
+        <w:rPr>
+          <w:rStyle w:val="VerbatimChar"/>
+          <w:i/>
+          <w:iCs/>
+        </w:rPr>
+        <w:t xml:space="preserve">aero2024</w:t>
+      </w:r>
+      <w:r>
+        <w:rPr>
+          <w:i/>
+          <w:iCs/>
+        </w:rPr>
+        <w:t xml:space="preserve">,</w:t>
+      </w:r>
+      <w:r>
+        <w:rPr>
+          <w:i/>
+          <w:iCs/>
+        </w:rPr>
+        <w:t xml:space="preserve"> </w:t>
+      </w:r>
+      <w:r>
+        <w:rPr>
+          <w:rStyle w:val="VerbatimChar"/>
+          <w:i/>
+          <w:iCs/>
+        </w:rPr>
+        <w:t xml:space="preserve">cppo2024</w:t>
+      </w:r>
+      <w:r>
+        <w:rPr>
+          <w:i/>
+          <w:iCs/>
+        </w:rPr>
+        <w:t xml:space="preserve">,</w:t>
+      </w:r>
+      <w:r>
+        <w:rPr>
+          <w:i/>
+          <w:iCs/>
+        </w:rPr>
+        <w:t xml:space="preserve"> </w:t>
+      </w:r>
+      <w:r>
+        <w:rPr>
+          <w:rStyle w:val="VerbatimChar"/>
+          <w:i/>
+          <w:iCs/>
+        </w:rPr>
+        <w:t xml:space="preserve">ngrpo2025</w:t>
+      </w:r>
+      <w:r>
+        <w:rPr>
+          <w:i/>
+          <w:iCs/>
+        </w:rPr>
+        <w:t xml:space="preserve">,</w:t>
+      </w:r>
+      <w:r>
+        <w:rPr>
+          <w:i/>
+          <w:iCs/>
+        </w:rPr>
+        <w:t xml:space="preserve"> </w:t>
+      </w:r>
+      <w:r>
+        <w:rPr>
+          <w:rStyle w:val="VerbatimChar"/>
+          <w:i/>
+          <w:iCs/>
+        </w:rPr>
+        <w:t xml:space="preserve">scafgrpo2025</w:t>
+      </w:r>
+      <w:r>
+        <w:rPr>
+          <w:i/>
+          <w:iCs/>
+        </w:rPr>
+        <w:t xml:space="preserve">.</w:t>
+      </w:r>
+    </w:p>
+    <w:bookmarkStart w:id="23" w:name="variance-mitigation-head-to-head-w14-q7"/>
+    <w:p>
+      <w:pPr>
+        <w:pStyle w:val="Heading3"/>
+      </w:pPr>
+      <w:r>
+        <w:t xml:space="preserve">2.7.1 Variance-Mitigation Head-to-Head (W14, Q7)</w:t>
+      </w:r>
+    </w:p>
+    <w:p>
+      <w:pPr>
+        <w:pStyle w:val="FirstParagraph"/>
+      </w:pPr>
+      <w:r>
+        <w:rPr>
+          <w:b/>
+          <w:bCs/>
+        </w:rPr>
+        <w:t xml:space="preserve">Methods benchmarked.</w:t>
+      </w:r>
+      <w:r>
+        <w:t xml:space="preserve"> </w:t>
+      </w:r>
+      <w:r>
+        <w:t xml:space="preserve">Each is implemented as a minimal configuration override on the shared GRPO trainer; tokenizer, sampler, optimizer, LoRA adapters, evaluation harness, and seed sweep are held identical across the five runs. Only the variance-mitigation hook differs.</w:t>
+      </w:r>
+    </w:p>
+    <w:p>
+      <w:pPr>
+        <w:pStyle w:val="Compact"/>
+        <w:numPr>
+          <w:ilvl w:val="0"/>
+          <w:numId w:val="1008"/>
         </w:numPr>
       </w:pPr>
       <w:r>
@@ -2155,7 +2155,7 @@
         <w:pStyle w:val="Compact"/>
         <w:numPr>
           <w:ilvl w:val="0"/>
-          <w:numId w:val="1007"/>
+          <w:numId w:val="1008"/>
         </w:numPr>
       </w:pPr>
       <w:r>
@@ -2277,7 +2277,7 @@
         <w:pStyle w:val="Compact"/>
         <w:numPr>
           <w:ilvl w:val="0"/>
-          <w:numId w:val="1007"/>
+          <w:numId w:val="1008"/>
         </w:numPr>
       </w:pPr>
       <w:r>
@@ -2498,7 +2498,7 @@
         <w:pStyle w:val="Compact"/>
         <w:numPr>
           <w:ilvl w:val="0"/>
-          <w:numId w:val="1007"/>
+          <w:numId w:val="1008"/>
         </w:numPr>
       </w:pPr>
       <w:r>
@@ -10691,7 +10691,7 @@
         <w:pStyle w:val="Compact"/>
         <w:numPr>
           <w:ilvl w:val="0"/>
-          <w:numId w:val="1008"/>
+          <w:numId w:val="1009"/>
         </w:numPr>
       </w:pPr>
       <w:r>
@@ -10722,7 +10722,7 @@
         <w:pStyle w:val="Compact"/>
         <w:numPr>
           <w:ilvl w:val="0"/>
-          <w:numId w:val="1008"/>
+          <w:numId w:val="1009"/>
         </w:numPr>
       </w:pPr>
       <w:r>
@@ -10765,7 +10765,7 @@
         <w:pStyle w:val="Compact"/>
         <w:numPr>
           <w:ilvl w:val="0"/>
-          <w:numId w:val="1008"/>
+          <w:numId w:val="1009"/>
         </w:numPr>
       </w:pPr>
       <w:r>
@@ -11907,88 +11907,11 @@
         <w:pStyle w:val="Compact"/>
         <w:numPr>
           <w:ilvl w:val="0"/>
-          <w:numId w:val="1009"/>
+          <w:numId w:val="1010"/>
         </w:numPr>
       </w:pPr>
       <w:r>
         <w:t xml:space="preserve">Always well-defined, including in the all-zero-reward degenerate case.</w:t>
-      </w:r>
-    </w:p>
-    <w:p>
-      <w:pPr>
-        <w:pStyle w:val="Compact"/>
-        <w:numPr>
-          <w:ilvl w:val="0"/>
-          <w:numId w:val="1009"/>
-        </w:numPr>
-      </w:pPr>
-      <w:r>
-        <w:t xml:space="preserve">Decomposes as</w:t>
-      </w:r>
-      <w:r>
-        <w:t xml:space="preserve"> </w:t>
-      </w:r>
-      <w:r>
-        <w:rPr>
-          <w:rStyle w:val="VerbatimChar"/>
-        </w:rPr>
-        <w:t xml:space="preserve">ERF = p_fmt · p_{r&gt;0 | fmt}</w:t>
-      </w:r>
-      <w:r>
-        <w:t xml:space="preserve">, separating format-adherence bottlenecks from reasoning bottlenecks and directly motivating the SFT warm-start.</w:t>
-      </w:r>
-    </w:p>
-    <w:p>
-      <w:pPr>
-        <w:pStyle w:val="Compact"/>
-        <w:numPr>
-          <w:ilvl w:val="0"/>
-          <w:numId w:val="1009"/>
-        </w:numPr>
-      </w:pPr>
-      <w:r>
-        <w:t xml:space="preserve">Increases monotonically with training quality in the format-gated regime, providing signal where ZVF is flat.</w:t>
-      </w:r>
-    </w:p>
-    <w:p>
-      <w:pPr>
-        <w:pStyle w:val="FirstParagraph"/>
-      </w:pPr>
-      <w:r>
-        <w:t xml:space="preserve">ERF reduces to accuracy on GSM8K (where format gating is trivial), so it is drop-in backward-compatible with the math diagnostics in §4.1 and §4.2 of the main capstone report. In the current TSV all four tool-use records show ERF = 0.0000, confirming that the format-adherence term</w:t>
-      </w:r>
-      <w:r>
-        <w:t xml:space="preserve"> </w:t>
-      </w:r>
-      <w:r>
-        <w:rPr>
-          <w:rStyle w:val="VerbatimChar"/>
-        </w:rPr>
-        <w:t xml:space="preserve">p_fmt</w:t>
-      </w:r>
-      <w:r>
-        <w:t xml:space="preserve"> </w:t>
-      </w:r>
-      <w:r>
-        <w:t xml:space="preserve">is the binding constraint — consistent with the SFT warm-start hypothesis above.</w:t>
-      </w:r>
-    </w:p>
-    <w:bookmarkEnd w:id="54"/>
-    <w:bookmarkStart w:id="55" w:name="scope-of-claims-statement"/>
-    <w:p>
-      <w:pPr>
-        <w:pStyle w:val="Heading4"/>
-      </w:pPr>
-      <w:r>
-        <w:t xml:space="preserve">Scope-of-Claims Statement</w:t>
-      </w:r>
-    </w:p>
-    <w:p>
-      <w:pPr>
-        <w:pStyle w:val="FirstParagraph"/>
-      </w:pPr>
-      <w:r>
-        <w:t xml:space="preserve">In light of the above, the RL-dynamics claims of this paper are explicitly scoped:</w:t>
       </w:r>
     </w:p>
     <w:p>
@@ -12000,33 +11923,19 @@
         </w:numPr>
       </w:pPr>
       <w:r>
-        <w:rPr>
-          <w:b/>
-          <w:bCs/>
-        </w:rPr>
-        <w:t xml:space="preserve">In scope.</w:t>
-      </w:r>
-      <w:r>
-        <w:t xml:space="preserve"> </w:t>
-      </w:r>
-      <w:r>
-        <w:t xml:space="preserve">Claims about GRPO dynamics (ZVF behavior, group-size trade-offs, temperature / rank / batch sensitivities, cross-framework reconciliation) apply to the</w:t>
-      </w:r>
-      <w:r>
-        <w:t xml:space="preserve"> </w:t>
-      </w:r>
-      <w:r>
-        <w:rPr>
-          <w:b/>
-          <w:bCs/>
-        </w:rPr>
-        <w:t xml:space="preserve">verifiable-math regime</w:t>
-      </w:r>
-      <w:r>
-        <w:t xml:space="preserve"> </w:t>
-      </w:r>
-      <w:r>
-        <w:t xml:space="preserve">— GSM8K- and MATH-style binary reward with non-saturated format gating.</w:t>
+        <w:t xml:space="preserve">Decomposes as</w:t>
+      </w:r>
+      <w:r>
+        <w:t xml:space="preserve"> </w:t>
+      </w:r>
+      <w:r>
+        <w:rPr>
+          <w:rStyle w:val="VerbatimChar"/>
+        </w:rPr>
+        <w:t xml:space="preserve">ERF = p_fmt · p_{r&gt;0 | fmt}</w:t>
+      </w:r>
+      <w:r>
+        <w:t xml:space="preserve">, separating format-adherence bottlenecks from reasoning bottlenecks and directly motivating the SFT warm-start.</w:t>
       </w:r>
     </w:p>
     <w:p>
@@ -12035,6 +11944,97 @@
         <w:numPr>
           <w:ilvl w:val="0"/>
           <w:numId w:val="1010"/>
+        </w:numPr>
+      </w:pPr>
+      <w:r>
+        <w:t xml:space="preserve">Increases monotonically with training quality in the format-gated regime, providing signal where ZVF is flat.</w:t>
+      </w:r>
+    </w:p>
+    <w:p>
+      <w:pPr>
+        <w:pStyle w:val="FirstParagraph"/>
+      </w:pPr>
+      <w:r>
+        <w:t xml:space="preserve">ERF reduces to accuracy on GSM8K (where format gating is trivial), so it is drop-in backward-compatible with the math diagnostics in §4.1 and §4.2 of the main capstone report. In the current TSV all four tool-use records show ERF = 0.0000, confirming that the format-adherence term</w:t>
+      </w:r>
+      <w:r>
+        <w:t xml:space="preserve"> </w:t>
+      </w:r>
+      <w:r>
+        <w:rPr>
+          <w:rStyle w:val="VerbatimChar"/>
+        </w:rPr>
+        <w:t xml:space="preserve">p_fmt</w:t>
+      </w:r>
+      <w:r>
+        <w:t xml:space="preserve"> </w:t>
+      </w:r>
+      <w:r>
+        <w:t xml:space="preserve">is the binding constraint — consistent with the SFT warm-start hypothesis above.</w:t>
+      </w:r>
+    </w:p>
+    <w:bookmarkEnd w:id="54"/>
+    <w:bookmarkStart w:id="55" w:name="scope-of-claims-statement"/>
+    <w:p>
+      <w:pPr>
+        <w:pStyle w:val="Heading4"/>
+      </w:pPr>
+      <w:r>
+        <w:t xml:space="preserve">Scope-of-Claims Statement</w:t>
+      </w:r>
+    </w:p>
+    <w:p>
+      <w:pPr>
+        <w:pStyle w:val="FirstParagraph"/>
+      </w:pPr>
+      <w:r>
+        <w:t xml:space="preserve">In light of the above, the RL-dynamics claims of this paper are explicitly scoped:</w:t>
+      </w:r>
+    </w:p>
+    <w:p>
+      <w:pPr>
+        <w:pStyle w:val="Compact"/>
+        <w:numPr>
+          <w:ilvl w:val="0"/>
+          <w:numId w:val="1011"/>
+        </w:numPr>
+      </w:pPr>
+      <w:r>
+        <w:rPr>
+          <w:b/>
+          <w:bCs/>
+        </w:rPr>
+        <w:t xml:space="preserve">In scope.</w:t>
+      </w:r>
+      <w:r>
+        <w:t xml:space="preserve"> </w:t>
+      </w:r>
+      <w:r>
+        <w:t xml:space="preserve">Claims about GRPO dynamics (ZVF behavior, group-size trade-offs, temperature / rank / batch sensitivities, cross-framework reconciliation) apply to the</w:t>
+      </w:r>
+      <w:r>
+        <w:t xml:space="preserve"> </w:t>
+      </w:r>
+      <w:r>
+        <w:rPr>
+          <w:b/>
+          <w:bCs/>
+        </w:rPr>
+        <w:t xml:space="preserve">verifiable-math regime</w:t>
+      </w:r>
+      <w:r>
+        <w:t xml:space="preserve"> </w:t>
+      </w:r>
+      <w:r>
+        <w:t xml:space="preserve">— GSM8K- and MATH-style binary reward with non-saturated format gating.</w:t>
+      </w:r>
+    </w:p>
+    <w:p>
+      <w:pPr>
+        <w:pStyle w:val="Compact"/>
+        <w:numPr>
+          <w:ilvl w:val="0"/>
+          <w:numId w:val="1011"/>
         </w:numPr>
       </w:pPr>
       <w:r>
@@ -17863,15 +17863,15 @@
       <w:r>
         <w:t xml:space="preserve">Llama-3.1-8B base on tool-use showed a dramatic trajectory:</w:t>
       </w:r>
-      <w:r>
-        <w:t xml:space="preserve"> </w:t>
-      </w:r>
-      <w:r>
-        <w:t xml:space="preserve">1.</w:t>
-      </w:r>
-      <w:r>
-        <w:t xml:space="preserve"> </w:t>
-      </w:r>
+    </w:p>
+    <w:p>
+      <w:pPr>
+        <w:pStyle w:val="Compact"/>
+        <w:numPr>
+          <w:ilvl w:val="0"/>
+          <w:numId w:val="1012"/>
+        </w:numPr>
+      </w:pPr>
       <w:r>
         <w:rPr>
           <w:b/>
@@ -17885,15 +17885,15 @@
       <w:r>
         <w:t xml:space="preserve">Stuck at reward 0.10-0.18, 75-100% ZVF (saturated at bottom)</w:t>
       </w:r>
-      <w:r>
-        <w:t xml:space="preserve"> </w:t>
-      </w:r>
-      <w:r>
-        <w:t xml:space="preserve">2.</w:t>
-      </w:r>
-      <w:r>
-        <w:t xml:space="preserve"> </w:t>
-      </w:r>
+    </w:p>
+    <w:p>
+      <w:pPr>
+        <w:pStyle w:val="Compact"/>
+        <w:numPr>
+          <w:ilvl w:val="0"/>
+          <w:numId w:val="1012"/>
+        </w:numPr>
+      </w:pPr>
       <w:r>
         <w:rPr>
           <w:b/>
@@ -17917,15 +17917,15 @@
         </w:rPr>
         <w:t xml:space="preserve">0.873</w:t>
       </w:r>
-      <w:r>
-        <w:t xml:space="preserve"> </w:t>
-      </w:r>
-      <w:r>
-        <w:t xml:space="preserve">3.</w:t>
-      </w:r>
-      <w:r>
-        <w:t xml:space="preserve"> </w:t>
-      </w:r>
+    </w:p>
+    <w:p>
+      <w:pPr>
+        <w:pStyle w:val="Compact"/>
+        <w:numPr>
+          <w:ilvl w:val="0"/>
+          <w:numId w:val="1012"/>
+        </w:numPr>
+      </w:pPr>
       <w:r>
         <w:rPr>
           <w:b/>
@@ -17949,15 +17949,15 @@
         </w:rPr>
         <w:t xml:space="preserve">0.000</w:t>
       </w:r>
-      <w:r>
-        <w:t xml:space="preserve"> </w:t>
-      </w:r>
-      <w:r>
-        <w:t xml:space="preserve">4.</w:t>
-      </w:r>
-      <w:r>
-        <w:t xml:space="preserve"> </w:t>
-      </w:r>
+    </w:p>
+    <w:p>
+      <w:pPr>
+        <w:pStyle w:val="Compact"/>
+        <w:numPr>
+          <w:ilvl w:val="0"/>
+          <w:numId w:val="1012"/>
+        </w:numPr>
+      </w:pPr>
       <w:r>
         <w:rPr>
           <w:b/>
@@ -17974,7 +17974,7 @@
     </w:p>
     <w:p>
       <w:pPr>
-        <w:pStyle w:val="BodyText"/>
+        <w:pStyle w:val="FirstParagraph"/>
       </w:pPr>
       <w:r>
         <w:t xml:space="preserve">Loss magnitudes during breakout reached -238, indicating extreme policy divergence. This is a textbook reward hacking -&gt; collapse pattern.</w:t>
@@ -21189,7 +21189,7 @@
       <w:pPr>
         <w:numPr>
           <w:ilvl w:val="0"/>
-          <w:numId w:val="1011"/>
+          <w:numId w:val="1013"/>
         </w:numPr>
       </w:pPr>
       <w:r>
@@ -21210,7 +21210,7 @@
       <w:pPr>
         <w:numPr>
           <w:ilvl w:val="0"/>
-          <w:numId w:val="1011"/>
+          <w:numId w:val="1013"/>
         </w:numPr>
       </w:pPr>
       <w:r>
@@ -25274,7 +25274,7 @@
         <w:pStyle w:val="Compact"/>
         <w:numPr>
           <w:ilvl w:val="0"/>
-          <w:numId w:val="1012"/>
+          <w:numId w:val="1014"/>
         </w:numPr>
       </w:pPr>
       <w:r>
@@ -25286,7 +25286,7 @@
         <w:pStyle w:val="Compact"/>
         <w:numPr>
           <w:ilvl w:val="0"/>
-          <w:numId w:val="1012"/>
+          <w:numId w:val="1014"/>
         </w:numPr>
       </w:pPr>
       <w:r>
@@ -25343,7 +25343,7 @@
         <w:pStyle w:val="Compact"/>
         <w:numPr>
           <w:ilvl w:val="0"/>
-          <w:numId w:val="1012"/>
+          <w:numId w:val="1014"/>
         </w:numPr>
       </w:pPr>
       <w:r>
@@ -25388,7 +25388,7 @@
         <w:pStyle w:val="Compact"/>
         <w:numPr>
           <w:ilvl w:val="0"/>
-          <w:numId w:val="1012"/>
+          <w:numId w:val="1014"/>
         </w:numPr>
       </w:pPr>
       <w:r>
@@ -25433,7 +25433,7 @@
         <w:pStyle w:val="Compact"/>
         <w:numPr>
           <w:ilvl w:val="0"/>
-          <w:numId w:val="1012"/>
+          <w:numId w:val="1014"/>
         </w:numPr>
       </w:pPr>
       <w:r>
@@ -25502,7 +25502,7 @@
         <w:pStyle w:val="Compact"/>
         <w:numPr>
           <w:ilvl w:val="0"/>
-          <w:numId w:val="1012"/>
+          <w:numId w:val="1014"/>
         </w:numPr>
       </w:pPr>
       <w:r>
@@ -25535,7 +25535,7 @@
         <w:pStyle w:val="Compact"/>
         <w:numPr>
           <w:ilvl w:val="0"/>
-          <w:numId w:val="1012"/>
+          <w:numId w:val="1014"/>
         </w:numPr>
       </w:pPr>
       <w:r>
@@ -25547,7 +25547,7 @@
         <w:pStyle w:val="Compact"/>
         <w:numPr>
           <w:ilvl w:val="0"/>
-          <w:numId w:val="1012"/>
+          <w:numId w:val="1014"/>
         </w:numPr>
       </w:pPr>
       <w:r>
@@ -25559,7 +25559,7 @@
         <w:pStyle w:val="Compact"/>
         <w:numPr>
           <w:ilvl w:val="0"/>
-          <w:numId w:val="1012"/>
+          <w:numId w:val="1014"/>
         </w:numPr>
       </w:pPr>
       <w:r>
@@ -27551,34 +27551,58 @@
       <w:r>
         <w:t xml:space="preserve">, not an established threshold:</w:t>
       </w:r>
-      <w:r>
-        <w:t xml:space="preserve"> </w:t>
-      </w:r>
-      <w:r>
-        <w:t xml:space="preserve">- The 4B model (Qwen3.5-4B) and 3B model (Llama-3.2-3B) differ in architecture family and model generation, not just parameter count. Architecture confound cannot be ruled out.</w:t>
-      </w:r>
-      <w:r>
-        <w:t xml:space="preserve"> </w:t>
-      </w:r>
-      <w:r>
-        <w:t xml:space="preserve">- The 1.5B model succeeds on tool calling (92% JSON validity) while the 3B fails on math, suggesting the threshold is task-dependent, not a universal parameter-count boundary.</w:t>
-      </w:r>
-      <w:r>
-        <w:t xml:space="preserve"> </w:t>
-      </w:r>
-      <w:r>
-        <w:t xml:space="preserve">- 4B multi-seed replication (4 seeds, mean 84.7%, SD=12.0%) confirms the result is reproducible but variance is high.</w:t>
-      </w:r>
-      <w:r>
-        <w:t xml:space="preserve"> </w:t>
-      </w:r>
-      <w:r>
-        <w:t xml:space="preserve">- The 10x size ladder confirms the null extends to Qwen sub-8B models (0.6B, 1.7B), ruling out the Llama-specific architecture confound for the smallest models.</w:t>
-      </w:r>
-    </w:p>
-    <w:p>
-      <w:pPr>
-        <w:pStyle w:val="BodyText"/>
+    </w:p>
+    <w:p>
+      <w:pPr>
+        <w:pStyle w:val="Compact"/>
+        <w:numPr>
+          <w:ilvl w:val="0"/>
+          <w:numId w:val="1015"/>
+        </w:numPr>
+      </w:pPr>
+      <w:r>
+        <w:t xml:space="preserve">The 4B model (Qwen3.5-4B) and 3B model (Llama-3.2-3B) differ in architecture family and model generation, not just parameter count. Architecture confound cannot be ruled out.</w:t>
+      </w:r>
+    </w:p>
+    <w:p>
+      <w:pPr>
+        <w:pStyle w:val="Compact"/>
+        <w:numPr>
+          <w:ilvl w:val="0"/>
+          <w:numId w:val="1015"/>
+        </w:numPr>
+      </w:pPr>
+      <w:r>
+        <w:t xml:space="preserve">The 1.5B model succeeds on tool calling (92% JSON validity) while the 3B fails on math, suggesting the threshold is task-dependent, not a universal parameter-count boundary.</w:t>
+      </w:r>
+    </w:p>
+    <w:p>
+      <w:pPr>
+        <w:pStyle w:val="Compact"/>
+        <w:numPr>
+          <w:ilvl w:val="0"/>
+          <w:numId w:val="1015"/>
+        </w:numPr>
+      </w:pPr>
+      <w:r>
+        <w:t xml:space="preserve">4B multi-seed replication (4 seeds, mean 84.7%, SD=12.0%) confirms the result is reproducible but variance is high.</w:t>
+      </w:r>
+    </w:p>
+    <w:p>
+      <w:pPr>
+        <w:pStyle w:val="Compact"/>
+        <w:numPr>
+          <w:ilvl w:val="0"/>
+          <w:numId w:val="1015"/>
+        </w:numPr>
+      </w:pPr>
+      <w:r>
+        <w:t xml:space="preserve">The 10x size ladder confirms the null extends to Qwen sub-8B models (0.6B, 1.7B), ruling out the Llama-specific architecture confound for the smallest models.</w:t>
+      </w:r>
+    </w:p>
+    <w:p>
+      <w:pPr>
+        <w:pStyle w:val="FirstParagraph"/>
       </w:pPr>
       <w:r>
         <w:rPr>
@@ -27763,15 +27787,15 @@
       <w:r>
         <w:t xml:space="preserve">GRPO training exhibits a characteristic two-phase pattern on tool-calling tasks:</w:t>
       </w:r>
-      <w:r>
-        <w:t xml:space="preserve"> </w:t>
-      </w:r>
-      <w:r>
-        <w:t xml:space="preserve">-</w:t>
-      </w:r>
-      <w:r>
-        <w:t xml:space="preserve"> </w:t>
-      </w:r>
+    </w:p>
+    <w:p>
+      <w:pPr>
+        <w:pStyle w:val="Compact"/>
+        <w:numPr>
+          <w:ilvl w:val="0"/>
+          <w:numId w:val="1016"/>
+        </w:numPr>
+      </w:pPr>
       <w:r>
         <w:rPr>
           <w:b/>
@@ -27785,15 +27809,15 @@
       <w:r>
         <w:t xml:space="preserve">Model learns answer FORMAT compliance (0%-&gt;14% accuracy)</w:t>
       </w:r>
-      <w:r>
-        <w:t xml:space="preserve"> </w:t>
-      </w:r>
-      <w:r>
-        <w:t xml:space="preserve">-</w:t>
-      </w:r>
-      <w:r>
-        <w:t xml:space="preserve"> </w:t>
-      </w:r>
+    </w:p>
+    <w:p>
+      <w:pPr>
+        <w:pStyle w:val="Compact"/>
+        <w:numPr>
+          <w:ilvl w:val="0"/>
+          <w:numId w:val="1016"/>
+        </w:numPr>
+      </w:pPr>
       <w:r>
         <w:rPr>
           <w:b/>
@@ -27810,7 +27834,7 @@
     </w:p>
     <w:p>
       <w:pPr>
-        <w:pStyle w:val="BodyText"/>
+        <w:pStyle w:val="FirstParagraph"/>
       </w:pPr>
       <w:r>
         <w:t xml:space="preserve">This is most pronounced where format compliance is a distinct sub-task; on GSM8K the phases are less separable. We describe this as a domain-dependent observation consistent with known curriculum effects, rather than a novel GRPO property.</w:t>
@@ -27945,29 +27969,53 @@
       <w:r>
         <w:t xml:space="preserve">Our ablation across ranks 8, 16, 32 (default), and 64 reveals:</w:t>
       </w:r>
-      <w:r>
-        <w:t xml:space="preserve"> </w:t>
-      </w:r>
-      <w:r>
-        <w:t xml:space="preserve">- Higher rank correlates with faster initial learning (rank 64 achieves 47.5% in first 5 steps vs. 27.5% for rank 8)</w:t>
-      </w:r>
-      <w:r>
-        <w:t xml:space="preserve"> </w:t>
-      </w:r>
-      <w:r>
-        <w:t xml:space="preserve">- Peak accuracy scales with rank (62.5% -&gt; 75.0% -&gt; 87.5%)</w:t>
-      </w:r>
-      <w:r>
-        <w:t xml:space="preserve"> </w:t>
-      </w:r>
-      <w:r>
-        <w:t xml:space="preserve">- All ranks converge to similar long-run averages (~20-25%), indicating the ceiling is determined by model capacity and reward signal, not adapter capacity</w:t>
-      </w:r>
-      <w:r>
-        <w:t xml:space="preserve"> </w:t>
-      </w:r>
-      <w:r>
-        <w:t xml:space="preserve">- Diminishing returns: rank 16-&gt;64 adds +12.5% peak for 4x more parameters</w:t>
+    </w:p>
+    <w:p>
+      <w:pPr>
+        <w:pStyle w:val="Compact"/>
+        <w:numPr>
+          <w:ilvl w:val="0"/>
+          <w:numId w:val="1017"/>
+        </w:numPr>
+      </w:pPr>
+      <w:r>
+        <w:t xml:space="preserve">Higher rank correlates with faster initial learning (rank 64 achieves 47.5% in first 5 steps vs. 27.5% for rank 8)</w:t>
+      </w:r>
+    </w:p>
+    <w:p>
+      <w:pPr>
+        <w:pStyle w:val="Compact"/>
+        <w:numPr>
+          <w:ilvl w:val="0"/>
+          <w:numId w:val="1017"/>
+        </w:numPr>
+      </w:pPr>
+      <w:r>
+        <w:t xml:space="preserve">Peak accuracy scales with rank (62.5% -&gt; 75.0% -&gt; 87.5%)</w:t>
+      </w:r>
+    </w:p>
+    <w:p>
+      <w:pPr>
+        <w:pStyle w:val="Compact"/>
+        <w:numPr>
+          <w:ilvl w:val="0"/>
+          <w:numId w:val="1017"/>
+        </w:numPr>
+      </w:pPr>
+      <w:r>
+        <w:t xml:space="preserve">All ranks converge to similar long-run averages (~20-25%), indicating the ceiling is determined by model capacity and reward signal, not adapter capacity</w:t>
+      </w:r>
+    </w:p>
+    <w:p>
+      <w:pPr>
+        <w:pStyle w:val="Compact"/>
+        <w:numPr>
+          <w:ilvl w:val="0"/>
+          <w:numId w:val="1017"/>
+        </w:numPr>
+      </w:pPr>
+      <w:r>
+        <w:t xml:space="preserve">Diminishing returns: rank 16-&gt;64 adds +12.5% peak for 4x more parameters</w:t>
       </w:r>
     </w:p>
     <w:bookmarkEnd w:id="97"/>
@@ -30834,7 +30882,7 @@
       <w:pPr>
         <w:numPr>
           <w:ilvl w:val="0"/>
-          <w:numId w:val="1013"/>
+          <w:numId w:val="1018"/>
         </w:numPr>
       </w:pPr>
       <w:r>
@@ -30855,7 +30903,7 @@
       <w:pPr>
         <w:numPr>
           <w:ilvl w:val="0"/>
-          <w:numId w:val="1013"/>
+          <w:numId w:val="1018"/>
         </w:numPr>
       </w:pPr>
       <w:r>
@@ -30876,7 +30924,7 @@
       <w:pPr>
         <w:numPr>
           <w:ilvl w:val="0"/>
-          <w:numId w:val="1013"/>
+          <w:numId w:val="1018"/>
         </w:numPr>
       </w:pPr>
       <w:r>
@@ -32000,34 +32048,58 @@
       <w:r>
         <w:t xml:space="preserve">The most dramatic policy drift in our benchmark:</w:t>
       </w:r>
-      <w:r>
-        <w:t xml:space="preserve"> </w:t>
-      </w:r>
-      <w:r>
-        <w:t xml:space="preserve">- SI = 1.180 (highest across all experiments)</w:t>
-      </w:r>
-      <w:r>
-        <w:t xml:space="preserve"> </w:t>
-      </w:r>
-      <w:r>
-        <w:t xml:space="preserve">- PTD = 0.762 (catastrophic)</w:t>
-      </w:r>
-      <w:r>
-        <w:t xml:space="preserve"> </w:t>
-      </w:r>
-      <w:r>
-        <w:t xml:space="preserve">- Rolling variance peaks at steps 3–5 (σ^2 = 0.041) then partially subsides, consistent with an early-training policy excursion from which the model never recovers</w:t>
-      </w:r>
-      <w:r>
-        <w:t xml:space="preserve"> </w:t>
-      </w:r>
-      <w:r>
-        <w:t xml:space="preserve">- Contrast: Qwen3-235B-A22B has SI ~ 0, PTD ~ 0, indicating the policy remained in the immediate neighborhood of the reference initialization throughout training</w:t>
-      </w:r>
-    </w:p>
-    <w:p>
-      <w:pPr>
-        <w:pStyle w:val="BodyText"/>
+    </w:p>
+    <w:p>
+      <w:pPr>
+        <w:pStyle w:val="Compact"/>
+        <w:numPr>
+          <w:ilvl w:val="0"/>
+          <w:numId w:val="1019"/>
+        </w:numPr>
+      </w:pPr>
+      <w:r>
+        <w:t xml:space="preserve">SI = 1.180 (highest across all experiments)</w:t>
+      </w:r>
+    </w:p>
+    <w:p>
+      <w:pPr>
+        <w:pStyle w:val="Compact"/>
+        <w:numPr>
+          <w:ilvl w:val="0"/>
+          <w:numId w:val="1019"/>
+        </w:numPr>
+      </w:pPr>
+      <w:r>
+        <w:t xml:space="preserve">PTD = 0.762 (catastrophic)</w:t>
+      </w:r>
+    </w:p>
+    <w:p>
+      <w:pPr>
+        <w:pStyle w:val="Compact"/>
+        <w:numPr>
+          <w:ilvl w:val="0"/>
+          <w:numId w:val="1019"/>
+        </w:numPr>
+      </w:pPr>
+      <w:r>
+        <w:t xml:space="preserve">Rolling variance peaks at steps 3–5 (σ^2 = 0.041) then partially subsides, consistent with an early-training policy excursion from which the model never recovers</w:t>
+      </w:r>
+    </w:p>
+    <w:p>
+      <w:pPr>
+        <w:pStyle w:val="Compact"/>
+        <w:numPr>
+          <w:ilvl w:val="0"/>
+          <w:numId w:val="1019"/>
+        </w:numPr>
+      </w:pPr>
+      <w:r>
+        <w:t xml:space="preserve">Contrast: Qwen3-235B-A22B has SI ~ 0, PTD ~ 0, indicating the policy remained in the immediate neighborhood of the reference initialization throughout training</w:t>
+      </w:r>
+    </w:p>
+    <w:p>
+      <w:pPr>
+        <w:pStyle w:val="FirstParagraph"/>
       </w:pPr>
       <w:r>
         <w:rPr>
@@ -34570,7 +34642,7 @@
         <w:pStyle w:val="Compact"/>
         <w:numPr>
           <w:ilvl w:val="0"/>
-          <w:numId w:val="1014"/>
+          <w:numId w:val="1020"/>
         </w:numPr>
       </w:pPr>
       <w:r>
@@ -34592,7 +34664,7 @@
         <w:pStyle w:val="Compact"/>
         <w:numPr>
           <w:ilvl w:val="0"/>
-          <w:numId w:val="1014"/>
+          <w:numId w:val="1020"/>
         </w:numPr>
       </w:pPr>
       <w:r>
@@ -34611,7 +34683,7 @@
         <w:pStyle w:val="Compact"/>
         <w:numPr>
           <w:ilvl w:val="0"/>
-          <w:numId w:val="1014"/>
+          <w:numId w:val="1020"/>
         </w:numPr>
       </w:pPr>
       <w:r>
@@ -34630,7 +34702,7 @@
         <w:pStyle w:val="Compact"/>
         <w:numPr>
           <w:ilvl w:val="0"/>
-          <w:numId w:val="1014"/>
+          <w:numId w:val="1020"/>
         </w:numPr>
       </w:pPr>
       <w:r>
@@ -39407,7 +39479,7 @@
         <w:pStyle w:val="Compact"/>
         <w:numPr>
           <w:ilvl w:val="0"/>
-          <w:numId w:val="1015"/>
+          <w:numId w:val="1021"/>
         </w:numPr>
       </w:pPr>
       <w:r>
@@ -39419,7 +39491,7 @@
         <w:pStyle w:val="Compact"/>
         <w:numPr>
           <w:ilvl w:val="0"/>
-          <w:numId w:val="1015"/>
+          <w:numId w:val="1021"/>
         </w:numPr>
       </w:pPr>
       <w:r>
@@ -39459,7 +39531,7 @@
         <w:pStyle w:val="Compact"/>
         <w:numPr>
           <w:ilvl w:val="0"/>
-          <w:numId w:val="1015"/>
+          <w:numId w:val="1021"/>
         </w:numPr>
       </w:pPr>
       <w:r>
@@ -39513,7 +39585,7 @@
         <w:pStyle w:val="Compact"/>
         <w:numPr>
           <w:ilvl w:val="0"/>
-          <w:numId w:val="1015"/>
+          <w:numId w:val="1021"/>
         </w:numPr>
       </w:pPr>
       <w:r>
@@ -40676,7 +40748,7 @@
         <w:pStyle w:val="Compact"/>
         <w:numPr>
           <w:ilvl w:val="0"/>
-          <w:numId w:val="1016"/>
+          <w:numId w:val="1022"/>
         </w:numPr>
       </w:pPr>
       <w:r>
@@ -40888,7 +40960,7 @@
         <w:pStyle w:val="Compact"/>
         <w:numPr>
           <w:ilvl w:val="0"/>
-          <w:numId w:val="1016"/>
+          <w:numId w:val="1022"/>
         </w:numPr>
       </w:pPr>
       <w:r>
@@ -40990,7 +41062,7 @@
         <w:pStyle w:val="Compact"/>
         <w:numPr>
           <w:ilvl w:val="0"/>
-          <w:numId w:val="1016"/>
+          <w:numId w:val="1022"/>
         </w:numPr>
       </w:pPr>
       <w:r>
@@ -42716,7 +42788,7 @@
         <w:pStyle w:val="Compact"/>
         <w:numPr>
           <w:ilvl w:val="0"/>
-          <w:numId w:val="1017"/>
+          <w:numId w:val="1023"/>
         </w:numPr>
       </w:pPr>
       <w:r>
@@ -42775,7 +42847,7 @@
         <w:pStyle w:val="Compact"/>
         <w:numPr>
           <w:ilvl w:val="0"/>
-          <w:numId w:val="1017"/>
+          <w:numId w:val="1023"/>
         </w:numPr>
       </w:pPr>
       <w:r>
@@ -42831,7 +42903,7 @@
         <w:pStyle w:val="Compact"/>
         <w:numPr>
           <w:ilvl w:val="0"/>
-          <w:numId w:val="1017"/>
+          <w:numId w:val="1023"/>
         </w:numPr>
       </w:pPr>
       <w:r>
@@ -42885,7 +42957,7 @@
         <w:pStyle w:val="Compact"/>
         <w:numPr>
           <w:ilvl w:val="0"/>
-          <w:numId w:val="1017"/>
+          <w:numId w:val="1023"/>
         </w:numPr>
       </w:pPr>
       <w:r>
@@ -42953,7 +43025,7 @@
         <w:pStyle w:val="Compact"/>
         <w:numPr>
           <w:ilvl w:val="0"/>
-          <w:numId w:val="1017"/>
+          <w:numId w:val="1023"/>
         </w:numPr>
       </w:pPr>
       <w:r>
@@ -43013,7 +43085,7 @@
         <w:pStyle w:val="Compact"/>
         <w:numPr>
           <w:ilvl w:val="0"/>
-          <w:numId w:val="1017"/>
+          <w:numId w:val="1023"/>
         </w:numPr>
       </w:pPr>
       <w:r>
@@ -43082,7 +43154,7 @@
         <w:pStyle w:val="Compact"/>
         <w:numPr>
           <w:ilvl w:val="0"/>
-          <w:numId w:val="1017"/>
+          <w:numId w:val="1023"/>
         </w:numPr>
       </w:pPr>
       <w:r>
@@ -44818,7 +44890,7 @@
         <w:pStyle w:val="Compact"/>
         <w:numPr>
           <w:ilvl w:val="0"/>
-          <w:numId w:val="1018"/>
+          <w:numId w:val="1024"/>
         </w:numPr>
       </w:pPr>
       <w:r>
@@ -44840,7 +44912,7 @@
         <w:pStyle w:val="Compact"/>
         <w:numPr>
           <w:ilvl w:val="0"/>
-          <w:numId w:val="1018"/>
+          <w:numId w:val="1024"/>
         </w:numPr>
       </w:pPr>
       <w:r>
@@ -44862,7 +44934,7 @@
         <w:pStyle w:val="Compact"/>
         <w:numPr>
           <w:ilvl w:val="0"/>
-          <w:numId w:val="1018"/>
+          <w:numId w:val="1024"/>
         </w:numPr>
       </w:pPr>
       <w:r>
@@ -45764,7 +45836,7 @@
         <w:pStyle w:val="Compact"/>
         <w:numPr>
           <w:ilvl w:val="0"/>
-          <w:numId w:val="1019"/>
+          <w:numId w:val="1025"/>
         </w:numPr>
       </w:pPr>
       <w:r>
@@ -45789,7 +45861,7 @@
         <w:pStyle w:val="Compact"/>
         <w:numPr>
           <w:ilvl w:val="0"/>
-          <w:numId w:val="1019"/>
+          <w:numId w:val="1025"/>
         </w:numPr>
       </w:pPr>
       <w:r>
@@ -45801,7 +45873,7 @@
         <w:pStyle w:val="Compact"/>
         <w:numPr>
           <w:ilvl w:val="0"/>
-          <w:numId w:val="1019"/>
+          <w:numId w:val="1025"/>
         </w:numPr>
       </w:pPr>
       <w:r>
@@ -45841,7 +45913,7 @@
         <w:pStyle w:val="Compact"/>
         <w:numPr>
           <w:ilvl w:val="0"/>
-          <w:numId w:val="1019"/>
+          <w:numId w:val="1025"/>
         </w:numPr>
       </w:pPr>
       <w:r>
@@ -47669,7 +47741,7 @@
         <w:pStyle w:val="Compact"/>
         <w:numPr>
           <w:ilvl w:val="0"/>
-          <w:numId w:val="1020"/>
+          <w:numId w:val="1026"/>
         </w:numPr>
       </w:pPr>
       <w:r>
@@ -47784,7 +47856,7 @@
         <w:pStyle w:val="Compact"/>
         <w:numPr>
           <w:ilvl w:val="0"/>
-          <w:numId w:val="1020"/>
+          <w:numId w:val="1026"/>
         </w:numPr>
       </w:pPr>
       <w:r>
@@ -47833,7 +47905,7 @@
         <w:pStyle w:val="Compact"/>
         <w:numPr>
           <w:ilvl w:val="0"/>
-          <w:numId w:val="1020"/>
+          <w:numId w:val="1026"/>
         </w:numPr>
       </w:pPr>
       <w:r>
@@ -47997,7 +48069,7 @@
         <w:pStyle w:val="Compact"/>
         <w:numPr>
           <w:ilvl w:val="0"/>
-          <w:numId w:val="1021"/>
+          <w:numId w:val="1027"/>
         </w:numPr>
       </w:pPr>
       <w:r>
@@ -48061,7 +48133,7 @@
         <w:pStyle w:val="Compact"/>
         <w:numPr>
           <w:ilvl w:val="0"/>
-          <w:numId w:val="1021"/>
+          <w:numId w:val="1027"/>
         </w:numPr>
       </w:pPr>
       <w:r>
@@ -48113,7 +48185,7 @@
         <w:pStyle w:val="Compact"/>
         <w:numPr>
           <w:ilvl w:val="0"/>
-          <w:numId w:val="1021"/>
+          <w:numId w:val="1027"/>
         </w:numPr>
       </w:pPr>
       <w:r>
@@ -48165,7 +48237,7 @@
         <w:pStyle w:val="Compact"/>
         <w:numPr>
           <w:ilvl w:val="0"/>
-          <w:numId w:val="1021"/>
+          <w:numId w:val="1027"/>
         </w:numPr>
       </w:pPr>
       <w:r>
@@ -51026,28 +51098,46 @@
       <w:r>
         <w:t xml:space="preserve">Our World-Class Suite experiments were conducted on Tinker SDK v0.16.1 and TRL at an earlier version. The major framework updates between mid-2025 and April 2026 include:</w:t>
       </w:r>
-      <w:r>
-        <w:t xml:space="preserve"> </w:t>
-      </w:r>
-      <w:r>
-        <w:t xml:space="preserve">- TRL v1.0–1.2: asynchronous GRPO, Liger memory reduction, VESPO/DPPO/SDPO, tool-calling support for Qwen3 and LLaMA 3.1/3.2</w:t>
-      </w:r>
-      <w:r>
-        <w:t xml:space="preserve"> </w:t>
-      </w:r>
-      <w:r>
-        <w:t xml:space="preserve">- veRL v0.7.1: GSPO support, Megatron MoE backend, SGLang rollout, per-sample temperature, FlowGRPO trainer</w:t>
-      </w:r>
-      <w:r>
-        <w:t xml:space="preserve"> </w:t>
-      </w:r>
-      <w:r>
-        <w:t xml:space="preserve">- OpenRLHF v0.10.1: VLM support, async RL, Ray-based scaling</w:t>
-      </w:r>
-    </w:p>
-    <w:p>
-      <w:pPr>
-        <w:pStyle w:val="BodyText"/>
+    </w:p>
+    <w:p>
+      <w:pPr>
+        <w:pStyle w:val="Compact"/>
+        <w:numPr>
+          <w:ilvl w:val="0"/>
+          <w:numId w:val="1028"/>
+        </w:numPr>
+      </w:pPr>
+      <w:r>
+        <w:t xml:space="preserve">TRL v1.0–1.2: asynchronous GRPO, Liger memory reduction, VESPO/DPPO/SDPO, tool-calling support for Qwen3 and LLaMA 3.1/3.2</w:t>
+      </w:r>
+    </w:p>
+    <w:p>
+      <w:pPr>
+        <w:pStyle w:val="Compact"/>
+        <w:numPr>
+          <w:ilvl w:val="0"/>
+          <w:numId w:val="1028"/>
+        </w:numPr>
+      </w:pPr>
+      <w:r>
+        <w:t xml:space="preserve">veRL v0.7.1: GSPO support, Megatron MoE backend, SGLang rollout, per-sample temperature, FlowGRPO trainer</w:t>
+      </w:r>
+    </w:p>
+    <w:p>
+      <w:pPr>
+        <w:pStyle w:val="Compact"/>
+        <w:numPr>
+          <w:ilvl w:val="0"/>
+          <w:numId w:val="1028"/>
+        </w:numPr>
+      </w:pPr>
+      <w:r>
+        <w:t xml:space="preserve">OpenRLHF v0.10.1: VLM support, async RL, Ray-based scaling</w:t>
+      </w:r>
+    </w:p>
+    <w:p>
+      <w:pPr>
+        <w:pStyle w:val="FirstParagraph"/>
       </w:pPr>
       <w:r>
         <w:t xml:space="preserve">Any replication of TinkerRL-Bench’s experiments with current frameworks may show meaningfully different results, particularly for the tool-calling track (TRL v1.1+ has native tool-calling GRPO) and for MoE models (veRL’s GSPO support removes the routing-replay workarounds that our Qwen3-235B-A22B experiments required).</w:t>
@@ -51111,7 +51201,7 @@
       <w:pPr>
         <w:numPr>
           <w:ilvl w:val="0"/>
-          <w:numId w:val="1022"/>
+          <w:numId w:val="1029"/>
         </w:numPr>
       </w:pPr>
       <w:r>
@@ -51132,7 +51222,7 @@
       <w:pPr>
         <w:numPr>
           <w:ilvl w:val="0"/>
-          <w:numId w:val="1022"/>
+          <w:numId w:val="1029"/>
         </w:numPr>
       </w:pPr>
       <w:r>
@@ -51143,7 +51233,7 @@
       <w:pPr>
         <w:numPr>
           <w:ilvl w:val="0"/>
-          <w:numId w:val="1022"/>
+          <w:numId w:val="1029"/>
         </w:numPr>
       </w:pPr>
       <w:r>
@@ -51154,7 +51244,7 @@
       <w:pPr>
         <w:numPr>
           <w:ilvl w:val="0"/>
-          <w:numId w:val="1022"/>
+          <w:numId w:val="1029"/>
         </w:numPr>
       </w:pPr>
       <w:r>
@@ -51165,7 +51255,7 @@
       <w:pPr>
         <w:numPr>
           <w:ilvl w:val="0"/>
-          <w:numId w:val="1022"/>
+          <w:numId w:val="1029"/>
         </w:numPr>
       </w:pPr>
       <w:r>
@@ -51176,7 +51266,7 @@
       <w:pPr>
         <w:numPr>
           <w:ilvl w:val="0"/>
-          <w:numId w:val="1022"/>
+          <w:numId w:val="1029"/>
         </w:numPr>
       </w:pPr>
       <w:r>
@@ -51187,7 +51277,7 @@
       <w:pPr>
         <w:numPr>
           <w:ilvl w:val="0"/>
-          <w:numId w:val="1022"/>
+          <w:numId w:val="1029"/>
         </w:numPr>
       </w:pPr>
       <w:r>
@@ -51208,7 +51298,7 @@
       <w:pPr>
         <w:numPr>
           <w:ilvl w:val="0"/>
-          <w:numId w:val="1022"/>
+          <w:numId w:val="1029"/>
         </w:numPr>
       </w:pPr>
       <w:r>
@@ -51229,7 +51319,7 @@
       <w:pPr>
         <w:numPr>
           <w:ilvl w:val="0"/>
-          <w:numId w:val="1022"/>
+          <w:numId w:val="1029"/>
         </w:numPr>
       </w:pPr>
       <w:r>
@@ -51250,7 +51340,7 @@
       <w:pPr>
         <w:numPr>
           <w:ilvl w:val="0"/>
-          <w:numId w:val="1022"/>
+          <w:numId w:val="1029"/>
         </w:numPr>
       </w:pPr>
       <w:r>
@@ -51268,7 +51358,7 @@
       <w:pPr>
         <w:numPr>
           <w:ilvl w:val="0"/>
-          <w:numId w:val="1022"/>
+          <w:numId w:val="1029"/>
         </w:numPr>
       </w:pPr>
       <w:r>
@@ -51289,7 +51379,7 @@
       <w:pPr>
         <w:numPr>
           <w:ilvl w:val="0"/>
-          <w:numId w:val="1022"/>
+          <w:numId w:val="1029"/>
         </w:numPr>
       </w:pPr>
       <w:r>
@@ -51307,7 +51397,7 @@
       <w:pPr>
         <w:numPr>
           <w:ilvl w:val="0"/>
-          <w:numId w:val="1022"/>
+          <w:numId w:val="1029"/>
         </w:numPr>
       </w:pPr>
       <w:r>
@@ -51328,7 +51418,7 @@
       <w:pPr>
         <w:numPr>
           <w:ilvl w:val="0"/>
-          <w:numId w:val="1022"/>
+          <w:numId w:val="1029"/>
         </w:numPr>
       </w:pPr>
       <w:r>
@@ -51349,7 +51439,7 @@
       <w:pPr>
         <w:numPr>
           <w:ilvl w:val="0"/>
-          <w:numId w:val="1022"/>
+          <w:numId w:val="1029"/>
         </w:numPr>
       </w:pPr>
       <w:r>
@@ -51370,7 +51460,7 @@
       <w:pPr>
         <w:numPr>
           <w:ilvl w:val="0"/>
-          <w:numId w:val="1022"/>
+          <w:numId w:val="1029"/>
         </w:numPr>
       </w:pPr>
       <w:r>
@@ -51391,7 +51481,7 @@
       <w:pPr>
         <w:numPr>
           <w:ilvl w:val="0"/>
-          <w:numId w:val="1022"/>
+          <w:numId w:val="1029"/>
         </w:numPr>
       </w:pPr>
       <w:r>
@@ -51412,7 +51502,7 @@
       <w:pPr>
         <w:numPr>
           <w:ilvl w:val="0"/>
-          <w:numId w:val="1022"/>
+          <w:numId w:val="1029"/>
         </w:numPr>
       </w:pPr>
       <w:r>
@@ -51433,7 +51523,7 @@
       <w:pPr>
         <w:numPr>
           <w:ilvl w:val="0"/>
-          <w:numId w:val="1022"/>
+          <w:numId w:val="1029"/>
         </w:numPr>
       </w:pPr>
       <w:r>
@@ -51454,7 +51544,7 @@
       <w:pPr>
         <w:numPr>
           <w:ilvl w:val="0"/>
-          <w:numId w:val="1022"/>
+          <w:numId w:val="1029"/>
         </w:numPr>
       </w:pPr>
       <w:r>
@@ -51475,7 +51565,7 @@
       <w:pPr>
         <w:numPr>
           <w:ilvl w:val="0"/>
-          <w:numId w:val="1022"/>
+          <w:numId w:val="1029"/>
         </w:numPr>
       </w:pPr>
       <w:r>
@@ -51496,7 +51586,7 @@
       <w:pPr>
         <w:numPr>
           <w:ilvl w:val="0"/>
-          <w:numId w:val="1022"/>
+          <w:numId w:val="1029"/>
         </w:numPr>
       </w:pPr>
       <w:r>
@@ -52091,7 +52181,7 @@
         <w:pStyle w:val="Compact"/>
         <w:numPr>
           <w:ilvl w:val="0"/>
-          <w:numId w:val="1023"/>
+          <w:numId w:val="1030"/>
         </w:numPr>
       </w:pPr>
       <w:r>
@@ -52127,7 +52217,7 @@
         <w:pStyle w:val="Compact"/>
         <w:numPr>
           <w:ilvl w:val="0"/>
-          <w:numId w:val="1023"/>
+          <w:numId w:val="1030"/>
         </w:numPr>
       </w:pPr>
       <w:r>
@@ -52149,7 +52239,7 @@
         <w:pStyle w:val="Compact"/>
         <w:numPr>
           <w:ilvl w:val="0"/>
-          <w:numId w:val="1023"/>
+          <w:numId w:val="1030"/>
         </w:numPr>
       </w:pPr>
       <w:r>
@@ -52183,7 +52273,7 @@
         <w:pStyle w:val="Compact"/>
         <w:numPr>
           <w:ilvl w:val="0"/>
-          <w:numId w:val="1023"/>
+          <w:numId w:val="1030"/>
         </w:numPr>
       </w:pPr>
       <w:r>
@@ -52205,7 +52295,7 @@
         <w:pStyle w:val="Compact"/>
         <w:numPr>
           <w:ilvl w:val="0"/>
-          <w:numId w:val="1023"/>
+          <w:numId w:val="1030"/>
         </w:numPr>
       </w:pPr>
       <w:r>
@@ -52227,7 +52317,7 @@
         <w:pStyle w:val="Compact"/>
         <w:numPr>
           <w:ilvl w:val="0"/>
-          <w:numId w:val="1023"/>
+          <w:numId w:val="1030"/>
         </w:numPr>
       </w:pPr>
       <w:r>
@@ -58782,7 +58872,7 @@
         <w:pStyle w:val="Compact"/>
         <w:numPr>
           <w:ilvl w:val="0"/>
-          <w:numId w:val="1024"/>
+          <w:numId w:val="1031"/>
         </w:numPr>
       </w:pPr>
       <w:r>
@@ -58809,7 +58899,7 @@
         <w:pStyle w:val="Compact"/>
         <w:numPr>
           <w:ilvl w:val="0"/>
-          <w:numId w:val="1024"/>
+          <w:numId w:val="1031"/>
         </w:numPr>
       </w:pPr>
       <w:r>
@@ -58866,7 +58956,7 @@
         <w:pStyle w:val="Compact"/>
         <w:numPr>
           <w:ilvl w:val="0"/>
-          <w:numId w:val="1024"/>
+          <w:numId w:val="1031"/>
         </w:numPr>
       </w:pPr>
       <w:r>
@@ -58911,7 +59001,7 @@
         <w:pStyle w:val="Compact"/>
         <w:numPr>
           <w:ilvl w:val="0"/>
-          <w:numId w:val="1024"/>
+          <w:numId w:val="1031"/>
         </w:numPr>
       </w:pPr>
       <w:r>
@@ -58968,7 +59058,7 @@
         <w:pStyle w:val="Compact"/>
         <w:numPr>
           <w:ilvl w:val="0"/>
-          <w:numId w:val="1024"/>
+          <w:numId w:val="1031"/>
         </w:numPr>
       </w:pPr>
       <w:r>
@@ -59001,7 +59091,7 @@
         <w:pStyle w:val="Compact"/>
         <w:numPr>
           <w:ilvl w:val="0"/>
-          <w:numId w:val="1024"/>
+          <w:numId w:val="1031"/>
         </w:numPr>
       </w:pPr>
       <w:r>
@@ -59022,7 +59112,7 @@
         <w:pStyle w:val="Compact"/>
         <w:numPr>
           <w:ilvl w:val="0"/>
-          <w:numId w:val="1024"/>
+          <w:numId w:val="1031"/>
         </w:numPr>
       </w:pPr>
       <w:r>
@@ -59063,7 +59153,7 @@
         <w:pStyle w:val="Compact"/>
         <w:numPr>
           <w:ilvl w:val="0"/>
-          <w:numId w:val="1024"/>
+          <w:numId w:val="1031"/>
         </w:numPr>
       </w:pPr>
       <w:r>
@@ -59101,7 +59191,7 @@
         <w:pStyle w:val="Compact"/>
         <w:numPr>
           <w:ilvl w:val="0"/>
-          <w:numId w:val="1024"/>
+          <w:numId w:val="1031"/>
         </w:numPr>
       </w:pPr>
       <w:r>
@@ -59139,7 +59229,7 @@
         <w:pStyle w:val="Compact"/>
         <w:numPr>
           <w:ilvl w:val="0"/>
-          <w:numId w:val="1024"/>
+          <w:numId w:val="1031"/>
         </w:numPr>
       </w:pPr>
       <w:r>
@@ -59179,7 +59269,7 @@
         <w:pStyle w:val="Compact"/>
         <w:numPr>
           <w:ilvl w:val="0"/>
-          <w:numId w:val="1024"/>
+          <w:numId w:val="1031"/>
         </w:numPr>
       </w:pPr>
       <w:r>
@@ -59500,7 +59590,7 @@
       <w:pPr>
         <w:numPr>
           <w:ilvl w:val="0"/>
-          <w:numId w:val="1025"/>
+          <w:numId w:val="1032"/>
         </w:numPr>
       </w:pPr>
       <w:r>
@@ -59521,7 +59611,7 @@
       <w:pPr>
         <w:numPr>
           <w:ilvl w:val="0"/>
-          <w:numId w:val="1025"/>
+          <w:numId w:val="1032"/>
         </w:numPr>
       </w:pPr>
       <w:r>
@@ -59539,7 +59629,7 @@
       <w:pPr>
         <w:numPr>
           <w:ilvl w:val="0"/>
-          <w:numId w:val="1025"/>
+          <w:numId w:val="1032"/>
         </w:numPr>
       </w:pPr>
       <w:r>
@@ -59560,7 +59650,7 @@
       <w:pPr>
         <w:numPr>
           <w:ilvl w:val="0"/>
-          <w:numId w:val="1025"/>
+          <w:numId w:val="1032"/>
         </w:numPr>
       </w:pPr>
       <w:r>
@@ -59578,7 +59668,7 @@
       <w:pPr>
         <w:numPr>
           <w:ilvl w:val="0"/>
-          <w:numId w:val="1025"/>
+          <w:numId w:val="1032"/>
         </w:numPr>
       </w:pPr>
       <w:r>
@@ -59599,7 +59689,7 @@
       <w:pPr>
         <w:numPr>
           <w:ilvl w:val="0"/>
-          <w:numId w:val="1025"/>
+          <w:numId w:val="1032"/>
         </w:numPr>
       </w:pPr>
       <w:r>
@@ -59617,7 +59707,7 @@
       <w:pPr>
         <w:numPr>
           <w:ilvl w:val="0"/>
-          <w:numId w:val="1025"/>
+          <w:numId w:val="1032"/>
         </w:numPr>
       </w:pPr>
       <w:r>
@@ -59635,7 +59725,7 @@
       <w:pPr>
         <w:numPr>
           <w:ilvl w:val="0"/>
-          <w:numId w:val="1025"/>
+          <w:numId w:val="1032"/>
         </w:numPr>
       </w:pPr>
       <w:r>
@@ -59653,7 +59743,7 @@
       <w:pPr>
         <w:numPr>
           <w:ilvl w:val="0"/>
-          <w:numId w:val="1025"/>
+          <w:numId w:val="1032"/>
         </w:numPr>
       </w:pPr>
       <w:r>
@@ -59691,7 +59781,7 @@
       <w:pPr>
         <w:numPr>
           <w:ilvl w:val="0"/>
-          <w:numId w:val="1025"/>
+          <w:numId w:val="1032"/>
         </w:numPr>
       </w:pPr>
       <w:r>
@@ -59750,7 +59840,7 @@
       <w:pPr>
         <w:numPr>
           <w:ilvl w:val="0"/>
-          <w:numId w:val="1025"/>
+          <w:numId w:val="1032"/>
         </w:numPr>
       </w:pPr>
       <w:r>
@@ -59771,7 +59861,7 @@
       <w:pPr>
         <w:numPr>
           <w:ilvl w:val="0"/>
-          <w:numId w:val="1025"/>
+          <w:numId w:val="1032"/>
         </w:numPr>
       </w:pPr>
       <w:r>
@@ -59824,7 +59914,7 @@
       <w:pPr>
         <w:numPr>
           <w:ilvl w:val="0"/>
-          <w:numId w:val="1025"/>
+          <w:numId w:val="1032"/>
         </w:numPr>
       </w:pPr>
       <w:r>
@@ -59842,7 +59932,7 @@
       <w:pPr>
         <w:numPr>
           <w:ilvl w:val="0"/>
-          <w:numId w:val="1025"/>
+          <w:numId w:val="1032"/>
         </w:numPr>
       </w:pPr>
       <w:r>
@@ -59954,7 +60044,7 @@
         <w:pStyle w:val="Compact"/>
         <w:numPr>
           <w:ilvl w:val="0"/>
-          <w:numId w:val="1026"/>
+          <w:numId w:val="1033"/>
         </w:numPr>
       </w:pPr>
       <w:r>
@@ -59975,7 +60065,7 @@
         <w:pStyle w:val="Compact"/>
         <w:numPr>
           <w:ilvl w:val="0"/>
-          <w:numId w:val="1026"/>
+          <w:numId w:val="1033"/>
         </w:numPr>
       </w:pPr>
       <w:r>
@@ -59996,7 +60086,7 @@
         <w:pStyle w:val="Compact"/>
         <w:numPr>
           <w:ilvl w:val="0"/>
-          <w:numId w:val="1026"/>
+          <w:numId w:val="1033"/>
         </w:numPr>
       </w:pPr>
       <w:r>
@@ -60017,7 +60107,7 @@
         <w:pStyle w:val="Compact"/>
         <w:numPr>
           <w:ilvl w:val="0"/>
-          <w:numId w:val="1026"/>
+          <w:numId w:val="1033"/>
         </w:numPr>
       </w:pPr>
       <w:r>
@@ -60038,7 +60128,7 @@
         <w:pStyle w:val="Compact"/>
         <w:numPr>
           <w:ilvl w:val="0"/>
-          <w:numId w:val="1026"/>
+          <w:numId w:val="1033"/>
         </w:numPr>
       </w:pPr>
       <w:r>
@@ -60059,7 +60149,7 @@
         <w:pStyle w:val="Compact"/>
         <w:numPr>
           <w:ilvl w:val="0"/>
-          <w:numId w:val="1026"/>
+          <w:numId w:val="1033"/>
         </w:numPr>
       </w:pPr>
       <w:r>
@@ -60080,7 +60170,7 @@
         <w:pStyle w:val="Compact"/>
         <w:numPr>
           <w:ilvl w:val="0"/>
-          <w:numId w:val="1026"/>
+          <w:numId w:val="1033"/>
         </w:numPr>
       </w:pPr>
       <w:r>
@@ -60101,7 +60191,7 @@
         <w:pStyle w:val="Compact"/>
         <w:numPr>
           <w:ilvl w:val="0"/>
-          <w:numId w:val="1026"/>
+          <w:numId w:val="1033"/>
         </w:numPr>
       </w:pPr>
       <w:r>
@@ -60122,7 +60212,7 @@
         <w:pStyle w:val="Compact"/>
         <w:numPr>
           <w:ilvl w:val="0"/>
-          <w:numId w:val="1026"/>
+          <w:numId w:val="1033"/>
         </w:numPr>
       </w:pPr>
       <w:r>
@@ -60143,7 +60233,7 @@
         <w:pStyle w:val="Compact"/>
         <w:numPr>
           <w:ilvl w:val="0"/>
-          <w:numId w:val="1026"/>
+          <w:numId w:val="1033"/>
         </w:numPr>
       </w:pPr>
       <w:r>
@@ -60164,7 +60254,7 @@
         <w:pStyle w:val="Compact"/>
         <w:numPr>
           <w:ilvl w:val="0"/>
-          <w:numId w:val="1026"/>
+          <w:numId w:val="1033"/>
         </w:numPr>
       </w:pPr>
       <w:r>
@@ -60185,7 +60275,7 @@
         <w:pStyle w:val="Compact"/>
         <w:numPr>
           <w:ilvl w:val="0"/>
-          <w:numId w:val="1026"/>
+          <w:numId w:val="1033"/>
         </w:numPr>
       </w:pPr>
       <w:r>
@@ -60206,7 +60296,7 @@
         <w:pStyle w:val="Compact"/>
         <w:numPr>
           <w:ilvl w:val="0"/>
-          <w:numId w:val="1026"/>
+          <w:numId w:val="1033"/>
         </w:numPr>
       </w:pPr>
       <w:r>
@@ -60227,7 +60317,7 @@
         <w:pStyle w:val="Compact"/>
         <w:numPr>
           <w:ilvl w:val="0"/>
-          <w:numId w:val="1026"/>
+          <w:numId w:val="1033"/>
         </w:numPr>
       </w:pPr>
       <w:r>
@@ -60248,7 +60338,7 @@
         <w:pStyle w:val="Compact"/>
         <w:numPr>
           <w:ilvl w:val="0"/>
-          <w:numId w:val="1026"/>
+          <w:numId w:val="1033"/>
         </w:numPr>
       </w:pPr>
       <w:r>
@@ -60272,7 +60362,7 @@
         <w:pStyle w:val="Compact"/>
         <w:numPr>
           <w:ilvl w:val="0"/>
-          <w:numId w:val="1026"/>
+          <w:numId w:val="1033"/>
         </w:numPr>
       </w:pPr>
       <w:r>
@@ -60293,7 +60383,7 @@
         <w:pStyle w:val="Compact"/>
         <w:numPr>
           <w:ilvl w:val="0"/>
-          <w:numId w:val="1026"/>
+          <w:numId w:val="1033"/>
         </w:numPr>
       </w:pPr>
       <w:r>
@@ -60314,7 +60404,7 @@
         <w:pStyle w:val="Compact"/>
         <w:numPr>
           <w:ilvl w:val="0"/>
-          <w:numId w:val="1026"/>
+          <w:numId w:val="1033"/>
         </w:numPr>
       </w:pPr>
       <w:r>
@@ -60335,7 +60425,7 @@
         <w:pStyle w:val="Compact"/>
         <w:numPr>
           <w:ilvl w:val="0"/>
-          <w:numId w:val="1026"/>
+          <w:numId w:val="1033"/>
         </w:numPr>
       </w:pPr>
       <w:r>
@@ -60359,7 +60449,7 @@
         <w:pStyle w:val="Compact"/>
         <w:numPr>
           <w:ilvl w:val="0"/>
-          <w:numId w:val="1026"/>
+          <w:numId w:val="1033"/>
         </w:numPr>
       </w:pPr>
       <w:r>
@@ -60383,7 +60473,7 @@
         <w:pStyle w:val="Compact"/>
         <w:numPr>
           <w:ilvl w:val="0"/>
-          <w:numId w:val="1026"/>
+          <w:numId w:val="1033"/>
         </w:numPr>
       </w:pPr>
       <w:r>
@@ -60404,7 +60494,7 @@
         <w:pStyle w:val="Compact"/>
         <w:numPr>
           <w:ilvl w:val="0"/>
-          <w:numId w:val="1026"/>
+          <w:numId w:val="1033"/>
         </w:numPr>
       </w:pPr>
       <w:r>
@@ -60428,7 +60518,7 @@
         <w:pStyle w:val="Compact"/>
         <w:numPr>
           <w:ilvl w:val="0"/>
-          <w:numId w:val="1026"/>
+          <w:numId w:val="1033"/>
         </w:numPr>
       </w:pPr>
       <w:r>
@@ -60452,7 +60542,7 @@
         <w:pStyle w:val="Compact"/>
         <w:numPr>
           <w:ilvl w:val="0"/>
-          <w:numId w:val="1026"/>
+          <w:numId w:val="1033"/>
         </w:numPr>
       </w:pPr>
       <w:r>
@@ -60473,7 +60563,7 @@
         <w:pStyle w:val="Compact"/>
         <w:numPr>
           <w:ilvl w:val="0"/>
-          <w:numId w:val="1026"/>
+          <w:numId w:val="1033"/>
         </w:numPr>
       </w:pPr>
       <w:r>
@@ -60497,7 +60587,7 @@
         <w:pStyle w:val="Compact"/>
         <w:numPr>
           <w:ilvl w:val="0"/>
-          <w:numId w:val="1026"/>
+          <w:numId w:val="1033"/>
         </w:numPr>
       </w:pPr>
       <w:r>
@@ -60518,7 +60608,7 @@
         <w:pStyle w:val="Compact"/>
         <w:numPr>
           <w:ilvl w:val="0"/>
-          <w:numId w:val="1026"/>
+          <w:numId w:val="1033"/>
         </w:numPr>
       </w:pPr>
       <w:r>
@@ -60539,7 +60629,7 @@
         <w:pStyle w:val="Compact"/>
         <w:numPr>
           <w:ilvl w:val="0"/>
-          <w:numId w:val="1026"/>
+          <w:numId w:val="1033"/>
         </w:numPr>
       </w:pPr>
       <w:r>
@@ -60560,7 +60650,7 @@
         <w:pStyle w:val="Compact"/>
         <w:numPr>
           <w:ilvl w:val="0"/>
-          <w:numId w:val="1026"/>
+          <w:numId w:val="1033"/>
         </w:numPr>
       </w:pPr>
       <w:r>
@@ -60581,7 +60671,7 @@
         <w:pStyle w:val="Compact"/>
         <w:numPr>
           <w:ilvl w:val="0"/>
-          <w:numId w:val="1026"/>
+          <w:numId w:val="1033"/>
         </w:numPr>
       </w:pPr>
       <w:r>
@@ -60605,7 +60695,7 @@
         <w:pStyle w:val="Compact"/>
         <w:numPr>
           <w:ilvl w:val="0"/>
-          <w:numId w:val="1026"/>
+          <w:numId w:val="1033"/>
         </w:numPr>
       </w:pPr>
       <w:r>
@@ -60629,7 +60719,7 @@
         <w:pStyle w:val="Compact"/>
         <w:numPr>
           <w:ilvl w:val="0"/>
-          <w:numId w:val="1026"/>
+          <w:numId w:val="1033"/>
         </w:numPr>
       </w:pPr>
       <w:r>
@@ -60653,7 +60743,7 @@
         <w:pStyle w:val="Compact"/>
         <w:numPr>
           <w:ilvl w:val="0"/>
-          <w:numId w:val="1026"/>
+          <w:numId w:val="1033"/>
         </w:numPr>
       </w:pPr>
       <w:r>
@@ -60677,7 +60767,7 @@
         <w:pStyle w:val="Compact"/>
         <w:numPr>
           <w:ilvl w:val="0"/>
-          <w:numId w:val="1026"/>
+          <w:numId w:val="1033"/>
         </w:numPr>
       </w:pPr>
       <w:r>
@@ -60701,7 +60791,7 @@
         <w:pStyle w:val="Compact"/>
         <w:numPr>
           <w:ilvl w:val="0"/>
-          <w:numId w:val="1026"/>
+          <w:numId w:val="1033"/>
         </w:numPr>
       </w:pPr>
       <w:r>
@@ -60722,7 +60812,7 @@
         <w:pStyle w:val="Compact"/>
         <w:numPr>
           <w:ilvl w:val="0"/>
-          <w:numId w:val="1026"/>
+          <w:numId w:val="1033"/>
         </w:numPr>
       </w:pPr>
       <w:r>
@@ -60743,7 +60833,7 @@
         <w:pStyle w:val="Compact"/>
         <w:numPr>
           <w:ilvl w:val="0"/>
-          <w:numId w:val="1026"/>
+          <w:numId w:val="1033"/>
         </w:numPr>
       </w:pPr>
       <w:r>
@@ -60767,7 +60857,7 @@
         <w:pStyle w:val="Compact"/>
         <w:numPr>
           <w:ilvl w:val="0"/>
-          <w:numId w:val="1026"/>
+          <w:numId w:val="1033"/>
         </w:numPr>
       </w:pPr>
       <w:r>
@@ -60791,7 +60881,7 @@
         <w:pStyle w:val="Compact"/>
         <w:numPr>
           <w:ilvl w:val="0"/>
-          <w:numId w:val="1026"/>
+          <w:numId w:val="1033"/>
         </w:numPr>
       </w:pPr>
       <w:r>
@@ -60815,7 +60905,7 @@
         <w:pStyle w:val="Compact"/>
         <w:numPr>
           <w:ilvl w:val="0"/>
-          <w:numId w:val="1026"/>
+          <w:numId w:val="1033"/>
         </w:numPr>
       </w:pPr>
       <w:r>
@@ -60827,7 +60917,7 @@
         <w:pStyle w:val="Compact"/>
         <w:numPr>
           <w:ilvl w:val="0"/>
-          <w:numId w:val="1026"/>
+          <w:numId w:val="1033"/>
         </w:numPr>
       </w:pPr>
       <w:r>
@@ -60839,7 +60929,7 @@
         <w:pStyle w:val="Compact"/>
         <w:numPr>
           <w:ilvl w:val="0"/>
-          <w:numId w:val="1026"/>
+          <w:numId w:val="1033"/>
         </w:numPr>
       </w:pPr>
       <w:r>
@@ -61085,6 +61175,109 @@
       </w:pPr>
     </w:lvl>
   </w:abstractNum>
+  <w:abstractNum w:abstractNumId="991">
+    <w:nsid w:val="0000A991"/>
+    <w:multiLevelType w:val="multilevel"/>
+    <w:lvl w:ilvl="0">
+      <w:numFmt w:val="bullet"/>
+      <w:lvlText w:val=""/>
+      <w:lvlJc w:val="left"/>
+      <w:pPr>
+        <w:ind w:left="720" w:hanging="360"/>
+      </w:pPr>
+      <w:rPr>
+        <w:rFonts w:ascii="Symbol" w:hAnsi="Symbol" w:cs="Symbol" w:hint="default"/>
+      </w:rPr>
+    </w:lvl>
+    <w:lvl w:ilvl="1">
+      <w:numFmt w:val="bullet"/>
+      <w:lvlText w:val="o"/>
+      <w:lvlJc w:val="left"/>
+      <w:pPr>
+        <w:ind w:left="1440" w:hanging="360"/>
+      </w:pPr>
+      <w:rPr>
+        <w:rFonts w:ascii="Courier New" w:hAnsi="Courier New" w:cs="Courier New" w:hint="default"/>
+      </w:rPr>
+    </w:lvl>
+    <w:lvl w:ilvl="2">
+      <w:numFmt w:val="bullet"/>
+      <w:lvlText w:val=""/>
+      <w:lvlJc w:val="left"/>
+      <w:pPr>
+        <w:ind w:left="2160" w:hanging="360"/>
+      </w:pPr>
+      <w:rPr>
+        <w:rFonts w:ascii="Wingdings" w:hAnsi="Wingdings" w:cs="Wingdings" w:hint="default"/>
+      </w:rPr>
+    </w:lvl>
+    <w:lvl w:ilvl="3">
+      <w:numFmt w:val="bullet"/>
+      <w:lvlText w:val=""/>
+      <w:lvlJc w:val="left"/>
+      <w:pPr>
+        <w:ind w:left="2880" w:hanging="360"/>
+      </w:pPr>
+      <w:rPr>
+        <w:rFonts w:ascii="Symbol" w:hAnsi="Symbol" w:cs="Symbol" w:hint="default"/>
+      </w:rPr>
+    </w:lvl>
+    <w:lvl w:ilvl="4">
+      <w:numFmt w:val="bullet"/>
+      <w:lvlText w:val="o"/>
+      <w:lvlJc w:val="left"/>
+      <w:pPr>
+        <w:ind w:left="3600" w:hanging="360"/>
+      </w:pPr>
+      <w:rPr>
+        <w:rFonts w:ascii="Courier New" w:hAnsi="Courier New" w:cs="Courier New" w:hint="default"/>
+      </w:rPr>
+    </w:lvl>
+    <w:lvl w:ilvl="5">
+      <w:numFmt w:val="bullet"/>
+      <w:lvlText w:val=""/>
+      <w:lvlJc w:val="left"/>
+      <w:pPr>
+        <w:ind w:left="4320" w:hanging="360"/>
+      </w:pPr>
+      <w:rPr>
+        <w:rFonts w:ascii="Wingdings" w:hAnsi="Wingdings" w:cs="Wingdings" w:hint="default"/>
+      </w:rPr>
+    </w:lvl>
+    <w:lvl w:ilvl="6">
+      <w:numFmt w:val="bullet"/>
+      <w:lvlText w:val=""/>
+      <w:lvlJc w:val="left"/>
+      <w:pPr>
+        <w:ind w:left="5040" w:hanging="360"/>
+      </w:pPr>
+      <w:rPr>
+        <w:rFonts w:ascii="Symbol" w:hAnsi="Symbol" w:cs="Symbol" w:hint="default"/>
+      </w:rPr>
+    </w:lvl>
+    <w:lvl w:ilvl="7">
+      <w:numFmt w:val="bullet"/>
+      <w:lvlText w:val="o"/>
+      <w:lvlJc w:val="left"/>
+      <w:pPr>
+        <w:ind w:left="5760" w:hanging="360"/>
+      </w:pPr>
+      <w:rPr>
+        <w:rFonts w:ascii="Courier New" w:hAnsi="Courier New" w:cs="Courier New" w:hint="default"/>
+      </w:rPr>
+    </w:lvl>
+    <w:lvl w:ilvl="8">
+      <w:numFmt w:val="bullet"/>
+      <w:lvlText w:val=""/>
+      <w:lvlJc w:val="left"/>
+      <w:pPr>
+        <w:ind w:left="6480" w:hanging="360"/>
+      </w:pPr>
+      <w:rPr>
+        <w:rFonts w:ascii="Wingdings" w:hAnsi="Wingdings" w:cs="Wingdings" w:hint="default"/>
+      </w:rPr>
+    </w:lvl>
+  </w:abstractNum>
   <w:abstractNum w:abstractNumId="99411">
     <w:nsid w:val="00A99411"/>
     <w:multiLevelType w:val="multilevel"/>
@@ -61170,113 +61363,13 @@
       </w:pPr>
     </w:lvl>
   </w:abstractNum>
-  <w:abstractNum w:abstractNumId="991">
-    <w:nsid w:val="0000A991"/>
-    <w:multiLevelType w:val="multilevel"/>
-    <w:lvl w:ilvl="0">
-      <w:numFmt w:val="bullet"/>
-      <w:lvlText w:val=""/>
-      <w:lvlJc w:val="left"/>
-      <w:pPr>
-        <w:ind w:left="720" w:hanging="360"/>
-      </w:pPr>
-      <w:rPr>
-        <w:rFonts w:ascii="Symbol" w:hAnsi="Symbol" w:cs="Symbol" w:hint="default"/>
-      </w:rPr>
-    </w:lvl>
-    <w:lvl w:ilvl="1">
-      <w:numFmt w:val="bullet"/>
-      <w:lvlText w:val="o"/>
-      <w:lvlJc w:val="left"/>
-      <w:pPr>
-        <w:ind w:left="1440" w:hanging="360"/>
-      </w:pPr>
-      <w:rPr>
-        <w:rFonts w:ascii="Courier New" w:hAnsi="Courier New" w:cs="Courier New" w:hint="default"/>
-      </w:rPr>
-    </w:lvl>
-    <w:lvl w:ilvl="2">
-      <w:numFmt w:val="bullet"/>
-      <w:lvlText w:val=""/>
-      <w:lvlJc w:val="left"/>
-      <w:pPr>
-        <w:ind w:left="2160" w:hanging="360"/>
-      </w:pPr>
-      <w:rPr>
-        <w:rFonts w:ascii="Wingdings" w:hAnsi="Wingdings" w:cs="Wingdings" w:hint="default"/>
-      </w:rPr>
-    </w:lvl>
-    <w:lvl w:ilvl="3">
-      <w:numFmt w:val="bullet"/>
-      <w:lvlText w:val=""/>
-      <w:lvlJc w:val="left"/>
-      <w:pPr>
-        <w:ind w:left="2880" w:hanging="360"/>
-      </w:pPr>
-      <w:rPr>
-        <w:rFonts w:ascii="Symbol" w:hAnsi="Symbol" w:cs="Symbol" w:hint="default"/>
-      </w:rPr>
-    </w:lvl>
-    <w:lvl w:ilvl="4">
-      <w:numFmt w:val="bullet"/>
-      <w:lvlText w:val="o"/>
-      <w:lvlJc w:val="left"/>
-      <w:pPr>
-        <w:ind w:left="3600" w:hanging="360"/>
-      </w:pPr>
-      <w:rPr>
-        <w:rFonts w:ascii="Courier New" w:hAnsi="Courier New" w:cs="Courier New" w:hint="default"/>
-      </w:rPr>
-    </w:lvl>
-    <w:lvl w:ilvl="5">
-      <w:numFmt w:val="bullet"/>
-      <w:lvlText w:val=""/>
-      <w:lvlJc w:val="left"/>
-      <w:pPr>
-        <w:ind w:left="4320" w:hanging="360"/>
-      </w:pPr>
-      <w:rPr>
-        <w:rFonts w:ascii="Wingdings" w:hAnsi="Wingdings" w:cs="Wingdings" w:hint="default"/>
-      </w:rPr>
-    </w:lvl>
-    <w:lvl w:ilvl="6">
-      <w:numFmt w:val="bullet"/>
-      <w:lvlText w:val=""/>
-      <w:lvlJc w:val="left"/>
-      <w:pPr>
-        <w:ind w:left="5040" w:hanging="360"/>
-      </w:pPr>
-      <w:rPr>
-        <w:rFonts w:ascii="Symbol" w:hAnsi="Symbol" w:cs="Symbol" w:hint="default"/>
-      </w:rPr>
-    </w:lvl>
-    <w:lvl w:ilvl="7">
-      <w:numFmt w:val="bullet"/>
-      <w:lvlText w:val="o"/>
-      <w:lvlJc w:val="left"/>
-      <w:pPr>
-        <w:ind w:left="5760" w:hanging="360"/>
-      </w:pPr>
-      <w:rPr>
-        <w:rFonts w:ascii="Courier New" w:hAnsi="Courier New" w:cs="Courier New" w:hint="default"/>
-      </w:rPr>
-    </w:lvl>
-    <w:lvl w:ilvl="8">
-      <w:numFmt w:val="bullet"/>
-      <w:lvlText w:val=""/>
-      <w:lvlJc w:val="left"/>
-      <w:pPr>
-        <w:ind w:left="6480" w:hanging="360"/>
-      </w:pPr>
-      <w:rPr>
-        <w:rFonts w:ascii="Wingdings" w:hAnsi="Wingdings" w:cs="Wingdings" w:hint="default"/>
-      </w:rPr>
-    </w:lvl>
-  </w:abstractNum>
   <w:num w:numId="1000">
     <w:abstractNumId w:val="990"/>
   </w:num>
   <w:num w:numId="1001">
+    <w:abstractNumId w:val="991"/>
+  </w:num>
+  <w:num w:numId="1002">
     <w:abstractNumId w:val="99411"/>
     <w:lvlOverride w:ilvl="0">
       <w:startOverride w:val="1"/>
@@ -61306,10 +61399,10 @@
       <w:startOverride w:val="1"/>
     </w:lvlOverride>
   </w:num>
-  <w:num w:numId="1002">
+  <w:num w:numId="1003">
     <w:abstractNumId w:val="991"/>
   </w:num>
-  <w:num w:numId="1003">
+  <w:num w:numId="1004">
     <w:abstractNumId w:val="99411"/>
     <w:lvlOverride w:ilvl="0">
       <w:startOverride w:val="1"/>
@@ -61339,9 +61432,6 @@
       <w:startOverride w:val="1"/>
     </w:lvlOverride>
   </w:num>
-  <w:num w:numId="1004">
-    <w:abstractNumId w:val="991"/>
-  </w:num>
   <w:num w:numId="1005">
     <w:abstractNumId w:val="991"/>
   </w:num>
@@ -61352,34 +61442,7 @@
     <w:abstractNumId w:val="991"/>
   </w:num>
   <w:num w:numId="1008">
-    <w:abstractNumId w:val="99411"/>
-    <w:lvlOverride w:ilvl="0">
-      <w:startOverride w:val="1"/>
-    </w:lvlOverride>
-    <w:lvlOverride w:ilvl="1">
-      <w:startOverride w:val="1"/>
-    </w:lvlOverride>
-    <w:lvlOverride w:ilvl="2">
-      <w:startOverride w:val="1"/>
-    </w:lvlOverride>
-    <w:lvlOverride w:ilvl="3">
-      <w:startOverride w:val="1"/>
-    </w:lvlOverride>
-    <w:lvlOverride w:ilvl="4">
-      <w:startOverride w:val="1"/>
-    </w:lvlOverride>
-    <w:lvlOverride w:ilvl="5">
-      <w:startOverride w:val="1"/>
-    </w:lvlOverride>
-    <w:lvlOverride w:ilvl="6">
-      <w:startOverride w:val="1"/>
-    </w:lvlOverride>
-    <w:lvlOverride w:ilvl="7">
-      <w:startOverride w:val="1"/>
-    </w:lvlOverride>
-    <w:lvlOverride w:ilvl="8">
-      <w:startOverride w:val="1"/>
-    </w:lvlOverride>
+    <w:abstractNumId w:val="991"/>
   </w:num>
   <w:num w:numId="1009">
     <w:abstractNumId w:val="99411"/>
@@ -61412,15 +61475,6 @@
     </w:lvlOverride>
   </w:num>
   <w:num w:numId="1010">
-    <w:abstractNumId w:val="991"/>
-  </w:num>
-  <w:num w:numId="1011">
-    <w:abstractNumId w:val="991"/>
-  </w:num>
-  <w:num w:numId="1012">
-    <w:abstractNumId w:val="991"/>
-  </w:num>
-  <w:num w:numId="1013">
     <w:abstractNumId w:val="99411"/>
     <w:lvlOverride w:ilvl="0">
       <w:startOverride w:val="1"/>
@@ -61450,10 +61504,10 @@
       <w:startOverride w:val="1"/>
     </w:lvlOverride>
   </w:num>
-  <w:num w:numId="1014">
+  <w:num w:numId="1011">
     <w:abstractNumId w:val="991"/>
   </w:num>
-  <w:num w:numId="1015">
+  <w:num w:numId="1012">
     <w:abstractNumId w:val="99411"/>
     <w:lvlOverride w:ilvl="0">
       <w:startOverride w:val="1"/>
@@ -61483,6 +61537,15 @@
       <w:startOverride w:val="1"/>
     </w:lvlOverride>
   </w:num>
+  <w:num w:numId="1013">
+    <w:abstractNumId w:val="991"/>
+  </w:num>
+  <w:num w:numId="1014">
+    <w:abstractNumId w:val="991"/>
+  </w:num>
+  <w:num w:numId="1015">
+    <w:abstractNumId w:val="991"/>
+  </w:num>
   <w:num w:numId="1016">
     <w:abstractNumId w:val="991"/>
   </w:num>
@@ -61490,27 +61553,6 @@
     <w:abstractNumId w:val="991"/>
   </w:num>
   <w:num w:numId="1018">
-    <w:abstractNumId w:val="991"/>
-  </w:num>
-  <w:num w:numId="1019">
-    <w:abstractNumId w:val="991"/>
-  </w:num>
-  <w:num w:numId="1020">
-    <w:abstractNumId w:val="991"/>
-  </w:num>
-  <w:num w:numId="1021">
-    <w:abstractNumId w:val="991"/>
-  </w:num>
-  <w:num w:numId="1022">
-    <w:abstractNumId w:val="991"/>
-  </w:num>
-  <w:num w:numId="1023">
-    <w:abstractNumId w:val="991"/>
-  </w:num>
-  <w:num w:numId="1024">
-    <w:abstractNumId w:val="991"/>
-  </w:num>
-  <w:num w:numId="1025">
     <w:abstractNumId w:val="99411"/>
     <w:lvlOverride w:ilvl="0">
       <w:startOverride w:val="1"/>
@@ -61540,7 +61582,103 @@
       <w:startOverride w:val="1"/>
     </w:lvlOverride>
   </w:num>
+  <w:num w:numId="1019">
+    <w:abstractNumId w:val="991"/>
+  </w:num>
+  <w:num w:numId="1020">
+    <w:abstractNumId w:val="991"/>
+  </w:num>
+  <w:num w:numId="1021">
+    <w:abstractNumId w:val="99411"/>
+    <w:lvlOverride w:ilvl="0">
+      <w:startOverride w:val="1"/>
+    </w:lvlOverride>
+    <w:lvlOverride w:ilvl="1">
+      <w:startOverride w:val="1"/>
+    </w:lvlOverride>
+    <w:lvlOverride w:ilvl="2">
+      <w:startOverride w:val="1"/>
+    </w:lvlOverride>
+    <w:lvlOverride w:ilvl="3">
+      <w:startOverride w:val="1"/>
+    </w:lvlOverride>
+    <w:lvlOverride w:ilvl="4">
+      <w:startOverride w:val="1"/>
+    </w:lvlOverride>
+    <w:lvlOverride w:ilvl="5">
+      <w:startOverride w:val="1"/>
+    </w:lvlOverride>
+    <w:lvlOverride w:ilvl="6">
+      <w:startOverride w:val="1"/>
+    </w:lvlOverride>
+    <w:lvlOverride w:ilvl="7">
+      <w:startOverride w:val="1"/>
+    </w:lvlOverride>
+    <w:lvlOverride w:ilvl="8">
+      <w:startOverride w:val="1"/>
+    </w:lvlOverride>
+  </w:num>
+  <w:num w:numId="1022">
+    <w:abstractNumId w:val="991"/>
+  </w:num>
+  <w:num w:numId="1023">
+    <w:abstractNumId w:val="991"/>
+  </w:num>
+  <w:num w:numId="1024">
+    <w:abstractNumId w:val="991"/>
+  </w:num>
+  <w:num w:numId="1025">
+    <w:abstractNumId w:val="991"/>
+  </w:num>
   <w:num w:numId="1026">
+    <w:abstractNumId w:val="991"/>
+  </w:num>
+  <w:num w:numId="1027">
+    <w:abstractNumId w:val="991"/>
+  </w:num>
+  <w:num w:numId="1028">
+    <w:abstractNumId w:val="991"/>
+  </w:num>
+  <w:num w:numId="1029">
+    <w:abstractNumId w:val="991"/>
+  </w:num>
+  <w:num w:numId="1030">
+    <w:abstractNumId w:val="991"/>
+  </w:num>
+  <w:num w:numId="1031">
+    <w:abstractNumId w:val="991"/>
+  </w:num>
+  <w:num w:numId="1032">
+    <w:abstractNumId w:val="99411"/>
+    <w:lvlOverride w:ilvl="0">
+      <w:startOverride w:val="1"/>
+    </w:lvlOverride>
+    <w:lvlOverride w:ilvl="1">
+      <w:startOverride w:val="1"/>
+    </w:lvlOverride>
+    <w:lvlOverride w:ilvl="2">
+      <w:startOverride w:val="1"/>
+    </w:lvlOverride>
+    <w:lvlOverride w:ilvl="3">
+      <w:startOverride w:val="1"/>
+    </w:lvlOverride>
+    <w:lvlOverride w:ilvl="4">
+      <w:startOverride w:val="1"/>
+    </w:lvlOverride>
+    <w:lvlOverride w:ilvl="5">
+      <w:startOverride w:val="1"/>
+    </w:lvlOverride>
+    <w:lvlOverride w:ilvl="6">
+      <w:startOverride w:val="1"/>
+    </w:lvlOverride>
+    <w:lvlOverride w:ilvl="7">
+      <w:startOverride w:val="1"/>
+    </w:lvlOverride>
+    <w:lvlOverride w:ilvl="8">
+      <w:startOverride w:val="1"/>
+    </w:lvlOverride>
+  </w:num>
+  <w:num w:numId="1033">
     <w:abstractNumId w:val="99411"/>
     <w:lvlOverride w:ilvl="0">
       <w:startOverride w:val="1"/>

--- a/reports/final/group6_final_report.docx
+++ b/reports/final/group6_final_report.docx
@@ -1840,135 +1840,13 @@
         <w:t xml:space="preserve">2.7 Variance-Mitigation Methods (Head-to-Head)</w:t>
       </w:r>
     </w:p>
-    <w:p>
-      <w:pPr>
-        <w:pStyle w:val="FirstParagraph"/>
-      </w:pPr>
-      <w:r>
-        <w:rPr>
-          <w:i/>
-          <w:iCs/>
-        </w:rPr>
-        <w:t xml:space="preserve">Addresses reviewer concerns W14 (missing AERO/CPPO/NGRPO/Scaf-GRPO comparisons) and Q7 (integrate a variance-mitigation method and test ZVF predictiveness). Paper section:</w:t>
-      </w:r>
-      <w:r>
-        <w:rPr>
-          <w:i/>
-          <w:iCs/>
-        </w:rPr>
-        <w:t xml:space="preserve"> </w:t>
-      </w:r>
-      <w:r>
-        <w:rPr>
-          <w:rStyle w:val="VerbatimChar"/>
-          <w:i/>
-          <w:iCs/>
-        </w:rPr>
-        <w:t xml:space="preserve">paper/sections/variance_mitigation_comparison.tex</w:t>
-      </w:r>
-      <w:r>
-        <w:rPr>
-          <w:i/>
-          <w:iCs/>
-        </w:rPr>
-        <w:t xml:space="preserve">. Bib keys:</w:t>
-      </w:r>
-      <w:r>
-        <w:rPr>
-          <w:i/>
-          <w:iCs/>
-        </w:rPr>
-        <w:t xml:space="preserve"> </w:t>
-      </w:r>
-      <w:r>
-        <w:rPr>
-          <w:rStyle w:val="VerbatimChar"/>
-          <w:i/>
-          <w:iCs/>
-        </w:rPr>
-        <w:t xml:space="preserve">aero2024</w:t>
-      </w:r>
-      <w:r>
-        <w:rPr>
-          <w:i/>
-          <w:iCs/>
-        </w:rPr>
-        <w:t xml:space="preserve">,</w:t>
-      </w:r>
-      <w:r>
-        <w:rPr>
-          <w:i/>
-          <w:iCs/>
-        </w:rPr>
-        <w:t xml:space="preserve"> </w:t>
-      </w:r>
-      <w:r>
-        <w:rPr>
-          <w:rStyle w:val="VerbatimChar"/>
-          <w:i/>
-          <w:iCs/>
-        </w:rPr>
-        <w:t xml:space="preserve">cppo2024</w:t>
-      </w:r>
-      <w:r>
-        <w:rPr>
-          <w:i/>
-          <w:iCs/>
-        </w:rPr>
-        <w:t xml:space="preserve">,</w:t>
-      </w:r>
-      <w:r>
-        <w:rPr>
-          <w:i/>
-          <w:iCs/>
-        </w:rPr>
-        <w:t xml:space="preserve"> </w:t>
-      </w:r>
-      <w:r>
-        <w:rPr>
-          <w:rStyle w:val="VerbatimChar"/>
-          <w:i/>
-          <w:iCs/>
-        </w:rPr>
-        <w:t xml:space="preserve">ngrpo2025</w:t>
-      </w:r>
-      <w:r>
-        <w:rPr>
-          <w:i/>
-          <w:iCs/>
-        </w:rPr>
-        <w:t xml:space="preserve">,</w:t>
-      </w:r>
-      <w:r>
-        <w:rPr>
-          <w:i/>
-          <w:iCs/>
-        </w:rPr>
-        <w:t xml:space="preserve"> </w:t>
-      </w:r>
-      <w:r>
-        <w:rPr>
-          <w:rStyle w:val="VerbatimChar"/>
-          <w:i/>
-          <w:iCs/>
-        </w:rPr>
-        <w:t xml:space="preserve">scafgrpo2025</w:t>
-      </w:r>
-      <w:r>
-        <w:rPr>
-          <w:i/>
-          <w:iCs/>
-        </w:rPr>
-        <w:t xml:space="preserve">.</w:t>
-      </w:r>
-    </w:p>
-    <w:bookmarkStart w:id="23" w:name="variance-mitigation-head-to-head-w14-q7"/>
+    <w:bookmarkStart w:id="23" w:name="variance-mitigation-head-to-head"/>
     <w:p>
       <w:pPr>
         <w:pStyle w:val="Heading3"/>
       </w:pPr>
       <w:r>
-        <w:t xml:space="preserve">2.7.1 Variance-Mitigation Head-to-Head (W14, Q7)</w:t>
+        <w:t xml:space="preserve">2.7.1 Variance-Mitigation Head-to-Head</w:t>
       </w:r>
     </w:p>
     <w:p>
@@ -3660,13 +3538,13 @@
       </w:r>
     </w:p>
     <w:bookmarkEnd w:id="23"/>
-    <w:bookmarkStart w:id="24" w:name="zvf-predictiveness-under-mitigation-q7"/>
+    <w:bookmarkStart w:id="24" w:name="zvf-predictiveness-under-mitigation"/>
     <w:p>
       <w:pPr>
         <w:pStyle w:val="Heading3"/>
       </w:pPr>
       <w:r>
-        <w:t xml:space="preserve">ZVF Predictiveness Under Mitigation (Q7)</w:t>
+        <w:t xml:space="preserve">ZVF Predictiveness Under Mitigation</w:t>
       </w:r>
     </w:p>
     <w:p>
@@ -4088,135 +3966,13 @@
         <w:t xml:space="preserve">2.8 Process, Tree, and Stability-Aware Variants</w:t>
       </w:r>
     </w:p>
-    <w:p>
-      <w:pPr>
-        <w:pStyle w:val="FirstParagraph"/>
-      </w:pPr>
-      <w:r>
-        <w:rPr>
-          <w:i/>
-          <w:iCs/>
-        </w:rPr>
-        <w:t xml:space="preserve">Addresses reviewer concerns W15 (Tree-GRPO + PRM), W16 (ST-PPO interaction), W17 (DAR / dual-KL). Paper section:</w:t>
-      </w:r>
-      <w:r>
-        <w:rPr>
-          <w:i/>
-          <w:iCs/>
-        </w:rPr>
-        <w:t xml:space="preserve"> </w:t>
-      </w:r>
-      <w:r>
-        <w:rPr>
-          <w:rStyle w:val="VerbatimChar"/>
-          <w:i/>
-          <w:iCs/>
-        </w:rPr>
-        <w:t xml:space="preserve">paper/sections/extended_related_work.tex</w:t>
-      </w:r>
-      <w:r>
-        <w:rPr>
-          <w:i/>
-          <w:iCs/>
-        </w:rPr>
-        <w:t xml:space="preserve">. Bib keys:</w:t>
-      </w:r>
-      <w:r>
-        <w:rPr>
-          <w:i/>
-          <w:iCs/>
-        </w:rPr>
-        <w:t xml:space="preserve"> </w:t>
-      </w:r>
-      <w:r>
-        <w:rPr>
-          <w:rStyle w:val="VerbatimChar"/>
-          <w:i/>
-          <w:iCs/>
-        </w:rPr>
-        <w:t xml:space="preserve">treegrpo2025</w:t>
-      </w:r>
-      <w:r>
-        <w:rPr>
-          <w:i/>
-          <w:iCs/>
-        </w:rPr>
-        <w:t xml:space="preserve">,</w:t>
-      </w:r>
-      <w:r>
-        <w:rPr>
-          <w:i/>
-          <w:iCs/>
-        </w:rPr>
-        <w:t xml:space="preserve"> </w:t>
-      </w:r>
-      <w:r>
-        <w:rPr>
-          <w:rStyle w:val="VerbatimChar"/>
-          <w:i/>
-          <w:iCs/>
-        </w:rPr>
-        <w:t xml:space="preserve">lightman2023prm</w:t>
-      </w:r>
-      <w:r>
-        <w:rPr>
-          <w:i/>
-          <w:iCs/>
-        </w:rPr>
-        <w:t xml:space="preserve">,</w:t>
-      </w:r>
-      <w:r>
-        <w:rPr>
-          <w:i/>
-          <w:iCs/>
-        </w:rPr>
-        <w:t xml:space="preserve"> </w:t>
-      </w:r>
-      <w:r>
-        <w:rPr>
-          <w:rStyle w:val="VerbatimChar"/>
-          <w:i/>
-          <w:iCs/>
-        </w:rPr>
-        <w:t xml:space="preserve">stppo2025</w:t>
-      </w:r>
-      <w:r>
-        <w:rPr>
-          <w:i/>
-          <w:iCs/>
-        </w:rPr>
-        <w:t xml:space="preserve">,</w:t>
-      </w:r>
-      <w:r>
-        <w:rPr>
-          <w:i/>
-          <w:iCs/>
-        </w:rPr>
-        <w:t xml:space="preserve"> </w:t>
-      </w:r>
-      <w:r>
-        <w:rPr>
-          <w:rStyle w:val="VerbatimChar"/>
-          <w:i/>
-          <w:iCs/>
-        </w:rPr>
-        <w:t xml:space="preserve">dar2024</w:t>
-      </w:r>
-      <w:r>
-        <w:rPr>
-          <w:i/>
-          <w:iCs/>
-        </w:rPr>
-        <w:t xml:space="preserve">.</w:t>
-      </w:r>
-    </w:p>
-    <w:bookmarkStart w:id="26" w:name="process-and-tree-based-sampling-w15"/>
+    <w:bookmarkStart w:id="26" w:name="process-and-tree-based-sampling"/>
     <w:p>
       <w:pPr>
         <w:pStyle w:val="Heading3"/>
       </w:pPr>
       <w:r>
-        <w:t xml:space="preserve">2.8.1 Process and Tree-Based Sampling (W15)</w:t>
+        <w:t xml:space="preserve">2.8.1 Process and Tree-Based Sampling</w:t>
       </w:r>
     </w:p>
     <w:p>
@@ -5031,13 +4787,13 @@
       </w:r>
     </w:p>
     <w:bookmarkEnd w:id="26"/>
-    <w:bookmarkStart w:id="27" w:name="stability-aware-ppo-variants-w16"/>
+    <w:bookmarkStart w:id="27" w:name="stability-aware-ppo-variants"/>
     <w:p>
       <w:pPr>
         <w:pStyle w:val="Heading3"/>
       </w:pPr>
       <w:r>
-        <w:t xml:space="preserve">2.8.2 Stability-Aware PPO Variants (W16)</w:t>
+        <w:t xml:space="preserve">2.8.2 Stability-Aware PPO Variants</w:t>
       </w:r>
     </w:p>
     <w:p>
@@ -5593,13 +5349,13 @@
       </w:r>
     </w:p>
     <w:bookmarkEnd w:id="27"/>
-    <w:bookmarkStart w:id="28" w:name="dual-kl-hybrid-alignment-w17"/>
+    <w:bookmarkStart w:id="28" w:name="dual-kl-hybrid-alignment"/>
     <w:p>
       <w:pPr>
         <w:pStyle w:val="Heading3"/>
       </w:pPr>
       <w:r>
-        <w:t xml:space="preserve">2.8.3 Dual-KL / Hybrid Alignment (W17)</w:t>
+        <w:t xml:space="preserve">2.8.3 Dual-KL / Hybrid Alignment</w:t>
       </w:r>
     </w:p>
     <w:p>
@@ -10502,13 +10258,22 @@
       </w:hyperlink>
     </w:p>
     <w:bookmarkEnd w:id="49"/>
-    <w:bookmarkStart w:id="56" w:name="Xa7e50e1ebb95673de75358a3e09f2aaaa34b995"/>
+    <w:bookmarkStart w:id="56" w:name="X1cc01d710dbf51909457b601022522118eceeec"/>
     <w:p>
       <w:pPr>
         <w:pStyle w:val="Heading3"/>
       </w:pPr>
       <w:r>
-        <w:t xml:space="preserve">4.2.2 Reward Design, SFT Warm-Starts, and ZVF Outside Verifiable Math (Reviewer W7 / Q6)</w:t>
+        <w:t xml:space="preserve">4.2.2 Reward Design, SFT Warm-Starts, and ZVF Outside Verifiable Math</w:t>
+      </w:r>
+    </w:p>
+    <w:bookmarkStart w:id="50" w:name="X4e26025d09b8f2a85afe699e5d7edc16688dbb6"/>
+    <w:p>
+      <w:pPr>
+        <w:pStyle w:val="Heading4"/>
+      </w:pPr>
+      <w:r>
+        <w:t xml:space="preserve">Why Tool-Use and Code Tasks Yielded Near-Zero Reward</w:t>
       </w:r>
     </w:p>
     <w:p>
@@ -10516,174 +10281,7 @@
         <w:pStyle w:val="FirstParagraph"/>
       </w:pPr>
       <w:r>
-        <w:rPr>
-          <w:i/>
-          <w:iCs/>
-        </w:rPr>
-        <w:t xml:space="preserve">Paper section:</w:t>
-      </w:r>
-      <w:r>
-        <w:rPr>
-          <w:i/>
-          <w:iCs/>
-        </w:rPr>
-        <w:t xml:space="preserve"> </w:t>
-      </w:r>
-      <w:r>
-        <w:rPr>
-          <w:rStyle w:val="VerbatimChar"/>
-          <w:i/>
-          <w:iCs/>
-        </w:rPr>
-        <w:t xml:space="preserve">paper/sections/tool_use_code_expanded.tex</w:t>
-      </w:r>
-      <w:r>
-        <w:rPr>
-          <w:i/>
-          <w:iCs/>
-        </w:rPr>
-        <w:t xml:space="preserve">. Reproducibility:</w:t>
-      </w:r>
-      <w:r>
-        <w:rPr>
-          <w:i/>
-          <w:iCs/>
-        </w:rPr>
-        <w:t xml:space="preserve"> </w:t>
-      </w:r>
-      <w:r>
-        <w:rPr>
-          <w:rStyle w:val="VerbatimChar"/>
-          <w:i/>
-          <w:iCs/>
-        </w:rPr>
-        <w:t xml:space="preserve">experiments/tool_use_reward_analysis.py</w:t>
-      </w:r>
-      <w:r>
-        <w:rPr>
-          <w:i/>
-          <w:iCs/>
-        </w:rPr>
-        <w:t xml:space="preserve"> </w:t>
-      </w:r>
-      <w:r>
-        <w:rPr>
-          <w:i/>
-          <w:iCs/>
-        </w:rPr>
-        <w:t xml:space="preserve">-&gt;</w:t>
-      </w:r>
-      <w:r>
-        <w:rPr>
-          <w:i/>
-          <w:iCs/>
-        </w:rPr>
-        <w:t xml:space="preserve"> </w:t>
-      </w:r>
-      <w:r>
-        <w:rPr>
-          <w:rStyle w:val="VerbatimChar"/>
-          <w:i/>
-          <w:iCs/>
-        </w:rPr>
-        <w:t xml:space="preserve">experiments/results/tool_code_reward_diagnostics.tsv</w:t>
-      </w:r>
-      <w:r>
-        <w:rPr>
-          <w:i/>
-          <w:iCs/>
-        </w:rPr>
-        <w:t xml:space="preserve">.</w:t>
-      </w:r>
-    </w:p>
-    <w:p>
-      <w:pPr>
-        <w:pStyle w:val="BodyText"/>
-      </w:pPr>
-      <w:r>
-        <w:rPr>
-          <w:b/>
-          <w:bCs/>
-        </w:rPr>
-        <w:t xml:space="preserve">Addresses reviewer concerns:</w:t>
-      </w:r>
-      <w:r>
-        <w:t xml:space="preserve"> </w:t>
-      </w:r>
-      <w:r>
-        <w:t xml:space="preserve">W7 (math-only depth), Q6 (tool/code reward design + ZVF outside math)</w:t>
-      </w:r>
-    </w:p>
-    <w:p>
-      <w:pPr>
-        <w:pStyle w:val="BodyText"/>
-      </w:pPr>
-      <w:r>
-        <w:rPr>
-          <w:b/>
-          <w:bCs/>
-        </w:rPr>
-        <w:t xml:space="preserve">Paper section added:</w:t>
-      </w:r>
-      <w:r>
-        <w:t xml:space="preserve"> </w:t>
-      </w:r>
-      <w:r>
-        <w:rPr>
-          <w:rStyle w:val="VerbatimChar"/>
-        </w:rPr>
-        <w:t xml:space="preserve">paper/sections/tool_use_code_expanded.tex</w:t>
-      </w:r>
-      <w:r>
-        <w:t xml:space="preserve"> </w:t>
-      </w:r>
-      <w:r>
-        <w:rPr>
-          <w:b/>
-          <w:bCs/>
-        </w:rPr>
-        <w:t xml:space="preserve">Reproducibility:</w:t>
-      </w:r>
-      <w:r>
-        <w:t xml:space="preserve"> </w:t>
-      </w:r>
-      <w:r>
-        <w:rPr>
-          <w:rStyle w:val="VerbatimChar"/>
-        </w:rPr>
-        <w:t xml:space="preserve">experiments/tool_use_reward_analysis.py</w:t>
-      </w:r>
-      <w:r>
-        <w:t xml:space="preserve"> </w:t>
-      </w:r>
-      <w:r>
-        <w:t xml:space="preserve">-&gt;</w:t>
-      </w:r>
-      <w:r>
-        <w:t xml:space="preserve"> </w:t>
-      </w:r>
-      <w:r>
-        <w:rPr>
-          <w:rStyle w:val="VerbatimChar"/>
-        </w:rPr>
-        <w:t xml:space="preserve">experiments/results/tool_code_reward_diagnostics.tsv</w:t>
-      </w:r>
-    </w:p>
-    <w:bookmarkStart w:id="50" w:name="X4e26025d09b8f2a85afe699e5d7edc16688dbb6"/>
-    <w:p>
-      <w:pPr>
-        <w:pStyle w:val="Heading4"/>
-      </w:pPr>
-      <w:r>
-        <w:t xml:space="preserve">Why Tool-Use and Code Tasks Yielded Near-Zero Reward</w:t>
-      </w:r>
-    </w:p>
-    <w:p>
-      <w:pPr>
-        <w:pStyle w:val="FirstParagraph"/>
-      </w:pPr>
-      <w:r>
-        <w:t xml:space="preserve">Reviewer W7 correctly observes that our non-math runs produced a flat, uninformative reward signal. We acknowledge the observation and diagnose three distinct failure modes before proposing remedies:</w:t>
+        <w:t xml:space="preserve">Our non-math runs frequently produced a flat, uninformative reward signal. We diagnose three distinct failure modes before proposing remedies:</w:t>
       </w:r>
     </w:p>
     <w:p>
@@ -12330,13 +11928,13 @@
       </w:r>
     </w:p>
     <w:bookmarkEnd w:id="58"/>
-    <w:bookmarkStart w:id="59" w:name="X4e9f32d7aee611efd8c0c338ec34c51247309ba"/>
+    <w:bookmarkStart w:id="59" w:name="X08e90a04c3871e8f379b625c1d39aebf94904ed"/>
     <w:p>
       <w:pPr>
         <w:pStyle w:val="Heading3"/>
       </w:pPr>
       <w:r>
-        <w:t xml:space="preserve">Reviewer-facing caveat on code generation and tool-use evaluation</w:t>
+        <w:t xml:space="preserve">Caveat on Code Generation and Tool-Use Evaluation</w:t>
       </w:r>
     </w:p>
     <w:p>
@@ -25047,13 +24645,34 @@
         </w:pict>
       </w:r>
     </w:p>
-    <w:bookmarkStart w:id="87" w:name="Xfdacd2705338361e03de6ac6e61ebf010a0d551"/>
+    <w:bookmarkStart w:id="87" w:name="framework-configuration-disclosure"/>
     <w:p>
       <w:pPr>
         <w:pStyle w:val="Heading3"/>
       </w:pPr>
       <w:r>
-        <w:t xml:space="preserve">4.5.8.1 Framework Configuration Disclosure and Retraction (Reviewer W6 / Q3)</w:t>
+        <w:t xml:space="preserve">4.5.8.1 Framework Configuration Disclosure</w:t>
+      </w:r>
+    </w:p>
+    <w:bookmarkStart w:id="82" w:name="X2e82ea6cbf48efed9c4ffe55fabb1927eec077f"/>
+    <w:p>
+      <w:pPr>
+        <w:pStyle w:val="Heading4"/>
+      </w:pPr>
+      <w:r>
+        <w:t xml:space="preserve">Retraction of the</w:t>
+      </w:r>
+      <w:r>
+        <w:t xml:space="preserve"> </w:t>
+      </w:r>
+      <w:r>
+        <w:t xml:space="preserve">“Byte-Identical”</w:t>
+      </w:r>
+      <w:r>
+        <w:t xml:space="preserve"> </w:t>
+      </w:r>
+      <w:r>
+        <w:t xml:space="preserve">Phrasing</w:t>
       </w:r>
     </w:p>
     <w:p>
@@ -25061,194 +24680,32 @@
         <w:pStyle w:val="FirstParagraph"/>
       </w:pPr>
       <w:r>
-        <w:rPr>
-          <w:i/>
-          <w:iCs/>
-        </w:rPr>
-        <w:t xml:space="preserve">Paper section:</w:t>
-      </w:r>
-      <w:r>
-        <w:rPr>
-          <w:i/>
-          <w:iCs/>
-        </w:rPr>
-        <w:t xml:space="preserve"> </w:t>
-      </w:r>
-      <w:r>
-        <w:rPr>
-          <w:rStyle w:val="VerbatimChar"/>
-          <w:i/>
-          <w:iCs/>
-        </w:rPr>
-        <w:t xml:space="preserve">paper/sections/framework_configs_appendix.tex</w:t>
-      </w:r>
-      <w:r>
-        <w:rPr>
-          <w:i/>
-          <w:iCs/>
-        </w:rPr>
-        <w:t xml:space="preserve">. Reproducibility:</w:t>
-      </w:r>
-      <w:r>
-        <w:rPr>
-          <w:i/>
-          <w:iCs/>
-        </w:rPr>
-        <w:t xml:space="preserve"> </w:t>
-      </w:r>
-      <w:r>
-        <w:rPr>
-          <w:rStyle w:val="VerbatimChar"/>
-          <w:i/>
-          <w:iCs/>
-        </w:rPr>
-        <w:t xml:space="preserve">experiments/framework_config_dumps/*.yaml</w:t>
-      </w:r>
-      <w:r>
-        <w:rPr>
-          <w:i/>
-          <w:iCs/>
-        </w:rPr>
-        <w:t xml:space="preserve">.</w:t>
-      </w:r>
-    </w:p>
-    <w:p>
-      <w:pPr>
-        <w:pStyle w:val="BodyText"/>
-      </w:pPr>
+        <w:t xml:space="preserve">The main text previously described the cross-framework comparison as using</w:t>
+      </w:r>
+      <w:r>
+        <w:t xml:space="preserve"> </w:t>
+      </w:r>
+      <w:r>
+        <w:t xml:space="preserve">“byte-identical training configs.”</w:t>
+      </w:r>
+      <w:r>
+        <w:t xml:space="preserve"> </w:t>
+      </w:r>
+      <w:r>
+        <w:t xml:space="preserve">That phrasing was too strong because the Tinker-managed runtime applies managed reference-model offload and rollout defaults that cannot be controlled at the API level. We therefore treat the comparison as a</w:t>
+      </w:r>
+      <w:r>
+        <w:t xml:space="preserve"> </w:t>
+      </w:r>
       <w:r>
         <w:rPr>
           <w:b/>
           <w:bCs/>
         </w:rPr>
-        <w:t xml:space="preserve">Addresses reviewer concerns:</w:t>
-      </w:r>
-      <w:r>
-        <w:t xml:space="preserve"> </w:t>
-      </w:r>
-      <w:r>
-        <w:t xml:space="preserve">W6 (byte-identical contradiction), Q3 (exact config dumps)</w:t>
-      </w:r>
-    </w:p>
-    <w:p>
-      <w:pPr>
-        <w:pStyle w:val="BodyText"/>
-      </w:pPr>
-      <w:r>
-        <w:rPr>
-          <w:b/>
-          <w:bCs/>
-        </w:rPr>
-        <w:t xml:space="preserve">Paper section added:</w:t>
-      </w:r>
-      <w:r>
-        <w:t xml:space="preserve"> </w:t>
-      </w:r>
-      <w:r>
-        <w:rPr>
-          <w:rStyle w:val="VerbatimChar"/>
-        </w:rPr>
-        <w:t xml:space="preserve">paper/sections/framework_configs_appendix.tex</w:t>
-      </w:r>
-      <w:r>
-        <w:t xml:space="preserve"> </w:t>
-      </w:r>
-      <w:r>
-        <w:rPr>
-          <w:b/>
-          <w:bCs/>
-        </w:rPr>
-        <w:t xml:space="preserve">Reproducibility:</w:t>
-      </w:r>
-      <w:r>
-        <w:t xml:space="preserve"> </w:t>
-      </w:r>
-      <w:r>
-        <w:rPr>
-          <w:rStyle w:val="VerbatimChar"/>
-        </w:rPr>
-        <w:t xml:space="preserve">experiments/framework_config_dumps/{trl,tinker,openrlhf,verl}_qwen3_8b_gsm8k.yaml</w:t>
-      </w:r>
-      <w:r>
-        <w:t xml:space="preserve"> </w:t>
-      </w:r>
-      <w:r>
-        <w:t xml:space="preserve">+</w:t>
-      </w:r>
-      <w:r>
-        <w:t xml:space="preserve"> </w:t>
-      </w:r>
-      <w:r>
-        <w:rPr>
-          <w:rStyle w:val="VerbatimChar"/>
-        </w:rPr>
-        <w:t xml:space="preserve">README.md</w:t>
-      </w:r>
-    </w:p>
-    <w:bookmarkStart w:id="82" w:name="X2e82ea6cbf48efed9c4ffe55fabb1927eec077f"/>
-    <w:p>
-      <w:pPr>
-        <w:pStyle w:val="Heading4"/>
-      </w:pPr>
-      <w:r>
-        <w:t xml:space="preserve">Retraction of the</w:t>
-      </w:r>
-      <w:r>
-        <w:t xml:space="preserve"> </w:t>
-      </w:r>
-      <w:r>
-        <w:t xml:space="preserve">“Byte-Identical”</w:t>
-      </w:r>
-      <w:r>
-        <w:t xml:space="preserve"> </w:t>
-      </w:r>
-      <w:r>
-        <w:t xml:space="preserve">Phrasing</w:t>
-      </w:r>
-    </w:p>
-    <w:p>
-      <w:pPr>
-        <w:pStyle w:val="FirstParagraph"/>
-      </w:pPr>
-      <w:r>
-        <w:t xml:space="preserve">The main text previously described the cross-framework comparison as using</w:t>
-      </w:r>
-      <w:r>
-        <w:t xml:space="preserve"> </w:t>
-      </w:r>
-      <w:r>
-        <w:t xml:space="preserve">“byte-identical training configs.”</w:t>
-      </w:r>
-      <w:r>
-        <w:t xml:space="preserve"> </w:t>
-      </w:r>
-      <w:r>
-        <w:t xml:space="preserve">A reviewer (W6) correctly flagged this as internally inconsistent: we simultaneously acknowledged that the Tinker-managed runtime applies</w:t>
-      </w:r>
-      <w:r>
-        <w:t xml:space="preserve"> </w:t>
-      </w:r>
-      <w:r>
-        <w:t xml:space="preserve">“managed reference-model offload and tuned rollout defaults,”</w:t>
-      </w:r>
-      <w:r>
-        <w:t xml:space="preserve"> </w:t>
-      </w:r>
-      <w:r>
-        <w:t xml:space="preserve">which cannot be byte-identical to anything. We retract the phrase. The comparison is now framed as a</w:t>
-      </w:r>
-      <w:r>
-        <w:t xml:space="preserve"> </w:t>
-      </w:r>
-      <w:r>
-        <w:rPr>
-          <w:b/>
-          <w:bCs/>
-        </w:rPr>
         <w:t xml:space="preserve">matched-configuration protocol</w:t>
       </w:r>
       <w:r>
-        <w:t xml:space="preserve">: every hyperparameter the user can set is harmonized across frameworks, while acknowledging explicitly that five Tinker-internal fields are managed and cannot be controlled from the API. This is a behavioural, not a bit-level, matching.</w:t>
+        <w:t xml:space="preserve">: every hyperparameter the user can set is harmonized across frameworks, while explicitly acknowledging that five Tinker-internal fields remain managed. This is a behavioural comparison, not a bit-level identity claim.</w:t>
       </w:r>
     </w:p>
     <w:bookmarkEnd w:id="82"/>
@@ -26646,7 +26103,7 @@
         <w:t xml:space="preserve"> </w:t>
       </w:r>
       <w:r>
-        <w:t xml:space="preserve">Full YAML dumps enumerate all 47 fields; the table above is the reviewer-facing subset.</w:t>
+        <w:t xml:space="preserve">Full YAML dumps enumerate all 47 fields; the table above highlights the user-visible parameters most relevant to interpretation.</w:t>
       </w:r>
     </w:p>
     <w:bookmarkEnd w:id="85"/>
@@ -29083,161 +28540,13 @@
         <w:t xml:space="preserve">The scaling pattern is not monotonic. Nemotron-120B at 120B dense parameters achieves lower sustained performance (16.2%) than Qwen3-8B at instruct-tuned 8B. Instruction tuning quality appears to dominate parameter count as a predictor of GRPO success. The Qwen3-235B-A22B result (100% in 15 steps) is the highest-performing result in the entire study despite using only 22B active parameters.</w:t>
       </w:r>
     </w:p>
-    <w:bookmarkStart w:id="103" w:name="Xe338e90f1e1e9fe24402e9a65f18b3e9aa7b4a8"/>
+    <w:bookmarkStart w:id="103" w:name="frontier-claims-and-figure-regeneration"/>
     <w:p>
       <w:pPr>
         <w:pStyle w:val="Heading3"/>
       </w:pPr>
       <w:r>
-        <w:t xml:space="preserve">5.8.1 F5 Reframed from Mechanistic to Descriptive; Regenerated Figures (Reviewer W10 / W12)</w:t>
-      </w:r>
-    </w:p>
-    <w:p>
-      <w:pPr>
-        <w:pStyle w:val="FirstParagraph"/>
-      </w:pPr>
-      <w:r>
-        <w:rPr>
-          <w:i/>
-          <w:iCs/>
-        </w:rPr>
-        <w:t xml:space="preserve">Paper sections:</w:t>
-      </w:r>
-      <w:r>
-        <w:rPr>
-          <w:i/>
-          <w:iCs/>
-        </w:rPr>
-        <w:t xml:space="preserve"> </w:t>
-      </w:r>
-      <w:r>
-        <w:rPr>
-          <w:rStyle w:val="VerbatimChar"/>
-          <w:i/>
-          <w:iCs/>
-        </w:rPr>
-        <w:t xml:space="preserve">paper/sections/frontier_scope_clarification.tex</w:t>
-      </w:r>
-      <w:r>
-        <w:rPr>
-          <w:i/>
-          <w:iCs/>
-        </w:rPr>
-        <w:t xml:space="preserve">,</w:t>
-      </w:r>
-      <w:r>
-        <w:rPr>
-          <w:i/>
-          <w:iCs/>
-        </w:rPr>
-        <w:t xml:space="preserve"> </w:t>
-      </w:r>
-      <w:r>
-        <w:rPr>
-          <w:rStyle w:val="VerbatimChar"/>
-          <w:i/>
-          <w:iCs/>
-        </w:rPr>
-        <w:t xml:space="preserve">paper/sections/figures_regeneration_note.tex</w:t>
-      </w:r>
-      <w:r>
-        <w:rPr>
-          <w:i/>
-          <w:iCs/>
-        </w:rPr>
-        <w:t xml:space="preserve">. Reproducibility:</w:t>
-      </w:r>
-      <w:r>
-        <w:rPr>
-          <w:i/>
-          <w:iCs/>
-        </w:rPr>
-        <w:t xml:space="preserve"> </w:t>
-      </w:r>
-      <w:r>
-        <w:rPr>
-          <w:rStyle w:val="VerbatimChar"/>
-          <w:i/>
-          <w:iCs/>
-        </w:rPr>
-        <w:t xml:space="preserve">scripts/regenerate_missing_figures.py</w:t>
-      </w:r>
-      <w:r>
-        <w:rPr>
-          <w:i/>
-          <w:iCs/>
-        </w:rPr>
-        <w:t xml:space="preserve">.</w:t>
-      </w:r>
-    </w:p>
-    <w:p>
-      <w:pPr>
-        <w:pStyle w:val="BodyText"/>
-      </w:pPr>
-      <w:r>
-        <w:rPr>
-          <w:b/>
-          <w:bCs/>
-        </w:rPr>
-        <w:t xml:space="preserve">Addresses reviewer concerns:</w:t>
-      </w:r>
-      <w:r>
-        <w:t xml:space="preserve"> </w:t>
-      </w:r>
-      <w:r>
-        <w:t xml:space="preserve">W10 (F5 brief runs), W12 (placeholder figures)</w:t>
-      </w:r>
-    </w:p>
-    <w:p>
-      <w:pPr>
-        <w:pStyle w:val="BodyText"/>
-      </w:pPr>
-      <w:r>
-        <w:rPr>
-          <w:b/>
-          <w:bCs/>
-        </w:rPr>
-        <w:t xml:space="preserve">Paper sections added:</w:t>
-      </w:r>
-      <w:r>
-        <w:t xml:space="preserve"> </w:t>
-      </w:r>
-      <w:r>
-        <w:rPr>
-          <w:rStyle w:val="VerbatimChar"/>
-        </w:rPr>
-        <w:t xml:space="preserve">paper/sections/frontier_scope_clarification.tex</w:t>
-      </w:r>
-      <w:r>
-        <w:t xml:space="preserve">,</w:t>
-      </w:r>
-      <w:r>
-        <w:t xml:space="preserve"> </w:t>
-      </w:r>
-      <w:r>
-        <w:rPr>
-          <w:rStyle w:val="VerbatimChar"/>
-        </w:rPr>
-        <w:t xml:space="preserve">paper/sections/figures_regeneration_note.tex</w:t>
-      </w:r>
-      <w:r>
-        <w:t xml:space="preserve"> </w:t>
-      </w:r>
-      <w:r>
-        <w:rPr>
-          <w:b/>
-          <w:bCs/>
-        </w:rPr>
-        <w:t xml:space="preserve">Reproducibility:</w:t>
-      </w:r>
-      <w:r>
-        <w:t xml:space="preserve"> </w:t>
-      </w:r>
-      <w:r>
-        <w:rPr>
-          <w:rStyle w:val="VerbatimChar"/>
-        </w:rPr>
-        <w:t xml:space="preserve">scripts/regenerate_missing_figures.py</w:t>
+        <w:t xml:space="preserve">5.8.1 Frontier Claims and Figure Regeneration</w:t>
       </w:r>
     </w:p>
     <w:p>
@@ -29253,7 +28562,7 @@
         <w:pStyle w:val="Heading4"/>
       </w:pPr>
       <w:r>
-        <w:t xml:space="preserve">10.7.1 F5 Reframed from Mechanistic to Descriptive</w:t>
+        <w:t xml:space="preserve">F5 Reframed from Mechanistic to Descriptive</w:t>
       </w:r>
     </w:p>
     <w:p>
@@ -29261,7 +28570,7 @@
         <w:pStyle w:val="FirstParagraph"/>
       </w:pPr>
       <w:r>
-        <w:t xml:space="preserve">Reviewer feedback (W10) correctly flagged that the earlier phrasing of F5 —</w:t>
+        <w:t xml:space="preserve">The earlier phrasing of F5 —</w:t>
       </w:r>
       <w:r>
         <w:t xml:space="preserve"> </w:t>
@@ -29899,7 +29208,7 @@
         <w:pStyle w:val="Heading4"/>
       </w:pPr>
       <w:r>
-        <w:t xml:space="preserve">10.7.2 Regenerated Figures</w:t>
+        <w:t xml:space="preserve">Regenerated Figures</w:t>
       </w:r>
     </w:p>
     <w:p>
@@ -29907,7 +29216,7 @@
         <w:pStyle w:val="FirstParagraph"/>
       </w:pPr>
       <w:r>
-        <w:t xml:space="preserve">Reviewer W12 flagged that three figure PDFs had shipped as placeholder boxes</w:t>
+        <w:t xml:space="preserve">Three figure PDFs in an earlier draft had shipped as placeholder boxes.</w:t>
       </w:r>
       <w:r>
         <w:t xml:space="preserve"> </w:t>
@@ -33491,262 +32800,80 @@
         </w:pict>
       </w:r>
     </w:p>
-    <w:bookmarkStart w:id="111" w:name="X8d6701f9bc108f176476a0f06a988e0b4e97d42"/>
+    <w:bookmarkStart w:id="111" w:name="X2ff10a0994a08134bd7b80f69380f6ce63c0f64"/>
     <w:p>
       <w:pPr>
         <w:pStyle w:val="Heading3"/>
       </w:pPr>
       <w:r>
-        <w:t xml:space="preserve">5.12.1 Formal Definition, Partial-Correlation Ablation, and Cross-Framework Pipeline (Reviewer W1 / Q1 / W13)</w:t>
+        <w:t xml:space="preserve">5.12.1 Formal Definition, Partial-Correlation Ablation, and Cross-Framework Pipeline</w:t>
+      </w:r>
+    </w:p>
+    <w:bookmarkStart w:id="107" w:name="formal-definition"/>
+    <w:p>
+      <w:pPr>
+        <w:pStyle w:val="Heading4"/>
+      </w:pPr>
+      <w:r>
+        <w:t xml:space="preserve">Formal Definition</w:t>
       </w:r>
     </w:p>
     <w:p>
       <w:pPr>
         <w:pStyle w:val="FirstParagraph"/>
       </w:pPr>
+      <w:r>
+        <w:t xml:space="preserve">Let a GRPO batch B_t at optimizer step t consist of |B_t| prompt-groups, each group g containing K rollouts with scalar outcome rewards r_{g,1}, …, r_{g,K}. The Zero-Variance Fraction is formally defined as</w:t>
+      </w:r>
+    </w:p>
+    <w:p>
+      <w:pPr>
+        <w:pStyle w:val="BlockText"/>
+      </w:pPr>
+      <w:r>
+        <w:t xml:space="preserve">ZVF_t = (1 / |B_t|) · Σ_{g in B_t} 1[ Var̂(r_{g,1}, …, r_{g,K}) &lt;= ε ]</w:t>
+      </w:r>
+    </w:p>
+    <w:p>
+      <w:pPr>
+        <w:pStyle w:val="FirstParagraph"/>
+      </w:pPr>
+      <w:r>
+        <w:t xml:space="preserve">where Var̂ is the unbiased sample variance and ε = 10^-6 for rewards normalized to [0,1]. Intuitively, ZVF_t is the fraction of groups at step t whose rollouts all collapsed to the same outcome; those groups contribute zero group-relative advantage and therefore zero gradient signal to GRPO’s policy update. This extends and makes rigorous the informal treatment in §5.12 of this report.</w:t>
+      </w:r>
+    </w:p>
+    <w:p>
+      <w:pPr>
+        <w:pStyle w:val="BodyText"/>
+      </w:pPr>
+      <w:r>
+        <w:t xml:space="preserve">It is tempting to suspect that under binary outcome rewards and group-relative advantages ZVF is a direct function of batch mean reward r̄_t. This holds only at the extremes r̄</w:t>
+      </w:r>
       <w:r>
         <w:rPr>
           <w:i/>
           <w:iCs/>
         </w:rPr>
-        <w:t xml:space="preserve">Paper sections:</w:t>
+        <w:t xml:space="preserve">t in {0,1}. For K i.i.d. Bernoulli rollouts with prompt-specific success probability p_g, the expected ZVF under the null independence model is E[ZVF_t] = E</w:t>
+      </w:r>
+      <w:r>
+        <w:t xml:space="preserve">{p_g}[p_g^K + (1 − p_g)^K], which depends on the</w:t>
+      </w:r>
+      <w:r>
+        <w:t xml:space="preserve"> </w:t>
       </w:r>
       <w:r>
         <w:rPr>
           <w:i/>
           <w:iCs/>
         </w:rPr>
-        <w:t xml:space="preserve"> </w:t>
-      </w:r>
-      <w:r>
-        <w:rPr>
-          <w:rStyle w:val="VerbatimChar"/>
-          <w:i/>
-          <w:iCs/>
-        </w:rPr>
-        <w:t xml:space="preserve">paper/sections/appendix_zvf_formalization.tex</w:t>
-      </w:r>
-      <w:r>
-        <w:rPr>
-          <w:i/>
-          <w:iCs/>
-        </w:rPr>
-        <w:t xml:space="preserve">,</w:t>
-      </w:r>
-      <w:r>
-        <w:rPr>
-          <w:i/>
-          <w:iCs/>
-        </w:rPr>
-        <w:t xml:space="preserve"> </w:t>
-      </w:r>
-      <w:r>
-        <w:rPr>
-          <w:rStyle w:val="VerbatimChar"/>
-          <w:i/>
-          <w:iCs/>
-        </w:rPr>
-        <w:t xml:space="preserve">paper/sections/zvf_pipeline_spec.tex</w:t>
-      </w:r>
-      <w:r>
-        <w:rPr>
-          <w:i/>
-          <w:iCs/>
-        </w:rPr>
-        <w:t xml:space="preserve">. Reproducibility:</w:t>
-      </w:r>
-      <w:r>
-        <w:rPr>
-          <w:i/>
-          <w:iCs/>
-        </w:rPr>
-        <w:t xml:space="preserve"> </w:t>
-      </w:r>
-      <w:r>
-        <w:rPr>
-          <w:rStyle w:val="VerbatimChar"/>
-          <w:i/>
-          <w:iCs/>
-        </w:rPr>
-        <w:t xml:space="preserve">scripts/partial_correlation_zvf.py</w:t>
-      </w:r>
-      <w:r>
-        <w:rPr>
-          <w:i/>
-          <w:iCs/>
-        </w:rPr>
-        <w:t xml:space="preserve">,</w:t>
-      </w:r>
-      <w:r>
-        <w:rPr>
-          <w:i/>
-          <w:iCs/>
-        </w:rPr>
-        <w:t xml:space="preserve"> </w:t>
-      </w:r>
-      <w:r>
-        <w:rPr>
-          <w:rStyle w:val="VerbatimChar"/>
-          <w:i/>
-          <w:iCs/>
-        </w:rPr>
-        <w:t xml:space="preserve">scripts/zvf_compute_cross_framework.py</w:t>
-      </w:r>
-      <w:r>
-        <w:rPr>
-          <w:i/>
-          <w:iCs/>
-        </w:rPr>
-        <w:t xml:space="preserve">.</w:t>
-      </w:r>
-    </w:p>
-    <w:p>
-      <w:pPr>
-        <w:pStyle w:val="BodyText"/>
-      </w:pPr>
-      <w:r>
-        <w:rPr>
-          <w:b/>
-          <w:bCs/>
-        </w:rPr>
-        <w:t xml:space="preserve">Addresses reviewer concerns:</w:t>
-      </w:r>
-      <w:r>
-        <w:t xml:space="preserve"> </w:t>
-      </w:r>
-      <w:r>
-        <w:t xml:space="preserve">W1 (ZVF tautology), Q1 (formalization), W13 (pipeline underspecification)</w:t>
-      </w:r>
-    </w:p>
-    <w:p>
-      <w:pPr>
-        <w:pStyle w:val="BodyText"/>
-      </w:pPr>
-      <w:r>
-        <w:rPr>
-          <w:b/>
-          <w:bCs/>
-        </w:rPr>
-        <w:t xml:space="preserve">Paper sections added:</w:t>
-      </w:r>
-      <w:r>
-        <w:t xml:space="preserve"> </w:t>
-      </w:r>
-      <w:r>
-        <w:rPr>
-          <w:rStyle w:val="VerbatimChar"/>
-        </w:rPr>
-        <w:t xml:space="preserve">paper/sections/appendix_zvf_formalization.tex</w:t>
-      </w:r>
-      <w:r>
-        <w:t xml:space="preserve">,</w:t>
-      </w:r>
-      <w:r>
-        <w:t xml:space="preserve"> </w:t>
-      </w:r>
-      <w:r>
-        <w:rPr>
-          <w:rStyle w:val="VerbatimChar"/>
-        </w:rPr>
-        <w:t xml:space="preserve">paper/sections/zvf_pipeline_spec.tex</w:t>
-      </w:r>
-      <w:r>
-        <w:t xml:space="preserve"> </w:t>
-      </w:r>
-      <w:r>
-        <w:rPr>
-          <w:b/>
-          <w:bCs/>
-        </w:rPr>
-        <w:t xml:space="preserve">Reproducibility:</w:t>
-      </w:r>
-      <w:r>
-        <w:t xml:space="preserve"> </w:t>
-      </w:r>
-      <w:r>
-        <w:rPr>
-          <w:rStyle w:val="VerbatimChar"/>
-        </w:rPr>
-        <w:t xml:space="preserve">scripts/partial_correlation_zvf.py</w:t>
-      </w:r>
-      <w:r>
-        <w:t xml:space="preserve">,</w:t>
-      </w:r>
-      <w:r>
-        <w:t xml:space="preserve"> </w:t>
-      </w:r>
-      <w:r>
-        <w:rPr>
-          <w:rStyle w:val="VerbatimChar"/>
-        </w:rPr>
-        <w:t xml:space="preserve">scripts/zvf_compute_cross_framework.py</w:t>
-      </w:r>
-    </w:p>
-    <w:bookmarkStart w:id="107" w:name="formal-definition"/>
-    <w:p>
-      <w:pPr>
-        <w:pStyle w:val="Heading4"/>
-      </w:pPr>
-      <w:r>
-        <w:t xml:space="preserve">Formal Definition</w:t>
-      </w:r>
-    </w:p>
-    <w:p>
-      <w:pPr>
-        <w:pStyle w:val="FirstParagraph"/>
-      </w:pPr>
-      <w:r>
-        <w:t xml:space="preserve">Let a GRPO batch B_t at optimizer step t consist of |B_t| prompt-groups, each group g containing K rollouts with scalar outcome rewards r_{g,1}, …, r_{g,K}. The Zero-Variance Fraction is formally defined as</w:t>
-      </w:r>
-    </w:p>
-    <w:p>
-      <w:pPr>
-        <w:pStyle w:val="BlockText"/>
-      </w:pPr>
-      <w:r>
-        <w:t xml:space="preserve">ZVF_t = (1 / |B_t|) · Σ_{g in B_t} 1[ Var̂(r_{g,1}, …, r_{g,K}) &lt;= ε ]</w:t>
-      </w:r>
-    </w:p>
-    <w:p>
-      <w:pPr>
-        <w:pStyle w:val="FirstParagraph"/>
-      </w:pPr>
-      <w:r>
-        <w:t xml:space="preserve">where Var̂ is the unbiased sample variance and ε = 10^-6 for rewards normalized to [0,1]. Intuitively, ZVF_t is the fraction of groups at step t whose rollouts all collapsed to the same outcome; those groups contribute zero group-relative advantage and therefore zero gradient signal to GRPO’s policy update. This extends and makes rigorous the informal treatment in §5.12 of this report.</w:t>
-      </w:r>
-    </w:p>
-    <w:p>
-      <w:pPr>
-        <w:pStyle w:val="BodyText"/>
-      </w:pPr>
-      <w:r>
-        <w:t xml:space="preserve">A reviewer may reasonably suspect that under binary outcome rewards and group-relative advantages ZVF is a direct function of batch mean reward r̄_t. This holds only at the extremes r̄</w:t>
-      </w:r>
-      <w:r>
-        <w:rPr>
-          <w:i/>
-          <w:iCs/>
-        </w:rPr>
-        <w:t xml:space="preserve">t in {0,1}. For K i.i.d. Bernoulli rollouts with prompt-specific success probability p_g, the expected ZVF under the null independence model is E[ZVF_t] = E</w:t>
-      </w:r>
-      <w:r>
-        <w:t xml:space="preserve">{p_g}[p_g^K + (1 − p_g)^K], which depends on the</w:t>
-      </w:r>
-      <w:r>
-        <w:t xml:space="preserve"> </w:t>
-      </w:r>
-      <w:r>
-        <w:rPr>
-          <w:i/>
-          <w:iCs/>
-        </w:rPr>
         <w:t xml:space="preserve">shape</w:t>
       </w:r>
       <w:r>
         <w:t xml:space="preserve"> </w:t>
       </w:r>
       <w:r>
-        <w:t xml:space="preserve">of the difficulty distribution, not only its mean. Concretely, two populations with the same mean reward r̄ = 0.5 can differ dramatically: a bimodal population with p_g in {0, 1} yields ZVF = 1, whereas a uniform-hard population with all p_g = 0.5 and K = 8 yields ZVF ~ 2·(0.5)^8 ~ 0.008. ZVF therefore carries non-trivial information about the higher moments of the per-prompt success distribution, and the claim that it is tautologically equivalent to mean reward is false.</w:t>
+        <w:t xml:space="preserve">of the difficulty distribution, not only its mean. Concretely, two populations with the same mean reward r̄ = 0.5 can differ dramatically: a bimodal population with p_g in {0, 1} yields ZVF = 1, whereas a uniform-hard population with all p_g = 0.5 and K = 8 yields ZVF ~ 2·(0.5)^8 ~ 0.008. ZVF therefore carries non-trivial information about the higher moments of the per-prompt success distribution, and is not tautologically equivalent to mean reward.</w:t>
       </w:r>
     </w:p>
     <w:bookmarkEnd w:id="107"/>
@@ -40454,219 +39581,13 @@
         </w:pict>
       </w:r>
     </w:p>
-    <w:bookmarkStart w:id="121" w:name="Xba3a427ed0b897b80c70b76eacdd53035989350"/>
+    <w:bookmarkStart w:id="121" w:name="X3b50a74bca6fedae6893d702e4a95d200464e4d"/>
     <w:p>
       <w:pPr>
         <w:pStyle w:val="Heading3"/>
       </w:pPr>
       <w:r>
-        <w:t xml:space="preserve">5.16.1 Evidence-Tier Partition and F1–F5 Survival Analysis (Reviewer W4 / W5 / Q5)</w:t>
-      </w:r>
-    </w:p>
-    <w:p>
-      <w:pPr>
-        <w:pStyle w:val="FirstParagraph"/>
-      </w:pPr>
-      <w:r>
-        <w:rPr>
-          <w:i/>
-          <w:iCs/>
-        </w:rPr>
-        <w:t xml:space="preserve">Paper section:</w:t>
-      </w:r>
-      <w:r>
-        <w:rPr>
-          <w:i/>
-          <w:iCs/>
-        </w:rPr>
-        <w:t xml:space="preserve"> </w:t>
-      </w:r>
-      <w:r>
-        <w:rPr>
-          <w:rStyle w:val="VerbatimChar"/>
-          <w:i/>
-          <w:iCs/>
-        </w:rPr>
-        <w:t xml:space="preserve">paper/sections/statistical_rigor_addendum.tex</w:t>
-      </w:r>
-      <w:r>
-        <w:rPr>
-          <w:i/>
-          <w:iCs/>
-        </w:rPr>
-        <w:t xml:space="preserve">. Reproducibility:</w:t>
-      </w:r>
-      <w:r>
-        <w:rPr>
-          <w:i/>
-          <w:iCs/>
-        </w:rPr>
-        <w:t xml:space="preserve"> </w:t>
-      </w:r>
-      <w:r>
-        <w:rPr>
-          <w:rStyle w:val="VerbatimChar"/>
-          <w:i/>
-          <w:iCs/>
-        </w:rPr>
-        <w:t xml:space="preserve">experiments/survival_analysis.py</w:t>
-      </w:r>
-      <w:r>
-        <w:rPr>
-          <w:i/>
-          <w:iCs/>
-        </w:rPr>
-        <w:t xml:space="preserve"> </w:t>
-      </w:r>
-      <w:r>
-        <w:rPr>
-          <w:i/>
-          <w:iCs/>
-        </w:rPr>
-        <w:t xml:space="preserve">-&gt;</w:t>
-      </w:r>
-      <w:r>
-        <w:rPr>
-          <w:i/>
-          <w:iCs/>
-        </w:rPr>
-        <w:t xml:space="preserve"> </w:t>
-      </w:r>
-      <w:r>
-        <w:rPr>
-          <w:rStyle w:val="VerbatimChar"/>
-          <w:i/>
-          <w:iCs/>
-        </w:rPr>
-        <w:t xml:space="preserve">experiments/results/survival_analysis.tsv</w:t>
-      </w:r>
-      <w:r>
-        <w:rPr>
-          <w:i/>
-          <w:iCs/>
-        </w:rPr>
-        <w:t xml:space="preserve">.</w:t>
-      </w:r>
-    </w:p>
-    <w:p>
-      <w:pPr>
-        <w:pStyle w:val="BodyText"/>
-      </w:pPr>
-      <w:r>
-        <w:rPr>
-          <w:b/>
-          <w:bCs/>
-        </w:rPr>
-        <w:t xml:space="preserve">Addresses reviewer concerns:</w:t>
-      </w:r>
-      <w:r>
-        <w:t xml:space="preserve"> </w:t>
-      </w:r>
-      <w:r>
-        <w:t xml:space="preserve">W4 (single-seed short-horizon Tinker/API runs inflate headline numbers), W5 (BH corrections aggregate single-seed rows with multi-seed rows, anti-conservative for the latter), Q5 (which of F1–F5 actually survive when restricted to TRL, &gt;=5 seeds, &gt;=100 steps?).</w:t>
-      </w:r>
-    </w:p>
-    <w:p>
-      <w:pPr>
-        <w:pStyle w:val="BodyText"/>
-      </w:pPr>
-      <w:r>
-        <w:rPr>
-          <w:b/>
-          <w:bCs/>
-        </w:rPr>
-        <w:t xml:space="preserve">Paper section added:</w:t>
-      </w:r>
-      <w:r>
-        <w:t xml:space="preserve"> </w:t>
-      </w:r>
-      <w:r>
-        <w:rPr>
-          <w:rStyle w:val="VerbatimChar"/>
-        </w:rPr>
-        <w:t xml:space="preserve">paper/sections/statistical_rigor_addendum.tex</w:t>
-      </w:r>
-      <w:r>
-        <w:t xml:space="preserve"> </w:t>
-      </w:r>
-      <w:r>
-        <w:t xml:space="preserve">(§App. Statistical Rigor Addendum, label</w:t>
-      </w:r>
-      <w:r>
-        <w:t xml:space="preserve"> </w:t>
-      </w:r>
-      <w:r>
-        <w:rPr>
-          <w:rStyle w:val="VerbatimChar"/>
-        </w:rPr>
-        <w:t xml:space="preserve">app:stat-rigor-addendum</w:t>
-      </w:r>
-      <w:r>
-        <w:t xml:space="preserve">).</w:t>
-      </w:r>
-      <w:r>
-        <w:t xml:space="preserve"> </w:t>
-      </w:r>
-      <w:r>
-        <w:rPr>
-          <w:b/>
-          <w:bCs/>
-        </w:rPr>
-        <w:t xml:space="preserve">Reproducibility:</w:t>
-      </w:r>
-      <w:r>
-        <w:t xml:space="preserve"> </w:t>
-      </w:r>
-      <w:r>
-        <w:rPr>
-          <w:rStyle w:val="VerbatimChar"/>
-        </w:rPr>
-        <w:t xml:space="preserve">experiments/survival_analysis.py</w:t>
-      </w:r>
-      <w:r>
-        <w:t xml:space="preserve"> </w:t>
-      </w:r>
-      <w:r>
-        <w:t xml:space="preserve">-&gt;</w:t>
-      </w:r>
-      <w:r>
-        <w:t xml:space="preserve"> </w:t>
-      </w:r>
-      <w:r>
-        <w:rPr>
-          <w:rStyle w:val="VerbatimChar"/>
-        </w:rPr>
-        <w:t xml:space="preserve">experiments/results/survival_analysis.tsv</w:t>
-      </w:r>
-      <w:r>
-        <w:t xml:space="preserve"> </w:t>
-      </w:r>
-      <w:r>
-        <w:t xml:space="preserve">(deterministic,</w:t>
-      </w:r>
-      <w:r>
-        <w:t xml:space="preserve"> </w:t>
-      </w:r>
-      <w:r>
-        <w:rPr>
-          <w:rStyle w:val="VerbatimChar"/>
-        </w:rPr>
-        <w:t xml:space="preserve">MASTER_SEED = 20260506</w:t>
-      </w:r>
-      <w:r>
-        <w:t xml:space="preserve">, matches</w:t>
-      </w:r>
-      <w:r>
-        <w:t xml:space="preserve"> </w:t>
-      </w:r>
-      <w:r>
-        <w:rPr>
-          <w:rStyle w:val="VerbatimChar"/>
-        </w:rPr>
-        <w:t xml:space="preserve">experiments/compute_statistics.py</w:t>
-      </w:r>
-      <w:r>
-        <w:t xml:space="preserve">). Consistent with the main capstone’s §5.15 (power / BH) and §5.16 (deterministic statistical rigor pass).</w:t>
+        <w:t xml:space="preserve">5.16.1 Evidence-Tier Partition and F1–F5 Survival Analysis</w:t>
       </w:r>
     </w:p>
     <w:bookmarkStart w:id="117" w:name="evidence-tiers"/>
@@ -43246,19 +42167,28 @@
         <w:t xml:space="preserve"> </w:t>
       </w:r>
       <w:r>
-        <w:t xml:space="preserve">F3 is the one finding that clears the Q5 bar. F1, F2, F4, F5 are downgraded to descriptive case studies pending matched multi-seed &gt;=100-step Tier-A evidence in an open framework — the next-step programme flagged in the Conclusion.</w:t>
+        <w:t xml:space="preserve">F3 is the one finding that clears the current inferential bar. F1, F2, F4, and F5 are downgraded to descriptive case studies pending matched multi-seed &gt;=100-step Tier-A evidence in an open framework — the next-step programme flagged in the Conclusion.</w:t>
       </w:r>
     </w:p>
     <w:bookmarkEnd w:id="120"/>
     <w:bookmarkEnd w:id="121"/>
     <w:bookmarkEnd w:id="122"/>
-    <w:bookmarkStart w:id="128" w:name="X9d176739f1fc798cbb8b1f0ab4d9f3b772ae8bf"/>
+    <w:bookmarkStart w:id="128" w:name="Xadeec8c14b287e55daaf46f96ab0fa0be1f1265"/>
     <w:p>
       <w:pPr>
         <w:pStyle w:val="Heading2"/>
       </w:pPr>
       <w:r>
-        <w:t xml:space="preserve">5.17 Group-Size Reconciliation: Token-Budget-Normalized Sweep (Reviewer W2 / W3 / Q2)</w:t>
+        <w:t xml:space="preserve">5.17 Group-Size Reconciliation: Token-Budget-Normalized Sweep</w:t>
+      </w:r>
+    </w:p>
+    <w:bookmarkStart w:id="123" w:name="the-apparent-contradiction"/>
+    <w:p>
+      <w:pPr>
+        <w:pStyle w:val="Heading4"/>
+      </w:pPr>
+      <w:r>
+        <w:t xml:space="preserve">The Apparent Contradiction</w:t>
       </w:r>
     </w:p>
     <w:p>
@@ -43266,123 +42196,39 @@
         <w:pStyle w:val="FirstParagraph"/>
       </w:pPr>
       <w:r>
-        <w:rPr>
-          <w:i/>
-          <w:iCs/>
-        </w:rPr>
-        <w:t xml:space="preserve">Paper section:</w:t>
-      </w:r>
-      <w:r>
-        <w:rPr>
-          <w:i/>
-          <w:iCs/>
-        </w:rPr>
-        <w:t xml:space="preserve"> </w:t>
-      </w:r>
-      <w:r>
-        <w:rPr>
-          <w:rStyle w:val="VerbatimChar"/>
-          <w:i/>
-          <w:iCs/>
-        </w:rPr>
-        <w:t xml:space="preserve">paper/sections/group_size_reconcile.tex</w:t>
-      </w:r>
-      <w:r>
-        <w:rPr>
-          <w:i/>
-          <w:iCs/>
-        </w:rPr>
-        <w:t xml:space="preserve">. Reproducibility:</w:t>
-      </w:r>
-      <w:r>
-        <w:rPr>
-          <w:i/>
-          <w:iCs/>
-        </w:rPr>
-        <w:t xml:space="preserve"> </w:t>
-      </w:r>
-      <w:r>
-        <w:rPr>
-          <w:rStyle w:val="VerbatimChar"/>
-          <w:i/>
-          <w:iCs/>
-        </w:rPr>
-        <w:t xml:space="preserve">experiments/group_size_token_normalized.py</w:t>
-      </w:r>
-      <w:r>
-        <w:rPr>
-          <w:i/>
-          <w:iCs/>
-        </w:rPr>
-        <w:t xml:space="preserve"> </w:t>
-      </w:r>
-      <w:r>
-        <w:rPr>
-          <w:i/>
-          <w:iCs/>
-        </w:rPr>
-        <w:t xml:space="preserve">-&gt;</w:t>
-      </w:r>
-      <w:r>
-        <w:rPr>
-          <w:i/>
-          <w:iCs/>
-        </w:rPr>
-        <w:t xml:space="preserve"> </w:t>
-      </w:r>
-      <w:r>
-        <w:rPr>
-          <w:rStyle w:val="VerbatimChar"/>
-          <w:i/>
-          <w:iCs/>
-        </w:rPr>
-        <w:t xml:space="preserve">experiments/results/group_size_token_normalized.tsv</w:t>
-      </w:r>
-      <w:r>
-        <w:rPr>
-          <w:i/>
-          <w:iCs/>
-        </w:rPr>
-        <w:t xml:space="preserve">.</w:t>
-      </w:r>
-    </w:p>
-    <w:p>
-      <w:pPr>
-        <w:pStyle w:val="BodyText"/>
-      </w:pPr>
+        <w:t xml:space="preserve">An apparent inconsistency arises because Table 6 reports</w:t>
+      </w:r>
+      <w:r>
+        <w:t xml:space="preserve"> </w:t>
+      </w:r>
       <w:r>
         <w:rPr>
           <w:b/>
           <w:bCs/>
         </w:rPr>
-        <w:t xml:space="preserve">Addresses reviewer concerns:</w:t>
-      </w:r>
-      <w:r>
-        <w:t xml:space="preserve"> </w:t>
-      </w:r>
-      <w:r>
-        <w:t xml:space="preserve">W2 (G=32 vs G=8 contradiction), W3 (gradient utilization undefined), Q2 (token-normalized sweeps)</w:t>
-      </w:r>
-    </w:p>
-    <w:p>
-      <w:pPr>
-        <w:pStyle w:val="BodyText"/>
-      </w:pPr>
+        <w:t xml:space="preserve">G=8</w:t>
+      </w:r>
+      <w:r>
+        <w:t xml:space="preserve"> </w:t>
+      </w:r>
+      <w:r>
+        <w:t xml:space="preserve">as the highest last-10 reward under a</w:t>
+      </w:r>
+      <w:r>
+        <w:t xml:space="preserve"> </w:t>
+      </w:r>
       <w:r>
         <w:rPr>
           <w:b/>
           <w:bCs/>
         </w:rPr>
-        <w:t xml:space="preserve">Paper section added:</w:t>
-      </w:r>
-      <w:r>
-        <w:t xml:space="preserve"> </w:t>
-      </w:r>
-      <w:r>
-        <w:rPr>
-          <w:rStyle w:val="VerbatimChar"/>
-        </w:rPr>
-        <w:t xml:space="preserve">paper/sections/group_size_reconcile.tex</w:t>
+        <w:t xml:space="preserve">fixed-step</w:t>
+      </w:r>
+      <w:r>
+        <w:t xml:space="preserve"> </w:t>
+      </w:r>
+      <w:r>
+        <w:t xml:space="preserve">budget, while elsewhere we claim that</w:t>
       </w:r>
       <w:r>
         <w:t xml:space="preserve"> </w:t>
@@ -43392,87 +42238,13 @@
           <w:b/>
           <w:bCs/>
         </w:rPr>
-        <w:t xml:space="preserve">Reproducibility:</w:t>
-      </w:r>
-      <w:r>
-        <w:t xml:space="preserve"> </w:t>
-      </w:r>
-      <w:r>
-        <w:rPr>
-          <w:rStyle w:val="VerbatimChar"/>
-        </w:rPr>
-        <w:t xml:space="preserve">experiments/group_size_token_normalized.py</w:t>
-      </w:r>
-    </w:p>
-    <w:bookmarkStart w:id="123" w:name="the-apparent-contradiction"/>
-    <w:p>
-      <w:pPr>
-        <w:pStyle w:val="Heading4"/>
-      </w:pPr>
-      <w:r>
-        <w:t xml:space="preserve">The Apparent Contradiction</w:t>
-      </w:r>
-    </w:p>
-    <w:p>
-      <w:pPr>
-        <w:pStyle w:val="FirstParagraph"/>
-      </w:pPr>
-      <w:r>
-        <w:t xml:space="preserve">A reviewer correctly identified an apparent inconsistency: Table 6 of the main text reports</w:t>
-      </w:r>
-      <w:r>
-        <w:t xml:space="preserve"> </w:t>
-      </w:r>
-      <w:r>
-        <w:rPr>
-          <w:b/>
-          <w:bCs/>
-        </w:rPr>
-        <w:t xml:space="preserve">G=8</w:t>
-      </w:r>
-      <w:r>
-        <w:t xml:space="preserve"> </w:t>
-      </w:r>
-      <w:r>
-        <w:t xml:space="preserve">as the highest last-10 reward under a</w:t>
-      </w:r>
-      <w:r>
-        <w:t xml:space="preserve"> </w:t>
-      </w:r>
-      <w:r>
-        <w:rPr>
-          <w:b/>
-          <w:bCs/>
-        </w:rPr>
-        <w:t xml:space="preserve">fixed-step</w:t>
-      </w:r>
-      <w:r>
-        <w:t xml:space="preserve"> </w:t>
-      </w:r>
-      <w:r>
-        <w:t xml:space="preserve">budget, while elsewhere we claim that</w:t>
-      </w:r>
-      <w:r>
-        <w:t xml:space="preserve"> </w:t>
-      </w:r>
-      <w:r>
-        <w:rPr>
-          <w:b/>
-          <w:bCs/>
-        </w:rPr>
         <w:t xml:space="preserve">G~32</w:t>
       </w:r>
       <w:r>
         <w:t xml:space="preserve"> </w:t>
       </w:r>
       <w:r>
-        <w:t xml:space="preserve">“maximizes gradient utilization.”</w:t>
-      </w:r>
-      <w:r>
-        <w:t xml:space="preserve"> </w:t>
-      </w:r>
-      <w:r>
-        <w:t xml:space="preserve">These observations are compatible once the axis of comparison is made explicit. Under a</w:t>
+        <w:t xml:space="preserve">maximizes gradient utilization. These observations are compatible once the axis of comparison is made explicit. Under a</w:t>
       </w:r>
       <w:r>
         <w:t xml:space="preserve"> </w:t>
@@ -44730,7 +43502,7 @@
         <w:pStyle w:val="FirstParagraph"/>
       </w:pPr>
       <w:r>
-        <w:t xml:space="preserve">The reviewer’s concern is taken seriously: the</w:t>
+        <w:t xml:space="preserve">The important conclusion is that the</w:t>
       </w:r>
       <w:r>
         <w:t xml:space="preserve"> </w:t>
@@ -44775,111 +43547,18 @@
     </w:p>
     <w:bookmarkEnd w:id="127"/>
     <w:bookmarkEnd w:id="128"/>
-    <w:bookmarkStart w:id="130" w:name="X74e64c73a3b06dae78d083d8c33783da58192a0"/>
+    <w:bookmarkStart w:id="130" w:name="held-out-sampling-protocols-p1-p2-p3"/>
     <w:p>
       <w:pPr>
         <w:pStyle w:val="Heading2"/>
       </w:pPr>
       <w:r>
-        <w:t xml:space="preserve">5.18 Held-Out Sampling Protocols: P1 / P2 / P3 (Reviewer W8)</w:t>
+        <w:t xml:space="preserve">5.18 Held-Out Sampling Protocols: P1 / P2 / P3</w:t>
       </w:r>
     </w:p>
     <w:p>
       <w:pPr>
         <w:pStyle w:val="FirstParagraph"/>
-      </w:pPr>
-      <w:r>
-        <w:rPr>
-          <w:i/>
-          <w:iCs/>
-        </w:rPr>
-        <w:t xml:space="preserve">Paper section:</w:t>
-      </w:r>
-      <w:r>
-        <w:rPr>
-          <w:i/>
-          <w:iCs/>
-        </w:rPr>
-        <w:t xml:space="preserve"> </w:t>
-      </w:r>
-      <w:r>
-        <w:rPr>
-          <w:rStyle w:val="VerbatimChar"/>
-          <w:i/>
-          <w:iCs/>
-        </w:rPr>
-        <w:t xml:space="preserve">paper/sections/heldout_stratified.tex</w:t>
-      </w:r>
-      <w:r>
-        <w:rPr>
-          <w:i/>
-          <w:iCs/>
-        </w:rPr>
-        <w:t xml:space="preserve">. Reproducibility:</w:t>
-      </w:r>
-      <w:r>
-        <w:rPr>
-          <w:i/>
-          <w:iCs/>
-        </w:rPr>
-        <w:t xml:space="preserve"> </w:t>
-      </w:r>
-      <w:r>
-        <w:rPr>
-          <w:rStyle w:val="VerbatimChar"/>
-          <w:i/>
-          <w:iCs/>
-        </w:rPr>
-        <w:t xml:space="preserve">experiments/stratified_heldout.py</w:t>
-      </w:r>
-      <w:r>
-        <w:rPr>
-          <w:i/>
-          <w:iCs/>
-        </w:rPr>
-        <w:t xml:space="preserve"> </w:t>
-      </w:r>
-      <w:r>
-        <w:rPr>
-          <w:i/>
-          <w:iCs/>
-        </w:rPr>
-        <w:t xml:space="preserve">-&gt;</w:t>
-      </w:r>
-      <w:r>
-        <w:rPr>
-          <w:i/>
-          <w:iCs/>
-        </w:rPr>
-        <w:t xml:space="preserve"> </w:t>
-      </w:r>
-      <w:r>
-        <w:rPr>
-          <w:rStyle w:val="VerbatimChar"/>
-          <w:i/>
-          <w:iCs/>
-        </w:rPr>
-        <w:t xml:space="preserve">experiments/results/heldout_stratified.tsv</w:t>
-      </w:r>
-      <w:r>
-        <w:rPr>
-          <w:i/>
-          <w:iCs/>
-        </w:rPr>
-        <w:t xml:space="preserve">.</w:t>
-      </w:r>
-    </w:p>
-    <w:p>
-      <w:pPr>
-        <w:pStyle w:val="BodyText"/>
-      </w:pPr>
-      <w:r>
-        <w:t xml:space="preserve">10.6.1 Held-Out Sampling Protocols (W8)</w:t>
-      </w:r>
-    </w:p>
-    <w:p>
-      <w:pPr>
-        <w:pStyle w:val="BodyText"/>
       </w:pPr>
       <w:r>
         <w:t xml:space="preserve">Three sampling protocols were applied to GSM8K-500 held-out accuracy for every condition:</w:t>
@@ -45146,7 +43825,7 @@
               <w:pStyle w:val="Compact"/>
             </w:pPr>
             <w:r>
-              <w:t xml:space="preserve">Qwen3-8B-Base (W1)</w:t>
+              <w:t xml:space="preserve">Qwen3-8B-Base</w:t>
             </w:r>
           </w:p>
         </w:tc>
@@ -45282,7 +43961,7 @@
               <w:pStyle w:val="Compact"/>
             </w:pPr>
             <w:r>
-              <w:t xml:space="preserve">DeepSeek-V3.1 (W3)</w:t>
+              <w:t xml:space="preserve">DeepSeek-V3.1</w:t>
             </w:r>
           </w:p>
         </w:tc>
@@ -45350,7 +44029,7 @@
               <w:pStyle w:val="Compact"/>
             </w:pPr>
             <w:r>
-              <w:t xml:space="preserve">gpt-oss-120b (W1)</w:t>
+              <w:t xml:space="preserve">gpt-oss-120b</w:t>
             </w:r>
           </w:p>
         </w:tc>
@@ -45988,118 +44667,25 @@
     </w:p>
     <w:bookmarkEnd w:id="129"/>
     <w:bookmarkEnd w:id="130"/>
-    <w:bookmarkStart w:id="132" w:name="Xb31afa2ac17f61b99d63558b0ab10318c430907"/>
+    <w:bookmarkStart w:id="132" w:name="base-vs-instruct-paired-evaluation"/>
     <w:p>
       <w:pPr>
         <w:pStyle w:val="Heading2"/>
       </w:pPr>
       <w:r>
-        <w:t xml:space="preserve">5.19 Base vs Instruct Paired Evaluation (Reviewer W9 / W11 / Q4)</w:t>
+        <w:t xml:space="preserve">5.19 Base vs Instruct Paired Evaluation</w:t>
       </w:r>
     </w:p>
     <w:p>
       <w:pPr>
         <w:pStyle w:val="FirstParagraph"/>
-      </w:pPr>
-      <w:r>
-        <w:rPr>
-          <w:i/>
-          <w:iCs/>
-        </w:rPr>
-        <w:t xml:space="preserve">Paper section:</w:t>
-      </w:r>
-      <w:r>
-        <w:rPr>
-          <w:i/>
-          <w:iCs/>
-        </w:rPr>
-        <w:t xml:space="preserve"> </w:t>
-      </w:r>
-      <w:r>
-        <w:rPr>
-          <w:rStyle w:val="VerbatimChar"/>
-          <w:i/>
-          <w:iCs/>
-        </w:rPr>
-        <w:t xml:space="preserve">paper/sections/base_vs_instruct_paired.tex</w:t>
-      </w:r>
-      <w:r>
-        <w:rPr>
-          <w:i/>
-          <w:iCs/>
-        </w:rPr>
-        <w:t xml:space="preserve">. Reproducibility:</w:t>
-      </w:r>
-      <w:r>
-        <w:rPr>
-          <w:i/>
-          <w:iCs/>
-        </w:rPr>
-        <w:t xml:space="preserve"> </w:t>
-      </w:r>
-      <w:r>
-        <w:rPr>
-          <w:rStyle w:val="VerbatimChar"/>
-          <w:i/>
-          <w:iCs/>
-        </w:rPr>
-        <w:t xml:space="preserve">experiments/base_instruct_paired.py</w:t>
-      </w:r>
-      <w:r>
-        <w:rPr>
-          <w:i/>
-          <w:iCs/>
-        </w:rPr>
-        <w:t xml:space="preserve"> </w:t>
-      </w:r>
-      <w:r>
-        <w:rPr>
-          <w:i/>
-          <w:iCs/>
-        </w:rPr>
-        <w:t xml:space="preserve">-&gt;</w:t>
-      </w:r>
-      <w:r>
-        <w:rPr>
-          <w:i/>
-          <w:iCs/>
-        </w:rPr>
-        <w:t xml:space="preserve"> </w:t>
-      </w:r>
-      <w:r>
-        <w:rPr>
-          <w:rStyle w:val="VerbatimChar"/>
-          <w:i/>
-          <w:iCs/>
-        </w:rPr>
-        <w:t xml:space="preserve">experiments/results/base_instruct_paired.tsv</w:t>
-      </w:r>
-      <w:r>
-        <w:rPr>
-          <w:i/>
-          <w:iCs/>
-        </w:rPr>
-        <w:t xml:space="preserve">.</w:t>
-      </w:r>
-    </w:p>
-    <w:p>
-      <w:pPr>
-        <w:pStyle w:val="BodyText"/>
-      </w:pPr>
-      <w:r>
-        <w:t xml:space="preserve">10.6.2 Base vs Instruct Paired Evaluation (W9, W11, Q4)</w:t>
-      </w:r>
-    </w:p>
-    <w:p>
-      <w:pPr>
-        <w:pStyle w:val="BodyText"/>
       </w:pPr>
       <w:r>
         <w:rPr>
           <w:b/>
           <w:bCs/>
         </w:rPr>
-        <w:t xml:space="preserve">Reconciling the</w:t>
+        <w:t xml:space="preserve">Aligning the</w:t>
       </w:r>
       <w:r>
         <w:rPr>
@@ -46114,7 +44700,7 @@
           <w:b/>
           <w:bCs/>
         </w:rPr>
-        <w:t xml:space="preserve">+0.922 vs 84.4 percent</w:t>
+        <w:t xml:space="preserve">+0.922</w:t>
       </w:r>
       <w:r>
         <w:rPr>
@@ -46128,152 +44714,151 @@
           <w:b/>
           <w:bCs/>
         </w:rPr>
-        <w:t xml:space="preserve">flag (W9).</w:t>
-      </w:r>
-      <w:r>
-        <w:t xml:space="preserve"> </w:t>
-      </w:r>
-      <w:r>
-        <w:t xml:space="preserve">The reviewer read</w:t>
-      </w:r>
-      <w:r>
-        <w:t xml:space="preserve"> </w:t>
-      </w:r>
-      <w:r>
-        <w:rPr>
-          <w:rStyle w:val="VerbatimChar"/>
-        </w:rPr>
-        <w:t xml:space="preserve">+0.922</w:t>
-      </w:r>
-      <w:r>
-        <w:t xml:space="preserve"> </w:t>
-      </w:r>
-      <w:r>
         <w:t xml:space="preserve">and</w:t>
-      </w:r>
-      <w:r>
-        <w:t xml:space="preserve"> </w:t>
-      </w:r>
-      <w:r>
-        <w:rPr>
-          <w:rStyle w:val="VerbatimChar"/>
-        </w:rPr>
-        <w:t xml:space="preserve">84.4 percent</w:t>
-      </w:r>
-      <w:r>
-        <w:t xml:space="preserve"> </w:t>
-      </w:r>
-      <w:r>
-        <w:t xml:space="preserve">as contradicting held-out numbers. They are not comparable quantities:</w:t>
-      </w:r>
-      <w:r>
-        <w:t xml:space="preserve"> </w:t>
-      </w:r>
-      <w:r>
-        <w:rPr>
-          <w:rStyle w:val="VerbatimChar"/>
-        </w:rPr>
-        <w:t xml:space="preserve">+0.922</w:t>
-      </w:r>
-      <w:r>
-        <w:t xml:space="preserve"> </w:t>
-      </w:r>
-      <w:r>
-        <w:t xml:space="preserve">is the</w:t>
-      </w:r>
-      <w:r>
-        <w:t xml:space="preserve"> </w:t>
       </w:r>
       <w:r>
         <w:rPr>
           <w:b/>
           <w:bCs/>
         </w:rPr>
-        <w:t xml:space="preserve">training-reward peak</w:t>
-      </w:r>
-      <w:r>
-        <w:t xml:space="preserve"> </w:t>
-      </w:r>
-      <w:r>
-        <w:t xml:space="preserve">of the</w:t>
-      </w:r>
-      <w:r>
         <w:t xml:space="preserve"> </w:t>
       </w:r>
       <w:r>
         <w:rPr>
           <w:rStyle w:val="VerbatimChar"/>
-        </w:rPr>
-        <w:t xml:space="preserve">campaign_v2_w1_qwen3-8b-base</w:t>
-      </w:r>
-      <w:r>
-        <w:t xml:space="preserve"> </w:t>
-      </w:r>
-      <w:r>
-        <w:t xml:space="preserve">run on</w:t>
-      </w:r>
-      <w:r>
-        <w:t xml:space="preserve"> </w:t>
-      </w:r>
-      <w:r>
-        <w:rPr>
-          <w:rStyle w:val="VerbatimChar"/>
-        </w:rPr>
-        <w:t xml:space="preserve">Qwen/Qwen3-8B-Base</w:t>
-      </w:r>
-      <w:r>
-        <w:t xml:space="preserve"> </w:t>
-      </w:r>
-      <w:r>
-        <w:t xml:space="preserve">(peak = 1.00, last-10 = 0.856, single seed, GRPO</w:t>
-      </w:r>
-      <w:r>
-        <w:t xml:space="preserve"> </w:t>
-      </w:r>
-      <w:r>
-        <w:rPr>
-          <w:rStyle w:val="VerbatimChar"/>
-        </w:rPr>
-        <w:t xml:space="preserve">G=8</w:t>
-      </w:r>
-      <w:r>
-        <w:t xml:space="preserve">,</w:t>
-      </w:r>
-      <w:r>
-        <w:t xml:space="preserve"> </w:t>
-      </w:r>
-      <w:r>
-        <w:rPr>
-          <w:rStyle w:val="VerbatimChar"/>
-        </w:rPr>
-        <w:t xml:space="preserve">lr=1e-5</w:t>
-      </w:r>
-      <w:r>
-        <w:t xml:space="preserve">, 30 steps).</w:t>
-      </w:r>
-      <w:r>
-        <w:t xml:space="preserve"> </w:t>
-      </w:r>
-      <w:r>
-        <w:rPr>
-          <w:rStyle w:val="VerbatimChar"/>
-        </w:rPr>
-        <w:t xml:space="preserve">84.4 percent</w:t>
-      </w:r>
-      <w:r>
-        <w:t xml:space="preserve"> </w:t>
-      </w:r>
-      <w:r>
-        <w:t xml:space="preserve">is the</w:t>
-      </w:r>
-      <w:r>
-        <w:t xml:space="preserve"> </w:t>
-      </w:r>
-      <w:r>
-        <w:rPr>
           <w:b/>
           <w:bCs/>
         </w:rPr>
+        <w:t xml:space="preserve">84.4 percent</w:t>
+      </w:r>
+      <w:r>
+        <w:rPr>
+          <w:b/>
+          <w:bCs/>
+        </w:rPr>
+        <w:t xml:space="preserve"> </w:t>
+      </w:r>
+      <w:r>
+        <w:rPr>
+          <w:b/>
+          <w:bCs/>
+        </w:rPr>
+        <w:t xml:space="preserve">metrics.</w:t>
+      </w:r>
+      <w:r>
+        <w:t xml:space="preserve"> </w:t>
+      </w:r>
+      <w:r>
+        <w:t xml:space="preserve">These figures do not contradict one another because they are not comparable quantities:</w:t>
+      </w:r>
+      <w:r>
+        <w:t xml:space="preserve"> </w:t>
+      </w:r>
+      <w:r>
+        <w:rPr>
+          <w:rStyle w:val="VerbatimChar"/>
+        </w:rPr>
+        <w:t xml:space="preserve">+0.922</w:t>
+      </w:r>
+      <w:r>
+        <w:t xml:space="preserve"> </w:t>
+      </w:r>
+      <w:r>
+        <w:t xml:space="preserve">is the</w:t>
+      </w:r>
+      <w:r>
+        <w:t xml:space="preserve"> </w:t>
+      </w:r>
+      <w:r>
+        <w:rPr>
+          <w:b/>
+          <w:bCs/>
+        </w:rPr>
+        <w:t xml:space="preserve">training-reward peak</w:t>
+      </w:r>
+      <w:r>
+        <w:t xml:space="preserve"> </w:t>
+      </w:r>
+      <w:r>
+        <w:t xml:space="preserve">of the</w:t>
+      </w:r>
+      <w:r>
+        <w:t xml:space="preserve"> </w:t>
+      </w:r>
+      <w:r>
+        <w:rPr>
+          <w:rStyle w:val="VerbatimChar"/>
+        </w:rPr>
+        <w:t xml:space="preserve">campaign_v2_w1_qwen3-8b-base</w:t>
+      </w:r>
+      <w:r>
+        <w:t xml:space="preserve"> </w:t>
+      </w:r>
+      <w:r>
+        <w:t xml:space="preserve">run on</w:t>
+      </w:r>
+      <w:r>
+        <w:t xml:space="preserve"> </w:t>
+      </w:r>
+      <w:r>
+        <w:rPr>
+          <w:rStyle w:val="VerbatimChar"/>
+        </w:rPr>
+        <w:t xml:space="preserve">Qwen/Qwen3-8B-Base</w:t>
+      </w:r>
+      <w:r>
+        <w:t xml:space="preserve"> </w:t>
+      </w:r>
+      <w:r>
+        <w:t xml:space="preserve">(peak = 1.00, last-10 = 0.856, single seed, GRPO</w:t>
+      </w:r>
+      <w:r>
+        <w:t xml:space="preserve"> </w:t>
+      </w:r>
+      <w:r>
+        <w:rPr>
+          <w:rStyle w:val="VerbatimChar"/>
+        </w:rPr>
+        <w:t xml:space="preserve">G=8</w:t>
+      </w:r>
+      <w:r>
+        <w:t xml:space="preserve">,</w:t>
+      </w:r>
+      <w:r>
+        <w:t xml:space="preserve"> </w:t>
+      </w:r>
+      <w:r>
+        <w:rPr>
+          <w:rStyle w:val="VerbatimChar"/>
+        </w:rPr>
+        <w:t xml:space="preserve">lr=1e-5</w:t>
+      </w:r>
+      <w:r>
+        <w:t xml:space="preserve">, 30 steps).</w:t>
+      </w:r>
+      <w:r>
+        <w:t xml:space="preserve"> </w:t>
+      </w:r>
+      <w:r>
+        <w:rPr>
+          <w:rStyle w:val="VerbatimChar"/>
+        </w:rPr>
+        <w:t xml:space="preserve">84.4 percent</w:t>
+      </w:r>
+      <w:r>
+        <w:t xml:space="preserve"> </w:t>
+      </w:r>
+      <w:r>
+        <w:t xml:space="preserve">is the</w:t>
+      </w:r>
+      <w:r>
+        <w:t xml:space="preserve"> </w:t>
+      </w:r>
+      <w:r>
+        <w:rPr>
+          <w:b/>
+          <w:bCs/>
+        </w:rPr>
         <w:t xml:space="preserve">training-reward last-10 mean</w:t>
       </w:r>
       <w:r>
@@ -46307,7 +44892,7 @@
         <w:t xml:space="preserve">lr=3e-5</w:t>
       </w:r>
       <w:r>
-        <w:t xml:space="preserve">. Different checkpoints, different learning rates, different aggregation statistics (peak vs last-10), both are training-stream quantities — neither is a held-out accuracy delta.</w:t>
+        <w:t xml:space="preserve">. Different checkpoints, different learning rates, and different aggregation statistics are involved; neither number is a held-out accuracy delta.</w:t>
       </w:r>
     </w:p>
     <w:p>
@@ -47749,13 +46334,13 @@
           <w:b/>
           <w:bCs/>
         </w:rPr>
-        <w:t xml:space="preserve">W9 (the contradiction):</w:t>
-      </w:r>
-      <w:r>
-        <w:t xml:space="preserve"> </w:t>
-      </w:r>
-      <w:r>
-        <w:t xml:space="preserve">resolved as an accounting error across checkpoint state × metric. On the one comparable axis — held-out GSM8K-500 post-RL — the Qwen3-8B-Base row moves 0.820 -&gt; 0.909 (</w:t>
+        <w:t xml:space="preserve">Metric alignment.</w:t>
+      </w:r>
+      <w:r>
+        <w:t xml:space="preserve"> </w:t>
+      </w:r>
+      <w:r>
+        <w:t xml:space="preserve">On the one comparable axis — held-out GSM8K-500 post-RL — the Qwen3-8B-Base row moves 0.820 -&gt; 0.909 (</w:t>
       </w:r>
       <w:r>
         <w:rPr>
@@ -47848,7 +46433,7 @@
         <w:t xml:space="preserve"> </w:t>
       </w:r>
       <w:r>
-        <w:t xml:space="preserve">in favour of base, but is not statistically supportable at the current seed budget.</w:t>
+        <w:t xml:space="preserve">in favour of base, but it is not statistically supportable at the current seed budget.</w:t>
       </w:r>
     </w:p>
     <w:p>
@@ -47864,13 +46449,13 @@
           <w:b/>
           <w:bCs/>
         </w:rPr>
-        <w:t xml:space="preserve">W11 (base/instruct mixing):</w:t>
-      </w:r>
-      <w:r>
-        <w:t xml:space="preserve"> </w:t>
-      </w:r>
-      <w:r>
-        <w:t xml:space="preserve">pre-RL held-out accuracy is identical between the two rows at 0.820. The entire delta story lives in the post-RL column and is confounded by the extreme seed asymmetry (</w:t>
+        <w:t xml:space="preserve">Base vs. instruct mixing.</w:t>
+      </w:r>
+      <w:r>
+        <w:t xml:space="preserve"> </w:t>
+      </w:r>
+      <w:r>
+        <w:t xml:space="preserve">Pre-RL held-out accuracy is identical between the two Qwen rows at 0.820. The entire delta story therefore lives in the post-RL column and is confounded by the extreme seed asymmetry (</w:t>
       </w:r>
       <w:r>
         <w:rPr>
@@ -47913,13 +46498,13 @@
           <w:b/>
           <w:bCs/>
         </w:rPr>
-        <w:t xml:space="preserve">Q4 (identical conditions):</w:t>
-      </w:r>
-      <w:r>
-        <w:t xml:space="preserve"> </w:t>
-      </w:r>
-      <w:r>
-        <w:t xml:space="preserve">base dominates on training-reward peak (0.856 vs 0.311), instruct dominates on training stability (Llama-3.1-8B Inst train last-10 0.963 vs Base 0.115, ZVF@100 0.285 for Qwen3-8B-Inst vs NA for Base with</w:t>
+        <w:t xml:space="preserve">Matched-condition interpretation.</w:t>
+      </w:r>
+      <w:r>
+        <w:t xml:space="preserve"> </w:t>
+      </w:r>
+      <w:r>
+        <w:t xml:space="preserve">Base dominates on training-reward peak (0.856 vs 0.311), while instruct dominates on training stability (Llama-3.1-8B Inst train last-10 0.963 vs Base 0.115, ZVF@100 0.285 for Qwen3-8B-Inst vs NA for Base with</w:t>
       </w:r>
       <w:r>
         <w:t xml:space="preserve"> </w:t>
@@ -47931,7 +46516,7 @@
         <w:t xml:space="preserve">n = 1</w:t>
       </w:r>
       <w:r>
-        <w:t xml:space="preserve">). The bitter-lesson narrative is rephrased from</w:t>
+        <w:t xml:space="preserve">). The narrative is therefore narrowed from</w:t>
       </w:r>
       <w:r>
         <w:t xml:space="preserve"> </w:t>
@@ -47943,13 +46528,7 @@
         <w:t xml:space="preserve"> </w:t>
       </w:r>
       <w:r>
-        <w:t xml:space="preserve">to the narrower and supportable</w:t>
-      </w:r>
-      <w:r>
-        <w:t xml:space="preserve"> </w:t>
-      </w:r>
-      <w:r>
-        <w:t xml:space="preserve">“base has more headroom on the training-reward peak metric; held-out post-RL gain is not demonstrated at</w:t>
+        <w:t xml:space="preserve">to the more supportable claim that base shows more headroom on the training-reward peak metric, while held-out post-RL gain is not demonstrated at</w:t>
       </w:r>
       <w:r>
         <w:t xml:space="preserve"> </w:t>
@@ -47961,7 +46540,7 @@
         <w:t xml:space="preserve">n &gt;= 5</w:t>
       </w:r>
       <w:r>
-        <w:t xml:space="preserve">.”</w:t>
+        <w:t xml:space="preserve">.</w:t>
       </w:r>
     </w:p>
     <w:p>
@@ -48061,7 +46640,7 @@
         <w:pStyle w:val="Heading4"/>
       </w:pPr>
       <w:r>
-        <w:t xml:space="preserve">10.6.3 Summary</w:t>
+        <w:t xml:space="preserve">Summary</w:t>
       </w:r>
     </w:p>
     <w:p>
@@ -48073,17 +46652,7 @@
         </w:numPr>
       </w:pPr>
       <w:r>
-        <w:rPr>
-          <w:b/>
-          <w:bCs/>
-        </w:rPr>
-        <w:t xml:space="preserve">W8</w:t>
-      </w:r>
-      <w:r>
-        <w:t xml:space="preserve"> </w:t>
-      </w:r>
-      <w:r>
-        <w:t xml:space="preserve">— resolved. P1 top-10 selection bias quantified at a mean of</w:t>
+        <w:t xml:space="preserve">P1 top-10 selection bias is quantified at a mean of</w:t>
       </w:r>
       <w:r>
         <w:t xml:space="preserve"> </w:t>
@@ -48125,7 +46694,7 @@
         <w:t xml:space="preserve"> </w:t>
       </w:r>
       <w:r>
-        <w:t xml:space="preserve">on the high-variance Wave-6 batch-1 condition); 34 of 36 pairwise orderings (94.4 percent) preserved P1 -&gt; P2; headline numbers restated in random-deployment (P2) terms.</w:t>
+        <w:t xml:space="preserve">on the high-variance Wave-6 batch-1 condition); 34 of 36 pairwise orderings (94.4 percent) are preserved P1 -&gt; P2, so headline numbers are restated in random-deployment (P2) terms.</w:t>
       </w:r>
     </w:p>
     <w:p>
@@ -48137,17 +46706,7 @@
         </w:numPr>
       </w:pPr>
       <w:r>
-        <w:rPr>
-          <w:b/>
-          <w:bCs/>
-        </w:rPr>
-        <w:t xml:space="preserve">W9</w:t>
-      </w:r>
-      <w:r>
-        <w:t xml:space="preserve"> </w:t>
-      </w:r>
-      <w:r>
-        <w:t xml:space="preserve">— resolved.</w:t>
+        <w:t xml:space="preserve">The</w:t>
       </w:r>
       <w:r>
         <w:t xml:space="preserve"> </w:t>
@@ -48177,7 +46736,7 @@
         <w:t xml:space="preserve"> </w:t>
       </w:r>
       <w:r>
-        <w:t xml:space="preserve">are different metrics on different checkpoints; paired grid gives the aligned comparison.</w:t>
+        <w:t xml:space="preserve">figures refer to different metrics on different checkpoints; the paired grid provides the aligned comparison.</w:t>
       </w:r>
     </w:p>
     <w:p>
@@ -48189,17 +46748,7 @@
         </w:numPr>
       </w:pPr>
       <w:r>
-        <w:rPr>
-          <w:b/>
-          <w:bCs/>
-        </w:rPr>
-        <w:t xml:space="preserve">W11</w:t>
-      </w:r>
-      <w:r>
-        <w:t xml:space="preserve"> </w:t>
-      </w:r>
-      <w:r>
-        <w:t xml:space="preserve">— resolved. Explicit</w:t>
+        <w:t xml:space="preserve">An explicit</w:t>
       </w:r>
       <w:r>
         <w:t xml:space="preserve"> </w:t>
@@ -48229,7 +46778,7 @@
         <w:t xml:space="preserve"> </w:t>
       </w:r>
       <w:r>
-        <w:t xml:space="preserve">notation contract in force; three implicit-mixing claims retracted.</w:t>
+        <w:t xml:space="preserve">notation contract is now in force, and earlier implicit mixing between checkpoint types has been removed.</w:t>
       </w:r>
     </w:p>
     <w:p>
@@ -48241,17 +46790,7 @@
         </w:numPr>
       </w:pPr>
       <w:r>
-        <w:rPr>
-          <w:b/>
-          <w:bCs/>
-        </w:rPr>
-        <w:t xml:space="preserve">Q4</w:t>
-      </w:r>
-      <w:r>
-        <w:t xml:space="preserve"> </w:t>
-      </w:r>
-      <w:r>
-        <w:t xml:space="preserve">— partially resolved. Qwen3-8B and Llama-3.1-8B base/instruct pairs complete; Qwen3-1.7B and Qwen3-0.6B flagged</w:t>
+        <w:t xml:space="preserve">Qwen3-8B and Llama-3.1-8B base/instruct pairs are complete; Qwen3-1.7B and Qwen3-0.6B remain</w:t>
       </w:r>
       <w:r>
         <w:t xml:space="preserve"> </w:t>
@@ -48266,7 +46805,7 @@
         <w:t xml:space="preserve"> </w:t>
       </w:r>
       <w:r>
-        <w:t xml:space="preserve">in the TSV and listed as the remaining audit gap pending compute allocation.</w:t>
+        <w:t xml:space="preserve">in the TSV and are listed as audit gaps pending further compute.</w:t>
       </w:r>
     </w:p>
     <w:bookmarkEnd w:id="131"/>
@@ -48279,48 +46818,6 @@
       </w:pPr>
       <w:r>
         <w:t xml:space="preserve">6. Summary of Findings</w:t>
-      </w:r>
-    </w:p>
-    <w:p>
-      <w:pPr>
-        <w:pStyle w:val="BlockText"/>
-      </w:pPr>
-      <w:r>
-        <w:rPr>
-          <w:b/>
-          <w:bCs/>
-        </w:rPr>
-        <w:t xml:space="preserve">Revision note (2026-04-19).</w:t>
-      </w:r>
-      <w:r>
-        <w:t xml:space="preserve"> </w:t>
-      </w:r>
-      <w:r>
-        <w:t xml:space="preserve">The findings below have been audited against NeurIPS 2026 reviewer feedback. Concerns that required scope or wording changes are flagged in the rightmost column; full rebuttal detail is in §§5.8.1, 5.12.1, 5.16.1, 5.17–5.19 and §§2.7–2.8. A mechanical registry of all 24 weaknesses is at</w:t>
-      </w:r>
-      <w:r>
-        <w:t xml:space="preserve"> </w:t>
-      </w:r>
-      <w:r>
-        <w:rPr>
-          <w:rStyle w:val="VerbatimChar"/>
-        </w:rPr>
-        <w:t xml:space="preserve">paper/reviewer_points.yaml</w:t>
-      </w:r>
-      <w:r>
-        <w:t xml:space="preserve">, scored by</w:t>
-      </w:r>
-      <w:r>
-        <w:t xml:space="preserve"> </w:t>
-      </w:r>
-      <w:r>
-        <w:rPr>
-          <w:rStyle w:val="VerbatimChar"/>
-        </w:rPr>
-        <w:t xml:space="preserve">scripts/reviewer_response_score.sh</w:t>
-      </w:r>
-      <w:r>
-        <w:t xml:space="preserve">.</w:t>
       </w:r>
     </w:p>
     <w:tbl>
@@ -51209,13 +49706,13 @@
           <w:b/>
           <w:bCs/>
         </w:rPr>
-        <w:t xml:space="preserve">NeurIPS 2026 reviewer rebuttal (all 24 items).</w:t>
-      </w:r>
-      <w:r>
-        <w:t xml:space="preserve"> </w:t>
-      </w:r>
-      <w:r>
-        <w:t xml:space="preserve">ZVF formalization + partial-correlation ablation (W1/Q1), cross-framework pipeline (W13), group-size token-normalization and gradient-utilization formalization (W2/W3/Q2), framework-gap config dumps (W6/Q3), evidence-tier partition + F1–F5 survival (W4/W5/Q5), tool-use/code reward-design analysis and ERF surrogate (W7/Q6), held-out stratified sampling P1/P2/P3 (W8), base-vs-instruct paired evaluation (W9/W11/Q4), F5 scope downgrade (W10), regenerated figures (W12), AERO/CPPO/NGRPO/Scaf-GRPO head-to-head (W14/Q7), Tree-GRPO/PRM (W15), ST-PPO (W16), DAR/dual-KL (W17). See §§2.7–2.8 and §§5.8.1, 5.12.1, 5.16.1, 5.17–5.19.</w:t>
+        <w:t xml:space="preserve">Statistical and reporting hardening across the report.</w:t>
+      </w:r>
+      <w:r>
+        <w:t xml:space="preserve"> </w:t>
+      </w:r>
+      <w:r>
+        <w:t xml:space="preserve">This version adds formal ZVF definitions and partial-correlation analysis, a cross-framework pipeline specification, token-budget-normalized group-size analysis, framework configuration disclosure, evidence-tier partitioning for F1–F5, tool-use/code reward-design analysis with ERF, held-out sampling protocols (P1/P2/P3), base-vs-instruct paired evaluation, tighter frontier-scope wording, regenerated figures, and expanded related work on AERO/CPPO/NGRPO/Scaf-GRPO, Tree-GRPO/PRM, ST-PPO, and DAR. See §§2.7–2.8 and §§5.8.1, 5.12.1, 5.16.1, 5.17–5.19.</w:t>
       </w:r>
     </w:p>
     <w:p>

--- a/reports/final/group6_final_report.docx
+++ b/reports/final/group6_final_report.docx
@@ -612,73 +612,24 @@
         <w:pStyle w:val="BodyText"/>
       </w:pPr>
       <w:r>
-        <w:t xml:space="preserve">This project investigates GRPO across one agentic and two non-agentic transfer domains:</w:t>
-      </w:r>
-    </w:p>
-    <w:p>
-      <w:pPr>
-        <w:pStyle w:val="Compact"/>
-        <w:numPr>
-          <w:ilvl w:val="0"/>
-          <w:numId w:val="1001"/>
-        </w:numPr>
-      </w:pPr>
-      <w:r>
-        <w:rPr>
-          <w:b/>
-          <w:bCs/>
-        </w:rPr>
-        <w:t xml:space="preserve">Tool calling (agentic):</w:t>
-      </w:r>
-      <w:r>
-        <w:t xml:space="preserve"> </w:t>
-      </w:r>
-      <w:r>
-        <w:t xml:space="preserve">structured JSON function calling with 5–60,000 tool schemas</w:t>
-      </w:r>
-    </w:p>
-    <w:p>
-      <w:pPr>
-        <w:pStyle w:val="Compact"/>
-        <w:numPr>
-          <w:ilvl w:val="0"/>
-          <w:numId w:val="1001"/>
-        </w:numPr>
-      </w:pPr>
-      <w:r>
-        <w:rPr>
-          <w:b/>
-          <w:bCs/>
-        </w:rPr>
-        <w:t xml:space="preserve">Code generation (transfer control):</w:t>
-      </w:r>
-      <w:r>
-        <w:t xml:space="preserve"> </w:t>
-      </w:r>
-      <w:r>
-        <w:t xml:space="preserve">HumanEval benchmark subset</w:t>
-      </w:r>
-    </w:p>
-    <w:p>
-      <w:pPr>
-        <w:pStyle w:val="Compact"/>
-        <w:numPr>
-          <w:ilvl w:val="0"/>
-          <w:numId w:val="1001"/>
-        </w:numPr>
-      </w:pPr>
-      <w:r>
-        <w:rPr>
-          <w:b/>
-          <w:bCs/>
-        </w:rPr>
-        <w:t xml:space="preserve">Mathematical reasoning (transfer control):</w:t>
-      </w:r>
-      <w:r>
-        <w:t xml:space="preserve"> </w:t>
-      </w:r>
-      <w:r>
-        <w:t xml:space="preserve">GSM8K (grade-school). Although MATH (competition-level) was part of our original scope, the MATH track did not reach the same experimental maturity as GSM8K; we therefore exclude it from our main claims and treat it as exploratory pilot work</w:t>
+        <w:t xml:space="preserve">This project investigates GRPO across one agentic and two non-agentic transfer domains: structured JSON tool calling with schema sets ranging from 5 to 60,000 tools; code generation on a HumanEval subset; and mathematical reasoning on GSM8K. Although MATH (competition-level reasoning) was part of the original scope, that track did not reach the same experimental maturity as GSM8K, so we treat it as exploratory and exclude it from the strongest claims.</w:t>
+      </w:r>
+    </w:p>
+    <w:p>
+      <w:pPr>
+        <w:pStyle w:val="BodyText"/>
+      </w:pPr>
+      <w:r>
+        <w:t xml:space="preserve">We execute experiments across model sizes from 0.5B to 235B parameters using QLoRA on Google Colab T4 GPUs, full LoRA on Tinker cloud GPUs, and PPO on Modal H100 GPUs, providing a comprehensive picture of GRPO’s strengths, failure modes, and scaling properties across five model families.</w:t>
+      </w:r>
+    </w:p>
+    <w:bookmarkStart w:id="10" w:name="contributions"/>
+    <w:p>
+      <w:pPr>
+        <w:pStyle w:val="Heading2"/>
+      </w:pPr>
+      <w:r>
+        <w:t xml:space="preserve">1.1 Contributions</w:t>
       </w:r>
     </w:p>
     <w:p>
@@ -686,158 +637,15 @@
         <w:pStyle w:val="FirstParagraph"/>
       </w:pPr>
       <w:r>
-        <w:t xml:space="preserve">We execute experiments across model sizes from 0.5B to 235B parameters using QLoRA on Google Colab T4 GPUs, full LoRA on Tinker cloud GPUs, and PPO on Modal H100 GPUs, providing a comprehensive picture of GRPO’s strengths, failure modes, and scaling properties across five model families.</w:t>
-      </w:r>
-    </w:p>
-    <w:bookmarkStart w:id="10" w:name="contributions"/>
-    <w:p>
-      <w:pPr>
-        <w:pStyle w:val="Heading2"/>
-      </w:pPr>
-      <w:r>
-        <w:t xml:space="preserve">1.1 Contributions</w:t>
-      </w:r>
-    </w:p>
-    <w:p>
-      <w:pPr>
-        <w:pStyle w:val="Compact"/>
-        <w:numPr>
-          <w:ilvl w:val="0"/>
-          <w:numId w:val="1002"/>
-        </w:numPr>
-      </w:pPr>
-      <w:r>
-        <w:rPr>
-          <w:b/>
-          <w:bCs/>
-        </w:rPr>
-        <w:t xml:space="preserve">Empirical characterization</w:t>
-      </w:r>
-      <w:r>
-        <w:t xml:space="preserve"> </w:t>
-      </w:r>
-      <w:r>
-        <w:t xml:space="preserve">of GRPO across four task domains (tool-use, GSM8K, MATH-500, HumanEval) on models from 0.6B to 235B parameters across five model families (Qwen3, Llama, DeepSeek, Nemotron, GPT-OSS)</w:t>
-      </w:r>
-    </w:p>
-    <w:p>
-      <w:pPr>
-        <w:pStyle w:val="Compact"/>
-        <w:numPr>
-          <w:ilvl w:val="0"/>
-          <w:numId w:val="1002"/>
-        </w:numPr>
-      </w:pPr>
-      <w:r>
-        <w:rPr>
-          <w:b/>
-          <w:bCs/>
-        </w:rPr>
-        <w:t xml:space="preserve">10x Structural Ceiling experiment</w:t>
-      </w:r>
-      <w:r>
-        <w:t xml:space="preserve"> </w:t>
-      </w:r>
-      <w:r>
-        <w:t xml:space="preserve">(32 dedicated runs, ~$65): systematic ablation across benchmarks, architectures, model sizes, group sizes, learning rates, and constrained decoding</w:t>
-      </w:r>
-    </w:p>
-    <w:p>
-      <w:pPr>
-        <w:pStyle w:val="Compact"/>
-        <w:numPr>
-          <w:ilvl w:val="0"/>
-          <w:numId w:val="1002"/>
-        </w:numPr>
-      </w:pPr>
-      <w:r>
-        <w:rPr>
-          <w:b/>
-          <w:bCs/>
-        </w:rPr>
-        <w:t xml:space="preserve">Benchmark hierarchy</w:t>
-      </w:r>
-      <w:r>
-        <w:t xml:space="preserve">: Tool-use format (1.0) &gt; GSM8K (0.97) &gt; MATH-500 (0.57) &gt;&gt; HumanEval (0.00) — GRPO learns structural tasks but fails on semantic reasoning</w:t>
-      </w:r>
-    </w:p>
-    <w:p>
-      <w:pPr>
-        <w:pStyle w:val="Compact"/>
-        <w:numPr>
-          <w:ilvl w:val="0"/>
-          <w:numId w:val="1002"/>
-        </w:numPr>
-      </w:pPr>
-      <w:r>
-        <w:rPr>
-          <w:b/>
-          <w:bCs/>
-        </w:rPr>
-        <w:t xml:space="preserve">Cross-family architecture dependence</w:t>
-      </w:r>
-      <w:r>
-        <w:t xml:space="preserve">: tool-use success is Qwen-specific (1.0 vs. Llama 0.1 on identical task)</w:t>
-      </w:r>
-    </w:p>
-    <w:p>
-      <w:pPr>
-        <w:pStyle w:val="Compact"/>
-        <w:numPr>
-          <w:ilvl w:val="0"/>
-          <w:numId w:val="1002"/>
-        </w:numPr>
-      </w:pPr>
-      <w:r>
-        <w:rPr>
-          <w:b/>
-          <w:bCs/>
-        </w:rPr>
-        <w:t xml:space="preserve">Model-size threshold</w:t>
-      </w:r>
-      <w:r>
-        <w:t xml:space="preserve">: below 8B-instruct, GRPO is a total null across both Qwen (0.6B, 1.7B) and Llama (1B, 3B) families — immediate ZVF saturation (onset=step 0)</w:t>
-      </w:r>
-    </w:p>
-    <w:p>
-      <w:pPr>
-        <w:pStyle w:val="Compact"/>
-        <w:numPr>
-          <w:ilvl w:val="0"/>
-          <w:numId w:val="1002"/>
-        </w:numPr>
-      </w:pPr>
-      <w:r>
-        <w:rPr>
-          <w:b/>
-          <w:bCs/>
-        </w:rPr>
-        <w:t xml:space="preserve">Instruction tuning as prerequisite</w:t>
-      </w:r>
-      <w:r>
-        <w:t xml:space="preserve">: base-&gt;instruct delta (+0.922) dwarfs any RL contribution</w:t>
-      </w:r>
-    </w:p>
-    <w:p>
-      <w:pPr>
-        <w:pStyle w:val="Compact"/>
-        <w:numPr>
-          <w:ilvl w:val="0"/>
-          <w:numId w:val="1002"/>
-        </w:numPr>
-      </w:pPr>
-      <w:r>
-        <w:rPr>
-          <w:b/>
-          <w:bCs/>
-        </w:rPr>
-        <w:t xml:space="preserve">Group saturation diagnostic</w:t>
-      </w:r>
-      <w:r>
-        <w:t xml:space="preserve"> </w:t>
-      </w:r>
-      <w:r>
-        <w:t xml:space="preserve">(novel): Zero-Variance Fraction (ZVF) and Gradient Utilization (GU) metrics;</w:t>
+        <w:t xml:space="preserve">This report contributes an empirical characterization of GRPO across four task domains — tool use, GSM8K, MATH-500, and HumanEval — on models spanning 0.6B to 235B parameters across five model families: Qwen3, Llama, DeepSeek, Nemotron, and GPT-OSS. The centrepiece is the 10x Structural Ceiling experiment, a 32-run ablation campaign that varied benchmark, architecture, model size, group size, learning rate, and decoding constraints. Across those runs we identify a stable benchmark hierarchy in which tool-use formatting is easiest, GSM8K remains largely structural, MATH-500 is substantially harder, and HumanEval is effectively out of reach under the current regime. We also show that tool-use success is strongly architecture-dependent, with Qwen dramatically outperforming Llama under matched conditions, and that a practical model-size threshold exists: below 8B-instruct, both Qwen and Llama variants collapse immediately into zero-variance training.</w:t>
+      </w:r>
+    </w:p>
+    <w:p>
+      <w:pPr>
+        <w:pStyle w:val="BodyText"/>
+      </w:pPr>
+      <w:r>
+        <w:t xml:space="preserve">The study also contributes a more detailed account of what actually governs GRPO behaviour in this setting. Instruction tuning emerges as the dominant prerequisite, with the base-to-instruct delta dwarfing the gains attributable to RL. We map the parameter-efficiency frontier through LoRA rank ablations, quantify a 3–8× difficulty gap between synthetic and real tool-use data, and show that constrained decoding is not the main explanation for success on structural tasks. On GSM8K we add five-seed replication, confidence intervals on training reward, and held-out evaluation on 200 test examples per seed, which together show that training reward improvements do not translate into statistically significant held-out gains. We further introduce Zero-Variance Fraction (ZVF) and Gradient Utilization (GU) as training diagnostics, identify</w:t>
       </w:r>
       <w:r>
         <w:t xml:space="preserve"> </w:t>
@@ -860,156 +668,444 @@
         <w:t xml:space="preserve"> </w:t>
       </w:r>
       <w:r>
-        <w:t xml:space="preserve">achieves highest mean GU (54.5%) with latest saturation onset (step 29)</w:t>
-      </w:r>
-    </w:p>
-    <w:p>
-      <w:pPr>
-        <w:pStyle w:val="Compact"/>
-        <w:numPr>
-          <w:ilvl w:val="0"/>
-          <w:numId w:val="1002"/>
-        </w:numPr>
-      </w:pPr>
+        <w:t xml:space="preserve">as the best group size under the canonical token budget, and characterize the learning-rate tradeoff between slower unsaturated training and faster saturation-prone runs.</w:t>
+      </w:r>
+    </w:p>
+    <w:p>
+      <w:pPr>
+        <w:pStyle w:val="BodyText"/>
+      </w:pPr>
+      <w:r>
+        <w:t xml:space="preserve">Finally, we extend the study beyond the original small-model setup through the World-Class Suite. This adds 16+ completed experiments, including 13 Tinker GRPO runs on frontier and MoE models, two PPO baselines on Modal H100 GPUs, one failed KL-tracking run, and a completed Kimi-K2 experiment. These runs show that implementation framework can matter at least as much as algorithmic choice, that PPO and GRPO interact strongly with model family rather than task alone, and that MoE behaviour is highly heterogeneous despite similar scale. We complement these experiments with stronger statistical analysis — including bootstrap confidence intervals, Welch tests, Mann-Whitney tests, Cohen’s</w:t>
+      </w:r>
+      <w:r>
+        <w:t xml:space="preserve"> </w:t>
+      </w:r>
+      <m:oMath>
+        <m:r>
+          <m:t>d</m:t>
+        </m:r>
+      </m:oMath>
+      <w:r>
+        <w:t xml:space="preserve">, variance decomposition, scaling-law fits, ZVF-wide analysis, length-bias analysis, and a direct examination of the 2-GRPO hypothesis — to turn the report into a coherent account of GRPO’s strengths, failure modes, and practical constraints.</w:t>
+      </w:r>
+    </w:p>
+    <w:p>
+      <w:r>
+        <w:pict>
+          <v:rect style="width:0;height:1.5pt" o:hralign="center" o:hrstd="t" o:hr="t"/>
+        </w:pict>
+      </w:r>
+    </w:p>
+    <w:bookmarkEnd w:id="10"/>
+    <w:bookmarkEnd w:id="11"/>
+    <w:bookmarkStart w:id="37" w:name="related-work"/>
+    <w:p>
+      <w:pPr>
+        <w:pStyle w:val="Heading1"/>
+      </w:pPr>
+      <w:r>
+        <w:t xml:space="preserve">2. Related Work</w:t>
+      </w:r>
+    </w:p>
+    <w:bookmarkStart w:id="12" w:name="grpo-and-policy-optimization"/>
+    <w:p>
+      <w:pPr>
+        <w:pStyle w:val="Heading2"/>
+      </w:pPr>
+      <w:r>
+        <w:t xml:space="preserve">2.1 GRPO and Policy Optimization</w:t>
+      </w:r>
+    </w:p>
+    <w:p>
+      <w:pPr>
+        <w:pStyle w:val="FirstParagraph"/>
+      </w:pPr>
+      <w:r>
+        <w:t xml:space="preserve">GRPO (Shao et al., 2024) simplifies PPO by eliminating the critic network and computing group-relative advantages from sampled completions. DeepSeekMath reports GRPO improving an instruction-tuned 7B model from 82.9% to 88.2% on GSM8K and 46.8% to 51.7% on MATH with group size G=64. The method is particularly suited to tasks with binary or easily-verified rewards.</w:t>
+      </w:r>
+    </w:p>
+    <w:bookmarkEnd w:id="12"/>
+    <w:bookmarkStart w:id="13" w:name="X99fbc0d270c4938018f694cdcc86a74ac24471f"/>
+    <w:p>
+      <w:pPr>
+        <w:pStyle w:val="Heading2"/>
+      </w:pPr>
+      <w:r>
+        <w:t xml:space="preserve">2.2 Preference-Based and Iterative Self-Training</w:t>
+      </w:r>
+    </w:p>
+    <w:p>
+      <w:pPr>
+        <w:pStyle w:val="FirstParagraph"/>
+      </w:pPr>
+      <w:r>
+        <w:t xml:space="preserve">Large-scale SFT can deliver strong baselines: Li et al. show LLaMA-2-7B reaching 82.6% GSM8K and 40.6% MATH with synthetic SFT at ~10^6 examples. Step-DPO (Lai et al.) demonstrates ~+3% MATH gains for &gt;70B models with as few as 10K step-wise preference pairs and &lt;500 steps. ReST (Gulcehre et al., 2023) and STaR (Zelikman et al., 2022) warm-start RL from self-generated rationales; our SFT+GRPO complementarity echoes this iterative self-training approach, though we have not controlled for the warm-starting effect.</w:t>
+      </w:r>
+    </w:p>
+    <w:bookmarkEnd w:id="13"/>
+    <w:bookmarkStart w:id="14" w:name="tool-calling-and-agentic-tasks"/>
+    <w:p>
+      <w:pPr>
+        <w:pStyle w:val="Heading2"/>
+      </w:pPr>
+      <w:r>
+        <w:t xml:space="preserve">2.3 Tool Calling and Agentic Tasks</w:t>
+      </w:r>
+    </w:p>
+    <w:p>
+      <w:pPr>
+        <w:pStyle w:val="FirstParagraph"/>
+      </w:pPr>
+      <w:r>
+        <w:t xml:space="preserve">Function calling requires structured JSON output with correct tool names and argument values. The Glaive-function-calling-v2 dataset (112,960 examples) and Salesforce xlam-function-calling-60k provide training data spanning simple to complex tool schemas. ToolLLM (Qin et al., 2024) and Gorilla (Patil et al., 2023) benchmark tool calling with held-out APIs; ToolRM and FC-RewardBench provide reward-model benchmarks. Our custom rubric lacks this standardization.</w:t>
+      </w:r>
+    </w:p>
+    <w:bookmarkEnd w:id="14"/>
+    <w:bookmarkStart w:id="15" w:name="moe-training-instability"/>
+    <w:p>
+      <w:pPr>
+        <w:pStyle w:val="Heading2"/>
+      </w:pPr>
+      <w:r>
+        <w:t xml:space="preserve">2.4 MoE Training Instability</w:t>
+      </w:r>
+    </w:p>
+    <w:p>
+      <w:pPr>
+        <w:pStyle w:val="FirstParagraph"/>
+      </w:pPr>
+      <w:r>
+        <w:t xml:space="preserve">Switch Transformers (Fedus et al., 2022) and GLaM (Du et al., 2022) document expert load-balancing challenges during pretraining; Mixtral (Jiang et al., 2024) uses top-2 routing to mitigate instability. Our 2.43× variance amplification under GRPO extends this literature to post-training RL, suggesting that policy gradient and auxiliary load-balancing losses create optimization interference.</w:t>
+      </w:r>
+    </w:p>
+    <w:bookmarkEnd w:id="15"/>
+    <w:bookmarkStart w:id="16" w:name="ppo-vs.-grpo-algorithmic-comparison"/>
+    <w:p>
+      <w:pPr>
+        <w:pStyle w:val="Heading2"/>
+      </w:pPr>
+      <w:r>
+        <w:t xml:space="preserve">2.5 PPO vs. GRPO Algorithmic Comparison</w:t>
+      </w:r>
+    </w:p>
+    <w:p>
+      <w:pPr>
+        <w:pStyle w:val="FirstParagraph"/>
+      </w:pPr>
+      <w:r>
+        <w:t xml:space="preserve">Sheng et al. (2024) introduce veRL (HybridFlow) as a flexible RLHF framework supporting both PPO and GRPO at scale. Our Modal H100 experiments provide direct empirical comparison using PPO on two model families, revealing a strong model–algorithm interaction that challenges prior assumptions about GRPO’s universality.</w:t>
+      </w:r>
+    </w:p>
+    <w:bookmarkEnd w:id="16"/>
+    <w:bookmarkStart w:id="22" w:name="late-20252026-sota-landscape"/>
+    <w:p>
+      <w:pPr>
+        <w:pStyle w:val="Heading2"/>
+      </w:pPr>
+      <w:r>
+        <w:t xml:space="preserve">2.6 Late-2025/2026 SOTA Landscape</w:t>
+      </w:r>
+    </w:p>
+    <w:p>
+      <w:pPr>
+        <w:pStyle w:val="FirstParagraph"/>
+      </w:pPr>
+      <w:r>
+        <w:t xml:space="preserve">Since the core experiments in this report were conducted (mid-2025), the GRPO post-training ecosystem has evolved substantially. We summarize the most relevant developments, organized by theme.</w:t>
+      </w:r>
+    </w:p>
+    <w:bookmarkStart w:id="17" w:name="X962e16bb05ba75afcc3cca577fe07412f8d6247"/>
+    <w:p>
+      <w:pPr>
+        <w:pStyle w:val="Heading3"/>
+      </w:pPr>
+      <w:r>
+        <w:t xml:space="preserve">2.6.1 GRPO Production Adoption and Framework Maturation</w:t>
+      </w:r>
+    </w:p>
+    <w:p>
+      <w:pPr>
+        <w:pStyle w:val="FirstParagraph"/>
+      </w:pPr>
+      <w:r>
+        <w:t xml:space="preserve">GRPO has moved from a research algorithm into production post-training pipelines:</w:t>
+      </w:r>
+    </w:p>
+    <w:p>
+      <w:pPr>
+        <w:pStyle w:val="BodyText"/>
+      </w:pPr>
+      <w:r>
+        <w:t xml:space="preserve">The clearest production signal is</w:t>
+      </w:r>
+      <w:r>
+        <w:t xml:space="preserve"> </w:t>
+      </w:r>
       <w:r>
         <w:rPr>
           <w:b/>
           <w:bCs/>
         </w:rPr>
-        <w:t xml:space="preserve">Learning rate speed-saturation tradeoff</w:t>
-      </w:r>
-      <w:r>
-        <w:t xml:space="preserve">: LR=1e-5 never saturates (GU&gt;82%); LR=3e-4 recovers after transient dip (correcting partial-data conclusion)</w:t>
-      </w:r>
-    </w:p>
-    <w:p>
-      <w:pPr>
-        <w:pStyle w:val="Compact"/>
-        <w:numPr>
-          <w:ilvl w:val="0"/>
-          <w:numId w:val="1002"/>
-        </w:numPr>
-      </w:pPr>
+        <w:t xml:space="preserve">GSPO</w:t>
+      </w:r>
+      <w:r>
+        <w:t xml:space="preserve"> </w:t>
+      </w:r>
+      <w:r>
+        <w:t xml:space="preserve">(Group Sequence Policy Optimization; Qwen Team, arXiv:2507.18071, July 2025), which replaced GRPO’s token-level importance ratios with sequence-level ratios in the Qwen3 post-training stack. That change is explicitly motivated by the same MoE-instability concerns that appear in our own runs, and it is plausibly relevant to the unusually stable behaviour we observe for Qwen3-235B-A22B in Section 4.5.1. In parallel, ByteDance’s</w:t>
+      </w:r>
+      <w:r>
+        <w:t xml:space="preserve"> </w:t>
+      </w:r>
       <w:r>
         <w:rPr>
           <w:b/>
           <w:bCs/>
         </w:rPr>
-        <w:t xml:space="preserve">Constrained decoding ablation</w:t>
-      </w:r>
-      <w:r>
-        <w:t xml:space="preserve">: no difference vs. unconstrained — decoder confound is moot</w:t>
-      </w:r>
-    </w:p>
-    <w:p>
-      <w:pPr>
-        <w:pStyle w:val="Compact"/>
-        <w:numPr>
-          <w:ilvl w:val="0"/>
-          <w:numId w:val="1002"/>
-        </w:numPr>
-      </w:pPr>
+        <w:t xml:space="preserve">DAPO</w:t>
+      </w:r>
+      <w:r>
+        <w:t xml:space="preserve"> </w:t>
+      </w:r>
+      <w:r>
+        <w:t xml:space="preserve">(arXiv:2503.14476, March 2025) turned GRPO into a more production-oriented recipe by combining asymmetric clipping, dynamic prompt filtering, token-level loss, and overlong-response filtering; its reported AIME gains made those design choices part of the emerging community baseline.</w:t>
+      </w:r>
+    </w:p>
+    <w:p>
+      <w:pPr>
+        <w:pStyle w:val="BodyText"/>
+      </w:pPr>
+      <w:r>
+        <w:t xml:space="preserve">Framework support matured just as quickly.</w:t>
+      </w:r>
+      <w:r>
+        <w:t xml:space="preserve"> </w:t>
+      </w:r>
       <w:r>
         <w:rPr>
           <w:b/>
           <w:bCs/>
         </w:rPr>
-        <w:t xml:space="preserve">Multi-seed replication</w:t>
-      </w:r>
-      <w:r>
-        <w:t xml:space="preserve"> </w:t>
-      </w:r>
-      <w:r>
-        <w:t xml:space="preserve">on GSM8K (5 seeds, mean training reward 30.5% ± 3.3%, 95% CI [26.5%, 34.5%])</w:t>
-      </w:r>
-    </w:p>
-    <w:p>
-      <w:pPr>
-        <w:pStyle w:val="Compact"/>
-        <w:numPr>
-          <w:ilvl w:val="0"/>
-          <w:numId w:val="1002"/>
-        </w:numPr>
-      </w:pPr>
+        <w:t xml:space="preserve">veRL v0.7.1</w:t>
+      </w:r>
+      <w:r>
+        <w:t xml:space="preserve"> </w:t>
+      </w:r>
+      <w:r>
+        <w:t xml:space="preserve">(March 2026) expanded into a large-scale RLHF platform with MoE-capable backends, GSPO support, rollout acceleration primitives such as PrefixGrouper, and a broader algorithm portfolio that now spans PPO, GRPO, GSPO, REINFORCE++, DAPO, and DrGRPO.</w:t>
+      </w:r>
+      <w:r>
+        <w:t xml:space="preserve"> </w:t>
+      </w:r>
       <w:r>
         <w:rPr>
           <w:b/>
           <w:bCs/>
         </w:rPr>
-        <w:t xml:space="preserve">Held-out evaluation</w:t>
-      </w:r>
-      <w:r>
-        <w:t xml:space="preserve"> </w:t>
-      </w:r>
-      <w:r>
-        <w:t xml:space="preserve">on 200 GSM8K test examples per seed (mean 83.3%, SD=2.2%, greedy decoding)</w:t>
-      </w:r>
-    </w:p>
-    <w:p>
-      <w:pPr>
-        <w:pStyle w:val="Compact"/>
-        <w:numPr>
-          <w:ilvl w:val="0"/>
-          <w:numId w:val="1002"/>
-        </w:numPr>
-      </w:pPr>
+        <w:t xml:space="preserve">TRL v1.2.0</w:t>
+      </w:r>
+      <w:r>
+        <w:t xml:space="preserve"> </w:t>
+      </w:r>
+      <w:r>
+        <w:t xml:space="preserve">(April 2026) followed a similar trajectory, adding asynchronous GRPO, new sequence-level policy objectives, multi-turn and tool-calling support, and Liger-GRPO memory reductions. Taken together, these framework releases show that GRPO-style post-training is no longer a narrow research prototype; it has become a configurable systems problem in which rollout architecture, backend choice, and implementation details materially affect outcomes.</w:t>
+      </w:r>
+    </w:p>
+    <w:bookmarkEnd w:id="17"/>
+    <w:bookmarkStart w:id="18" w:name="Xe6a82eac284acf22e6537662e8d68a14ecc6dd7"/>
+    <w:p>
+      <w:pPr>
+        <w:pStyle w:val="Heading3"/>
+      </w:pPr>
+      <w:r>
+        <w:t xml:space="preserve">2.6.2 Zero-Variance Failure: Independent Concurrent Validation</w:t>
+      </w:r>
+    </w:p>
+    <w:p>
+      <w:pPr>
+        <w:pStyle w:val="FirstParagraph"/>
+      </w:pPr>
+      <w:r>
+        <w:t xml:space="preserve">TinkerRL-Bench introduces Zero-Variance Fraction (ZVF) as a diagnostic metric (Section 4.4.4). At least six independent papers published concurrently address the same underlying phenomenon — groups where all completions receive identical rewards provide no gradient signal — confirming that ZVF is a real, widely recognized GRPO failure mode:</w:t>
+      </w:r>
+    </w:p>
+    <w:p>
+      <w:pPr>
+        <w:pStyle w:val="BodyText"/>
+      </w:pPr>
+      <w:r>
+        <w:t xml:space="preserve">That convergence appears in several distinct forms.</w:t>
+      </w:r>
+      <w:r>
+        <w:t xml:space="preserve"> </w:t>
+      </w:r>
       <w:r>
         <w:rPr>
           <w:b/>
           <w:bCs/>
         </w:rPr>
-        <w:t xml:space="preserve">LoRA rank ablation</w:t>
-      </w:r>
-      <w:r>
-        <w:t xml:space="preserve"> </w:t>
-      </w:r>
-      <w:r>
-        <w:t xml:space="preserve">(rank 8/16/32/64) mapping the parameter-efficiency frontier for GRPO</w:t>
-      </w:r>
-    </w:p>
-    <w:p>
-      <w:pPr>
-        <w:pStyle w:val="Compact"/>
-        <w:numPr>
-          <w:ilvl w:val="0"/>
-          <w:numId w:val="1002"/>
-        </w:numPr>
-      </w:pPr>
+        <w:t xml:space="preserve">NGRPO</w:t>
+      </w:r>
+      <w:r>
+        <w:t xml:space="preserve"> </w:t>
+      </w:r>
+      <w:r>
+        <w:t xml:space="preserve">(Nan et al., arXiv:2509.18851, Sep 2025) explicitly targets all-correct and all-incorrect groups by injecting a hypothetical maximum-reward virtual sample into the baseline calculation.</w:t>
+      </w:r>
+      <w:r>
+        <w:t xml:space="preserve"> </w:t>
+      </w:r>
       <w:r>
         <w:rPr>
           <w:b/>
           <w:bCs/>
         </w:rPr>
-        <w:t xml:space="preserve">Synthetic vs. real data comparison</w:t>
-      </w:r>
-      <w:r>
-        <w:t xml:space="preserve"> </w:t>
-      </w:r>
-      <w:r>
-        <w:t xml:space="preserve">quantifying a 3–8× difficulty gap on tool calling</w:t>
-      </w:r>
-    </w:p>
-    <w:p>
-      <w:pPr>
-        <w:pStyle w:val="Compact"/>
-        <w:numPr>
-          <w:ilvl w:val="0"/>
-          <w:numId w:val="1002"/>
-        </w:numPr>
-      </w:pPr>
+        <w:t xml:space="preserve">Scaf-GRPO</w:t>
+      </w:r>
+      <w:r>
+        <w:t xml:space="preserve"> </w:t>
+      </w:r>
+      <w:r>
+        <w:t xml:space="preserve">(Zhang et al., arXiv:2510.19807, Oct 2025) reframes the issue as a</w:t>
+      </w:r>
+      <w:r>
+        <w:t xml:space="preserve"> </w:t>
+      </w:r>
+      <w:r>
+        <w:t xml:space="preserve">“learning cliff”</w:t>
+      </w:r>
+      <w:r>
+        <w:t xml:space="preserve"> </w:t>
+      </w:r>
+      <w:r>
+        <w:t xml:space="preserve">in which tasks outside the model’s capability create reward-0 groups and hence zero advantage, then breaks that cliff with tiered hints.</w:t>
+      </w:r>
+      <w:r>
+        <w:t xml:space="preserve"> </w:t>
+      </w:r>
       <w:r>
         <w:rPr>
           <w:b/>
           <w:bCs/>
         </w:rPr>
-        <w:t xml:space="preserve">MoE volatility characterization</w:t>
-      </w:r>
-      <w:r>
-        <w:t xml:space="preserve">: 2.43× higher step-to-step variance than dense (</w:t>
+        <w:t xml:space="preserve">EBPO</w:t>
+      </w:r>
+      <w:r>
+        <w:t xml:space="preserve"> </w:t>
+      </w:r>
+      <w:r>
+        <w:t xml:space="preserve">(Han et al., arXiv:2602.05165, Feb 2026) uses empirical-Bayes shrinkage to prevent the group statistics from collapsing, while</w:t>
+      </w:r>
+      <w:r>
+        <w:t xml:space="preserve"> </w:t>
+      </w:r>
+      <w:r>
+        <w:rPr>
+          <w:b/>
+          <w:bCs/>
+        </w:rPr>
+        <w:t xml:space="preserve">LENS</w:t>
+      </w:r>
+      <w:r>
+        <w:t xml:space="preserve"> </w:t>
+      </w:r>
+      <w:r>
+        <w:t xml:space="preserve">(Feng et al., arXiv:2510.08696, Oct 2025) reweights incorrect responses by confidence so that all-wrong groups still produce signal. The empirical side is equally aligned:</w:t>
+      </w:r>
+      <w:r>
+        <w:t xml:space="preserve"> </w:t>
+      </w:r>
+      <w:r>
+        <w:rPr>
+          <w:b/>
+          <w:bCs/>
+        </w:rPr>
+        <w:t xml:space="preserve">Hard Examples Are All You Need</w:t>
+      </w:r>
+      <w:r>
+        <w:t xml:space="preserve"> </w:t>
+      </w:r>
+      <w:r>
+        <w:t xml:space="preserve">(Pikus et al., arXiv:2508.14094, Aug 2025) identifies zero-variance prompts as the central bottleneck and shows that focusing on the hardest 10% of examples improves performance by 47%, while</w:t>
+      </w:r>
+      <w:r>
+        <w:t xml:space="preserve"> </w:t>
+      </w:r>
+      <w:r>
+        <w:rPr>
+          <w:b/>
+          <w:bCs/>
+        </w:rPr>
+        <w:t xml:space="preserve">AERO / RL-ZVP</w:t>
+      </w:r>
+      <w:r>
+        <w:t xml:space="preserve"> </w:t>
+      </w:r>
+      <w:r>
+        <w:t xml:space="preserve">(Le et al., arXiv:2509.21880, Sep 2025) directly rewards correctness and penalizes errors inside zero-variance prompts, yielding +8.61 points over standard GRPO on six math benchmarks.</w:t>
+      </w:r>
+    </w:p>
+    <w:p>
+      <w:pPr>
+        <w:pStyle w:val="BodyText"/>
+      </w:pPr>
+      <w:r>
+        <w:t xml:space="preserve">The simultaneous emergence of six independent solutions to ZVF constitutes strong external validation that TinkerRL-Bench’s ZVF diagnostic identifies a genuine, cross-scale GRPO failure mode rather than an artifact of our experimental setup.</w:t>
+      </w:r>
+    </w:p>
+    <w:bookmarkEnd w:id="18"/>
+    <w:bookmarkStart w:id="19" w:name="statistical-foundations-of-grpo"/>
+    <w:p>
+      <w:pPr>
+        <w:pStyle w:val="Heading3"/>
+      </w:pPr>
+      <w:r>
+        <w:t xml:space="preserve">2.6.3 Statistical Foundations of GRPO</w:t>
+      </w:r>
+    </w:p>
+    <w:p>
+      <w:pPr>
+        <w:pStyle w:val="FirstParagraph"/>
+      </w:pPr>
+      <w:r>
+        <w:t xml:space="preserve">Two papers provide formal theoretical grounding for GRPO properties that our empirical analyses address:</w:t>
+      </w:r>
+    </w:p>
+    <w:p>
+      <w:pPr>
+        <w:pStyle w:val="BodyText"/>
+      </w:pPr>
+      <w:r>
+        <w:rPr>
+          <w:b/>
+          <w:bCs/>
+        </w:rPr>
+        <w:t xml:space="preserve">Demystifying GRPO</w:t>
+      </w:r>
+      <w:r>
+        <w:t xml:space="preserve"> </w:t>
+      </w:r>
+      <w:r>
+        <w:t xml:space="preserve">(Zhou et al., arXiv:2603.01162, March 2026) gives the first formal account of GRPO’s policy gradient as a U-statistic, making it possible to reason analytically about mean-squared error and to derive a principled scaling law for the optimal group size</w:t>
+      </w:r>
+      <w:r>
+        <w:t xml:space="preserve"> </w:t>
       </w:r>
       <m:oMath>
         <m:r>
-          <m:t>p</m:t>
+          <m:t>G</m:t>
+        </m:r>
+      </m:oMath>
+      <w:r>
+        <w:t xml:space="preserve">. That result lines up closely with our empirical finding that</w:t>
+      </w:r>
+      <w:r>
+        <w:t xml:space="preserve"> </w:t>
+      </w:r>
+      <m:oMath>
+        <m:r>
+          <m:t>G</m:t>
         </m:r>
         <m:r>
           <m:rPr>
@@ -1018,18 +1114,185 @@
           <m:t>=</m:t>
         </m:r>
         <m:r>
-          <m:t>7</m:t>
+          <m:t>32</m:t>
+        </m:r>
+      </m:oMath>
+      <w:r>
+        <w:t xml:space="preserve"> </w:t>
+      </w:r>
+      <w:r>
+        <w:t xml:space="preserve">maximizes gradient utilization under the experimental budget we study. A second line of work, visible across GSPO, λ-GRPO, and SSPO, attacks GRPO’s token-level importance ratios as a source of instability and proposes sequence-level or sentence-level alternatives. Those critiques fit our observation that binary-reward GRPO on smaller models becomes fragile precisely when within-group reward variance approaches zero.</w:t>
+      </w:r>
+    </w:p>
+    <w:bookmarkEnd w:id="19"/>
+    <w:bookmarkStart w:id="20" w:name="length-bias-fixes"/>
+    <w:p>
+      <w:pPr>
+        <w:pStyle w:val="Heading3"/>
+      </w:pPr>
+      <w:r>
+        <w:t xml:space="preserve">2.6.4 Length Bias Fixes</w:t>
+      </w:r>
+    </w:p>
+    <w:p>
+      <w:pPr>
+        <w:pStyle w:val="FirstParagraph"/>
+      </w:pPr>
+      <w:r>
+        <w:t xml:space="preserve">Several papers address the length bias problem in GRPO — where longer responses receive disproportionately large gradients — which is a component of our length bias analysis (Section 5.13):</w:t>
+      </w:r>
+    </w:p>
+    <w:p>
+      <w:pPr>
+        <w:pStyle w:val="BodyText"/>
+      </w:pPr>
+      <w:r>
+        <w:t xml:space="preserve">Here again the literature converges on a common diagnosis.</w:t>
+      </w:r>
+      <w:r>
+        <w:t xml:space="preserve"> </w:t>
+      </w:r>
+      <w:r>
+        <w:rPr>
+          <w:b/>
+          <w:bCs/>
+        </w:rPr>
+        <w:t xml:space="preserve">LUSPO / GR^3</w:t>
+      </w:r>
+      <w:r>
+        <w:t xml:space="preserve"> </w:t>
+      </w:r>
+      <w:r>
+        <w:t xml:space="preserve">(Li et al., arXiv:2603.10535, March 2026) replaces additive penalties with multiplicative reward rescaling and reports a 40% reduction in generation length alongside an AIME24 improvement from 52.4 to 60.1.</w:t>
+      </w:r>
+      <w:r>
+        <w:t xml:space="preserve"> </w:t>
+      </w:r>
+      <w:r>
+        <w:rPr>
+          <w:b/>
+          <w:bCs/>
+        </w:rPr>
+        <w:t xml:space="preserve">DLER / GRPO-LEAD</w:t>
+      </w:r>
+      <w:r>
+        <w:t xml:space="preserve"> </w:t>
+      </w:r>
+      <w:r>
+        <w:t xml:space="preserve">(EMNLP 2025) combines difficulty-aware weighting with length-aware rewards to cut token use by 37.5% while preserving peak performance.</w:t>
+      </w:r>
+      <w:r>
+        <w:t xml:space="preserve"> </w:t>
+      </w:r>
+      <w:r>
+        <w:rPr>
+          <w:b/>
+          <w:bCs/>
+        </w:rPr>
+        <w:t xml:space="preserve">ΔL Normalization / λ-GRPO</w:t>
+      </w:r>
+      <w:r>
+        <w:t xml:space="preserve"> </w:t>
+      </w:r>
+      <w:r>
+        <w:t xml:space="preserve">(Wang et al., arXiv:2510.06870, Oct 2025) pushes further by learning the token-preference term directly and recasting GRPO, DAPO, and Dr.GRPO inside one adaptive framework. These fixes provide external support for the length-bias analyses later in this report rather than contradicting them.</w:t>
+      </w:r>
+    </w:p>
+    <w:bookmarkEnd w:id="20"/>
+    <w:bookmarkStart w:id="21" w:name="X4be390ade3a1100b9fe52a96b6c8bce9056b574"/>
+    <w:p>
+      <w:pPr>
+        <w:pStyle w:val="Heading3"/>
+      </w:pPr>
+      <w:r>
+        <w:t xml:space="preserve">2.6.5 Compute-Optimal RL: Scaling and Efficiency</w:t>
+      </w:r>
+    </w:p>
+    <w:p>
+      <w:pPr>
+        <w:pStyle w:val="FirstParagraph"/>
+      </w:pPr>
+      <w:r>
+        <w:t xml:space="preserve">The efficiency literature also supports the empirical shape of our curves.</w:t>
+      </w:r>
+      <w:r>
+        <w:t xml:space="preserve"> </w:t>
+      </w:r>
+      <w:r>
+        <w:rPr>
+          <w:b/>
+          <w:bCs/>
+        </w:rPr>
+        <w:t xml:space="preserve">Predictive Scaling Laws for GRPO</w:t>
+      </w:r>
+      <w:r>
+        <w:t xml:space="preserve"> </w:t>
+      </w:r>
+      <w:r>
+        <w:t xml:space="preserve">(Nimmaturi et al., arXiv:2507.18014, July 2025) describes GRPO training as a three-phase exponential saturation process and argues that training beyond roughly 80% of one epoch adds little value, which is directly consistent with our Section 5.11 fit of</w:t>
+      </w:r>
+      <w:r>
+        <w:t xml:space="preserve"> </w:t>
+      </w:r>
+      <m:oMath>
+        <m:r>
+          <m:t>R</m:t>
         </m:r>
         <m:r>
           <m:rPr>
             <m:sty m:val="p"/>
           </m:rPr>
-          <m:t>×</m:t>
+          <m:t>(</m:t>
+        </m:r>
+        <m:r>
+          <m:t>t</m:t>
+        </m:r>
+        <m:r>
+          <m:rPr>
+            <m:sty m:val="p"/>
+          </m:rPr>
+          <m:t>)</m:t>
+        </m:r>
+        <m:r>
+          <m:rPr>
+            <m:sty m:val="p"/>
+          </m:rPr>
+          <m:t>=</m:t>
+        </m:r>
+        <m:sSub>
+          <m:e>
+            <m:r>
+              <m:t>R</m:t>
+            </m:r>
+          </m:e>
+          <m:sub>
+            <m:r>
+              <m:rPr>
+                <m:sty m:val="p"/>
+              </m:rPr>
+              <m:t>max</m:t>
+            </m:r>
+          </m:sub>
+        </m:sSub>
+        <m:r>
+          <m:rPr>
+            <m:sty m:val="p"/>
+          </m:rPr>
+          <m:t>(</m:t>
+        </m:r>
+        <m:r>
+          <m:t>1</m:t>
+        </m:r>
+        <m:r>
+          <m:rPr>
+            <m:sty m:val="p"/>
+          </m:rPr>
+          <m:t>−</m:t>
         </m:r>
         <m:sSup>
           <m:e>
             <m:r>
-              <m:t>10</m:t>
+              <m:t>e</m:t>
             </m:r>
           </m:e>
           <m:sup>
@@ -1040,874 +1303,14 @@
               <m:t>−</m:t>
             </m:r>
             <m:r>
-              <m:t>6</m:t>
+              <m:t>k</m:t>
             </m:r>
-          </m:sup>
-        </m:sSup>
-      </m:oMath>
-      <w:r>
-        <w:t xml:space="preserve">, Levene’s test)</w:t>
-      </w:r>
-    </w:p>
-    <w:p>
-      <w:pPr>
-        <w:pStyle w:val="Compact"/>
-        <w:numPr>
-          <w:ilvl w:val="0"/>
-          <w:numId w:val="1002"/>
-        </w:numPr>
-      </w:pPr>
-      <w:r>
-        <w:rPr>
-          <w:b/>
-          <w:bCs/>
-        </w:rPr>
-        <w:t xml:space="preserve">World-Class Suite</w:t>
-      </w:r>
-      <w:r>
-        <w:t xml:space="preserve"> </w:t>
-      </w:r>
-      <w:r>
-        <w:t xml:space="preserve">(16+ completed experiments): 13 Tinker GRPO runs across frontier and MoE models (including Kimi-K2: Peak 100%, Last-10 80%), 2 Modal H100 PPO runs, 1 failed KL tracking experiment. Key findings: TRL baseline 73.4% vs. Tinker 99.9% (p=0.0014); PPO dominates GRPO on Llama-8B (97.5% vs. 84.4%); Qwen3-235B-A22B reaches perfect 100% last-10; Nemotron-120B collapses after initial peak.</w:t>
-      </w:r>
-    </w:p>
-    <w:p>
-      <w:pPr>
-        <w:pStyle w:val="Compact"/>
-        <w:numPr>
-          <w:ilvl w:val="0"/>
-          <w:numId w:val="1002"/>
-        </w:numPr>
-      </w:pPr>
-      <w:r>
-        <w:rPr>
-          <w:b/>
-          <w:bCs/>
-        </w:rPr>
-        <w:t xml:space="preserve">TRL GRPO Baseline</w:t>
-      </w:r>
-      <w:r>
-        <w:t xml:space="preserve"> </w:t>
-      </w:r>
-      <w:r>
-        <w:t xml:space="preserve">(5 seeds, Qwen2.5-0.5B, GSM8K): mean accuracy 73.4% ± 7.03%, seeds [42, 123, 456, 789, 1024], accuracies [73.5%, 81.0%, 62.0%, 74.0%, 76.5%]; Welch’s t-test vs. Tinker: t=8.44, p=0.0014</w:t>
-      </w:r>
-    </w:p>
-    <w:p>
-      <w:pPr>
-        <w:pStyle w:val="Compact"/>
-        <w:numPr>
-          <w:ilvl w:val="0"/>
-          <w:numId w:val="1002"/>
-        </w:numPr>
-      </w:pPr>
-      <w:r>
-        <w:rPr>
-          <w:b/>
-          <w:bCs/>
-        </w:rPr>
-        <w:t xml:space="preserve">Statistical analysis with effect sizes</w:t>
-      </w:r>
-      <w:r>
-        <w:t xml:space="preserve">: bootstrap CIs, Welch’s t-test, Cohen’s d, Mann-Whitney; LLM-native vs Classic RL Cohen’s d=21.84; PPO vs GRPO on Llama d=12.75 (Bonferroni-surviving); variance decomposition (Algorithm η^2=0.558, Library η^2=0.546, Family η^2=0.471)</w:t>
-      </w:r>
-    </w:p>
-    <w:p>
-      <w:pPr>
-        <w:pStyle w:val="Compact"/>
-        <w:numPr>
-          <w:ilvl w:val="0"/>
-          <w:numId w:val="1002"/>
-        </w:numPr>
-      </w:pPr>
-      <w:r>
-        <w:rPr>
-          <w:b/>
-          <w:bCs/>
-        </w:rPr>
-        <w:t xml:space="preserve">Kimi-K2 experiment</w:t>
-      </w:r>
-      <w:r>
-        <w:t xml:space="preserve"> </w:t>
-      </w:r>
-      <w:r>
-        <w:t xml:space="preserve">(NEW): Moonshot AI MoE GRPO on GSM8K, Peak 100%, Last-10 80%, 20 steps; checkpoint arvindcr4/tinker-rl-bench-arch_gsm8k_kimi-k2</w:t>
-      </w:r>
-    </w:p>
-    <w:p>
-      <w:pPr>
-        <w:pStyle w:val="Compact"/>
-        <w:numPr>
-          <w:ilvl w:val="0"/>
-          <w:numId w:val="1002"/>
-        </w:numPr>
-      </w:pPr>
-      <w:r>
-        <w:rPr>
-          <w:b/>
-          <w:bCs/>
-        </w:rPr>
-        <w:t xml:space="preserve">Scaling law analysis</w:t>
-      </w:r>
-      <w:r>
-        <w:t xml:space="preserve"> </w:t>
-      </w:r>
-      <w:r>
-        <w:t xml:space="preserve">(NEW): Exponential saturation R(t)=R_max(1−e^{−k(t−t_0)}) fits better than power law (R^2=0.210 vs 0.170); three-phase pattern in 53.6% of experiments; model size correlates with learning speed (r=0.468, p=0.012) and ceiling (r=0.533, p=0.004)</w:t>
-      </w:r>
-    </w:p>
-    <w:p>
-      <w:pPr>
-        <w:pStyle w:val="Compact"/>
-        <w:numPr>
-          <w:ilvl w:val="0"/>
-          <w:numId w:val="1002"/>
-        </w:numPr>
-      </w:pPr>
-      <w:r>
-        <w:rPr>
-          <w:b/>
-          <w:bCs/>
-        </w:rPr>
-        <w:t xml:space="preserve">Zero-Variance Fraction analysis</w:t>
-      </w:r>
-      <w:r>
-        <w:t xml:space="preserve"> </w:t>
-      </w:r>
-      <w:r>
-        <w:t xml:space="preserve">(NEW): ZVF strongly predicts failure (Pearson r=−0.769, p=0.0008); task type dominates (tool-use ZVF=100% vs GSM8K ZVF=8.5%); model scale NOT a significant predictor</w:t>
-      </w:r>
-    </w:p>
-    <w:p>
-      <w:pPr>
-        <w:pStyle w:val="Compact"/>
-        <w:numPr>
-          <w:ilvl w:val="0"/>
-          <w:numId w:val="1002"/>
-        </w:numPr>
-      </w:pPr>
-      <w:r>
-        <w:rPr>
-          <w:b/>
-          <w:bCs/>
-        </w:rPr>
-        <w:t xml:space="preserve">Length bias analysis</w:t>
-      </w:r>
-      <w:r>
-        <w:t xml:space="preserve"> </w:t>
-      </w:r>
-      <w:r>
-        <w:t xml:space="preserve">(NEW): GRPO instability 0.267±0.335 vs PPO 0.785±0.297; verbosity trap GRPO 36% vs PPO 71%; Nemotron-120B highest GRPO instability (1.194)</w:t>
-      </w:r>
-    </w:p>
-    <w:p>
-      <w:pPr>
-        <w:pStyle w:val="Compact"/>
-        <w:numPr>
-          <w:ilvl w:val="0"/>
-          <w:numId w:val="1002"/>
-        </w:numPr>
-      </w:pPr>
-      <w:r>
-        <w:rPr>
-          <w:b/>
-          <w:bCs/>
-        </w:rPr>
-        <w:t xml:space="preserve">2-GRPO hypothesis test</w:t>
-      </w:r>
-      <w:r>
-        <w:t xml:space="preserve"> </w:t>
-      </w:r>
-      <w:r>
-        <w:t xml:space="preserve">(NEW): partial confirmation that GRPO is secretly DPO at G=2; reducing G=8/16 to G=2 would cut rollout compute 75–87.5%; observed ZVF deviates from theory due to adaptive difficulty sampling</w:t>
-      </w:r>
-    </w:p>
-    <w:p>
-      <w:r>
-        <w:pict>
-          <v:rect style="width:0;height:1.5pt" o:hralign="center" o:hrstd="t" o:hr="t"/>
-        </w:pict>
-      </w:r>
-    </w:p>
-    <w:bookmarkEnd w:id="10"/>
-    <w:bookmarkEnd w:id="11"/>
-    <w:bookmarkStart w:id="37" w:name="related-work"/>
-    <w:p>
-      <w:pPr>
-        <w:pStyle w:val="Heading1"/>
-      </w:pPr>
-      <w:r>
-        <w:t xml:space="preserve">2. Related Work</w:t>
-      </w:r>
-    </w:p>
-    <w:bookmarkStart w:id="12" w:name="grpo-and-policy-optimization"/>
-    <w:p>
-      <w:pPr>
-        <w:pStyle w:val="Heading2"/>
-      </w:pPr>
-      <w:r>
-        <w:t xml:space="preserve">2.1 GRPO and Policy Optimization</w:t>
-      </w:r>
-    </w:p>
-    <w:p>
-      <w:pPr>
-        <w:pStyle w:val="FirstParagraph"/>
-      </w:pPr>
-      <w:r>
-        <w:t xml:space="preserve">GRPO (Shao et al., 2024) simplifies PPO by eliminating the critic network and computing group-relative advantages from sampled completions. DeepSeekMath reports GRPO improving an instruction-tuned 7B model from 82.9% to 88.2% on GSM8K and 46.8% to 51.7% on MATH with group size G=64. The method is particularly suited to tasks with binary or easily-verified rewards.</w:t>
-      </w:r>
-    </w:p>
-    <w:bookmarkEnd w:id="12"/>
-    <w:bookmarkStart w:id="13" w:name="X99fbc0d270c4938018f694cdcc86a74ac24471f"/>
-    <w:p>
-      <w:pPr>
-        <w:pStyle w:val="Heading2"/>
-      </w:pPr>
-      <w:r>
-        <w:t xml:space="preserve">2.2 Preference-Based and Iterative Self-Training</w:t>
-      </w:r>
-    </w:p>
-    <w:p>
-      <w:pPr>
-        <w:pStyle w:val="FirstParagraph"/>
-      </w:pPr>
-      <w:r>
-        <w:t xml:space="preserve">Large-scale SFT can deliver strong baselines: Li et al. show LLaMA-2-7B reaching 82.6% GSM8K and 40.6% MATH with synthetic SFT at ~10^6 examples. Step-DPO (Lai et al.) demonstrates ~+3% MATH gains for &gt;70B models with as few as 10K step-wise preference pairs and &lt;500 steps. ReST (Gulcehre et al., 2023) and STaR (Zelikman et al., 2022) warm-start RL from self-generated rationales; our SFT+GRPO complementarity echoes this iterative self-training approach, though we have not controlled for the warm-starting effect.</w:t>
-      </w:r>
-    </w:p>
-    <w:bookmarkEnd w:id="13"/>
-    <w:bookmarkStart w:id="14" w:name="tool-calling-and-agentic-tasks"/>
-    <w:p>
-      <w:pPr>
-        <w:pStyle w:val="Heading2"/>
-      </w:pPr>
-      <w:r>
-        <w:t xml:space="preserve">2.3 Tool Calling and Agentic Tasks</w:t>
-      </w:r>
-    </w:p>
-    <w:p>
-      <w:pPr>
-        <w:pStyle w:val="FirstParagraph"/>
-      </w:pPr>
-      <w:r>
-        <w:t xml:space="preserve">Function calling requires structured JSON output with correct tool names and argument values. The Glaive-function-calling-v2 dataset (112,960 examples) and Salesforce xlam-function-calling-60k provide training data spanning simple to complex tool schemas. ToolLLM (Qin et al., 2024) and Gorilla (Patil et al., 2023) benchmark tool calling with held-out APIs; ToolRM and FC-RewardBench provide reward-model benchmarks. Our custom rubric lacks this standardization.</w:t>
-      </w:r>
-    </w:p>
-    <w:bookmarkEnd w:id="14"/>
-    <w:bookmarkStart w:id="15" w:name="moe-training-instability"/>
-    <w:p>
-      <w:pPr>
-        <w:pStyle w:val="Heading2"/>
-      </w:pPr>
-      <w:r>
-        <w:t xml:space="preserve">2.4 MoE Training Instability</w:t>
-      </w:r>
-    </w:p>
-    <w:p>
-      <w:pPr>
-        <w:pStyle w:val="FirstParagraph"/>
-      </w:pPr>
-      <w:r>
-        <w:t xml:space="preserve">Switch Transformers (Fedus et al., 2022) and GLaM (Du et al., 2022) document expert load-balancing challenges during pretraining; Mixtral (Jiang et al., 2024) uses top-2 routing to mitigate instability. Our 2.43× variance amplification under GRPO extends this literature to post-training RL, suggesting that policy gradient and auxiliary load-balancing losses create optimization interference.</w:t>
-      </w:r>
-    </w:p>
-    <w:bookmarkEnd w:id="15"/>
-    <w:bookmarkStart w:id="16" w:name="ppo-vs.-grpo-algorithmic-comparison"/>
-    <w:p>
-      <w:pPr>
-        <w:pStyle w:val="Heading2"/>
-      </w:pPr>
-      <w:r>
-        <w:t xml:space="preserve">2.5 PPO vs. GRPO Algorithmic Comparison</w:t>
-      </w:r>
-    </w:p>
-    <w:p>
-      <w:pPr>
-        <w:pStyle w:val="FirstParagraph"/>
-      </w:pPr>
-      <w:r>
-        <w:t xml:space="preserve">Sheng et al. (2024) introduce veRL (HybridFlow) as a flexible RLHF framework supporting both PPO and GRPO at scale. Our Modal H100 experiments provide direct empirical comparison using PPO on two model families, revealing a strong model–algorithm interaction that challenges prior assumptions about GRPO’s universality.</w:t>
-      </w:r>
-    </w:p>
-    <w:bookmarkEnd w:id="16"/>
-    <w:bookmarkStart w:id="22" w:name="late-20252026-sota-landscape"/>
-    <w:p>
-      <w:pPr>
-        <w:pStyle w:val="Heading2"/>
-      </w:pPr>
-      <w:r>
-        <w:t xml:space="preserve">2.6 Late-2025/2026 SOTA Landscape</w:t>
-      </w:r>
-    </w:p>
-    <w:p>
-      <w:pPr>
-        <w:pStyle w:val="FirstParagraph"/>
-      </w:pPr>
-      <w:r>
-        <w:t xml:space="preserve">Since the core experiments in this report were conducted (mid-2025), the GRPO post-training ecosystem has evolved substantially. We summarize the most relevant developments, organized by theme.</w:t>
-      </w:r>
-    </w:p>
-    <w:bookmarkStart w:id="17" w:name="X962e16bb05ba75afcc3cca577fe07412f8d6247"/>
-    <w:p>
-      <w:pPr>
-        <w:pStyle w:val="Heading3"/>
-      </w:pPr>
-      <w:r>
-        <w:t xml:space="preserve">2.6.1 GRPO Production Adoption and Framework Maturation</w:t>
-      </w:r>
-    </w:p>
-    <w:p>
-      <w:pPr>
-        <w:pStyle w:val="FirstParagraph"/>
-      </w:pPr>
-      <w:r>
-        <w:t xml:space="preserve">GRPO has moved from a research algorithm into production post-training pipelines:</w:t>
-      </w:r>
-    </w:p>
-    <w:p>
-      <w:pPr>
-        <w:pStyle w:val="Compact"/>
-        <w:numPr>
-          <w:ilvl w:val="0"/>
-          <w:numId w:val="1003"/>
-        </w:numPr>
-      </w:pPr>
-      <w:r>
-        <w:rPr>
-          <w:b/>
-          <w:bCs/>
-        </w:rPr>
-        <w:t xml:space="preserve">GSPO (Group Sequence Policy Optimization; Qwen Team, arXiv:2507.18071, July 2025):</w:t>
-      </w:r>
-      <w:r>
-        <w:t xml:space="preserve"> </w:t>
-      </w:r>
-      <w:r>
-        <w:t xml:space="preserve">The Qwen3 model series adopted GSPO as its RL post-training method. Unlike GRPO’s token-level importance ratios, GSPO uses sequence-level importance ratios, resolving high-variance gradients on MoE models and eliminating the need for auxiliary routing-replay hacks. Our experiments with Qwen3-235B-A22B (Section 4.5.1) were run on a model trained with GSPO, which may partly explain its unusually stable convergence.</w:t>
-      </w:r>
-    </w:p>
-    <w:p>
-      <w:pPr>
-        <w:pStyle w:val="Compact"/>
-        <w:numPr>
-          <w:ilvl w:val="0"/>
-          <w:numId w:val="1003"/>
-        </w:numPr>
-      </w:pPr>
-      <w:r>
-        <w:rPr>
-          <w:b/>
-          <w:bCs/>
-        </w:rPr>
-        <w:t xml:space="preserve">DAPO (ByteDance/Seed Team, arXiv:2503.14476, March 2025):</w:t>
-      </w:r>
-      <w:r>
-        <w:t xml:space="preserve"> </w:t>
-      </w:r>
-      <w:r>
-        <w:t xml:space="preserve">ByteDance open-sourced DAPO — Decoupled Clip and Dynamic Sampling Policy Optimization — as a production GRPO improvement that adds asymmetric clipping (Clip-Higher), dynamic prompt filtering, token-level loss, and overlong response filtering. DAPO achieves 50 points on AIME 2024 with Qwen2.5-32B. All four modifications have become de facto community best practices.</w:t>
-      </w:r>
-    </w:p>
-    <w:p>
-      <w:pPr>
-        <w:pStyle w:val="Compact"/>
-        <w:numPr>
-          <w:ilvl w:val="0"/>
-          <w:numId w:val="1003"/>
-        </w:numPr>
-      </w:pPr>
-      <w:r>
-        <w:rPr>
-          <w:b/>
-          <w:bCs/>
-        </w:rPr>
-        <w:t xml:space="preserve">veRL v0.7.1 (March 2026):</w:t>
-      </w:r>
-      <w:r>
-        <w:t xml:space="preserve"> </w:t>
-      </w:r>
-      <w:r>
-        <w:t xml:space="preserve">The verl framework (Sheng et al., 2024) released v0.7.1 with MoE-scale support (DeepSeek-671B, Qwen3-235B via Megatron backend), GSPO integration, PrefixGrouper for GRPO acceleration, SGLang and vLLM 0.17 rollout backends, and one-step-off/fully-async trainer refactoring. The algorithm portfolio now includes PPO, GRPO, GSPO, REINFORCE++, DAPO, and DrGRPO.</w:t>
-      </w:r>
-    </w:p>
-    <w:p>
-      <w:pPr>
-        <w:pStyle w:val="Compact"/>
-        <w:numPr>
-          <w:ilvl w:val="0"/>
-          <w:numId w:val="1003"/>
-        </w:numPr>
-      </w:pPr>
-      <w:r>
-        <w:rPr>
-          <w:b/>
-          <w:bCs/>
-        </w:rPr>
-        <w:t xml:space="preserve">TRL v1.2.0 (April 2026):</w:t>
-      </w:r>
-      <w:r>
-        <w:t xml:space="preserve"> </w:t>
-      </w:r>
-      <w:r>
-        <w:t xml:space="preserve">Hugging Face TRL released major versions through v1.2.0, adding asynchronous GRPO (decoupled generation/update via external vLLM server), VESPO (variational sequence-level soft policy optimization), DPPO (divergence proximal policy optimization), SDPO (self-distillation policy optimization), tool-calling support for Qwen and LLaMA 3, multi-turn VLM support, and Liger-GRPO integration (40% peak memory reduction). The v1.1.0 tool-calling support is directly relevant to TinkerRL-Bench’s agentic track.</w:t>
-      </w:r>
-    </w:p>
-    <w:bookmarkEnd w:id="17"/>
-    <w:bookmarkStart w:id="18" w:name="Xe6a82eac284acf22e6537662e8d68a14ecc6dd7"/>
-    <w:p>
-      <w:pPr>
-        <w:pStyle w:val="Heading3"/>
-      </w:pPr>
-      <w:r>
-        <w:t xml:space="preserve">2.6.2 Zero-Variance Failure: Independent Concurrent Validation</w:t>
-      </w:r>
-    </w:p>
-    <w:p>
-      <w:pPr>
-        <w:pStyle w:val="FirstParagraph"/>
-      </w:pPr>
-      <w:r>
-        <w:t xml:space="preserve">TinkerRL-Bench introduces Zero-Variance Fraction (ZVF) as a diagnostic metric (Section 4.4.4). At least six independent papers published concurrently address the same underlying phenomenon — groups where all completions receive identical rewards provide no gradient signal — confirming that ZVF is a real, widely recognized GRPO failure mode:</w:t>
-      </w:r>
-    </w:p>
-    <w:p>
-      <w:pPr>
-        <w:pStyle w:val="Compact"/>
-        <w:numPr>
-          <w:ilvl w:val="0"/>
-          <w:numId w:val="1004"/>
-        </w:numPr>
-      </w:pPr>
-      <w:r>
-        <w:rPr>
-          <w:b/>
-          <w:bCs/>
-        </w:rPr>
-        <w:t xml:space="preserve">NGRPO</w:t>
-      </w:r>
-      <w:r>
-        <w:t xml:space="preserve"> </w:t>
-      </w:r>
-      <w:r>
-        <w:t xml:space="preserve">(Nan et al., arXiv:2509.18851, Sep 2025): Advantage Calibration via hypothetical maximum-reward virtual sample; asymmetric clipping. Explicitly targets both all-correct and all-incorrect ZVF cases.</w:t>
-      </w:r>
-    </w:p>
-    <w:p>
-      <w:pPr>
-        <w:pStyle w:val="Compact"/>
-        <w:numPr>
-          <w:ilvl w:val="0"/>
-          <w:numId w:val="1004"/>
-        </w:numPr>
-      </w:pPr>
-      <w:r>
-        <w:rPr>
-          <w:b/>
-          <w:bCs/>
-        </w:rPr>
-        <w:t xml:space="preserve">Scaf-GRPO</w:t>
-      </w:r>
-      <w:r>
-        <w:t xml:space="preserve"> </w:t>
-      </w:r>
-      <w:r>
-        <w:t xml:space="preserve">(Zhang et al., arXiv:2510.19807, Oct 2025): Identifies</w:t>
-      </w:r>
-      <w:r>
-        <w:t xml:space="preserve"> </w:t>
-      </w:r>
-      <w:r>
-        <w:t xml:space="preserve">“learning cliff”</w:t>
-      </w:r>
-      <w:r>
-        <w:t xml:space="preserve"> </w:t>
-      </w:r>
-      <w:r>
-        <w:t xml:space="preserve">— problems far beyond model capability produce zero reward -&gt; zero advantage -&gt; no gradient. Injects tiered in-prompt hints; +44.3% relative gain on AIME24 over GRPO.</w:t>
-      </w:r>
-    </w:p>
-    <w:p>
-      <w:pPr>
-        <w:pStyle w:val="Compact"/>
-        <w:numPr>
-          <w:ilvl w:val="0"/>
-          <w:numId w:val="1004"/>
-        </w:numPr>
-      </w:pPr>
-      <w:r>
-        <w:rPr>
-          <w:b/>
-          <w:bCs/>
-        </w:rPr>
-        <w:t xml:space="preserve">EBPO</w:t>
-      </w:r>
-      <w:r>
-        <w:t xml:space="preserve"> </w:t>
-      </w:r>
-      <w:r>
-        <w:t xml:space="preserve">(Han et al., arXiv:2602.05165, Feb 2026): Empirical Bayes shrinkage estimator balancing local group stats with a global prior; guarantees non-vanishing gradient even in saturated-failure regimes.</w:t>
-      </w:r>
-    </w:p>
-    <w:p>
-      <w:pPr>
-        <w:pStyle w:val="Compact"/>
-        <w:numPr>
-          <w:ilvl w:val="0"/>
-          <w:numId w:val="1004"/>
-        </w:numPr>
-      </w:pPr>
-      <w:r>
-        <w:rPr>
-          <w:b/>
-          <w:bCs/>
-        </w:rPr>
-        <w:t xml:space="preserve">LENS</w:t>
-      </w:r>
-      <w:r>
-        <w:t xml:space="preserve"> </w:t>
-      </w:r>
-      <w:r>
-        <w:t xml:space="preserve">(Feng et al., arXiv:2510.08696, Oct 2025): Confidence-weighted penalties on incorrect responses in all-wrong groups; tested on Llama-3.1-8B and Qwen-2.5-3B.</w:t>
-      </w:r>
-    </w:p>
-    <w:p>
-      <w:pPr>
-        <w:pStyle w:val="Compact"/>
-        <w:numPr>
-          <w:ilvl w:val="0"/>
-          <w:numId w:val="1004"/>
-        </w:numPr>
-      </w:pPr>
-      <w:r>
-        <w:rPr>
-          <w:b/>
-          <w:bCs/>
-        </w:rPr>
-        <w:t xml:space="preserve">Hard Examples Are All You Need</w:t>
-      </w:r>
-      <w:r>
-        <w:t xml:space="preserve"> </w:t>
-      </w:r>
-      <w:r>
-        <w:t xml:space="preserve">(Pikus et al., arXiv:2508.14094, Aug 2025): Empirically confirms ZVF as the fundamental bottleneck; training on the hardest 10% of examples yields +47% gains.</w:t>
-      </w:r>
-    </w:p>
-    <w:p>
-      <w:pPr>
-        <w:pStyle w:val="Compact"/>
-        <w:numPr>
-          <w:ilvl w:val="0"/>
-          <w:numId w:val="1004"/>
-        </w:numPr>
-      </w:pPr>
-      <w:r>
-        <w:rPr>
-          <w:b/>
-          <w:bCs/>
-        </w:rPr>
-        <w:t xml:space="preserve">AERO / RL-ZVP</w:t>
-      </w:r>
-      <w:r>
-        <w:t xml:space="preserve"> </w:t>
-      </w:r>
-      <w:r>
-        <w:t xml:space="preserve">(Le et al., arXiv:2509.21880, Sep 2025): Directly rewards correctness and penalizes errors in zero-variance prompts using token-level entropy; +8.61 accuracy points over standard GRPO across 6 math benchmarks.</w:t>
-      </w:r>
-    </w:p>
-    <w:p>
-      <w:pPr>
-        <w:pStyle w:val="FirstParagraph"/>
-      </w:pPr>
-      <w:r>
-        <w:t xml:space="preserve">The simultaneous emergence of six independent solutions to ZVF constitutes strong external validation that TinkerRL-Bench’s ZVF diagnostic identifies a genuine, cross-scale GRPO failure mode rather than an artifact of our experimental setup.</w:t>
-      </w:r>
-    </w:p>
-    <w:bookmarkEnd w:id="18"/>
-    <w:bookmarkStart w:id="19" w:name="statistical-foundations-of-grpo"/>
-    <w:p>
-      <w:pPr>
-        <w:pStyle w:val="Heading3"/>
-      </w:pPr>
-      <w:r>
-        <w:t xml:space="preserve">2.6.3 Statistical Foundations of GRPO</w:t>
-      </w:r>
-    </w:p>
-    <w:p>
-      <w:pPr>
-        <w:pStyle w:val="FirstParagraph"/>
-      </w:pPr>
-      <w:r>
-        <w:t xml:space="preserve">Two papers provide formal theoretical grounding for GRPO properties that our empirical analyses address:</w:t>
-      </w:r>
-    </w:p>
-    <w:p>
-      <w:pPr>
-        <w:pStyle w:val="Compact"/>
-        <w:numPr>
-          <w:ilvl w:val="0"/>
-          <w:numId w:val="1005"/>
-        </w:numPr>
-      </w:pPr>
-      <w:r>
-        <w:rPr>
-          <w:b/>
-          <w:bCs/>
-        </w:rPr>
-        <w:t xml:space="preserve">Demystifying GRPO (Zhou et al., arXiv:2603.01162, March 2026):</w:t>
-      </w:r>
-      <w:r>
-        <w:t xml:space="preserve"> </w:t>
-      </w:r>
-      <w:r>
-        <w:t xml:space="preserve">Proves that GRPO’s policy gradient is a U-statistic, enabling formal MSE analysis. Shows GRPO is asymptotically equivalent to an oracle policy gradient with perfect value function access. Derives a universal scaling law for optimal group size G — providing the first principled justification for our empirical finding that G=32 maximizes gradient utilization.</w:t>
-      </w:r>
-    </w:p>
-    <w:p>
-      <w:pPr>
-        <w:pStyle w:val="Compact"/>
-        <w:numPr>
-          <w:ilvl w:val="0"/>
-          <w:numId w:val="1005"/>
-        </w:numPr>
-      </w:pPr>
-      <w:r>
-        <w:rPr>
-          <w:b/>
-          <w:bCs/>
-        </w:rPr>
-        <w:t xml:space="preserve">MinPRO / IS-ratio critique:</w:t>
-      </w:r>
-      <w:r>
-        <w:t xml:space="preserve"> </w:t>
-      </w:r>
-      <w:r>
-        <w:t xml:space="preserve">Multiple papers (GSPO, λ-GRPO, SSPO) independently identify GRPO’s token-level importance ratios as a source of instability, with GSPO’s sequence-level reformulation and SSPO’s sentence-level intermediate approach offering practical fixes. These converge on our observation that GRPO with binary rewards on small models is vulnerable to variance explosion when σ_R ~ 0.</w:t>
-      </w:r>
-    </w:p>
-    <w:bookmarkEnd w:id="19"/>
-    <w:bookmarkStart w:id="20" w:name="length-bias-fixes"/>
-    <w:p>
-      <w:pPr>
-        <w:pStyle w:val="Heading3"/>
-      </w:pPr>
-      <w:r>
-        <w:t xml:space="preserve">2.6.4 Length Bias Fixes</w:t>
-      </w:r>
-    </w:p>
-    <w:p>
-      <w:pPr>
-        <w:pStyle w:val="FirstParagraph"/>
-      </w:pPr>
-      <w:r>
-        <w:t xml:space="preserve">Several papers address the length bias problem in GRPO — where longer responses receive disproportionately large gradients — which is a component of our length bias analysis (Section 5.13):</w:t>
-      </w:r>
-    </w:p>
-    <w:p>
-      <w:pPr>
-        <w:pStyle w:val="Compact"/>
-        <w:numPr>
-          <w:ilvl w:val="0"/>
-          <w:numId w:val="1006"/>
-        </w:numPr>
-      </w:pPr>
-      <w:r>
-        <w:rPr>
-          <w:b/>
-          <w:bCs/>
-        </w:rPr>
-        <w:t xml:space="preserve">LUSPO / GR^3</w:t>
-      </w:r>
-      <w:r>
-        <w:t xml:space="preserve"> </w:t>
-      </w:r>
-      <w:r>
-        <w:t xml:space="preserve">(Li et al., arXiv:2603.10535, March 2026): Multiplicative group-relative reward rescaling that avoids the compensatory gaming of additive length penalties; reduces generation length 40% while improving AIME24 accuracy from 52.4-&gt;60.1.</w:t>
-      </w:r>
-    </w:p>
-    <w:p>
-      <w:pPr>
-        <w:pStyle w:val="Compact"/>
-        <w:numPr>
-          <w:ilvl w:val="0"/>
-          <w:numId w:val="1006"/>
-        </w:numPr>
-      </w:pPr>
-      <w:r>
-        <w:rPr>
-          <w:b/>
-          <w:bCs/>
-        </w:rPr>
-        <w:t xml:space="preserve">DLER / GRPO-LEAD</w:t>
-      </w:r>
-      <w:r>
-        <w:t xml:space="preserve"> </w:t>
-      </w:r>
-      <w:r>
-        <w:t xml:space="preserve">(EMNLP 2025, aclanthology.org/2025.emnlp-main.287): Length-dependent accuracy rewards + difficulty-aware advantage reweighting; reduces token usage 37.5% while matching peak performance.</w:t>
-      </w:r>
-    </w:p>
-    <w:p>
-      <w:pPr>
-        <w:pStyle w:val="Compact"/>
-        <w:numPr>
-          <w:ilvl w:val="0"/>
-          <w:numId w:val="1006"/>
-        </w:numPr>
-      </w:pPr>
-      <w:r>
-        <w:rPr>
-          <w:b/>
-          <w:bCs/>
-        </w:rPr>
-        <w:t xml:space="preserve">ΔL Normalization / λ-GRPO</w:t>
-      </w:r>
-      <w:r>
-        <w:t xml:space="preserve"> </w:t>
-      </w:r>
-      <w:r>
-        <w:t xml:space="preserve">(Wang et al., arXiv:2510.06870, Oct 2025): Learnable token preference parameter that unifies GRPO, DAPO, and Dr.GRPO; adaptive length neutrality.</w:t>
-      </w:r>
-    </w:p>
-    <w:bookmarkEnd w:id="20"/>
-    <w:bookmarkStart w:id="21" w:name="X4be390ade3a1100b9fe52a96b6c8bce9056b574"/>
-    <w:p>
-      <w:pPr>
-        <w:pStyle w:val="Heading3"/>
-      </w:pPr>
-      <w:r>
-        <w:t xml:space="preserve">2.6.5 Compute-Optimal RL: Scaling and Efficiency</w:t>
-      </w:r>
-    </w:p>
-    <w:p>
-      <w:pPr>
-        <w:pStyle w:val="Compact"/>
-        <w:numPr>
-          <w:ilvl w:val="0"/>
-          <w:numId w:val="1007"/>
-        </w:numPr>
-      </w:pPr>
-      <w:r>
-        <w:rPr>
-          <w:b/>
-          <w:bCs/>
-        </w:rPr>
-        <w:t xml:space="preserve">Predictive Scaling Laws for GRPO (Nimmaturi et al., arXiv:2507.18014, July 2025):</w:t>
-      </w:r>
-      <w:r>
-        <w:t xml:space="preserve"> </w:t>
-      </w:r>
-      <w:r>
-        <w:t xml:space="preserve">Identifies three-phase exponential saturation in GRPO training; shows training beyond 80% of one epoch offers negligible gain. This directly corroborates our Section 5.11 finding that R(t)=R_max(1−e^{−k(t−t_0)}) fits better than a power law, and that the 80% reward threshold is crossed at approximately 81% of training progress.</w:t>
-      </w:r>
-    </w:p>
-    <w:p>
-      <w:pPr>
-        <w:pStyle w:val="Compact"/>
-        <w:numPr>
-          <w:ilvl w:val="0"/>
-          <w:numId w:val="1007"/>
-        </w:numPr>
-      </w:pPr>
-      <w:r>
-        <w:rPr>
-          <w:b/>
-          <w:bCs/>
-        </w:rPr>
-        <w:t xml:space="preserve">IsoCompute Playbook:</w:t>
-      </w:r>
-      <w:r>
-        <w:t xml:space="preserve"> </w:t>
-      </w:r>
-      <w:r>
-        <w:t xml:space="preserve">Multiple papers (CPPO, GRESO, 2-GRPO) independently advocate reducing rollout compute, converging on the principle that compute-optimal RL training requires much fewer completions per prompt than standard G=8–16 settings. CPPO (arXiv:2503.22342) achieves up to 8.32× speedup on GSM8K via low-advantage pruning; GRESO (arXiv:2506.02177) achieves 2.4× speedup by pre-filtering zero-variance prompts.</w:t>
-      </w:r>
-    </w:p>
-    <w:p>
-      <w:r>
-        <w:pict>
-          <v:rect style="width:0;height:1.5pt" o:hralign="center" o:hrstd="t" o:hr="t"/>
-        </w:pict>
-      </w:r>
-    </w:p>
-    <w:bookmarkEnd w:id="21"/>
-    <w:bookmarkEnd w:id="22"/>
-    <w:bookmarkStart w:id="25" w:name="variance-mitigation-methods-head-to-head"/>
-    <w:p>
-      <w:pPr>
-        <w:pStyle w:val="Heading2"/>
-      </w:pPr>
-      <w:r>
-        <w:t xml:space="preserve">2.7 Variance-Mitigation Methods (Head-to-Head)</w:t>
-      </w:r>
-    </w:p>
-    <w:bookmarkStart w:id="23" w:name="variance-mitigation-head-to-head"/>
-    <w:p>
-      <w:pPr>
-        <w:pStyle w:val="Heading3"/>
-      </w:pPr>
-      <w:r>
-        <w:t xml:space="preserve">2.7.1 Variance-Mitigation Head-to-Head</w:t>
-      </w:r>
-    </w:p>
-    <w:p>
-      <w:pPr>
-        <w:pStyle w:val="FirstParagraph"/>
-      </w:pPr>
-      <w:r>
-        <w:rPr>
-          <w:b/>
-          <w:bCs/>
-        </w:rPr>
-        <w:t xml:space="preserve">Methods benchmarked.</w:t>
-      </w:r>
-      <w:r>
-        <w:t xml:space="preserve"> </w:t>
-      </w:r>
-      <w:r>
-        <w:t xml:space="preserve">Each is implemented as a minimal configuration override on the shared GRPO trainer; tokenizer, sampler, optimizer, LoRA adapters, evaluation harness, and seed sweep are held identical across the five runs. Only the variance-mitigation hook differs.</w:t>
-      </w:r>
-    </w:p>
-    <w:p>
-      <w:pPr>
-        <w:pStyle w:val="Compact"/>
-        <w:numPr>
-          <w:ilvl w:val="0"/>
-          <w:numId w:val="1008"/>
-        </w:numPr>
-      </w:pPr>
-      <w:r>
-        <w:rPr>
-          <w:b/>
-          <w:bCs/>
-        </w:rPr>
-        <w:t xml:space="preserve">AERO</w:t>
-      </w:r>
-      <w:r>
-        <w:t xml:space="preserve"> </w:t>
-      </w:r>
-      <w:r>
-        <w:t xml:space="preserve">(</w:t>
-      </w:r>
-      <w:r>
-        <w:rPr>
-          <w:rStyle w:val="VerbatimChar"/>
-        </w:rPr>
-        <w:t xml:space="preserve">aero2024</w:t>
-      </w:r>
-      <w:r>
-        <w:t xml:space="preserve">, Adaptive Rollout Sizing): monitors a rolling ZVF estimate and adjusts group size</w:t>
-      </w:r>
-      <w:r>
-        <w:t xml:space="preserve"> </w:t>
-      </w:r>
-      <m:oMath>
-        <m:sSub>
-          <m:e>
             <m:r>
-              <m:t>G</m:t>
+              <m:rPr>
+                <m:sty m:val="p"/>
+              </m:rPr>
+              <m:t>(</m:t>
             </m:r>
-          </m:e>
-          <m:sub>
             <m:r>
               <m:t>t</m:t>
             </m:r>
@@ -1915,19 +1318,130 @@
               <m:rPr>
                 <m:sty m:val="p"/>
               </m:rPr>
-              <m:t>+</m:t>
+              <m:t>−</m:t>
             </m:r>
+            <m:sSub>
+              <m:e>
+                <m:r>
+                  <m:t>t</m:t>
+                </m:r>
+              </m:e>
+              <m:sub>
+                <m:r>
+                  <m:t>0</m:t>
+                </m:r>
+              </m:sub>
+            </m:sSub>
             <m:r>
-              <m:t>1</m:t>
+              <m:rPr>
+                <m:sty m:val="p"/>
+              </m:rPr>
+              <m:t>)</m:t>
             </m:r>
-          </m:sub>
-        </m:sSub>
+          </m:sup>
+        </m:sSup>
+        <m:r>
+          <m:rPr>
+            <m:sty m:val="p"/>
+          </m:rPr>
+          <m:t>)</m:t>
+        </m:r>
       </m:oMath>
       <w:r>
         <w:t xml:space="preserve"> </w:t>
       </w:r>
       <w:r>
-        <w:t xml:space="preserve">— doubles</w:t>
+        <w:t xml:space="preserve">and with our estimate that the 80% threshold is crossed at about 81% of training progress. A separate</w:t>
+      </w:r>
+      <w:r>
+        <w:t xml:space="preserve"> </w:t>
+      </w:r>
+      <w:r>
+        <w:t xml:space="preserve">“isocompute”</w:t>
+      </w:r>
+      <w:r>
+        <w:t xml:space="preserve"> </w:t>
+      </w:r>
+      <w:r>
+        <w:t xml:space="preserve">thread, spanning CPPO, GRESO, and 2-GRPO, argues that compute-optimal RL should aggressively reduce rollout waste rather than rely on large fixed group sizes. CPPO reports up to an 8.32× GSM8K speedup through low-advantage pruning, while GRESO reports 2.4× speedup by filtering zero-variance prompts before rollout cost is incurred.</w:t>
+      </w:r>
+    </w:p>
+    <w:p>
+      <w:r>
+        <w:pict>
+          <v:rect style="width:0;height:1.5pt" o:hralign="center" o:hrstd="t" o:hr="t"/>
+        </w:pict>
+      </w:r>
+    </w:p>
+    <w:bookmarkEnd w:id="21"/>
+    <w:bookmarkEnd w:id="22"/>
+    <w:bookmarkStart w:id="25" w:name="variance-mitigation-methods-head-to-head"/>
+    <w:p>
+      <w:pPr>
+        <w:pStyle w:val="Heading2"/>
+      </w:pPr>
+      <w:r>
+        <w:t xml:space="preserve">2.7 Variance-Mitigation Methods (Head-to-Head)</w:t>
+      </w:r>
+    </w:p>
+    <w:bookmarkStart w:id="23" w:name="variance-mitigation-head-to-head"/>
+    <w:p>
+      <w:pPr>
+        <w:pStyle w:val="Heading3"/>
+      </w:pPr>
+      <w:r>
+        <w:t xml:space="preserve">2.7.1 Variance-Mitigation Head-to-Head</w:t>
+      </w:r>
+    </w:p>
+    <w:p>
+      <w:pPr>
+        <w:pStyle w:val="FirstParagraph"/>
+      </w:pPr>
+      <w:r>
+        <w:rPr>
+          <w:b/>
+          <w:bCs/>
+        </w:rPr>
+        <w:t xml:space="preserve">Methods benchmarked.</w:t>
+      </w:r>
+      <w:r>
+        <w:t xml:space="preserve"> </w:t>
+      </w:r>
+      <w:r>
+        <w:t xml:space="preserve">Each is implemented as a minimal configuration override on the shared GRPO trainer; tokenizer, sampler, optimizer, LoRA adapters, evaluation harness, and seed sweep are held identical across the five runs. Only the variance-mitigation hook differs.</w:t>
+      </w:r>
+    </w:p>
+    <w:p>
+      <w:pPr>
+        <w:pStyle w:val="BodyText"/>
+      </w:pPr>
+      <w:r>
+        <w:t xml:space="preserve">The four interventions span distinct points in the training loop.</w:t>
+      </w:r>
+      <w:r>
+        <w:t xml:space="preserve"> </w:t>
+      </w:r>
+      <w:r>
+        <w:rPr>
+          <w:b/>
+          <w:bCs/>
+        </w:rPr>
+        <w:t xml:space="preserve">AERO</w:t>
+      </w:r>
+      <w:r>
+        <w:t xml:space="preserve"> </w:t>
+      </w:r>
+      <w:r>
+        <w:t xml:space="preserve">(</w:t>
+      </w:r>
+      <w:r>
+        <w:rPr>
+          <w:rStyle w:val="VerbatimChar"/>
+        </w:rPr>
+        <w:t xml:space="preserve">aero2024</w:t>
+      </w:r>
+      <w:r>
+        <w:t xml:space="preserve">, Adaptive Rollout Sizing) monitors a rolling ZVF estimate and adjusts group size online, doubling</w:t>
       </w:r>
       <w:r>
         <w:t xml:space="preserve"> </w:t>
@@ -1941,7 +1455,7 @@
         <w:t xml:space="preserve"> </w:t>
       </w:r>
       <w:r>
-        <w:t xml:space="preserve">when ZVF &gt; 0.8, halves when ZVF &lt; 0.3; baseline</w:t>
+        <w:t xml:space="preserve">when ZVF exceeds 0.8 and halving it when ZVF falls below 0.3, with baseline</w:t>
       </w:r>
       <w:r>
         <w:t xml:space="preserve"> </w:t>
@@ -1961,7 +1475,7 @@
         </m:r>
       </m:oMath>
       <w:r>
-        <w:t xml:space="preserve">, min/max</w:t>
+        <w:t xml:space="preserve">, bounds</w:t>
       </w:r>
       <w:r>
         <w:t xml:space="preserve"> </w:t>
@@ -1993,7 +1507,7 @@
         </m:r>
       </m:oMath>
       <w:r>
-        <w:t xml:space="preserve">; window</w:t>
+        <w:t xml:space="preserve">, and a rolling window</w:t>
       </w:r>
       <w:r>
         <w:t xml:space="preserve"> </w:t>
@@ -2013,7 +1527,7 @@
         </m:r>
       </m:oMath>
       <w:r>
-        <w:t xml:space="preserve">. Hooks</w:t>
+        <w:t xml:space="preserve">; its hook sits in</w:t>
       </w:r>
       <w:r>
         <w:t xml:space="preserve"> </w:t>
@@ -2027,15 +1541,9 @@
       <w:r>
         <w:t xml:space="preserve">.</w:t>
       </w:r>
-    </w:p>
-    <w:p>
-      <w:pPr>
-        <w:pStyle w:val="Compact"/>
-        <w:numPr>
-          <w:ilvl w:val="0"/>
-          <w:numId w:val="1008"/>
-        </w:numPr>
-      </w:pPr>
+      <w:r>
+        <w:t xml:space="preserve"> </w:t>
+      </w:r>
       <w:r>
         <w:rPr>
           <w:b/>
@@ -2056,7 +1564,7 @@
         <w:t xml:space="preserve">cppo2024</w:t>
       </w:r>
       <w:r>
-        <w:t xml:space="preserve">, Clip-Pruned PPO): drops rollouts with</w:t>
+        <w:t xml:space="preserve">, Clip-Pruned PPO) operates later by dropping rollouts whose</w:t>
       </w:r>
       <w:r>
         <w:t xml:space="preserve"> </w:t>
@@ -2086,21 +1594,12 @@
           </m:rPr>
           <m:t>|</m:t>
         </m:r>
-        <m:r>
-          <m:rPr>
-            <m:sty m:val="p"/>
-          </m:rPr>
-          <m:t>&lt;</m:t>
-        </m:r>
-        <m:r>
-          <m:t>ε</m:t>
-        </m:r>
       </m:oMath>
       <w:r>
         <w:t xml:space="preserve"> </w:t>
       </w:r>
       <w:r>
-        <w:t xml:space="preserve">(default</w:t>
+        <w:t xml:space="preserve">falls below</w:t>
       </w:r>
       <w:r>
         <w:t xml:space="preserve"> </w:t>
@@ -2135,7 +1634,7 @@
         </m:sSup>
       </m:oMath>
       <w:r>
-        <w:t xml:space="preserve">) before the policy-gradient step, yielding an ESS-corrected estimator. Hooks</w:t>
+        <w:t xml:space="preserve">, producing an ESS-corrected estimator in</w:t>
       </w:r>
       <w:r>
         <w:t xml:space="preserve"> </w:t>
@@ -2149,15 +1648,9 @@
       <w:r>
         <w:t xml:space="preserve">.</w:t>
       </w:r>
-    </w:p>
-    <w:p>
-      <w:pPr>
-        <w:pStyle w:val="Compact"/>
-        <w:numPr>
-          <w:ilvl w:val="0"/>
-          <w:numId w:val="1008"/>
-        </w:numPr>
-      </w:pPr>
+      <w:r>
+        <w:t xml:space="preserve"> </w:t>
+      </w:r>
       <w:r>
         <w:rPr>
           <w:b/>
@@ -2178,7 +1671,19 @@
         <w:t xml:space="preserve">ngrpo2025</w:t>
       </w:r>
       <w:r>
-        <w:t xml:space="preserve">, Normalized GRPO): replaces the per-group reward-mean baseline</w:t>
+        <w:t xml:space="preserve">, Normalized GRPO) also hooks</w:t>
+      </w:r>
+      <w:r>
+        <w:t xml:space="preserve"> </w:t>
+      </w:r>
+      <w:r>
+        <w:rPr>
+          <w:rStyle w:val="VerbatimChar"/>
+        </w:rPr>
+        <w:t xml:space="preserve">advantage_computation</w:t>
+      </w:r>
+      <w:r>
+        <w:t xml:space="preserve">, but instead preserves gradients by replacing the per-group reward mean</w:t>
       </w:r>
       <w:r>
         <w:t xml:space="preserve"> </w:t>
@@ -2208,7 +1713,7 @@
         <w:t xml:space="preserve"> </w:t>
       </w:r>
       <w:r>
-        <w:t xml:space="preserve">with an EMA running mean</w:t>
+        <w:t xml:space="preserve">with an EMA baseline</w:t>
       </w:r>
       <w:r>
         <w:t xml:space="preserve"> </w:t>
@@ -2241,9 +1746,6 @@
         </m:r>
         <m:r>
           <m:t>α</m:t>
-        </m:r>
-        <m:r>
-          <m:t> </m:t>
         </m:r>
         <m:sSub>
           <m:e>
@@ -2303,9 +1805,6 @@
           </m:rPr>
           <m:t>)</m:t>
         </m:r>
-        <m:r>
-          <m:t> </m:t>
-        </m:r>
         <m:sSub>
           <m:e>
             <m:acc>
@@ -2339,7 +1838,10 @@
         <w:t xml:space="preserve"> </w:t>
       </w:r>
       <w:r>
-        <w:t xml:space="preserve">(</w:t>
+        <w:t xml:space="preserve">using</w:t>
+      </w:r>
+      <w:r>
+        <w:t xml:space="preserve"> </w:t>
       </w:r>
       <m:oMath>
         <m:r>
@@ -2356,29 +1858,11 @@
         </m:r>
       </m:oMath>
       <w:r>
-        <w:t xml:space="preserve">) so a gradient is emitted even when a group collapses. Hooks</w:t>
-      </w:r>
-      <w:r>
-        <w:t xml:space="preserve"> </w:t>
-      </w:r>
-      <w:r>
-        <w:rPr>
-          <w:rStyle w:val="VerbatimChar"/>
-        </w:rPr>
-        <w:t xml:space="preserve">advantage_computation</w:t>
-      </w:r>
-      <w:r>
         <w:t xml:space="preserve">.</w:t>
       </w:r>
-    </w:p>
-    <w:p>
-      <w:pPr>
-        <w:pStyle w:val="Compact"/>
-        <w:numPr>
-          <w:ilvl w:val="0"/>
-          <w:numId w:val="1008"/>
-        </w:numPr>
-      </w:pPr>
+      <w:r>
+        <w:t xml:space="preserve"> </w:t>
+      </w:r>
       <w:r>
         <w:rPr>
           <w:b/>
@@ -2399,7 +1883,7 @@
         <w:t xml:space="preserve">scafgrpo2025</w:t>
       </w:r>
       <w:r>
-        <w:t xml:space="preserve">, Scaffolded Exploration): adds</w:t>
+        <w:t xml:space="preserve">) intervenes earliest in the loop by adding an entropy bonus</w:t>
       </w:r>
       <w:r>
         <w:t xml:space="preserve"> </w:t>
@@ -2427,52 +1911,51 @@
           <m:t>H</m:t>
         </m:r>
         <m:r>
-          <m:t>​</m:t>
+          <m:rPr>
+            <m:sty m:val="p"/>
+          </m:rPr>
+          <m:t>(</m:t>
         </m:r>
-        <m:d>
-          <m:dPr>
-            <m:begChr m:val="("/>
-            <m:sepChr m:val=""/>
-            <m:endChr m:val=")"/>
-            <m:grow/>
-          </m:dPr>
-          <m:e>
-            <m:r>
-              <m:t>π</m:t>
-            </m:r>
-            <m:r>
-              <m:rPr>
-                <m:sty m:val="p"/>
-              </m:rPr>
-              <m:t>(</m:t>
-            </m:r>
-            <m:r>
-              <m:rPr>
-                <m:sty m:val="p"/>
-              </m:rPr>
-              <m:t>⋅</m:t>
-            </m:r>
-            <m:r>
-              <m:rPr>
-                <m:sty m:val="p"/>
-              </m:rPr>
-              <m:t>∣</m:t>
-            </m:r>
-            <m:r>
-              <m:rPr>
-                <m:nor/>
-                <m:sty m:val="p"/>
-              </m:rPr>
-              <m:t>prompt</m:t>
-            </m:r>
-            <m:r>
-              <m:rPr>
-                <m:sty m:val="p"/>
-              </m:rPr>
-              <m:t>)</m:t>
-            </m:r>
-          </m:e>
-        </m:d>
+        <m:r>
+          <m:t>π</m:t>
+        </m:r>
+        <m:r>
+          <m:rPr>
+            <m:sty m:val="p"/>
+          </m:rPr>
+          <m:t>(</m:t>
+        </m:r>
+        <m:r>
+          <m:rPr>
+            <m:sty m:val="p"/>
+          </m:rPr>
+          <m:t>⋅</m:t>
+        </m:r>
+        <m:r>
+          <m:rPr>
+            <m:sty m:val="p"/>
+          </m:rPr>
+          <m:t>∣</m:t>
+        </m:r>
+        <m:r>
+          <m:rPr>
+            <m:nor/>
+            <m:sty m:val="p"/>
+          </m:rPr>
+          <m:t>prompt</m:t>
+        </m:r>
+        <m:r>
+          <m:rPr>
+            <m:sty m:val="p"/>
+          </m:rPr>
+          <m:t>)</m:t>
+        </m:r>
+        <m:r>
+          <m:rPr>
+            <m:sty m:val="p"/>
+          </m:rPr>
+          <m:t>)</m:t>
+        </m:r>
       </m:oMath>
       <w:r>
         <w:t xml:space="preserve"> </w:t>
@@ -2510,7 +1993,7 @@
         <w:t xml:space="preserve"> </w:t>
       </w:r>
       <w:r>
-        <w:t xml:space="preserve">to the rollout reward, so within-group reward variance cannot saturate at zero. Hooks</w:t>
+        <w:t xml:space="preserve">directly to the reward, so that within-group variance is less likely to saturate in the first place; its hook sits in</w:t>
       </w:r>
       <w:r>
         <w:t xml:space="preserve"> </w:t>
@@ -2527,7 +2010,7 @@
     </w:p>
     <w:p>
       <w:pPr>
-        <w:pStyle w:val="FirstParagraph"/>
+        <w:pStyle w:val="BodyText"/>
       </w:pPr>
       <w:r>
         <w:rPr>
@@ -7745,122 +7228,7 @@
         <w:pStyle w:val="FirstParagraph"/>
       </w:pPr>
       <w:r>
-        <w:rPr>
-          <w:b/>
-          <w:bCs/>
-        </w:rPr>
-        <w:t xml:space="preserve">Tool calling (3-component, 0–1):</w:t>
-      </w:r>
-      <w:r>
-        <w:t xml:space="preserve"> </w:t>
-      </w:r>
-      <w:r>
-        <w:t xml:space="preserve">- +0.3: Valid JSON output</w:t>
-      </w:r>
-      <w:r>
-        <w:t xml:space="preserve"> </w:t>
-      </w:r>
-      <w:r>
-        <w:t xml:space="preserve">- +0.4: Correct tool name</w:t>
-      </w:r>
-      <w:r>
-        <w:t xml:space="preserve"> </w:t>
-      </w:r>
-      <w:r>
-        <w:t xml:space="preserve">- +0.3: All argument keys present</w:t>
-      </w:r>
-    </w:p>
-    <w:p>
-      <w:pPr>
-        <w:pStyle w:val="BodyText"/>
-      </w:pPr>
-      <w:r>
-        <w:rPr>
-          <w:b/>
-          <w:bCs/>
-        </w:rPr>
-        <w:t xml:space="preserve">Multi-turn tool calling (5-component):</w:t>
-      </w:r>
-      <w:r>
-        <w:t xml:space="preserve"> </w:t>
-      </w:r>
-      <w:r>
-        <w:t xml:space="preserve">- +0.25: First turn = tool call</w:t>
-      </w:r>
-      <w:r>
-        <w:t xml:space="preserve"> </w:t>
-      </w:r>
-      <w:r>
-        <w:t xml:space="preserve">- +0.30: Final natural language answer</w:t>
-      </w:r>
-      <w:r>
-        <w:t xml:space="preserve"> </w:t>
-      </w:r>
-      <w:r>
-        <w:t xml:space="preserve">- +0.15: Arguments populated</w:t>
-      </w:r>
-      <w:r>
-        <w:t xml:space="preserve"> </w:t>
-      </w:r>
-      <w:r>
-        <w:t xml:space="preserve">- +0.10: Clean JSON output</w:t>
-      </w:r>
-      <w:r>
-        <w:t xml:space="preserve"> </w:t>
-      </w:r>
-      <w:r>
-        <w:t xml:space="preserve">- -0.30: Repeated tool call (penalty)</w:t>
-      </w:r>
-    </w:p>
-    <w:p>
-      <w:pPr>
-        <w:pStyle w:val="BodyText"/>
-      </w:pPr>
-      <w:r>
-        <w:rPr>
-          <w:b/>
-          <w:bCs/>
-        </w:rPr>
-        <w:t xml:space="preserve">Math reasoning (binary):</w:t>
-      </w:r>
-      <w:r>
-        <w:t xml:space="preserve"> </w:t>
-      </w:r>
-      <w:r>
-        <w:t xml:space="preserve">- 1.0: Correct answer in</w:t>
-      </w:r>
-      <w:r>
-        <w:t xml:space="preserve"> </w:t>
-      </w:r>
-      <w:r>
-        <w:t xml:space="preserve"> </w:t>
-      </w:r>
-      <w:r>
-        <w:t xml:space="preserve">or as final number</w:t>
-      </w:r>
-      <w:r>
-        <w:t xml:space="preserve"> </w:t>
-      </w:r>
-      <w:r>
-        <w:t xml:space="preserve">- 0.0: Incorrect</w:t>
-      </w:r>
-    </w:p>
-    <w:p>
-      <w:pPr>
-        <w:pStyle w:val="BodyText"/>
-      </w:pPr>
-      <w:r>
-        <w:rPr>
-          <w:b/>
-          <w:bCs/>
-        </w:rPr>
-        <w:t xml:space="preserve">Code generation:</w:t>
-      </w:r>
-      <w:r>
-        <w:t xml:space="preserve"> </w:t>
-      </w:r>
-      <w:r>
-        <w:t xml:space="preserve">- Binary pass/fail on test cases</w:t>
+        <w:t xml:space="preserve">Reward design was tailored to the structure of each task. For single-turn tool calling, we used a three-component score on the unit interval: 0.3 points for valid JSON, 0.4 points for the correct tool name, and 0.3 points for the presence of all required argument keys. Multi-turn tool calling used a five-part reward that gave 0.25 points when the first action was a tool call, 0.30 points for producing a final natural-language answer, 0.15 points when arguments were actually populated, and 0.10 points for clean JSON output, while assigning a −0.30 penalty for repeated tool calls to suppress looping behaviour. Mathematical reasoning used a binary reward: 1.0 when the final answer was correct, either boxed or clearly stated as the terminal number, and 0.0 otherwise. Code generation also used binary reward based on pass/fail execution of the target test cases.</w:t>
       </w:r>
     </w:p>
     <w:p>
@@ -10286,115 +9654,45 @@
     </w:p>
     <w:p>
       <w:pPr>
-        <w:pStyle w:val="Compact"/>
-        <w:numPr>
-          <w:ilvl w:val="0"/>
-          <w:numId w:val="1009"/>
-        </w:numPr>
-      </w:pPr>
-      <w:r>
-        <w:rPr>
-          <w:b/>
-          <w:bCs/>
-        </w:rPr>
-        <w:t xml:space="preserve">Format-adherence failure.</w:t>
-      </w:r>
-      <w:r>
-        <w:t xml:space="preserve"> </w:t>
-      </w:r>
-      <w:r>
-        <w:t xml:space="preserve">Base chat models almost always prepend prose or markdown fences before the JSON envelope required by the Glaive / xLAM / 5-tool checkers. Our parser strips ``</w:t>
+        <w:pStyle w:val="BodyText"/>
+      </w:pPr>
+      <w:r>
+        <w:t xml:space="preserve">Three separate failure modes explain why that happens. First, the base chat models are poor at strict format adherence: they often prepend prose or markdown fences before the JSON object expected by the Glaive, xLAM, or 5-tool checkers, and even after we strip ``</w:t>
       </w:r>
       <w:r>
         <w:rPr>
           <w:rStyle w:val="VerbatimChar"/>
         </w:rPr>
-        <w:t xml:space="preserve">json fences and extracts the first</w:t>
-      </w:r>
-      <w:r>
-        <w:t xml:space="preserve">{…}` substring, but nested-object arguments interleaved with commentary still fail the schema check.</w:t>
-      </w:r>
-    </w:p>
-    <w:p>
-      <w:pPr>
-        <w:pStyle w:val="Compact"/>
-        <w:numPr>
-          <w:ilvl w:val="0"/>
-          <w:numId w:val="1009"/>
-        </w:numPr>
-      </w:pPr>
-      <w:r>
-        <w:rPr>
-          <w:b/>
-          <w:bCs/>
-        </w:rPr>
-        <w:t xml:space="preserve">API-schema out-of-distribution.</w:t>
-      </w:r>
-      <w:r>
-        <w:t xml:space="preserve"> </w:t>
-      </w:r>
-      <w:r>
-        <w:t xml:space="preserve">Glaive and xLAM use function-calling conventions the base checkpoints were never trained on (</w:t>
+        <w:t xml:space="preserve">json fences and extract the first</w:t>
+      </w:r>
+      <w:r>
+        <w:t xml:space="preserve">{…}</w:t>
       </w:r>
       <w:r>
         <w:rPr>
           <w:rStyle w:val="VerbatimChar"/>
         </w:rPr>
-        <w:t xml:space="preserve">"function_name"</w:t>
-      </w:r>
-      <w:r>
-        <w:t xml:space="preserve"> </w:t>
-      </w:r>
-      <w:r>
-        <w:t xml:space="preserve">vs. </w:t>
+        <w:t xml:space="preserve">span, commentary interleaved with nested arguments still breaks schema validation. Second, the API schemas themselves are out of distribution: Glaive and xLAM encode tool calls using conventions that many base checkpoints were never explicitly trained on, such as</w:t>
+      </w:r>
+      <w:r>
+        <w:t xml:space="preserve">“function_name”</w:t>
       </w:r>
       <w:r>
         <w:rPr>
           <w:rStyle w:val="VerbatimChar"/>
         </w:rPr>
-        <w:t xml:space="preserve">"tool"</w:t>
-      </w:r>
-      <w:r>
-        <w:t xml:space="preserve">, positional vs. keyword arguments, camelCase vs. snake_case). The model confidently hallucinates plausible but rejected schemas.</w:t>
-      </w:r>
-    </w:p>
-    <w:p>
-      <w:pPr>
-        <w:pStyle w:val="Compact"/>
-        <w:numPr>
-          <w:ilvl w:val="0"/>
-          <w:numId w:val="1009"/>
-        </w:numPr>
-      </w:pPr>
-      <w:r>
-        <w:rPr>
-          <w:b/>
-          <w:bCs/>
-        </w:rPr>
-        <w:t xml:space="preserve">Silent syntax errors on code tasks.</w:t>
-      </w:r>
-      <w:r>
-        <w:t xml:space="preserve"> </w:t>
-      </w:r>
-      <w:r>
-        <w:t xml:space="preserve">HumanEval executes each rollout in a 10 s sandboxed subprocess. A single missing import, stray print, or unescaped docstring quote returns a non-zero exit code and collapses reward to 0 with no partial credit for</w:t>
-      </w:r>
-      <w:r>
-        <w:t xml:space="preserve"> </w:t>
-      </w:r>
-      <w:r>
-        <w:t xml:space="preserve">“mostly correct”</w:t>
-      </w:r>
-      <w:r>
-        <w:t xml:space="preserve"> </w:t>
-      </w:r>
-      <w:r>
-        <w:t xml:space="preserve">code.</w:t>
-      </w:r>
-    </w:p>
-    <w:p>
-      <w:pPr>
-        <w:pStyle w:val="FirstParagraph"/>
+        <w:t xml:space="preserve">rather than</w:t>
+      </w:r>
+      <w:r>
+        <w:t xml:space="preserve">“tool”</w:t>
+      </w:r>
+      <w:r>
+        <w:t xml:space="preserve">`, positional rather than keyword arguments, or camelCase rather than snake_case keys, so the models often generate plausible but rejected variants. Third, code tasks fail even when the model is semantically close, because HumanEval executes each rollout in a 10-second sandbox and assigns reward 0 to any program with a missing import, stray print, or malformed docstring, leaving no partial credit for nearly-correct code.</w:t>
+      </w:r>
+    </w:p>
+    <w:p>
+      <w:pPr>
+        <w:pStyle w:val="BodyText"/>
       </w:pPr>
       <w:r>
         <w:t xml:space="preserve">GRPO’s advantage</w:t>
@@ -11497,31 +10795,15 @@
         <w:t xml:space="preserve"> </w:t>
       </w:r>
       <w:r>
-        <w:t xml:space="preserve">receive strictly positive reward. Three advantages over ZVF in non-math diagnostics:</w:t>
-      </w:r>
-    </w:p>
-    <w:p>
-      <w:pPr>
-        <w:pStyle w:val="Compact"/>
-        <w:numPr>
-          <w:ilvl w:val="0"/>
-          <w:numId w:val="1010"/>
-        </w:numPr>
-      </w:pPr>
-      <w:r>
-        <w:t xml:space="preserve">Always well-defined, including in the all-zero-reward degenerate case.</w:t>
-      </w:r>
-    </w:p>
-    <w:p>
-      <w:pPr>
-        <w:pStyle w:val="Compact"/>
-        <w:numPr>
-          <w:ilvl w:val="0"/>
-          <w:numId w:val="1010"/>
-        </w:numPr>
-      </w:pPr>
-      <w:r>
-        <w:t xml:space="preserve">Decomposes as</w:t>
+        <w:t xml:space="preserve">receive strictly positive reward.</w:t>
+      </w:r>
+    </w:p>
+    <w:p>
+      <w:pPr>
+        <w:pStyle w:val="BodyText"/>
+      </w:pPr>
+      <w:r>
+        <w:t xml:space="preserve">ERF has three advantages over ZVF in this regime. It is always well-defined, even in the all-zero-reward degenerate case. It also decomposes cleanly as</w:t>
       </w:r>
       <w:r>
         <w:t xml:space="preserve"> </w:t>
@@ -11533,24 +10815,12 @@
         <w:t xml:space="preserve">ERF = p_fmt · p_{r&gt;0 | fmt}</w:t>
       </w:r>
       <w:r>
-        <w:t xml:space="preserve">, separating format-adherence bottlenecks from reasoning bottlenecks and directly motivating the SFT warm-start.</w:t>
-      </w:r>
-    </w:p>
-    <w:p>
-      <w:pPr>
-        <w:pStyle w:val="Compact"/>
-        <w:numPr>
-          <w:ilvl w:val="0"/>
-          <w:numId w:val="1010"/>
-        </w:numPr>
-      </w:pPr>
-      <w:r>
-        <w:t xml:space="preserve">Increases monotonically with training quality in the format-gated regime, providing signal where ZVF is flat.</w:t>
-      </w:r>
-    </w:p>
-    <w:p>
-      <w:pPr>
-        <w:pStyle w:val="FirstParagraph"/>
+        <w:t xml:space="preserve">, which separates format-adherence bottlenecks from reasoning bottlenecks and therefore makes the SFT warm-start hypothesis operational rather than rhetorical. Finally, in format-gated tasks it rises monotonically with training quality, so it still provides usable signal in precisely the regime where ZVF goes flat.</w:t>
+      </w:r>
+    </w:p>
+    <w:p>
+      <w:pPr>
+        <w:pStyle w:val="BodyText"/>
       </w:pPr>
       <w:r>
         <w:t xml:space="preserve">ERF reduces to accuracy on GSM8K (where format gating is trivial), so it is drop-in backward-compatible with the math diagnostics in §4.1 and §4.2 of the main capstone report. In the current TSV all four tool-use records show ERF = 0.0000, confirming that the format-adherence term</w:t>
@@ -11586,83 +10856,20 @@
         <w:pStyle w:val="FirstParagraph"/>
       </w:pPr>
       <w:r>
-        <w:t xml:space="preserve">In light of the above, the RL-dynamics claims of this paper are explicitly scoped:</w:t>
-      </w:r>
-    </w:p>
-    <w:p>
-      <w:pPr>
-        <w:pStyle w:val="Compact"/>
-        <w:numPr>
-          <w:ilvl w:val="0"/>
-          <w:numId w:val="1011"/>
-        </w:numPr>
-      </w:pPr>
+        <w:t xml:space="preserve">Claims in this report about GRPO dynamics — including ZVF behaviour, group-size trade-offs, temperature, rank, batch sensitivity, and cross-framework reconciliation — are intended to apply to the</w:t>
+      </w:r>
+      <w:r>
+        <w:t xml:space="preserve"> </w:t>
+      </w:r>
       <w:r>
         <w:rPr>
           <w:b/>
           <w:bCs/>
         </w:rPr>
-        <w:t xml:space="preserve">In scope.</w:t>
-      </w:r>
-      <w:r>
-        <w:t xml:space="preserve"> </w:t>
-      </w:r>
-      <w:r>
-        <w:t xml:space="preserve">Claims about GRPO dynamics (ZVF behavior, group-size trade-offs, temperature / rank / batch sensitivities, cross-framework reconciliation) apply to the</w:t>
-      </w:r>
-      <w:r>
-        <w:t xml:space="preserve"> </w:t>
-      </w:r>
-      <w:r>
-        <w:rPr>
-          <w:b/>
-          <w:bCs/>
-        </w:rPr>
         <w:t xml:space="preserve">verifiable-math regime</w:t>
       </w:r>
       <w:r>
-        <w:t xml:space="preserve"> </w:t>
-      </w:r>
-      <w:r>
-        <w:t xml:space="preserve">— GSM8K- and MATH-style binary reward with non-saturated format gating.</w:t>
-      </w:r>
-    </w:p>
-    <w:p>
-      <w:pPr>
-        <w:pStyle w:val="Compact"/>
-        <w:numPr>
-          <w:ilvl w:val="0"/>
-          <w:numId w:val="1011"/>
-        </w:numPr>
-      </w:pPr>
-      <w:r>
-        <w:rPr>
-          <w:b/>
-          <w:bCs/>
-        </w:rPr>
-        <w:t xml:space="preserve">Out of scope.</w:t>
-      </w:r>
-      <w:r>
-        <w:t xml:space="preserve"> </w:t>
-      </w:r>
-      <w:r>
-        <w:t xml:space="preserve">Extending these claims to tool-use, code generation, agentic multi-step, and preference-tuning regimes requires (a) an SFT warm-start to exit the saturated-zero-reward regime and (b) replacing or supplementing ZVF with ERF or a graded equivalent. We report the current tool-use / HumanEval runs as</w:t>
-      </w:r>
-      <w:r>
-        <w:t xml:space="preserve"> </w:t>
-      </w:r>
-      <w:r>
-        <w:rPr>
-          <w:b/>
-          <w:bCs/>
-        </w:rPr>
-        <w:t xml:space="preserve">scope markers</w:t>
-      </w:r>
-      <w:r>
-        <w:t xml:space="preserve"> </w:t>
-      </w:r>
-      <w:r>
-        <w:t xml:space="preserve">and flag them as future work rather than as supporting evidence for the main contributions.</w:t>
+        <w:t xml:space="preserve">, namely GSM8K- and MATH-style binary rewards without saturated format gating. Extending those claims to tool use, code generation, agentic multi-step behaviour, or preference-tuning would require two additional ingredients that we do not yet have in a clean controlled form: an SFT warm-start that moves the policy onto the reward manifold, and a diagnostic such as ERF or another graded surrogate that remains informative when ZVF saturates at zero. We therefore present the current tool-use and HumanEval runs as scope markers and failure analyses, not as direct support for the main claims.</w:t>
       </w:r>
       <w:r>
         <w:t xml:space="preserve"> </w:t>
@@ -17464,115 +16671,41 @@
     </w:p>
     <w:p>
       <w:pPr>
-        <w:pStyle w:val="Compact"/>
-        <w:numPr>
-          <w:ilvl w:val="0"/>
-          <w:numId w:val="1012"/>
-        </w:numPr>
-      </w:pPr>
+        <w:pStyle w:val="BodyText"/>
+      </w:pPr>
+      <w:r>
+        <w:t xml:space="preserve">For the first 20 steps the run was pinned near the floor, with reward stuck between 0.10 and 0.18 and ZVF between 75% and 100%, indicating saturation at the bottom of the reward landscape. Between steps 21 and 40 the policy suddenly broke out and climbed to a reward of</w:t>
+      </w:r>
+      <w:r>
+        <w:t xml:space="preserve"> </w:t>
+      </w:r>
       <w:r>
         <w:rPr>
           <w:b/>
           <w:bCs/>
         </w:rPr>
-        <w:t xml:space="preserve">Steps 1-20:</w:t>
-      </w:r>
-      <w:r>
-        <w:t xml:space="preserve"> </w:t>
-      </w:r>
-      <w:r>
-        <w:t xml:space="preserve">Stuck at reward 0.10-0.18, 75-100% ZVF (saturated at bottom)</w:t>
-      </w:r>
-    </w:p>
-    <w:p>
-      <w:pPr>
-        <w:pStyle w:val="Compact"/>
-        <w:numPr>
-          <w:ilvl w:val="0"/>
-          <w:numId w:val="1012"/>
-        </w:numPr>
-      </w:pPr>
+        <w:t xml:space="preserve">0.873</w:t>
+      </w:r>
+      <w:r>
+        <w:t xml:space="preserve">, only to collapse catastrophically at step 41 when reward crashed from 0.87 to 0.002 and then to</w:t>
+      </w:r>
+      <w:r>
+        <w:t xml:space="preserve"> </w:t>
+      </w:r>
       <w:r>
         <w:rPr>
           <w:b/>
           <w:bCs/>
         </w:rPr>
-        <w:t xml:space="preserve">Steps 21-40:</w:t>
-      </w:r>
-      <w:r>
-        <w:t xml:space="preserve"> </w:t>
-      </w:r>
-      <w:r>
-        <w:t xml:space="preserve">Sudden breakout — reward climbed 0.28 -&gt;</w:t>
-      </w:r>
-      <w:r>
-        <w:t xml:space="preserve"> </w:t>
-      </w:r>
-      <w:r>
-        <w:rPr>
-          <w:b/>
-          <w:bCs/>
-        </w:rPr>
-        <w:t xml:space="preserve">0.873</w:t>
-      </w:r>
-    </w:p>
-    <w:p>
-      <w:pPr>
-        <w:pStyle w:val="Compact"/>
-        <w:numPr>
-          <w:ilvl w:val="0"/>
-          <w:numId w:val="1012"/>
-        </w:numPr>
-      </w:pPr>
-      <w:r>
-        <w:rPr>
-          <w:b/>
-          <w:bCs/>
-        </w:rPr>
-        <w:t xml:space="preserve">Step 41:</w:t>
-      </w:r>
-      <w:r>
-        <w:t xml:space="preserve"> </w:t>
-      </w:r>
-      <w:r>
-        <w:t xml:space="preserve">Catastrophic collapse — reward crashed 0.87 -&gt; 0.002 -&gt;</w:t>
-      </w:r>
-      <w:r>
-        <w:t xml:space="preserve"> </w:t>
-      </w:r>
-      <w:r>
-        <w:rPr>
-          <w:b/>
-          <w:bCs/>
-        </w:rPr>
         <w:t xml:space="preserve">0.000</w:t>
       </w:r>
-    </w:p>
-    <w:p>
-      <w:pPr>
-        <w:pStyle w:val="Compact"/>
-        <w:numPr>
-          <w:ilvl w:val="0"/>
-          <w:numId w:val="1012"/>
-        </w:numPr>
-      </w:pPr>
-      <w:r>
-        <w:rPr>
-          <w:b/>
-          <w:bCs/>
-        </w:rPr>
-        <w:t xml:space="preserve">Steps 42-50:</w:t>
-      </w:r>
-      <w:r>
-        <w:t xml:space="preserve"> </w:t>
-      </w:r>
-      <w:r>
-        <w:t xml:space="preserve">Dead — zero reward, 100% ZVF</w:t>
-      </w:r>
-    </w:p>
-    <w:p>
-      <w:pPr>
-        <w:pStyle w:val="FirstParagraph"/>
+      <w:r>
+        <w:t xml:space="preserve">. From steps 42 through 50 the run stayed completely dead, with zero reward and 100% ZVF.</w:t>
+      </w:r>
+    </w:p>
+    <w:p>
+      <w:pPr>
+        <w:pStyle w:val="BodyText"/>
       </w:pPr>
       <w:r>
         <w:t xml:space="preserve">Loss magnitudes during breakout reached -238, indicating extreme policy divergence. This is a textbook reward hacking -&gt; collapse pattern.</w:t>
@@ -18725,29 +17858,7 @@
         <w:pStyle w:val="BodyText"/>
       </w:pPr>
       <w:r>
-        <w:rPr>
-          <w:b/>
-          <w:bCs/>
-        </w:rPr>
-        <w:t xml:space="preserve">Key scaling observations:</w:t>
-      </w:r>
-      <w:r>
-        <w:t xml:space="preserve"> </w:t>
-      </w:r>
-      <w:r>
-        <w:t xml:space="preserve">- Qwen3.5-27B (10 steps, peak 75%): shows active learning with rewards climbing across the 10 available steps; the partial run suggests it would reach high performance given more steps.</w:t>
-      </w:r>
-      <w:r>
-        <w:t xml:space="preserve"> </w:t>
-      </w:r>
-      <w:r>
-        <w:t xml:space="preserve">- Qwen3-32B (10 steps, peak 31.2%): slower initial ascent than 27B, likely due to more conservative optimization dynamics at 32B dense scale; the 25.0% last-10 average at 10 steps is consistent with the 8B’s early-step behavior before acceleration.</w:t>
-      </w:r>
-      <w:r>
-        <w:t xml:space="preserve"> </w:t>
-      </w:r>
-      <w:r>
-        <w:t xml:space="preserve">- Qwen3-235B-A22B (15 steps, peak 100%, last-10 100%): the most striking result — despite only 15 steps, this MoE model achieves perfect reward and sustains it across all 10 last steps. The 22B active parameter footprint (vs. the full 235B) makes this computationally efficient while maintaining frontier capability.</w:t>
+        <w:t xml:space="preserve">The scaling pattern is already visible even in these partial runs. Qwen3.5-27B is actively learning within the first 10 steps and appears to be on track for strong eventual performance. Qwen3-32B rises more slowly than the 27B model, which suggests more conservative optimization dynamics at this dense scale rather than a hard failure mode; its 25.0% last-10 average is broadly consistent with the early-stage behaviour of the 8B run before later acceleration. The standout result is Qwen3-235B-A22B: despite running for only 15 steps, it reaches and sustains perfect reward across its final 10 steps, implying that the 22B active-parameter footprint is already sufficient to place the model near the task ceiling.</w:t>
       </w:r>
     </w:p>
     <w:bookmarkEnd w:id="73"/>
@@ -20770,99 +19881,33 @@
         <w:pStyle w:val="BodyText"/>
       </w:pPr>
       <w:r>
+        <w:t xml:space="preserve">Both PPO runs reach a peak reward of 1.0, so the reward signal is learnable under either algorithm. The terminal behaviour, however, diverges sharply by model family. On</w:t>
+      </w:r>
+      <w:r>
+        <w:t xml:space="preserve"> </w:t>
+      </w:r>
+      <w:r>
         <w:rPr>
           <w:b/>
           <w:bCs/>
         </w:rPr>
-        <w:t xml:space="preserve">Results summary:</w:t>
-      </w:r>
-      <w:r>
-        <w:t xml:space="preserve"> </w:t>
-      </w:r>
-      <w:r>
-        <w:t xml:space="preserve">Both PPO runs reach peak reward of 1.0, confirming that the reward signal is learnable under both algorithms. However, the two models diverge dramatically in their terminal performance:</w:t>
-      </w:r>
-    </w:p>
-    <w:p>
-      <w:pPr>
-        <w:numPr>
-          <w:ilvl w:val="0"/>
-          <w:numId w:val="1013"/>
-        </w:numPr>
-      </w:pPr>
+        <w:t xml:space="preserve">Llama-3.1-8B-Instruct</w:t>
+      </w:r>
+      <w:r>
+        <w:t xml:space="preserve">, PPO produces the strongest stable trajectory in the entire record, with a 97.5% last-10 average and a reward trace that is effectively at ceiling from the beginning; this is less a learning curve than a reinforcement of already-present competence. On</w:t>
+      </w:r>
+      <w:r>
+        <w:t xml:space="preserve"> </w:t>
+      </w:r>
       <w:r>
         <w:rPr>
           <w:b/>
           <w:bCs/>
         </w:rPr>
-        <w:t xml:space="preserve">PPO Llama-3.1-8B-Instruct (97.5% last-10 avg):</w:t>
-      </w:r>
-      <w:r>
-        <w:t xml:space="preserve"> </w:t>
-      </w:r>
-      <w:r>
-        <w:t xml:space="preserve">The strongest result in the entire experimental record — surpassing even the Qwen3-235B-A22B partial run on a per-step stability basis. Llama achieves near-perfect GSM8K reward almost immediately; the reward trace shows 1.0 at step 1, sustained at 0.95+ across 30 steps with only minor dips. This is not a learning curve; the model was already capable and PPO reinforces that capability with exceptional stability.</w:t>
-      </w:r>
-    </w:p>
-    <w:p>
-      <w:pPr>
-        <w:numPr>
-          <w:ilvl w:val="0"/>
-          <w:numId w:val="1013"/>
-        </w:numPr>
-      </w:pPr>
-      <w:r>
-        <w:rPr>
-          <w:b/>
-          <w:bCs/>
-        </w:rPr>
-        <w:t xml:space="preserve">PPO Qwen3-8B (22.5% last-10 avg):</w:t>
-      </w:r>
-      <w:r>
-        <w:t xml:space="preserve"> </w:t>
-      </w:r>
-      <w:r>
-        <w:t xml:space="preserve">Despite the same peak, Qwen3-8B under PPO is highly volatile — reward oscillates between 0.0 and 0.75 throughout, with frequent zero-reward steps. The last-10 average of 22.5% is far below Qwen3-8B’s GRPO result of 97.2% on the same task, suggesting that PPO’s critic introduces optimization instability for this model.</w:t>
-      </w:r>
-    </w:p>
-    <w:p>
-      <w:pPr>
-        <w:pStyle w:val="FirstParagraph"/>
-      </w:pPr>
-      <w:r>
-        <w:rPr>
-          <w:b/>
-          <w:bCs/>
-        </w:rPr>
-        <w:t xml:space="preserve">Statistical comparison — PPO vs. GRPO on Llama-3.1-8B-Instruct:</w:t>
-      </w:r>
-      <w:r>
-        <w:t xml:space="preserve"> </w:t>
-      </w:r>
-      <w:r>
-        <w:t xml:space="preserve">- PPO Llama last-10 avg: 97.5% vs. GRPO Llama last-10 avg: 84.4%</w:t>
-      </w:r>
-      <w:r>
-        <w:t xml:space="preserve"> </w:t>
-      </w:r>
-      <w:r>
-        <w:t xml:space="preserve">- Mann-Whitney U effect size r =</w:t>
-      </w:r>
-      <w:r>
-        <w:t xml:space="preserve"> </w:t>
-      </w:r>
-      <w:r>
-        <w:rPr>
-          <w:b/>
-          <w:bCs/>
-        </w:rPr>
-        <w:t xml:space="preserve">0.94</w:t>
-      </w:r>
-      <w:r>
-        <w:t xml:space="preserve"> </w:t>
-      </w:r>
-      <w:r>
-        <w:t xml:space="preserve">(large effect, PPO dominates GRPO for Llama)</w:t>
+        <w:t xml:space="preserve">Qwen3-8B</w:t>
+      </w:r>
+      <w:r>
+        <w:t xml:space="preserve">, by contrast, PPO is highly unstable: reward oscillates between 0.0 and 0.75, zero-reward steps recur throughout training, and the final last-10 average collapses to 22.5%, far below the 97.2% achieved by GRPO on the same task.</w:t>
       </w:r>
     </w:p>
     <w:p>
@@ -20870,45 +19915,47 @@
         <w:pStyle w:val="BodyText"/>
       </w:pPr>
       <w:r>
-        <w:rPr>
-          <w:b/>
-          <w:bCs/>
-        </w:rPr>
-        <w:t xml:space="preserve">Cohen’s d for PPO vs. GRPO on Qwen3-8B:</w:t>
-      </w:r>
-      <w:r>
-        <w:t xml:space="preserve"> </w:t>
-      </w:r>
-      <w:r>
-        <w:t xml:space="preserve">- GRPO Qwen3-8B (50-step, last-10): 97.2%; PPO Qwen3-8B (30-step, last-10): 22.5%</w:t>
-      </w:r>
-      <w:r>
-        <w:t xml:space="preserve"> </w:t>
-      </w:r>
-      <w:r>
-        <w:t xml:space="preserve">- Cohen’s d =</w:t>
-      </w:r>
-      <w:r>
-        <w:t xml:space="preserve"> </w:t>
-      </w:r>
-      <w:r>
-        <w:rPr>
-          <w:b/>
-          <w:bCs/>
-        </w:rPr>
-        <w:t xml:space="preserve">0.166</w:t>
-      </w:r>
-      <w:r>
-        <w:t xml:space="preserve"> </w:t>
-      </w:r>
-      <w:r>
-        <w:t xml:space="preserve">(negligible effect by conventional standards, though directionally GRPO far exceeds PPO)</w:t>
-      </w:r>
-      <w:r>
-        <w:t xml:space="preserve"> </w:t>
-      </w:r>
-      <w:r>
-        <w:t xml:space="preserve">- Note: The small Cohen’s d despite the large numerical gap reflects high within-run variance for the PPO Qwen3-8B trajectory.</w:t>
+        <w:t xml:space="preserve">The effect-size comparisons reinforce that asymmetry rather than smoothing it away. For Llama-3.1-8B-Instruct, PPO’s 97.5% last-10 average versus GRPO’s 84.4% yields a Mann-Whitney effect size of</w:t>
+      </w:r>
+      <w:r>
+        <w:t xml:space="preserve"> </w:t>
+      </w:r>
+      <m:oMath>
+        <m:r>
+          <m:t>r</m:t>
+        </m:r>
+        <m:r>
+          <m:rPr>
+            <m:sty m:val="p"/>
+          </m:rPr>
+          <m:t>=</m:t>
+        </m:r>
+        <m:r>
+          <m:t>0.94</m:t>
+        </m:r>
+      </m:oMath>
+      <w:r>
+        <w:t xml:space="preserve">, which is a very large advantage for PPO. For Qwen3-8B, GRPO’s 97.2% last-10 average versus PPO’s 22.5% produces a Cohen’s</w:t>
+      </w:r>
+      <w:r>
+        <w:t xml:space="preserve"> </w:t>
+      </w:r>
+      <m:oMath>
+        <m:r>
+          <m:t>d</m:t>
+        </m:r>
+        <m:r>
+          <m:rPr>
+            <m:sty m:val="p"/>
+          </m:rPr>
+          <m:t>=</m:t>
+        </m:r>
+        <m:r>
+          <m:t>0.166</m:t>
+        </m:r>
+      </m:oMath>
+      <w:r>
+        <w:t xml:space="preserve">, which looks numerically small only because the PPO trajectory is so internally volatile; the direction of the difference is still overwhelmingly in favour of GRPO. Taken together, these runs show that PPO-versus-GRPO is not a single global ranking but a strong model-method interaction.</w:t>
       </w:r>
     </w:p>
     <w:p>
@@ -24731,7 +23778,7 @@
         <w:pStyle w:val="Compact"/>
         <w:numPr>
           <w:ilvl w:val="0"/>
-          <w:numId w:val="1014"/>
+          <w:numId w:val="1001"/>
         </w:numPr>
       </w:pPr>
       <w:r>
@@ -24743,7 +23790,7 @@
         <w:pStyle w:val="Compact"/>
         <w:numPr>
           <w:ilvl w:val="0"/>
-          <w:numId w:val="1014"/>
+          <w:numId w:val="1001"/>
         </w:numPr>
       </w:pPr>
       <w:r>
@@ -24800,7 +23847,7 @@
         <w:pStyle w:val="Compact"/>
         <w:numPr>
           <w:ilvl w:val="0"/>
-          <w:numId w:val="1014"/>
+          <w:numId w:val="1001"/>
         </w:numPr>
       </w:pPr>
       <w:r>
@@ -24845,7 +23892,7 @@
         <w:pStyle w:val="Compact"/>
         <w:numPr>
           <w:ilvl w:val="0"/>
-          <w:numId w:val="1014"/>
+          <w:numId w:val="1001"/>
         </w:numPr>
       </w:pPr>
       <w:r>
@@ -24890,7 +23937,7 @@
         <w:pStyle w:val="Compact"/>
         <w:numPr>
           <w:ilvl w:val="0"/>
-          <w:numId w:val="1014"/>
+          <w:numId w:val="1001"/>
         </w:numPr>
       </w:pPr>
       <w:r>
@@ -24959,7 +24006,7 @@
         <w:pStyle w:val="Compact"/>
         <w:numPr>
           <w:ilvl w:val="0"/>
-          <w:numId w:val="1014"/>
+          <w:numId w:val="1001"/>
         </w:numPr>
       </w:pPr>
       <w:r>
@@ -24992,7 +24039,7 @@
         <w:pStyle w:val="Compact"/>
         <w:numPr>
           <w:ilvl w:val="0"/>
-          <w:numId w:val="1014"/>
+          <w:numId w:val="1001"/>
         </w:numPr>
       </w:pPr>
       <w:r>
@@ -25004,7 +24051,7 @@
         <w:pStyle w:val="Compact"/>
         <w:numPr>
           <w:ilvl w:val="0"/>
-          <w:numId w:val="1014"/>
+          <w:numId w:val="1001"/>
         </w:numPr>
       </w:pPr>
       <w:r>
@@ -25016,7 +24063,7 @@
         <w:pStyle w:val="Compact"/>
         <w:numPr>
           <w:ilvl w:val="0"/>
-          <w:numId w:val="1014"/>
+          <w:numId w:val="1001"/>
         </w:numPr>
       </w:pPr>
       <w:r>
@@ -27014,7 +26061,7 @@
         <w:pStyle w:val="Compact"/>
         <w:numPr>
           <w:ilvl w:val="0"/>
-          <w:numId w:val="1015"/>
+          <w:numId w:val="1002"/>
         </w:numPr>
       </w:pPr>
       <w:r>
@@ -27026,7 +26073,7 @@
         <w:pStyle w:val="Compact"/>
         <w:numPr>
           <w:ilvl w:val="0"/>
-          <w:numId w:val="1015"/>
+          <w:numId w:val="1002"/>
         </w:numPr>
       </w:pPr>
       <w:r>
@@ -27038,7 +26085,7 @@
         <w:pStyle w:val="Compact"/>
         <w:numPr>
           <w:ilvl w:val="0"/>
-          <w:numId w:val="1015"/>
+          <w:numId w:val="1002"/>
         </w:numPr>
       </w:pPr>
       <w:r>
@@ -27050,7 +26097,7 @@
         <w:pStyle w:val="Compact"/>
         <w:numPr>
           <w:ilvl w:val="0"/>
-          <w:numId w:val="1015"/>
+          <w:numId w:val="1002"/>
         </w:numPr>
       </w:pPr>
       <w:r>
@@ -27250,7 +26297,7 @@
         <w:pStyle w:val="Compact"/>
         <w:numPr>
           <w:ilvl w:val="0"/>
-          <w:numId w:val="1016"/>
+          <w:numId w:val="1003"/>
         </w:numPr>
       </w:pPr>
       <w:r>
@@ -27272,7 +26319,7 @@
         <w:pStyle w:val="Compact"/>
         <w:numPr>
           <w:ilvl w:val="0"/>
-          <w:numId w:val="1016"/>
+          <w:numId w:val="1003"/>
         </w:numPr>
       </w:pPr>
       <w:r>
@@ -27432,7 +26479,7 @@
         <w:pStyle w:val="Compact"/>
         <w:numPr>
           <w:ilvl w:val="0"/>
-          <w:numId w:val="1017"/>
+          <w:numId w:val="1004"/>
         </w:numPr>
       </w:pPr>
       <w:r>
@@ -27444,7 +26491,7 @@
         <w:pStyle w:val="Compact"/>
         <w:numPr>
           <w:ilvl w:val="0"/>
-          <w:numId w:val="1017"/>
+          <w:numId w:val="1004"/>
         </w:numPr>
       </w:pPr>
       <w:r>
@@ -27456,7 +26503,7 @@
         <w:pStyle w:val="Compact"/>
         <w:numPr>
           <w:ilvl w:val="0"/>
-          <w:numId w:val="1017"/>
+          <w:numId w:val="1004"/>
         </w:numPr>
       </w:pPr>
       <w:r>
@@ -27468,7 +26515,7 @@
         <w:pStyle w:val="Compact"/>
         <w:numPr>
           <w:ilvl w:val="0"/>
-          <w:numId w:val="1017"/>
+          <w:numId w:val="1004"/>
         </w:numPr>
       </w:pPr>
       <w:r>
@@ -30191,7 +29238,7 @@
       <w:pPr>
         <w:numPr>
           <w:ilvl w:val="0"/>
-          <w:numId w:val="1018"/>
+          <w:numId w:val="1005"/>
         </w:numPr>
       </w:pPr>
       <w:r>
@@ -30212,7 +29259,7 @@
       <w:pPr>
         <w:numPr>
           <w:ilvl w:val="0"/>
-          <w:numId w:val="1018"/>
+          <w:numId w:val="1005"/>
         </w:numPr>
       </w:pPr>
       <w:r>
@@ -30233,7 +29280,7 @@
       <w:pPr>
         <w:numPr>
           <w:ilvl w:val="0"/>
-          <w:numId w:val="1018"/>
+          <w:numId w:val="1005"/>
         </w:numPr>
       </w:pPr>
       <w:r>
@@ -31363,7 +30410,7 @@
         <w:pStyle w:val="Compact"/>
         <w:numPr>
           <w:ilvl w:val="0"/>
-          <w:numId w:val="1019"/>
+          <w:numId w:val="1006"/>
         </w:numPr>
       </w:pPr>
       <w:r>
@@ -31375,7 +30422,7 @@
         <w:pStyle w:val="Compact"/>
         <w:numPr>
           <w:ilvl w:val="0"/>
-          <w:numId w:val="1019"/>
+          <w:numId w:val="1006"/>
         </w:numPr>
       </w:pPr>
       <w:r>
@@ -31387,7 +30434,7 @@
         <w:pStyle w:val="Compact"/>
         <w:numPr>
           <w:ilvl w:val="0"/>
-          <w:numId w:val="1019"/>
+          <w:numId w:val="1006"/>
         </w:numPr>
       </w:pPr>
       <w:r>
@@ -31399,7 +30446,7 @@
         <w:pStyle w:val="Compact"/>
         <w:numPr>
           <w:ilvl w:val="0"/>
-          <w:numId w:val="1019"/>
+          <w:numId w:val="1006"/>
         </w:numPr>
       </w:pPr>
       <w:r>
@@ -33769,7 +32816,7 @@
         <w:pStyle w:val="Compact"/>
         <w:numPr>
           <w:ilvl w:val="0"/>
-          <w:numId w:val="1020"/>
+          <w:numId w:val="1007"/>
         </w:numPr>
       </w:pPr>
       <w:r>
@@ -33791,7 +32838,7 @@
         <w:pStyle w:val="Compact"/>
         <w:numPr>
           <w:ilvl w:val="0"/>
-          <w:numId w:val="1020"/>
+          <w:numId w:val="1007"/>
         </w:numPr>
       </w:pPr>
       <w:r>
@@ -33810,7 +32857,7 @@
         <w:pStyle w:val="Compact"/>
         <w:numPr>
           <w:ilvl w:val="0"/>
-          <w:numId w:val="1020"/>
+          <w:numId w:val="1007"/>
         </w:numPr>
       </w:pPr>
       <w:r>
@@ -33829,7 +32876,7 @@
         <w:pStyle w:val="Compact"/>
         <w:numPr>
           <w:ilvl w:val="0"/>
-          <w:numId w:val="1020"/>
+          <w:numId w:val="1007"/>
         </w:numPr>
       </w:pPr>
       <w:r>
@@ -38606,7 +37653,7 @@
         <w:pStyle w:val="Compact"/>
         <w:numPr>
           <w:ilvl w:val="0"/>
-          <w:numId w:val="1021"/>
+          <w:numId w:val="1008"/>
         </w:numPr>
       </w:pPr>
       <w:r>
@@ -38618,7 +37665,7 @@
         <w:pStyle w:val="Compact"/>
         <w:numPr>
           <w:ilvl w:val="0"/>
-          <w:numId w:val="1021"/>
+          <w:numId w:val="1008"/>
         </w:numPr>
       </w:pPr>
       <w:r>
@@ -38658,7 +37705,7 @@
         <w:pStyle w:val="Compact"/>
         <w:numPr>
           <w:ilvl w:val="0"/>
-          <w:numId w:val="1021"/>
+          <w:numId w:val="1008"/>
         </w:numPr>
       </w:pPr>
       <w:r>
@@ -38712,7 +37759,7 @@
         <w:pStyle w:val="Compact"/>
         <w:numPr>
           <w:ilvl w:val="0"/>
-          <w:numId w:val="1021"/>
+          <w:numId w:val="1008"/>
         </w:numPr>
       </w:pPr>
       <w:r>
@@ -39669,7 +38716,7 @@
         <w:pStyle w:val="Compact"/>
         <w:numPr>
           <w:ilvl w:val="0"/>
-          <w:numId w:val="1022"/>
+          <w:numId w:val="1009"/>
         </w:numPr>
       </w:pPr>
       <w:r>
@@ -39881,7 +38928,7 @@
         <w:pStyle w:val="Compact"/>
         <w:numPr>
           <w:ilvl w:val="0"/>
-          <w:numId w:val="1022"/>
+          <w:numId w:val="1009"/>
         </w:numPr>
       </w:pPr>
       <w:r>
@@ -39983,7 +39030,7 @@
         <w:pStyle w:val="Compact"/>
         <w:numPr>
           <w:ilvl w:val="0"/>
-          <w:numId w:val="1022"/>
+          <w:numId w:val="1009"/>
         </w:numPr>
       </w:pPr>
       <w:r>
@@ -41709,7 +40756,7 @@
         <w:pStyle w:val="Compact"/>
         <w:numPr>
           <w:ilvl w:val="0"/>
-          <w:numId w:val="1023"/>
+          <w:numId w:val="1010"/>
         </w:numPr>
       </w:pPr>
       <w:r>
@@ -41768,7 +40815,7 @@
         <w:pStyle w:val="Compact"/>
         <w:numPr>
           <w:ilvl w:val="0"/>
-          <w:numId w:val="1023"/>
+          <w:numId w:val="1010"/>
         </w:numPr>
       </w:pPr>
       <w:r>
@@ -41824,7 +40871,7 @@
         <w:pStyle w:val="Compact"/>
         <w:numPr>
           <w:ilvl w:val="0"/>
-          <w:numId w:val="1023"/>
+          <w:numId w:val="1010"/>
         </w:numPr>
       </w:pPr>
       <w:r>
@@ -41878,7 +40925,7 @@
         <w:pStyle w:val="Compact"/>
         <w:numPr>
           <w:ilvl w:val="0"/>
-          <w:numId w:val="1023"/>
+          <w:numId w:val="1010"/>
         </w:numPr>
       </w:pPr>
       <w:r>
@@ -41946,7 +40993,7 @@
         <w:pStyle w:val="Compact"/>
         <w:numPr>
           <w:ilvl w:val="0"/>
-          <w:numId w:val="1023"/>
+          <w:numId w:val="1010"/>
         </w:numPr>
       </w:pPr>
       <w:r>
@@ -42006,7 +41053,7 @@
         <w:pStyle w:val="Compact"/>
         <w:numPr>
           <w:ilvl w:val="0"/>
-          <w:numId w:val="1023"/>
+          <w:numId w:val="1010"/>
         </w:numPr>
       </w:pPr>
       <w:r>
@@ -42075,7 +41122,7 @@
         <w:pStyle w:val="Compact"/>
         <w:numPr>
           <w:ilvl w:val="0"/>
-          <w:numId w:val="1023"/>
+          <w:numId w:val="1010"/>
         </w:numPr>
       </w:pPr>
       <w:r>
@@ -43569,7 +42616,7 @@
         <w:pStyle w:val="Compact"/>
         <w:numPr>
           <w:ilvl w:val="0"/>
-          <w:numId w:val="1024"/>
+          <w:numId w:val="1011"/>
         </w:numPr>
       </w:pPr>
       <w:r>
@@ -43591,7 +42638,7 @@
         <w:pStyle w:val="Compact"/>
         <w:numPr>
           <w:ilvl w:val="0"/>
-          <w:numId w:val="1024"/>
+          <w:numId w:val="1011"/>
         </w:numPr>
       </w:pPr>
       <w:r>
@@ -43613,7 +42660,7 @@
         <w:pStyle w:val="Compact"/>
         <w:numPr>
           <w:ilvl w:val="0"/>
-          <w:numId w:val="1024"/>
+          <w:numId w:val="1011"/>
         </w:numPr>
       </w:pPr>
       <w:r>
@@ -44515,7 +43562,7 @@
         <w:pStyle w:val="Compact"/>
         <w:numPr>
           <w:ilvl w:val="0"/>
-          <w:numId w:val="1025"/>
+          <w:numId w:val="1012"/>
         </w:numPr>
       </w:pPr>
       <w:r>
@@ -44540,7 +43587,7 @@
         <w:pStyle w:val="Compact"/>
         <w:numPr>
           <w:ilvl w:val="0"/>
-          <w:numId w:val="1025"/>
+          <w:numId w:val="1012"/>
         </w:numPr>
       </w:pPr>
       <w:r>
@@ -44552,7 +43599,7 @@
         <w:pStyle w:val="Compact"/>
         <w:numPr>
           <w:ilvl w:val="0"/>
-          <w:numId w:val="1025"/>
+          <w:numId w:val="1012"/>
         </w:numPr>
       </w:pPr>
       <w:r>
@@ -44592,7 +43639,7 @@
         <w:pStyle w:val="Compact"/>
         <w:numPr>
           <w:ilvl w:val="0"/>
-          <w:numId w:val="1025"/>
+          <w:numId w:val="1012"/>
         </w:numPr>
       </w:pPr>
       <w:r>
@@ -46326,7 +45373,7 @@
         <w:pStyle w:val="Compact"/>
         <w:numPr>
           <w:ilvl w:val="0"/>
-          <w:numId w:val="1026"/>
+          <w:numId w:val="1013"/>
         </w:numPr>
       </w:pPr>
       <w:r>
@@ -46441,7 +45488,7 @@
         <w:pStyle w:val="Compact"/>
         <w:numPr>
           <w:ilvl w:val="0"/>
-          <w:numId w:val="1026"/>
+          <w:numId w:val="1013"/>
         </w:numPr>
       </w:pPr>
       <w:r>
@@ -46490,7 +45537,7 @@
         <w:pStyle w:val="Compact"/>
         <w:numPr>
           <w:ilvl w:val="0"/>
-          <w:numId w:val="1026"/>
+          <w:numId w:val="1013"/>
         </w:numPr>
       </w:pPr>
       <w:r>
@@ -46648,7 +45695,7 @@
         <w:pStyle w:val="Compact"/>
         <w:numPr>
           <w:ilvl w:val="0"/>
-          <w:numId w:val="1027"/>
+          <w:numId w:val="1014"/>
         </w:numPr>
       </w:pPr>
       <w:r>
@@ -46702,7 +45749,7 @@
         <w:pStyle w:val="Compact"/>
         <w:numPr>
           <w:ilvl w:val="0"/>
-          <w:numId w:val="1027"/>
+          <w:numId w:val="1014"/>
         </w:numPr>
       </w:pPr>
       <w:r>
@@ -46744,7 +45791,7 @@
         <w:pStyle w:val="Compact"/>
         <w:numPr>
           <w:ilvl w:val="0"/>
-          <w:numId w:val="1027"/>
+          <w:numId w:val="1014"/>
         </w:numPr>
       </w:pPr>
       <w:r>
@@ -46786,7 +45833,7 @@
         <w:pStyle w:val="Compact"/>
         <w:numPr>
           <w:ilvl w:val="0"/>
-          <w:numId w:val="1027"/>
+          <w:numId w:val="1014"/>
         </w:numPr>
       </w:pPr>
       <w:r>
@@ -49366,175 +48413,15 @@
         <w:pStyle w:val="FirstParagraph"/>
       </w:pPr>
       <w:r>
-        <w:t xml:space="preserve">The following findings emerge specifically from the World-Class Suite (Sections 4.5–4.5.6), based on completed and partial-but-informative runs only. All findings are restricted to our QLoRA/LoRA training regime and should not be generalized beyond it.</w:t>
-      </w:r>
-    </w:p>
-    <w:p>
-      <w:pPr>
-        <w:pStyle w:val="BodyText"/>
-      </w:pPr>
-      <w:r>
-        <w:rPr>
-          <w:b/>
-          <w:bCs/>
-        </w:rPr>
-        <w:t xml:space="preserve">Finding WC1: Implementation framework matters more than algorithm design.</w:t>
-      </w:r>
-      <w:r>
-        <w:t xml:space="preserve"> </w:t>
-      </w:r>
-      <w:r>
-        <w:t xml:space="preserve">TRL GRPO (Qwen2.5-0.5B) achieves 73.4% ± 7.03% mean accuracy on GSM8K vs. Tinker GRPO’s 99.9% (Welch’s t=8.44, p=0.0014). The bootstrap CIs are non-overlapping: TRL [67.9%, 78.9%] vs. Tinker [99.3%, 100.0%]. This gap reflects both framework differences and the model scale difference (0.5B vs. 4B–235B). Practitioners should not expect TRL-trained results to replicate Tinker-trained results at matched model scale without controlling for framework differences.</w:t>
-      </w:r>
-    </w:p>
-    <w:p>
-      <w:pPr>
-        <w:pStyle w:val="BodyText"/>
-      </w:pPr>
-      <w:r>
-        <w:rPr>
-          <w:b/>
-          <w:bCs/>
-        </w:rPr>
-        <w:t xml:space="preserve">Finding WC2: Algorithm selection is model-dependent, not task-dependent.</w:t>
-      </w:r>
-      <w:r>
-        <w:t xml:space="preserve"> </w:t>
-      </w:r>
-      <w:r>
-        <w:t xml:space="preserve">PPO dominates GRPO on Llama-3.1-8B-Instruct (97.5% vs. 84.4% last-10 avg, Mann-Whitney r=0.94). GRPO dominates PPO on Qwen3-8B (97.2% vs. 22.5%). Both models, same task (GSM8K), same steps (30). The model–algorithm interaction is larger than any task-level effect we have observed.</w:t>
-      </w:r>
-    </w:p>
-    <w:p>
-      <w:pPr>
-        <w:pStyle w:val="BodyText"/>
-      </w:pPr>
-      <w:r>
-        <w:rPr>
-          <w:b/>
-          <w:bCs/>
-        </w:rPr>
-        <w:t xml:space="preserve">Finding WC3: Frontier MoE models show highly diverse training dynamics.</w:t>
-      </w:r>
-      <w:r>
-        <w:t xml:space="preserve"> </w:t>
-      </w:r>
-      <w:r>
-        <w:t xml:space="preserve">Qwen3-235B-A22B achieves perfect 100% last-10 in 15 steps; DeepSeek-V3.1 achieves 85% in 20 steps; Nemotron-120B reaches 87.5% peak but collapses to 16.2% last-10. The diversity is not predicted by model scale alone — it reflects instruction tuning quality, architecture design, and pre-training data composition.</w:t>
-      </w:r>
-    </w:p>
-    <w:p>
-      <w:pPr>
-        <w:pStyle w:val="BodyText"/>
-      </w:pPr>
-      <w:r>
-        <w:rPr>
-          <w:b/>
-          <w:bCs/>
-        </w:rPr>
-        <w:t xml:space="preserve">Finding WC4: Dense vs. MoE is a secondary factor; instruction tuning is primary.</w:t>
-      </w:r>
-      <w:r>
-        <w:t xml:space="preserve"> </w:t>
-      </w:r>
-      <w:r>
-        <w:t xml:space="preserve">Qwen3-30B-A3B (MoE base): 32.5% last-10. Qwen3-30B-A3B-Instruct (same MoE, instruction-tuned): 100% last-10. Identical architecture, 67.5pp gap from instruction tuning alone. The MoE volatility observation (Section 5.2) concerns training dynamics, not final performance — instruction-tuned MoE models achieve the same or better final performance as dense models when given sufficient steps.</w:t>
-      </w:r>
-    </w:p>
-    <w:p>
-      <w:pPr>
-        <w:pStyle w:val="BodyText"/>
-      </w:pPr>
-      <w:r>
-        <w:rPr>
-          <w:b/>
-          <w:bCs/>
-        </w:rPr>
-        <w:t xml:space="preserve">Finding WC5: Tool-use GRPO requires SFT warm-up — no exceptions.</w:t>
-      </w:r>
-      <w:r>
-        <w:t xml:space="preserve"> </w:t>
-      </w:r>
-      <w:r>
-        <w:t xml:space="preserve">Zero reward across 30 steps for both Qwen3-32B and Llama-3.1-8B-Instruct on tool-use GRPO without SFT. Qwen3-8B with SFT achieves 0.875–0.999. The SFT stage provides the bootstrapping reward signal; without it, the tool-use reward landscape has no positive signal to reinforce.</w:t>
-      </w:r>
-    </w:p>
-    <w:p>
-      <w:r>
-        <w:pict>
-          <v:rect style="width:0;height:1.5pt" o:hralign="center" o:hrstd="t" o:hr="t"/>
-        </w:pict>
-      </w:r>
-    </w:p>
-    <w:bookmarkEnd w:id="134"/>
-    <w:bookmarkStart w:id="135" w:name="Xf3fc7dc088afaae14f4381435416c46d4c7466a"/>
-    <w:p>
-      <w:pPr>
-        <w:pStyle w:val="Heading2"/>
-      </w:pPr>
-      <w:r>
-        <w:t xml:space="preserve">6.2 Implications from the 2025–2026 SOTA Landscape</w:t>
-      </w:r>
-    </w:p>
-    <w:p>
-      <w:pPr>
-        <w:pStyle w:val="FirstParagraph"/>
-      </w:pPr>
-      <w:r>
-        <w:t xml:space="preserve">The new research summarized in Section 2.6 carries four concrete implications for interpreting TinkerRL-Bench’s findings.</w:t>
-      </w:r>
-    </w:p>
-    <w:p>
-      <w:pPr>
-        <w:pStyle w:val="BodyText"/>
-      </w:pPr>
-      <w:r>
-        <w:rPr>
-          <w:b/>
-          <w:bCs/>
-        </w:rPr>
-        <w:t xml:space="preserve">Implication 1: TinkerRL-Bench’s ZVF diagnostic has strong external validity.</w:t>
-      </w:r>
-      <w:r>
-        <w:t xml:space="preserve"> </w:t>
-      </w:r>
-      <w:r>
-        <w:t xml:space="preserve">The simultaneous, independent identification of the zero-variance failure mode by six research groups (Section 2.6.2) — each proposing a distinct fix — confirms that ZVF is not an artifact of our experimental setup. Each paper diagnoses the same mechanistic failure: when all completions in a GRPO group receive identical rewards, the normalized advantage is zero and no gradient update occurs. Our cross-scale characterization (ZVF predicts final performance with Pearson r=−0.769, p=0.0008; task type dominates with tool-use ZVF=100% vs. GSM8K ZVF=8.5%) provides the quantitative treatment that these papers address qualitatively. The co-occurrence validates the metric and positions TinkerRL-Bench’s ZVF analysis as a complement to the concurrent literature.</w:t>
-      </w:r>
-    </w:p>
-    <w:p>
-      <w:pPr>
-        <w:pStyle w:val="BodyText"/>
-      </w:pPr>
-      <w:r>
-        <w:rPr>
-          <w:b/>
-          <w:bCs/>
-        </w:rPr>
-        <w:t xml:space="preserve">Implication 2: The implementation gap finding is consistent with the GitHub ecosystem data.</w:t>
-      </w:r>
-      <w:r>
-        <w:t xml:space="preserve"> </w:t>
-      </w:r>
-      <w:r>
-        <w:t xml:space="preserve">Our finding that implementation framework explains more variance than algorithm choice (library</w:t>
+        <w:t xml:space="preserve">The World-Class Suite (Sections 4.5–4.5.6) sharpens the main picture in three ways, albeit within the same QLoRA/LoRA regime. First, implementation framework appears to matter at least as much as nominal algorithm choice: TRL GRPO on Qwen2.5-0.5B reaches 73.4% ± 7.03% mean GSM8K accuracy, whereas Tinker GRPO reaches 99.9%, with non-overlapping bootstrap intervals and Welch’s</w:t>
       </w:r>
       <w:r>
         <w:t xml:space="preserve"> </w:t>
       </w:r>
       <m:oMath>
-        <m:sSup>
-          <m:e>
-            <m:r>
-              <m:t>η</m:t>
-            </m:r>
-          </m:e>
-          <m:sup>
-            <m:r>
-              <m:t>2</m:t>
-            </m:r>
-          </m:sup>
-        </m:sSup>
+        <m:r>
+          <m:t>t</m:t>
+        </m:r>
         <m:r>
           <m:rPr>
             <m:sty m:val="p"/>
@@ -49542,28 +48429,19 @@
           <m:t>=</m:t>
         </m:r>
         <m:r>
-          <m:t>0.546</m:t>
+          <m:t>8.44</m:t>
         </m:r>
       </m:oMath>
       <w:r>
-        <w:t xml:space="preserve">, algorithm</w:t>
-      </w:r>
-      <w:r>
-        <w:t xml:space="preserve"> </w:t>
+        <w:t xml:space="preserve"> </w:t>
+      </w:r>
+      <w:r>
+        <w:t xml:space="preserve">(</w:t>
       </w:r>
       <m:oMath>
-        <m:sSup>
-          <m:e>
-            <m:r>
-              <m:t>η</m:t>
-            </m:r>
-          </m:e>
-          <m:sup>
-            <m:r>
-              <m:t>2</m:t>
-            </m:r>
-          </m:sup>
-        </m:sSup>
+        <m:r>
+          <m:t>p</m:t>
+        </m:r>
         <m:r>
           <m:rPr>
             <m:sty m:val="p"/>
@@ -49571,11 +48449,11 @@
           <m:t>=</m:t>
         </m:r>
         <m:r>
-          <m:t>0.558</m:t>
+          <m:t>0.0014</m:t>
         </m:r>
       </m:oMath>
       <w:r>
-        <w:t xml:space="preserve">) is independently corroborated by the GitHub landscape: as of April 2026, no publicly available cross-library benchmark compares GRPO performance across TRL, veRL, OpenRLHF, and other frameworks on identical models and tasks. The GitHub research (Section 7.2 source file) confirms that TRL v1.2.0, veRL v0.7.1, and OpenRLHF v0.10.1 have diverged substantially in algorithm portfolios, rollout backends, and default hyperparameters, all of which would further amplify framework-level performance gaps beyond what TinkerRL-Bench’s initial comparison captured.</w:t>
+        <w:t xml:space="preserve">). Because this comparison still mixes framework and scale differences, it should not be read as a pure framework effect, but it does show that results produced in one stack cannot be assumed to transfer to another without careful control.</w:t>
       </w:r>
     </w:p>
     <w:p>
@@ -49583,88 +48461,27 @@
         <w:pStyle w:val="BodyText"/>
       </w:pPr>
       <w:r>
-        <w:rPr>
-          <w:b/>
-          <w:bCs/>
-        </w:rPr>
-        <w:t xml:space="preserve">Implication 3: The framework landscape has evolved significantly since our experiments.</w:t>
-      </w:r>
-      <w:r>
-        <w:t xml:space="preserve"> </w:t>
-      </w:r>
-      <w:r>
-        <w:t xml:space="preserve">Our World-Class Suite experiments were conducted on Tinker SDK v0.16.1 and TRL at an earlier version. The major framework updates between mid-2025 and April 2026 include:</w:t>
-      </w:r>
-    </w:p>
-    <w:p>
-      <w:pPr>
-        <w:pStyle w:val="Compact"/>
-        <w:numPr>
-          <w:ilvl w:val="0"/>
-          <w:numId w:val="1028"/>
-        </w:numPr>
-      </w:pPr>
-      <w:r>
-        <w:t xml:space="preserve">TRL v1.0–1.2: asynchronous GRPO, Liger memory reduction, VESPO/DPPO/SDPO, tool-calling support for Qwen3 and LLaMA 3.1/3.2</w:t>
-      </w:r>
-    </w:p>
-    <w:p>
-      <w:pPr>
-        <w:pStyle w:val="Compact"/>
-        <w:numPr>
-          <w:ilvl w:val="0"/>
-          <w:numId w:val="1028"/>
-        </w:numPr>
-      </w:pPr>
-      <w:r>
-        <w:t xml:space="preserve">veRL v0.7.1: GSPO support, Megatron MoE backend, SGLang rollout, per-sample temperature, FlowGRPO trainer</w:t>
-      </w:r>
-    </w:p>
-    <w:p>
-      <w:pPr>
-        <w:pStyle w:val="Compact"/>
-        <w:numPr>
-          <w:ilvl w:val="0"/>
-          <w:numId w:val="1028"/>
-        </w:numPr>
-      </w:pPr>
-      <w:r>
-        <w:t xml:space="preserve">OpenRLHF v0.10.1: VLM support, async RL, Ray-based scaling</w:t>
-      </w:r>
-    </w:p>
-    <w:p>
-      <w:pPr>
-        <w:pStyle w:val="FirstParagraph"/>
-      </w:pPr>
-      <w:r>
-        <w:t xml:space="preserve">Any replication of TinkerRL-Bench’s experiments with current frameworks may show meaningfully different results, particularly for the tool-calling track (TRL v1.1+ has native tool-calling GRPO) and for MoE models (veRL’s GSPO support removes the routing-replay workarounds that our Qwen3-235B-A22B experiments required).</w:t>
-      </w:r>
-    </w:p>
-    <w:p>
-      <w:pPr>
-        <w:pStyle w:val="BodyText"/>
-      </w:pPr>
-      <w:r>
-        <w:rPr>
-          <w:b/>
-          <w:bCs/>
-        </w:rPr>
-        <w:t xml:space="preserve">Implication 4: The statistical hardening changes how single-seed results should be interpreted.</w:t>
-      </w:r>
-      <w:r>
-        <w:t xml:space="preserve"> </w:t>
-      </w:r>
-      <w:r>
-        <w:t xml:space="preserve">Power analysis (Section 5.15.1) establishes that single-seed Tinker experiments have zero statistical power. This does not invalidate the descriptive observations from those runs — the reward trajectories, ZVF profiles, and final performance metrics are still informative — but it means that comparative conclusions drawn from single-run contrasts (e.g.,</w:t>
-      </w:r>
-      <w:r>
-        <w:t xml:space="preserve"> </w:t>
-      </w:r>
-      <w:r>
-        <w:t xml:space="preserve">“Qwen3-32B achieves 25% vs. Qwen3.5-27B’s 43.7%”</w:t>
-      </w:r>
-      <w:r>
-        <w:t xml:space="preserve">) cannot be assigned significance levels. The BH correction result (F29: 19/20 tests survive) applies to the subset of tests with proper multi-seed replication and does not extend to single-seed cross-model comparisons in the World-Class Suite registry.</w:t>
+        <w:t xml:space="preserve">Second, the PPO-versus-GRPO comparison becomes clearly model-dependent rather than task-dependent. On Llama-3.1-8B-Instruct, PPO exceeds GRPO (97.5% vs. 84.4% last-10 reward; Mann-Whitney</w:t>
+      </w:r>
+      <w:r>
+        <w:t xml:space="preserve"> </w:t>
+      </w:r>
+      <m:oMath>
+        <m:r>
+          <m:t>r</m:t>
+        </m:r>
+        <m:r>
+          <m:rPr>
+            <m:sty m:val="p"/>
+          </m:rPr>
+          <m:t>=</m:t>
+        </m:r>
+        <m:r>
+          <m:t>0.94</m:t>
+        </m:r>
+      </m:oMath>
+      <w:r>
+        <w:t xml:space="preserve">); on Qwen3-8B, the ordering reverses just as strongly (97.2% vs. 22.5%). Third, the frontier and MoE runs show that scale alone does not organize behaviour. Qwen3-235B-A22B reaches a perfect 100% last-10 reward in only 15 steps, DeepSeek-V3.1 reaches 85% in 20 steps, and Nemotron-120B peaks at 87.5% before collapsing to 16.2%. The strongest MoE contrast is within the Qwen3-30B-A3B pair: the base checkpoint reaches only 32.5% last-10 reward while the instruction-tuned version reaches 100%, indicating that instruction tuning dominates the dense-versus-MoE distinction for final performance. The same logic appears again on the tool-use track, where Qwen3-32B and Llama-3.1-8B-Instruct both remain at zero reward without SFT warm-up, while SFT-initialized Qwen3-8B reaches 0.875–0.999. Across these runs, SFT is not a minor optimization convenience but the mechanism that places the model on a reward-bearing manifold in the first place.</w:t>
       </w:r>
     </w:p>
     <w:p>
@@ -49674,6 +48491,55 @@
         </w:pict>
       </w:r>
     </w:p>
+    <w:bookmarkEnd w:id="134"/>
+    <w:bookmarkStart w:id="135" w:name="Xf3fc7dc088afaae14f4381435416c46d4c7466a"/>
+    <w:p>
+      <w:pPr>
+        <w:pStyle w:val="Heading2"/>
+      </w:pPr>
+      <w:r>
+        <w:t xml:space="preserve">6.2 Implications from the 2025–2026 SOTA Landscape</w:t>
+      </w:r>
+    </w:p>
+    <w:p>
+      <w:pPr>
+        <w:pStyle w:val="FirstParagraph"/>
+      </w:pPr>
+      <w:r>
+        <w:t xml:space="preserve">The new research summarized in Section 2.6 has four direct implications for how TinkerRL-Bench should be read. First, the independent identification of the zero-variance failure mode by six separate groups strongly supports the external validity of our ZVF diagnostic. Those papers all describe the same basic mechanism — all completions in a group receive identical rewards, the normalized advantage becomes zero, and the gradient disappears — while our contribution is to quantify that effect across tasks and scales. In that sense, the literature and the benchmark are converging on the same bottleneck from different directions.</w:t>
+      </w:r>
+    </w:p>
+    <w:p>
+      <w:pPr>
+        <w:pStyle w:val="BodyText"/>
+      </w:pPr>
+      <w:r>
+        <w:t xml:space="preserve">Second, our implementation-gap finding is consistent with the broader open-source ecosystem. The framework-level variance decomposition in this report sits alongside the practical reality that, as of April 2026, no public benchmark has compared TRL, veRL, OpenRLHF, and other major GRPO stacks under tightly matched conditions. Those frameworks have diverged substantially in rollout backends, algorithm portfolios, and default settings, so it is unsurprising that framework choice emerges as a first-order variable rather than a nuisance factor.</w:t>
+      </w:r>
+    </w:p>
+    <w:p>
+      <w:pPr>
+        <w:pStyle w:val="BodyText"/>
+      </w:pPr>
+      <w:r>
+        <w:t xml:space="preserve">Third, the framework landscape has moved materially since the core experiments were run. TRL advanced through v1.2.0 with asynchronous GRPO, memory reductions, new optimization variants, and native tool-calling support for recent Qwen and LLaMA families. veRL v0.7.1 added GSPO support, Megatron-based MoE infrastructure, SGLang rollout, per-sample temperature, and FlowGRPO training. OpenRLHF v0.10.1 expanded async RL and VLM support. As a result, future replications — especially on tool use and large MoE models — may perform differently from the runs documented here, not because the findings are invalid, but because the frameworks themselves have evolved.</w:t>
+      </w:r>
+    </w:p>
+    <w:p>
+      <w:pPr>
+        <w:pStyle w:val="BodyText"/>
+      </w:pPr>
+      <w:r>
+        <w:t xml:space="preserve">Fourth, the statistical hardening undertaken in this version changes how the single-seed results should be interpreted. Power analysis shows that single-run Tinker comparisons carry no inferential strength, even when the trajectories themselves are informative. The descriptive observations from those runs remain valuable for pattern-finding, but claims about significance belong only to the properly replicated subset. The Benjamini-Hochberg correction reported earlier therefore applies to the multi-seed family of tests, not to the single-seed cross-model contrasts in the World-Class Suite registry.</w:t>
+      </w:r>
+    </w:p>
+    <w:p>
+      <w:r>
+        <w:pict>
+          <v:rect style="width:0;height:1.5pt" o:hralign="center" o:hrstd="t" o:hr="t"/>
+        </w:pict>
+      </w:r>
+    </w:p>
     <w:bookmarkEnd w:id="135"/>
     <w:bookmarkEnd w:id="136"/>
     <w:bookmarkStart w:id="140" w:name="remaining-gaps-and-future-work"/>
@@ -49696,408 +48562,18 @@
     </w:p>
     <w:p>
       <w:pPr>
-        <w:numPr>
-          <w:ilvl w:val="0"/>
-          <w:numId w:val="1029"/>
-        </w:numPr>
-      </w:pPr>
-      <w:r>
-        <w:rPr>
-          <w:b/>
-          <w:bCs/>
-        </w:rPr>
-        <w:t xml:space="preserve">Statistical and reporting hardening across the report.</w:t>
-      </w:r>
-      <w:r>
-        <w:t xml:space="preserve"> </w:t>
-      </w:r>
-      <w:r>
-        <w:t xml:space="preserve">This version adds formal ZVF definitions and partial-correlation analysis, a cross-framework pipeline specification, token-budget-normalized group-size analysis, framework configuration disclosure, evidence-tier partitioning for F1–F5, tool-use/code reward-design analysis with ERF, held-out sampling protocols (P1/P2/P3), base-vs-instruct paired evaluation, tighter frontier-scope wording, regenerated figures, and expanded related work on AERO/CPPO/NGRPO/Scaf-GRPO, Tree-GRPO/PRM, ST-PPO, and DAR. See §§2.7–2.8 and §§5.8.1, 5.12.1, 5.16.1, 5.17–5.19.</w:t>
-      </w:r>
-    </w:p>
-    <w:p>
-      <w:pPr>
-        <w:numPr>
-          <w:ilvl w:val="0"/>
-          <w:numId w:val="1029"/>
-        </w:numPr>
-      </w:pPr>
-      <w:r>
-        <w:t xml:space="preserve">Multi-seed replication (5 seeds, confidence intervals)</w:t>
-      </w:r>
-    </w:p>
-    <w:p>
-      <w:pPr>
-        <w:numPr>
-          <w:ilvl w:val="0"/>
-          <w:numId w:val="1029"/>
-        </w:numPr>
-      </w:pPr>
-      <w:r>
-        <w:t xml:space="preserve">LoRA rank ablation (rank 8/16/32/64, parameter-efficiency frontier)</w:t>
-      </w:r>
-    </w:p>
-    <w:p>
-      <w:pPr>
-        <w:numPr>
-          <w:ilvl w:val="0"/>
-          <w:numId w:val="1029"/>
-        </w:numPr>
-      </w:pPr>
-      <w:r>
-        <w:t xml:space="preserve">Extended 100-step training (ceiling analysis)</w:t>
-      </w:r>
-    </w:p>
-    <w:p>
-      <w:pPr>
-        <w:numPr>
-          <w:ilvl w:val="0"/>
-          <w:numId w:val="1029"/>
-        </w:numPr>
-      </w:pPr>
-      <w:r>
-        <w:t xml:space="preserve">Real vs. synthetic data comparison (xlam-60k)</w:t>
-      </w:r>
-    </w:p>
-    <w:p>
-      <w:pPr>
-        <w:numPr>
-          <w:ilvl w:val="0"/>
-          <w:numId w:val="1029"/>
-        </w:numPr>
-      </w:pPr>
-      <w:r>
-        <w:t xml:space="preserve">77+ Tinker training runs with full logs (25 original + 32 from 10x Structural Ceiling + World-Class Suite)</w:t>
-      </w:r>
-    </w:p>
-    <w:p>
-      <w:pPr>
-        <w:numPr>
-          <w:ilvl w:val="0"/>
-          <w:numId w:val="1029"/>
-        </w:numPr>
-      </w:pPr>
-      <w:r>
-        <w:rPr>
-          <w:b/>
-          <w:bCs/>
-        </w:rPr>
-        <w:t xml:space="preserve">4B scaling experiment</w:t>
-      </w:r>
-      <w:r>
-        <w:t xml:space="preserve"> </w:t>
-      </w:r>
-      <w:r>
-        <w:t xml:space="preserve">suggesting model-family/scale discontinuity between 3B and 4B</w:t>
-      </w:r>
-    </w:p>
-    <w:p>
-      <w:pPr>
-        <w:numPr>
-          <w:ilvl w:val="0"/>
-          <w:numId w:val="1029"/>
-        </w:numPr>
-      </w:pPr>
-      <w:r>
-        <w:rPr>
-          <w:b/>
-          <w:bCs/>
-        </w:rPr>
-        <w:t xml:space="preserve">Held-out evaluation</w:t>
-      </w:r>
-      <w:r>
-        <w:t xml:space="preserve"> </w:t>
-      </w:r>
-      <w:r>
-        <w:t xml:space="preserve">on 200 GSM8K test examples per seed (83.3% ± 2.2%)</w:t>
-      </w:r>
-    </w:p>
-    <w:p>
-      <w:pPr>
-        <w:numPr>
-          <w:ilvl w:val="0"/>
-          <w:numId w:val="1029"/>
-        </w:numPr>
-      </w:pPr>
-      <w:r>
-        <w:rPr>
-          <w:b/>
-          <w:bCs/>
-        </w:rPr>
-        <w:t xml:space="preserve">Five-seed replication</w:t>
-      </w:r>
-      <w:r>
-        <w:t xml:space="preserve"> </w:t>
-      </w:r>
-      <w:r>
-        <w:t xml:space="preserve">with cross-seed stability analysis</w:t>
-      </w:r>
-    </w:p>
-    <w:p>
-      <w:pPr>
-        <w:numPr>
-          <w:ilvl w:val="0"/>
-          <w:numId w:val="1029"/>
-        </w:numPr>
-      </w:pPr>
-      <w:r>
-        <w:rPr>
-          <w:b/>
-          <w:bCs/>
-        </w:rPr>
-        <w:t xml:space="preserve">Statistical verification</w:t>
-      </w:r>
-      <w:r>
-        <w:t xml:space="preserve">: Fisher’s exact test, Levene’s test, t-distribution CIs, Welch’s t, Mann-Whitney U, Cohen’s d, bootstrap CIs</w:t>
-      </w:r>
-    </w:p>
-    <w:p>
-      <w:pPr>
-        <w:numPr>
-          <w:ilvl w:val="0"/>
-          <w:numId w:val="1029"/>
-        </w:numPr>
-      </w:pPr>
-      <w:r>
-        <w:rPr>
-          <w:b/>
-          <w:bCs/>
-        </w:rPr>
-        <w:t xml:space="preserve">10x Structural Ceiling</w:t>
-      </w:r>
-      <w:r>
-        <w:t xml:space="preserve"> </w:t>
-      </w:r>
-      <w:r>
-        <w:t xml:space="preserve">(32 runs): benchmark hierarchy across 4 domains, cross-family validation (Qwen + Llama), size ladder (0.6B–8B), group saturation diagnostic (ZVF/GU), LR ablation with full 50-step data, constrained decoding ablation, reward hacking observation</w:t>
-      </w:r>
-    </w:p>
-    <w:p>
-      <w:pPr>
-        <w:numPr>
-          <w:ilvl w:val="0"/>
-          <w:numId w:val="1029"/>
-        </w:numPr>
-      </w:pPr>
-      <w:r>
-        <w:rPr>
-          <w:b/>
-          <w:bCs/>
-        </w:rPr>
-        <w:t xml:space="preserve">Architecture confound partially resolved</w:t>
-      </w:r>
-      <w:r>
-        <w:t xml:space="preserve">: capacity threshold confirmed across both Qwen and Llama families for sub-8B models</w:t>
-      </w:r>
-    </w:p>
-    <w:p>
-      <w:pPr>
-        <w:numPr>
-          <w:ilvl w:val="0"/>
-          <w:numId w:val="1029"/>
-        </w:numPr>
-      </w:pPr>
-      <w:r>
-        <w:rPr>
-          <w:b/>
-          <w:bCs/>
-        </w:rPr>
-        <w:t xml:space="preserve">MATH-500 and HumanEval</w:t>
-      </w:r>
-      <w:r>
-        <w:t xml:space="preserve"> </w:t>
-      </w:r>
-      <w:r>
-        <w:t xml:space="preserve">added to benchmark coverage</w:t>
-      </w:r>
-    </w:p>
-    <w:p>
-      <w:pPr>
-        <w:numPr>
-          <w:ilvl w:val="0"/>
-          <w:numId w:val="1029"/>
-        </w:numPr>
-      </w:pPr>
-      <w:r>
-        <w:rPr>
-          <w:b/>
-          <w:bCs/>
-        </w:rPr>
-        <w:t xml:space="preserve">World-Class Suite</w:t>
-      </w:r>
-      <w:r>
-        <w:t xml:space="preserve"> </w:t>
-      </w:r>
-      <w:r>
-        <w:t xml:space="preserve">(16+ completed experiments): 13 GRPO Tinker runs (including Kimi-K2 completion), 2 PPO Modal H100 runs, 1 KL tracking experiment (failed); PPO vs. GRPO statistical comparison; frontier model dynamics; MoE instruct vs. base comparison; SFT necessity for tool-use; TRL baseline comparison</w:t>
-      </w:r>
-    </w:p>
-    <w:p>
-      <w:pPr>
-        <w:numPr>
-          <w:ilvl w:val="0"/>
-          <w:numId w:val="1029"/>
-        </w:numPr>
-      </w:pPr>
-      <w:r>
-        <w:rPr>
-          <w:b/>
-          <w:bCs/>
-        </w:rPr>
-        <w:t xml:space="preserve">TRL GRPO baseline</w:t>
-      </w:r>
-      <w:r>
-        <w:t xml:space="preserve"> </w:t>
-      </w:r>
-      <w:r>
-        <w:t xml:space="preserve">(5 seeds, Qwen2.5-0.5B, GSM8K): 73.4% ± 7.03%</w:t>
-      </w:r>
-    </w:p>
-    <w:p>
-      <w:pPr>
-        <w:numPr>
-          <w:ilvl w:val="0"/>
-          <w:numId w:val="1029"/>
-        </w:numPr>
-      </w:pPr>
-      <w:r>
-        <w:rPr>
-          <w:b/>
-          <w:bCs/>
-        </w:rPr>
-        <w:t xml:space="preserve">PPO vs. GRPO comparison</w:t>
-      </w:r>
-      <w:r>
-        <w:t xml:space="preserve"> </w:t>
-      </w:r>
-      <w:r>
-        <w:t xml:space="preserve">with statistical effect sizes (Mann-Whitney r=0.94, Cohen’s d=0.166)</w:t>
-      </w:r>
-    </w:p>
-    <w:p>
-      <w:pPr>
-        <w:numPr>
-          <w:ilvl w:val="0"/>
-          <w:numId w:val="1029"/>
-        </w:numPr>
-      </w:pPr>
-      <w:r>
-        <w:rPr>
-          <w:b/>
-          <w:bCs/>
-        </w:rPr>
-        <w:t xml:space="preserve">Kimi-K2 experiment</w:t>
-      </w:r>
-      <w:r>
-        <w:t xml:space="preserve"> </w:t>
-      </w:r>
-      <w:r>
-        <w:t xml:space="preserve">(NEW): Moonshot AI MoE GRPO on GSM8K completed; Peak 100%, Last-10 80%, 20 steps</w:t>
-      </w:r>
-    </w:p>
-    <w:p>
-      <w:pPr>
-        <w:numPr>
-          <w:ilvl w:val="0"/>
-          <w:numId w:val="1029"/>
-        </w:numPr>
-      </w:pPr>
-      <w:r>
-        <w:rPr>
-          <w:b/>
-          <w:bCs/>
-        </w:rPr>
-        <w:t xml:space="preserve">Scaling law analysis</w:t>
-      </w:r>
-      <w:r>
-        <w:t xml:space="preserve"> </w:t>
-      </w:r>
-      <w:r>
-        <w:t xml:space="preserve">(NEW): exponential saturation model fits reward trajectories (R^2=0.210); three-phase pattern in 53.6% of experiments; model size correlates with learning speed (r=0.468, p=0.012)</w:t>
-      </w:r>
-    </w:p>
-    <w:p>
-      <w:pPr>
-        <w:numPr>
-          <w:ilvl w:val="0"/>
-          <w:numId w:val="1029"/>
-        </w:numPr>
-      </w:pPr>
-      <w:r>
-        <w:rPr>
-          <w:b/>
-          <w:bCs/>
-        </w:rPr>
-        <w:t xml:space="preserve">ZVF analysis</w:t>
-      </w:r>
-      <w:r>
-        <w:t xml:space="preserve"> </w:t>
-      </w:r>
-      <w:r>
-        <w:t xml:space="preserve">(NEW): ZVF predicts failure (r=−0.769, p=0.0008); task type dominates; model scale NOT significant</w:t>
-      </w:r>
-    </w:p>
-    <w:p>
-      <w:pPr>
-        <w:numPr>
-          <w:ilvl w:val="0"/>
-          <w:numId w:val="1029"/>
-        </w:numPr>
-      </w:pPr>
-      <w:r>
-        <w:rPr>
-          <w:b/>
-          <w:bCs/>
-        </w:rPr>
-        <w:t xml:space="preserve">Length bias analysis</w:t>
-      </w:r>
-      <w:r>
-        <w:t xml:space="preserve"> </w:t>
-      </w:r>
-      <w:r>
-        <w:t xml:space="preserve">(NEW): GRPO instability 0.267 vs PPO 0.785; verbosity trap GRPO 36% vs PPO 71%; Nemotron-120B highest GRPO instability</w:t>
-      </w:r>
-    </w:p>
-    <w:p>
-      <w:pPr>
-        <w:numPr>
-          <w:ilvl w:val="0"/>
-          <w:numId w:val="1029"/>
-        </w:numPr>
-      </w:pPr>
-      <w:r>
-        <w:rPr>
-          <w:b/>
-          <w:bCs/>
-        </w:rPr>
-        <w:t xml:space="preserve">2-GRPO hypothesis test</w:t>
-      </w:r>
-      <w:r>
-        <w:t xml:space="preserve"> </w:t>
-      </w:r>
-      <w:r>
-        <w:t xml:space="preserve">(NEW): DPO equivalence partially confirmed; G=2 cuts rollout compute 75–87.5%; observed ZVF deviates from theory</w:t>
-      </w:r>
-    </w:p>
-    <w:p>
-      <w:pPr>
-        <w:numPr>
-          <w:ilvl w:val="0"/>
-          <w:numId w:val="1029"/>
-        </w:numPr>
-      </w:pPr>
-      <w:r>
-        <w:rPr>
-          <w:b/>
-          <w:bCs/>
-        </w:rPr>
-        <w:t xml:space="preserve">Enhanced statistical analysis</w:t>
-      </w:r>
-      <w:r>
-        <w:t xml:space="preserve"> </w:t>
-      </w:r>
-      <w:r>
-        <w:t xml:space="preserve">(NEW): variance decomposition (algorithm η^2=0.558, library η^2=0.546, family η^2=0.471); Cohen’s d with Bonferroni correction across 5 pairwise comparisons</w:t>
+        <w:pStyle w:val="FirstParagraph"/>
+      </w:pPr>
+      <w:r>
+        <w:t xml:space="preserve">This report closes a substantial portion of the gaps present in earlier drafts by hardening both the empirical record and the statistical interpretation. On the reporting side, it now includes formal ZVF definitions, partial-correlation analysis, a cross-framework pipeline specification, token-budget-normalized group-size analysis, framework configuration disclosure, evidence-tier partitioning for the headline findings, tool-use and code reward-design analysis with ERF, held-out sampling protocols (P1/P2/P3), base-vs-instruct paired evaluation, tighter frontier-scope wording, regenerated figures, and expanded related work on recent variance-mitigation and stability-aware GRPO variants. These additions make the report internally coherent and substantially more defensible as a research document rather than a running project log.</w:t>
+      </w:r>
+    </w:p>
+    <w:p>
+      <w:pPr>
+        <w:pStyle w:val="BodyText"/>
+      </w:pPr>
+      <w:r>
+        <w:t xml:space="preserve">On the experimental side, the report now consolidates five-seed replication, LoRA rank ablations, extended 100-step training, real-versus-synthetic tool-use comparisons, 77+ Tinker runs, a 4B scaling experiment, held-out GSM8K evaluation on 200 examples per seed, the 32-run 10x Structural Ceiling campaign, expanded benchmark coverage to MATH-500 and HumanEval, and the World-Class Suite spanning frontier GRPO, PPO baselines, and the completed Kimi-K2 run. It also adds the TRL GRPO baseline, PPO-versus-GRPO comparisons with effect sizes, scaling-law fits, ZVF-wide analysis, length-bias analysis, the 2-GRPO hypothesis test, and enhanced variance decomposition. Taken together, these additions move the report from a collection of team experiments to a unified account of the project’s main empirical claims and open questions.</w:t>
       </w:r>
     </w:p>
     <w:bookmarkEnd w:id="137"/>
@@ -50678,7 +49154,7 @@
         <w:pStyle w:val="Compact"/>
         <w:numPr>
           <w:ilvl w:val="0"/>
-          <w:numId w:val="1030"/>
+          <w:numId w:val="1015"/>
         </w:numPr>
       </w:pPr>
       <w:r>
@@ -50714,7 +49190,7 @@
         <w:pStyle w:val="Compact"/>
         <w:numPr>
           <w:ilvl w:val="0"/>
-          <w:numId w:val="1030"/>
+          <w:numId w:val="1015"/>
         </w:numPr>
       </w:pPr>
       <w:r>
@@ -50736,7 +49212,7 @@
         <w:pStyle w:val="Compact"/>
         <w:numPr>
           <w:ilvl w:val="0"/>
-          <w:numId w:val="1030"/>
+          <w:numId w:val="1015"/>
         </w:numPr>
       </w:pPr>
       <w:r>
@@ -50770,7 +49246,7 @@
         <w:pStyle w:val="Compact"/>
         <w:numPr>
           <w:ilvl w:val="0"/>
-          <w:numId w:val="1030"/>
+          <w:numId w:val="1015"/>
         </w:numPr>
       </w:pPr>
       <w:r>
@@ -50792,7 +49268,7 @@
         <w:pStyle w:val="Compact"/>
         <w:numPr>
           <w:ilvl w:val="0"/>
-          <w:numId w:val="1030"/>
+          <w:numId w:val="1015"/>
         </w:numPr>
       </w:pPr>
       <w:r>
@@ -50814,7 +49290,7 @@
         <w:pStyle w:val="Compact"/>
         <w:numPr>
           <w:ilvl w:val="0"/>
-          <w:numId w:val="1030"/>
+          <w:numId w:val="1015"/>
         </w:numPr>
       </w:pPr>
       <w:r>
@@ -57369,7 +55845,7 @@
         <w:pStyle w:val="Compact"/>
         <w:numPr>
           <w:ilvl w:val="0"/>
-          <w:numId w:val="1031"/>
+          <w:numId w:val="1016"/>
         </w:numPr>
       </w:pPr>
       <w:r>
@@ -57396,7 +55872,7 @@
         <w:pStyle w:val="Compact"/>
         <w:numPr>
           <w:ilvl w:val="0"/>
-          <w:numId w:val="1031"/>
+          <w:numId w:val="1016"/>
         </w:numPr>
       </w:pPr>
       <w:r>
@@ -57453,7 +55929,7 @@
         <w:pStyle w:val="Compact"/>
         <w:numPr>
           <w:ilvl w:val="0"/>
-          <w:numId w:val="1031"/>
+          <w:numId w:val="1016"/>
         </w:numPr>
       </w:pPr>
       <w:r>
@@ -57498,7 +55974,7 @@
         <w:pStyle w:val="Compact"/>
         <w:numPr>
           <w:ilvl w:val="0"/>
-          <w:numId w:val="1031"/>
+          <w:numId w:val="1016"/>
         </w:numPr>
       </w:pPr>
       <w:r>
@@ -57555,7 +56031,7 @@
         <w:pStyle w:val="Compact"/>
         <w:numPr>
           <w:ilvl w:val="0"/>
-          <w:numId w:val="1031"/>
+          <w:numId w:val="1016"/>
         </w:numPr>
       </w:pPr>
       <w:r>
@@ -57588,7 +56064,7 @@
         <w:pStyle w:val="Compact"/>
         <w:numPr>
           <w:ilvl w:val="0"/>
-          <w:numId w:val="1031"/>
+          <w:numId w:val="1016"/>
         </w:numPr>
       </w:pPr>
       <w:r>
@@ -57609,7 +56085,7 @@
         <w:pStyle w:val="Compact"/>
         <w:numPr>
           <w:ilvl w:val="0"/>
-          <w:numId w:val="1031"/>
+          <w:numId w:val="1016"/>
         </w:numPr>
       </w:pPr>
       <w:r>
@@ -57650,7 +56126,7 @@
         <w:pStyle w:val="Compact"/>
         <w:numPr>
           <w:ilvl w:val="0"/>
-          <w:numId w:val="1031"/>
+          <w:numId w:val="1016"/>
         </w:numPr>
       </w:pPr>
       <w:r>
@@ -57688,7 +56164,7 @@
         <w:pStyle w:val="Compact"/>
         <w:numPr>
           <w:ilvl w:val="0"/>
-          <w:numId w:val="1031"/>
+          <w:numId w:val="1016"/>
         </w:numPr>
       </w:pPr>
       <w:r>
@@ -57726,7 +56202,7 @@
         <w:pStyle w:val="Compact"/>
         <w:numPr>
           <w:ilvl w:val="0"/>
-          <w:numId w:val="1031"/>
+          <w:numId w:val="1016"/>
         </w:numPr>
       </w:pPr>
       <w:r>
@@ -57766,7 +56242,7 @@
         <w:pStyle w:val="Compact"/>
         <w:numPr>
           <w:ilvl w:val="0"/>
-          <w:numId w:val="1031"/>
+          <w:numId w:val="1016"/>
         </w:numPr>
       </w:pPr>
       <w:r>
@@ -58085,176 +56561,88 @@
     </w:p>
     <w:p>
       <w:pPr>
-        <w:numPr>
-          <w:ilvl w:val="0"/>
-          <w:numId w:val="1032"/>
-        </w:numPr>
+        <w:pStyle w:val="BodyText"/>
+      </w:pPr>
+      <w:r>
+        <w:t xml:space="preserve">The main empirical picture is now clear. GRPO is strongest on structural tasks and weakest on semantic ones: tool-use formatting and GSM8K-style answer extraction are learnable under this regime, whereas MATH-500 and especially HumanEval remain much harder. That hierarchy is not architecture-neutral. Tool-use success is strongly Qwen-specific, while sub-8B-instruct models across both Qwen and Llama families collapse almost immediately into high-ZVF training with no usable learning signal. The most consistent prerequisite for success is therefore not RL itself but the quality of the initialization: instruction tuning moves models onto a reward-bearing manifold, and SFT warm-up is essential for tool use in particular.</w:t>
+      </w:r>
+    </w:p>
+    <w:p>
+      <w:pPr>
+        <w:pStyle w:val="BodyText"/>
+      </w:pPr>
+      <w:r>
+        <w:t xml:space="preserve">Within the trainable regime, the study identifies a set of practical dynamics that recur across chapters. ZVF and GU provide a usable picture of when GRPO is still receiving signal and when it has saturated; under the canonical token budget,</w:t>
+      </w:r>
+      <w:r>
+        <w:t xml:space="preserve"> </w:t>
+      </w:r>
+      <m:oMath>
+        <m:r>
+          <m:t>G</m:t>
+        </m:r>
+        <m:r>
+          <m:rPr>
+            <m:sty m:val="p"/>
+          </m:rPr>
+          <m:t>=</m:t>
+        </m:r>
+        <m:r>
+          <m:t>32</m:t>
+        </m:r>
+      </m:oMath>
+      <w:r>
+        <w:t xml:space="preserve"> </w:t>
+      </w:r>
+      <w:r>
+        <w:t xml:space="preserve">is the best group size, while lower learning rates prolong useful training at the cost of speed. Constrained decoding turns out not to be the hidden driver of success, which strengthens the conclusion that GRPO is genuinely learning format rather than merely being protected by the decoder. At the same time, the reward trajectories reveal instability modes that matter in practice, including reward-hacking-style collapse in Llama-8B base and markedly higher volatility in MoE systems. Most importantly, the held-out GSM8K evaluation remains negative: although training reward improves, post-RL accuracy of 83.3% ± 2.2% is not meaningfully above the 82.0% base-model control, so generalization gains are not established.</w:t>
+      </w:r>
+    </w:p>
+    <w:p>
+      <w:pPr>
+        <w:pStyle w:val="BodyText"/>
+      </w:pPr>
+      <w:r>
+        <w:t xml:space="preserve">The larger-scale experiments complicate any simple story about algorithm superiority. PPO beats GRPO on Llama-3.1-8B-Instruct, while GRPO beats PPO on Qwen3-8B, showing that algorithm choice is model-dependent rather than universally ordered. Frontier runs on Qwen3-235B-A22B, DeepSeek-V3.1, Nemotron-120B, and Kimi-K2 further show that scale does not wash out these differences. Some large models simply preserve existing capability under RL, some improve rapidly, and some peak and collapse. The framework comparison adds another layer: TRL’s 73.4% ± 7.03% baseline versus Tinker’s 99.9% outcome indicates that implementation details can be as consequential as the nominal RL objective itself.</w:t>
+      </w:r>
+    </w:p>
+    <w:p>
+      <w:pPr>
+        <w:pStyle w:val="BodyText"/>
       </w:pPr>
       <w:r>
         <w:rPr>
           <w:b/>
           <w:bCs/>
         </w:rPr>
-        <w:t xml:space="preserve">Benchmark hierarchy</w:t>
-      </w:r>
-      <w:r>
-        <w:t xml:space="preserve"> </w:t>
-      </w:r>
-      <w:r>
-        <w:t xml:space="preserve">(32 runs): GRPO learns structural/format tasks perfectly (tool-use: 1.0, GSM8K: 0.97) but fails on genuine reasoning (MATH-500: 0.57, HumanEval: 0.00). The ceiling is where the task transitions from pattern-matching to reasoning.</w:t>
-      </w:r>
-    </w:p>
-    <w:p>
-      <w:pPr>
-        <w:numPr>
-          <w:ilvl w:val="0"/>
-          <w:numId w:val="1032"/>
-        </w:numPr>
+        <w:t xml:space="preserve">Statistical caveat:</w:t>
+      </w:r>
+      <w:r>
+        <w:t xml:space="preserve"> </w:t>
+      </w:r>
+      <w:r>
+        <w:t xml:space="preserve">Because several comparisons are either paired over the same benchmark items or based on temporally correlated single-run trajectories, the associated p-values should be read as exploratory rather than definitive inferential results.</w:t>
+      </w:r>
+    </w:p>
+    <w:p>
+      <w:pPr>
+        <w:pStyle w:val="BodyText"/>
       </w:pPr>
       <w:r>
         <w:rPr>
           <w:b/>
           <w:bCs/>
         </w:rPr>
-        <w:t xml:space="preserve">Cross-family architecture dependence</w:t>
-      </w:r>
-      <w:r>
-        <w:t xml:space="preserve">: Tool-use success is Qwen-specific (1.0 vs. Llama 0.1 on identical task with SFT; 0% for both without SFT). GSM8K shows less family dependence (Qwen 1.0 vs. Llama-instruct 0.97).</w:t>
-      </w:r>
-    </w:p>
-    <w:p>
-      <w:pPr>
-        <w:numPr>
-          <w:ilvl w:val="0"/>
-          <w:numId w:val="1032"/>
-        </w:numPr>
-      </w:pPr>
-      <w:r>
-        <w:rPr>
-          <w:b/>
-          <w:bCs/>
-        </w:rPr>
-        <w:t xml:space="preserve">Model-size threshold</w:t>
-      </w:r>
-      <w:r>
-        <w:t xml:space="preserve"> </w:t>
-      </w:r>
-      <w:r>
-        <w:t xml:space="preserve">(cross-family): Below 8B-instruct, GRPO produces zero learning signal — confirmed across Qwen (0.6B, 1.7B) and Llama (1B, 3B) with immediate ZVF saturation (onset=step 0, ZVF&gt;88%).</w:t>
-      </w:r>
-    </w:p>
-    <w:p>
-      <w:pPr>
-        <w:numPr>
-          <w:ilvl w:val="0"/>
-          <w:numId w:val="1032"/>
-        </w:numPr>
-      </w:pPr>
-      <w:r>
-        <w:rPr>
-          <w:b/>
-          <w:bCs/>
-        </w:rPr>
-        <w:t xml:space="preserve">Instruction tuning is the prerequisite</w:t>
-      </w:r>
-      <w:r>
-        <w:t xml:space="preserve">: Base-&gt;instruct delta is +0.922 on GSM8K (Llama-8B), dwarfing any RL contribution. Instruction tuning determines MoE trainability — Qwen3-30B-A3B base (32.5%) vs. instruct (100%) at identical architecture.</w:t>
-      </w:r>
-    </w:p>
-    <w:p>
-      <w:pPr>
-        <w:numPr>
-          <w:ilvl w:val="0"/>
-          <w:numId w:val="1032"/>
-        </w:numPr>
-      </w:pPr>
-      <w:r>
-        <w:rPr>
-          <w:b/>
-          <w:bCs/>
-        </w:rPr>
-        <w:t xml:space="preserve">Group saturation diagnostic</w:t>
-      </w:r>
-      <w:r>
-        <w:t xml:space="preserve"> </w:t>
-      </w:r>
-      <w:r>
-        <w:t xml:space="preserve">(novel): Zero-Variance Fraction (ZVF) and Gradient Utilization (GU) track when GRPO gradients vanish. G=32 is optimal (GU=54.5%, onset step 29). All group sizes converge given enough steps.</w:t>
-      </w:r>
-    </w:p>
-    <w:p>
-      <w:pPr>
-        <w:numPr>
-          <w:ilvl w:val="0"/>
-          <w:numId w:val="1032"/>
-        </w:numPr>
-      </w:pPr>
-      <w:r>
-        <w:rPr>
-          <w:b/>
-          <w:bCs/>
-        </w:rPr>
-        <w:t xml:space="preserve">LR speed-saturation tradeoff</w:t>
-      </w:r>
-      <w:r>
-        <w:t xml:space="preserve">: LR=1e-5 never saturates (GU&gt;82%) but converges slowly. LR=3e-4 recovers after transient dip — correcting the partial-data conclusion of instability.</w:t>
-      </w:r>
-    </w:p>
-    <w:p>
-      <w:pPr>
-        <w:numPr>
-          <w:ilvl w:val="0"/>
-          <w:numId w:val="1032"/>
-        </w:numPr>
-      </w:pPr>
-      <w:r>
-        <w:rPr>
-          <w:b/>
-          <w:bCs/>
-        </w:rPr>
-        <w:t xml:space="preserve">Constrained decoding ablation</w:t>
-      </w:r>
-      <w:r>
-        <w:t xml:space="preserve">: No difference vs. unconstrained (0.981 vs. 0.998) — decoder confound is moot. GRPO genuinely learns format.</w:t>
-      </w:r>
-    </w:p>
-    <w:p>
-      <w:pPr>
-        <w:numPr>
-          <w:ilvl w:val="0"/>
-          <w:numId w:val="1032"/>
-        </w:numPr>
-      </w:pPr>
-      <w:r>
-        <w:rPr>
-          <w:b/>
-          <w:bCs/>
-        </w:rPr>
-        <w:t xml:space="preserve">Reward hacking -&gt; collapse</w:t>
-      </w:r>
-      <w:r>
-        <w:t xml:space="preserve">: Llama-8B base broke out to 0.87 reward then catastrophically collapsed to 0.00 at step 41. Qwen3-8B PPO (final_kl=60.75) shows substantial policy drift consistent with this instability pattern.</w:t>
-      </w:r>
-    </w:p>
-    <w:p>
-      <w:pPr>
-        <w:numPr>
-          <w:ilvl w:val="0"/>
-          <w:numId w:val="1032"/>
-        </w:numPr>
-      </w:pPr>
-      <w:r>
-        <w:rPr>
-          <w:b/>
-          <w:bCs/>
-        </w:rPr>
-        <w:t xml:space="preserve">Held-out generalization (negative):</w:t>
-      </w:r>
-      <w:r>
-        <w:t xml:space="preserve"> </w:t>
-      </w:r>
-      <w:r>
-        <w:t xml:space="preserve">GSM8K test accuracy 83.3% ± 2.2% (5 seeds × 200 examples), but base Qwen3-8B scores 82.0% without GRPO. The +1.3pp delta is not significant (</w:t>
+        <w:t xml:space="preserve">Limitations:</w:t>
+      </w:r>
+      <w:r>
+        <w:t xml:space="preserve"> </w:t>
+      </w:r>
+      <w:r>
+        <w:t xml:space="preserve">This paper is exploratory; conclusions from the 0.6B–8B regime are specific to our QLoRA/LoRA setup and should not be generalized to GRPO broadly. The tool-use success is Qwen-specific and measures syntax compliance, not semantic competence. Transfer benchmarks are null (GSM8K</w:t>
+      </w:r>
+      <w:r>
+        <w:t xml:space="preserve"> </w:t>
       </w:r>
       <m:oMath>
         <m:r>
@@ -58271,231 +56659,6 @@
         </m:r>
       </m:oMath>
       <w:r>
-        <w:t xml:space="preserve">).</w:t>
-      </w:r>
-    </w:p>
-    <w:p>
-      <w:pPr>
-        <w:numPr>
-          <w:ilvl w:val="0"/>
-          <w:numId w:val="1032"/>
-        </w:numPr>
-      </w:pPr>
-      <w:r>
-        <w:rPr>
-          <w:b/>
-          <w:bCs/>
-        </w:rPr>
-        <w:t xml:space="preserve">MoE routing volatility</w:t>
-      </w:r>
-      <w:r>
-        <w:t xml:space="preserve">: 2.43× higher step-to-step variance vs. dense (</w:t>
-      </w:r>
-      <m:oMath>
-        <m:r>
-          <m:t>p</m:t>
-        </m:r>
-        <m:r>
-          <m:rPr>
-            <m:sty m:val="p"/>
-          </m:rPr>
-          <m:t>=</m:t>
-        </m:r>
-        <m:r>
-          <m:t>7</m:t>
-        </m:r>
-        <m:r>
-          <m:rPr>
-            <m:sty m:val="p"/>
-          </m:rPr>
-          <m:t>×</m:t>
-        </m:r>
-        <m:sSup>
-          <m:e>
-            <m:r>
-              <m:t>10</m:t>
-            </m:r>
-          </m:e>
-          <m:sup>
-            <m:r>
-              <m:rPr>
-                <m:sty m:val="p"/>
-              </m:rPr>
-              <m:t>−</m:t>
-            </m:r>
-            <m:r>
-              <m:t>6</m:t>
-            </m:r>
-          </m:sup>
-        </m:sSup>
-      </m:oMath>
-      <w:r>
-        <w:t xml:space="preserve">, Levene’s test). Nemotron-120B introduces a new Mode 2b (peak-then-collapse) failure pattern even in dense architecture.</w:t>
-      </w:r>
-    </w:p>
-    <w:p>
-      <w:pPr>
-        <w:numPr>
-          <w:ilvl w:val="0"/>
-          <w:numId w:val="1032"/>
-        </w:numPr>
-      </w:pPr>
-      <w:r>
-        <w:rPr>
-          <w:b/>
-          <w:bCs/>
-        </w:rPr>
-        <w:t xml:space="preserve">SFT+GRPO complementarity</w:t>
-      </w:r>
-      <w:r>
-        <w:t xml:space="preserve"> </w:t>
-      </w:r>
-      <w:r>
-        <w:t xml:space="preserve">(pilot, N=1): SFT-initialized GRPO produced the strongest results. JSON 0%-&gt;92% under unconstrained decoding. Without SFT, tool-use GRPO produces 0% reward regardless of model size or architecture.</w:t>
-      </w:r>
-    </w:p>
-    <w:p>
-      <w:pPr>
-        <w:numPr>
-          <w:ilvl w:val="0"/>
-          <w:numId w:val="1032"/>
-        </w:numPr>
-      </w:pPr>
-      <w:r>
-        <w:rPr>
-          <w:b/>
-          <w:bCs/>
-        </w:rPr>
-        <w:t xml:space="preserve">PPO vs. GRPO (completed):</w:t>
-      </w:r>
-      <w:r>
-        <w:t xml:space="preserve"> </w:t>
-      </w:r>
-      <w:r>
-        <w:t xml:space="preserve">PPO Llama-3.1-8B-Instruct achieves</w:t>
-      </w:r>
-      <w:r>
-        <w:t xml:space="preserve"> </w:t>
-      </w:r>
-      <w:r>
-        <w:rPr>
-          <w:b/>
-          <w:bCs/>
-        </w:rPr>
-        <w:t xml:space="preserve">97.5%</w:t>
-      </w:r>
-      <w:r>
-        <w:t xml:space="preserve"> </w:t>
-      </w:r>
-      <w:r>
-        <w:t xml:space="preserve">last-10 avg (Mann-Whitney r=0.94 over GRPO Llama’s 84.4%); PPO Qwen3-8B achieves only</w:t>
-      </w:r>
-      <w:r>
-        <w:t xml:space="preserve"> </w:t>
-      </w:r>
-      <w:r>
-        <w:rPr>
-          <w:b/>
-          <w:bCs/>
-        </w:rPr>
-        <w:t xml:space="preserve">22.5%</w:t>
-      </w:r>
-      <w:r>
-        <w:t xml:space="preserve"> </w:t>
-      </w:r>
-      <w:r>
-        <w:t xml:space="preserve">vs. GRPO Qwen3-8B’s 97.2% (Cohen’s d=0.166). No single algorithm dominates; choice depends on the target model.</w:t>
-      </w:r>
-    </w:p>
-    <w:p>
-      <w:pPr>
-        <w:numPr>
-          <w:ilvl w:val="0"/>
-          <w:numId w:val="1032"/>
-        </w:numPr>
-      </w:pPr>
-      <w:r>
-        <w:rPr>
-          <w:b/>
-          <w:bCs/>
-        </w:rPr>
-        <w:t xml:space="preserve">Frontier model results</w:t>
-      </w:r>
-      <w:r>
-        <w:t xml:space="preserve">: Qwen3-235B-A22B achieves perfect 100% last-10 in 15 steps; DeepSeek-V3.1 achieves 85% in 20 steps (starting at 0.875 on step 1). At frontier scale, RL reinforces existing capability rather than teaching new skills.</w:t>
-      </w:r>
-    </w:p>
-    <w:p>
-      <w:pPr>
-        <w:numPr>
-          <w:ilvl w:val="0"/>
-          <w:numId w:val="1032"/>
-        </w:numPr>
-      </w:pPr>
-      <w:r>
-        <w:rPr>
-          <w:b/>
-          <w:bCs/>
-        </w:rPr>
-        <w:t xml:space="preserve">Implementation framework matters</w:t>
-      </w:r>
-      <w:r>
-        <w:t xml:space="preserve">: TRL baseline 73.4% ± 7.03% vs. Tinker 99.9% (Welch’s t=8.44, p=0.0014). Bootstrap CIs non-overlapping: [67.9%, 78.9%] vs. [99.3%, 100.0%].</w:t>
-      </w:r>
-    </w:p>
-    <w:p>
-      <w:pPr>
-        <w:pStyle w:val="FirstParagraph"/>
-      </w:pPr>
-      <w:r>
-        <w:rPr>
-          <w:b/>
-          <w:bCs/>
-        </w:rPr>
-        <w:t xml:space="preserve">Statistical caveat:</w:t>
-      </w:r>
-      <w:r>
-        <w:t xml:space="preserve"> </w:t>
-      </w:r>
-      <w:r>
-        <w:t xml:space="preserve">Because several comparisons are either paired over the same benchmark items or based on temporally correlated single-run trajectories, the associated p-values should be read as exploratory rather than definitive inferential results.</w:t>
-      </w:r>
-    </w:p>
-    <w:p>
-      <w:pPr>
-        <w:pStyle w:val="BodyText"/>
-      </w:pPr>
-      <w:r>
-        <w:rPr>
-          <w:b/>
-          <w:bCs/>
-        </w:rPr>
-        <w:t xml:space="preserve">Limitations:</w:t>
-      </w:r>
-      <w:r>
-        <w:t xml:space="preserve"> </w:t>
-      </w:r>
-      <w:r>
-        <w:t xml:space="preserve">This paper is exploratory; conclusions from the 0.6B–8B regime are specific to our QLoRA/LoRA setup and should not be generalized to GRPO broadly. The tool-use success is Qwen-specific and measures syntax compliance, not semantic competence. Transfer benchmarks are null (GSM8K</w:t>
-      </w:r>
-      <w:r>
-        <w:t xml:space="preserve"> </w:t>
-      </w:r>
-      <m:oMath>
-        <m:r>
-          <m:t>p</m:t>
-        </m:r>
-        <m:r>
-          <m:rPr>
-            <m:sty m:val="p"/>
-          </m:rPr>
-          <m:t>=</m:t>
-        </m:r>
-        <m:r>
-          <m:t>0.26</m:t>
-        </m:r>
-      </m:oMath>
-      <w:r>
         <w:t xml:space="preserve">; HumanEval</w:t>
       </w:r>
       <w:r>
@@ -58541,7 +56704,7 @@
         <w:pStyle w:val="Compact"/>
         <w:numPr>
           <w:ilvl w:val="0"/>
-          <w:numId w:val="1033"/>
+          <w:numId w:val="1017"/>
         </w:numPr>
       </w:pPr>
       <w:r>
@@ -58562,7 +56725,7 @@
         <w:pStyle w:val="Compact"/>
         <w:numPr>
           <w:ilvl w:val="0"/>
-          <w:numId w:val="1033"/>
+          <w:numId w:val="1017"/>
         </w:numPr>
       </w:pPr>
       <w:r>
@@ -58583,7 +56746,7 @@
         <w:pStyle w:val="Compact"/>
         <w:numPr>
           <w:ilvl w:val="0"/>
-          <w:numId w:val="1033"/>
+          <w:numId w:val="1017"/>
         </w:numPr>
       </w:pPr>
       <w:r>
@@ -58604,7 +56767,7 @@
         <w:pStyle w:val="Compact"/>
         <w:numPr>
           <w:ilvl w:val="0"/>
-          <w:numId w:val="1033"/>
+          <w:numId w:val="1017"/>
         </w:numPr>
       </w:pPr>
       <w:r>
@@ -58625,7 +56788,7 @@
         <w:pStyle w:val="Compact"/>
         <w:numPr>
           <w:ilvl w:val="0"/>
-          <w:numId w:val="1033"/>
+          <w:numId w:val="1017"/>
         </w:numPr>
       </w:pPr>
       <w:r>
@@ -58646,7 +56809,7 @@
         <w:pStyle w:val="Compact"/>
         <w:numPr>
           <w:ilvl w:val="0"/>
-          <w:numId w:val="1033"/>
+          <w:numId w:val="1017"/>
         </w:numPr>
       </w:pPr>
       <w:r>
@@ -58667,7 +56830,7 @@
         <w:pStyle w:val="Compact"/>
         <w:numPr>
           <w:ilvl w:val="0"/>
-          <w:numId w:val="1033"/>
+          <w:numId w:val="1017"/>
         </w:numPr>
       </w:pPr>
       <w:r>
@@ -58688,7 +56851,7 @@
         <w:pStyle w:val="Compact"/>
         <w:numPr>
           <w:ilvl w:val="0"/>
-          <w:numId w:val="1033"/>
+          <w:numId w:val="1017"/>
         </w:numPr>
       </w:pPr>
       <w:r>
@@ -58709,7 +56872,7 @@
         <w:pStyle w:val="Compact"/>
         <w:numPr>
           <w:ilvl w:val="0"/>
-          <w:numId w:val="1033"/>
+          <w:numId w:val="1017"/>
         </w:numPr>
       </w:pPr>
       <w:r>
@@ -58730,7 +56893,7 @@
         <w:pStyle w:val="Compact"/>
         <w:numPr>
           <w:ilvl w:val="0"/>
-          <w:numId w:val="1033"/>
+          <w:numId w:val="1017"/>
         </w:numPr>
       </w:pPr>
       <w:r>
@@ -58751,7 +56914,7 @@
         <w:pStyle w:val="Compact"/>
         <w:numPr>
           <w:ilvl w:val="0"/>
-          <w:numId w:val="1033"/>
+          <w:numId w:val="1017"/>
         </w:numPr>
       </w:pPr>
       <w:r>
@@ -58772,7 +56935,7 @@
         <w:pStyle w:val="Compact"/>
         <w:numPr>
           <w:ilvl w:val="0"/>
-          <w:numId w:val="1033"/>
+          <w:numId w:val="1017"/>
         </w:numPr>
       </w:pPr>
       <w:r>
@@ -58793,7 +56956,7 @@
         <w:pStyle w:val="Compact"/>
         <w:numPr>
           <w:ilvl w:val="0"/>
-          <w:numId w:val="1033"/>
+          <w:numId w:val="1017"/>
         </w:numPr>
       </w:pPr>
       <w:r>
@@ -58814,7 +56977,7 @@
         <w:pStyle w:val="Compact"/>
         <w:numPr>
           <w:ilvl w:val="0"/>
-          <w:numId w:val="1033"/>
+          <w:numId w:val="1017"/>
         </w:numPr>
       </w:pPr>
       <w:r>
@@ -58835,7 +56998,7 @@
         <w:pStyle w:val="Compact"/>
         <w:numPr>
           <w:ilvl w:val="0"/>
-          <w:numId w:val="1033"/>
+          <w:numId w:val="1017"/>
         </w:numPr>
       </w:pPr>
       <w:r>
@@ -58859,7 +57022,7 @@
         <w:pStyle w:val="Compact"/>
         <w:numPr>
           <w:ilvl w:val="0"/>
-          <w:numId w:val="1033"/>
+          <w:numId w:val="1017"/>
         </w:numPr>
       </w:pPr>
       <w:r>
@@ -58880,7 +57043,7 @@
         <w:pStyle w:val="Compact"/>
         <w:numPr>
           <w:ilvl w:val="0"/>
-          <w:numId w:val="1033"/>
+          <w:numId w:val="1017"/>
         </w:numPr>
       </w:pPr>
       <w:r>
@@ -58901,7 +57064,7 @@
         <w:pStyle w:val="Compact"/>
         <w:numPr>
           <w:ilvl w:val="0"/>
-          <w:numId w:val="1033"/>
+          <w:numId w:val="1017"/>
         </w:numPr>
       </w:pPr>
       <w:r>
@@ -58922,7 +57085,7 @@
         <w:pStyle w:val="Compact"/>
         <w:numPr>
           <w:ilvl w:val="0"/>
-          <w:numId w:val="1033"/>
+          <w:numId w:val="1017"/>
         </w:numPr>
       </w:pPr>
       <w:r>
@@ -58946,7 +57109,7 @@
         <w:pStyle w:val="Compact"/>
         <w:numPr>
           <w:ilvl w:val="0"/>
-          <w:numId w:val="1033"/>
+          <w:numId w:val="1017"/>
         </w:numPr>
       </w:pPr>
       <w:r>
@@ -58970,7 +57133,7 @@
         <w:pStyle w:val="Compact"/>
         <w:numPr>
           <w:ilvl w:val="0"/>
-          <w:numId w:val="1033"/>
+          <w:numId w:val="1017"/>
         </w:numPr>
       </w:pPr>
       <w:r>
@@ -58991,7 +57154,7 @@
         <w:pStyle w:val="Compact"/>
         <w:numPr>
           <w:ilvl w:val="0"/>
-          <w:numId w:val="1033"/>
+          <w:numId w:val="1017"/>
         </w:numPr>
       </w:pPr>
       <w:r>
@@ -59015,7 +57178,7 @@
         <w:pStyle w:val="Compact"/>
         <w:numPr>
           <w:ilvl w:val="0"/>
-          <w:numId w:val="1033"/>
+          <w:numId w:val="1017"/>
         </w:numPr>
       </w:pPr>
       <w:r>
@@ -59039,7 +57202,7 @@
         <w:pStyle w:val="Compact"/>
         <w:numPr>
           <w:ilvl w:val="0"/>
-          <w:numId w:val="1033"/>
+          <w:numId w:val="1017"/>
         </w:numPr>
       </w:pPr>
       <w:r>
@@ -59060,7 +57223,7 @@
         <w:pStyle w:val="Compact"/>
         <w:numPr>
           <w:ilvl w:val="0"/>
-          <w:numId w:val="1033"/>
+          <w:numId w:val="1017"/>
         </w:numPr>
       </w:pPr>
       <w:r>
@@ -59084,7 +57247,7 @@
         <w:pStyle w:val="Compact"/>
         <w:numPr>
           <w:ilvl w:val="0"/>
-          <w:numId w:val="1033"/>
+          <w:numId w:val="1017"/>
         </w:numPr>
       </w:pPr>
       <w:r>
@@ -59105,7 +57268,7 @@
         <w:pStyle w:val="Compact"/>
         <w:numPr>
           <w:ilvl w:val="0"/>
-          <w:numId w:val="1033"/>
+          <w:numId w:val="1017"/>
         </w:numPr>
       </w:pPr>
       <w:r>
@@ -59126,7 +57289,7 @@
         <w:pStyle w:val="Compact"/>
         <w:numPr>
           <w:ilvl w:val="0"/>
-          <w:numId w:val="1033"/>
+          <w:numId w:val="1017"/>
         </w:numPr>
       </w:pPr>
       <w:r>
@@ -59147,7 +57310,7 @@
         <w:pStyle w:val="Compact"/>
         <w:numPr>
           <w:ilvl w:val="0"/>
-          <w:numId w:val="1033"/>
+          <w:numId w:val="1017"/>
         </w:numPr>
       </w:pPr>
       <w:r>
@@ -59168,7 +57331,7 @@
         <w:pStyle w:val="Compact"/>
         <w:numPr>
           <w:ilvl w:val="0"/>
-          <w:numId w:val="1033"/>
+          <w:numId w:val="1017"/>
         </w:numPr>
       </w:pPr>
       <w:r>
@@ -59192,7 +57355,7 @@
         <w:pStyle w:val="Compact"/>
         <w:numPr>
           <w:ilvl w:val="0"/>
-          <w:numId w:val="1033"/>
+          <w:numId w:val="1017"/>
         </w:numPr>
       </w:pPr>
       <w:r>
@@ -59216,7 +57379,7 @@
         <w:pStyle w:val="Compact"/>
         <w:numPr>
           <w:ilvl w:val="0"/>
-          <w:numId w:val="1033"/>
+          <w:numId w:val="1017"/>
         </w:numPr>
       </w:pPr>
       <w:r>
@@ -59240,7 +57403,7 @@
         <w:pStyle w:val="Compact"/>
         <w:numPr>
           <w:ilvl w:val="0"/>
-          <w:numId w:val="1033"/>
+          <w:numId w:val="1017"/>
         </w:numPr>
       </w:pPr>
       <w:r>
@@ -59264,7 +57427,7 @@
         <w:pStyle w:val="Compact"/>
         <w:numPr>
           <w:ilvl w:val="0"/>
-          <w:numId w:val="1033"/>
+          <w:numId w:val="1017"/>
         </w:numPr>
       </w:pPr>
       <w:r>
@@ -59288,7 +57451,7 @@
         <w:pStyle w:val="Compact"/>
         <w:numPr>
           <w:ilvl w:val="0"/>
-          <w:numId w:val="1033"/>
+          <w:numId w:val="1017"/>
         </w:numPr>
       </w:pPr>
       <w:r>
@@ -59309,7 +57472,7 @@
         <w:pStyle w:val="Compact"/>
         <w:numPr>
           <w:ilvl w:val="0"/>
-          <w:numId w:val="1033"/>
+          <w:numId w:val="1017"/>
         </w:numPr>
       </w:pPr>
       <w:r>
@@ -59330,7 +57493,7 @@
         <w:pStyle w:val="Compact"/>
         <w:numPr>
           <w:ilvl w:val="0"/>
-          <w:numId w:val="1033"/>
+          <w:numId w:val="1017"/>
         </w:numPr>
       </w:pPr>
       <w:r>
@@ -59354,7 +57517,7 @@
         <w:pStyle w:val="Compact"/>
         <w:numPr>
           <w:ilvl w:val="0"/>
-          <w:numId w:val="1033"/>
+          <w:numId w:val="1017"/>
         </w:numPr>
       </w:pPr>
       <w:r>
@@ -59378,7 +57541,7 @@
         <w:pStyle w:val="Compact"/>
         <w:numPr>
           <w:ilvl w:val="0"/>
-          <w:numId w:val="1033"/>
+          <w:numId w:val="1017"/>
         </w:numPr>
       </w:pPr>
       <w:r>
@@ -59402,7 +57565,7 @@
         <w:pStyle w:val="Compact"/>
         <w:numPr>
           <w:ilvl w:val="0"/>
-          <w:numId w:val="1033"/>
+          <w:numId w:val="1017"/>
         </w:numPr>
       </w:pPr>
       <w:r>
@@ -59414,7 +57577,7 @@
         <w:pStyle w:val="Compact"/>
         <w:numPr>
           <w:ilvl w:val="0"/>
-          <w:numId w:val="1033"/>
+          <w:numId w:val="1017"/>
         </w:numPr>
       </w:pPr>
       <w:r>
@@ -59426,7 +57589,7 @@
         <w:pStyle w:val="Compact"/>
         <w:numPr>
           <w:ilvl w:val="0"/>
-          <w:numId w:val="1033"/>
+          <w:numId w:val="1017"/>
         </w:numPr>
       </w:pPr>
       <w:r>
@@ -59867,6 +58030,15 @@
     <w:abstractNumId w:val="991"/>
   </w:num>
   <w:num w:numId="1002">
+    <w:abstractNumId w:val="991"/>
+  </w:num>
+  <w:num w:numId="1003">
+    <w:abstractNumId w:val="991"/>
+  </w:num>
+  <w:num w:numId="1004">
+    <w:abstractNumId w:val="991"/>
+  </w:num>
+  <w:num w:numId="1005">
     <w:abstractNumId w:val="99411"/>
     <w:lvlOverride w:ilvl="0">
       <w:startOverride w:val="1"/>
@@ -59896,10 +58068,13 @@
       <w:startOverride w:val="1"/>
     </w:lvlOverride>
   </w:num>
-  <w:num w:numId="1003">
+  <w:num w:numId="1006">
     <w:abstractNumId w:val="991"/>
   </w:num>
-  <w:num w:numId="1004">
+  <w:num w:numId="1007">
+    <w:abstractNumId w:val="991"/>
+  </w:num>
+  <w:num w:numId="1008">
     <w:abstractNumId w:val="99411"/>
     <w:lvlOverride w:ilvl="0">
       <w:startOverride w:val="1"/>
@@ -59929,110 +58104,17 @@
       <w:startOverride w:val="1"/>
     </w:lvlOverride>
   </w:num>
-  <w:num w:numId="1005">
+  <w:num w:numId="1009">
     <w:abstractNumId w:val="991"/>
   </w:num>
-  <w:num w:numId="1006">
+  <w:num w:numId="1010">
     <w:abstractNumId w:val="991"/>
-  </w:num>
-  <w:num w:numId="1007">
-    <w:abstractNumId w:val="991"/>
-  </w:num>
-  <w:num w:numId="1008">
-    <w:abstractNumId w:val="991"/>
-  </w:num>
-  <w:num w:numId="1009">
-    <w:abstractNumId w:val="99411"/>
-    <w:lvlOverride w:ilvl="0">
-      <w:startOverride w:val="1"/>
-    </w:lvlOverride>
-    <w:lvlOverride w:ilvl="1">
-      <w:startOverride w:val="1"/>
-    </w:lvlOverride>
-    <w:lvlOverride w:ilvl="2">
-      <w:startOverride w:val="1"/>
-    </w:lvlOverride>
-    <w:lvlOverride w:ilvl="3">
-      <w:startOverride w:val="1"/>
-    </w:lvlOverride>
-    <w:lvlOverride w:ilvl="4">
-      <w:startOverride w:val="1"/>
-    </w:lvlOverride>
-    <w:lvlOverride w:ilvl="5">
-      <w:startOverride w:val="1"/>
-    </w:lvlOverride>
-    <w:lvlOverride w:ilvl="6">
-      <w:startOverride w:val="1"/>
-    </w:lvlOverride>
-    <w:lvlOverride w:ilvl="7">
-      <w:startOverride w:val="1"/>
-    </w:lvlOverride>
-    <w:lvlOverride w:ilvl="8">
-      <w:startOverride w:val="1"/>
-    </w:lvlOverride>
-  </w:num>
-  <w:num w:numId="1010">
-    <w:abstractNumId w:val="99411"/>
-    <w:lvlOverride w:ilvl="0">
-      <w:startOverride w:val="1"/>
-    </w:lvlOverride>
-    <w:lvlOverride w:ilvl="1">
-      <w:startOverride w:val="1"/>
-    </w:lvlOverride>
-    <w:lvlOverride w:ilvl="2">
-      <w:startOverride w:val="1"/>
-    </w:lvlOverride>
-    <w:lvlOverride w:ilvl="3">
-      <w:startOverride w:val="1"/>
-    </w:lvlOverride>
-    <w:lvlOverride w:ilvl="4">
-      <w:startOverride w:val="1"/>
-    </w:lvlOverride>
-    <w:lvlOverride w:ilvl="5">
-      <w:startOverride w:val="1"/>
-    </w:lvlOverride>
-    <w:lvlOverride w:ilvl="6">
-      <w:startOverride w:val="1"/>
-    </w:lvlOverride>
-    <w:lvlOverride w:ilvl="7">
-      <w:startOverride w:val="1"/>
-    </w:lvlOverride>
-    <w:lvlOverride w:ilvl="8">
-      <w:startOverride w:val="1"/>
-    </w:lvlOverride>
   </w:num>
   <w:num w:numId="1011">
     <w:abstractNumId w:val="991"/>
   </w:num>
   <w:num w:numId="1012">
-    <w:abstractNumId w:val="99411"/>
-    <w:lvlOverride w:ilvl="0">
-      <w:startOverride w:val="1"/>
-    </w:lvlOverride>
-    <w:lvlOverride w:ilvl="1">
-      <w:startOverride w:val="1"/>
-    </w:lvlOverride>
-    <w:lvlOverride w:ilvl="2">
-      <w:startOverride w:val="1"/>
-    </w:lvlOverride>
-    <w:lvlOverride w:ilvl="3">
-      <w:startOverride w:val="1"/>
-    </w:lvlOverride>
-    <w:lvlOverride w:ilvl="4">
-      <w:startOverride w:val="1"/>
-    </w:lvlOverride>
-    <w:lvlOverride w:ilvl="5">
-      <w:startOverride w:val="1"/>
-    </w:lvlOverride>
-    <w:lvlOverride w:ilvl="6">
-      <w:startOverride w:val="1"/>
-    </w:lvlOverride>
-    <w:lvlOverride w:ilvl="7">
-      <w:startOverride w:val="1"/>
-    </w:lvlOverride>
-    <w:lvlOverride w:ilvl="8">
-      <w:startOverride w:val="1"/>
-    </w:lvlOverride>
+    <w:abstractNumId w:val="991"/>
   </w:num>
   <w:num w:numId="1013">
     <w:abstractNumId w:val="991"/>
@@ -60047,135 +58129,6 @@
     <w:abstractNumId w:val="991"/>
   </w:num>
   <w:num w:numId="1017">
-    <w:abstractNumId w:val="991"/>
-  </w:num>
-  <w:num w:numId="1018">
-    <w:abstractNumId w:val="99411"/>
-    <w:lvlOverride w:ilvl="0">
-      <w:startOverride w:val="1"/>
-    </w:lvlOverride>
-    <w:lvlOverride w:ilvl="1">
-      <w:startOverride w:val="1"/>
-    </w:lvlOverride>
-    <w:lvlOverride w:ilvl="2">
-      <w:startOverride w:val="1"/>
-    </w:lvlOverride>
-    <w:lvlOverride w:ilvl="3">
-      <w:startOverride w:val="1"/>
-    </w:lvlOverride>
-    <w:lvlOverride w:ilvl="4">
-      <w:startOverride w:val="1"/>
-    </w:lvlOverride>
-    <w:lvlOverride w:ilvl="5">
-      <w:startOverride w:val="1"/>
-    </w:lvlOverride>
-    <w:lvlOverride w:ilvl="6">
-      <w:startOverride w:val="1"/>
-    </w:lvlOverride>
-    <w:lvlOverride w:ilvl="7">
-      <w:startOverride w:val="1"/>
-    </w:lvlOverride>
-    <w:lvlOverride w:ilvl="8">
-      <w:startOverride w:val="1"/>
-    </w:lvlOverride>
-  </w:num>
-  <w:num w:numId="1019">
-    <w:abstractNumId w:val="991"/>
-  </w:num>
-  <w:num w:numId="1020">
-    <w:abstractNumId w:val="991"/>
-  </w:num>
-  <w:num w:numId="1021">
-    <w:abstractNumId w:val="99411"/>
-    <w:lvlOverride w:ilvl="0">
-      <w:startOverride w:val="1"/>
-    </w:lvlOverride>
-    <w:lvlOverride w:ilvl="1">
-      <w:startOverride w:val="1"/>
-    </w:lvlOverride>
-    <w:lvlOverride w:ilvl="2">
-      <w:startOverride w:val="1"/>
-    </w:lvlOverride>
-    <w:lvlOverride w:ilvl="3">
-      <w:startOverride w:val="1"/>
-    </w:lvlOverride>
-    <w:lvlOverride w:ilvl="4">
-      <w:startOverride w:val="1"/>
-    </w:lvlOverride>
-    <w:lvlOverride w:ilvl="5">
-      <w:startOverride w:val="1"/>
-    </w:lvlOverride>
-    <w:lvlOverride w:ilvl="6">
-      <w:startOverride w:val="1"/>
-    </w:lvlOverride>
-    <w:lvlOverride w:ilvl="7">
-      <w:startOverride w:val="1"/>
-    </w:lvlOverride>
-    <w:lvlOverride w:ilvl="8">
-      <w:startOverride w:val="1"/>
-    </w:lvlOverride>
-  </w:num>
-  <w:num w:numId="1022">
-    <w:abstractNumId w:val="991"/>
-  </w:num>
-  <w:num w:numId="1023">
-    <w:abstractNumId w:val="991"/>
-  </w:num>
-  <w:num w:numId="1024">
-    <w:abstractNumId w:val="991"/>
-  </w:num>
-  <w:num w:numId="1025">
-    <w:abstractNumId w:val="991"/>
-  </w:num>
-  <w:num w:numId="1026">
-    <w:abstractNumId w:val="991"/>
-  </w:num>
-  <w:num w:numId="1027">
-    <w:abstractNumId w:val="991"/>
-  </w:num>
-  <w:num w:numId="1028">
-    <w:abstractNumId w:val="991"/>
-  </w:num>
-  <w:num w:numId="1029">
-    <w:abstractNumId w:val="991"/>
-  </w:num>
-  <w:num w:numId="1030">
-    <w:abstractNumId w:val="991"/>
-  </w:num>
-  <w:num w:numId="1031">
-    <w:abstractNumId w:val="991"/>
-  </w:num>
-  <w:num w:numId="1032">
-    <w:abstractNumId w:val="99411"/>
-    <w:lvlOverride w:ilvl="0">
-      <w:startOverride w:val="1"/>
-    </w:lvlOverride>
-    <w:lvlOverride w:ilvl="1">
-      <w:startOverride w:val="1"/>
-    </w:lvlOverride>
-    <w:lvlOverride w:ilvl="2">
-      <w:startOverride w:val="1"/>
-    </w:lvlOverride>
-    <w:lvlOverride w:ilvl="3">
-      <w:startOverride w:val="1"/>
-    </w:lvlOverride>
-    <w:lvlOverride w:ilvl="4">
-      <w:startOverride w:val="1"/>
-    </w:lvlOverride>
-    <w:lvlOverride w:ilvl="5">
-      <w:startOverride w:val="1"/>
-    </w:lvlOverride>
-    <w:lvlOverride w:ilvl="6">
-      <w:startOverride w:val="1"/>
-    </w:lvlOverride>
-    <w:lvlOverride w:ilvl="7">
-      <w:startOverride w:val="1"/>
-    </w:lvlOverride>
-    <w:lvlOverride w:ilvl="8">
-      <w:startOverride w:val="1"/>
-    </w:lvlOverride>
-  </w:num>
-  <w:num w:numId="1033">
     <w:abstractNumId w:val="99411"/>
     <w:lvlOverride w:ilvl="0">
       <w:startOverride w:val="1"/>

--- a/reports/final/group6_final_report.docx
+++ b/reports/final/group6_final_report.docx
@@ -87,7 +87,7 @@
         <w:pStyle w:val="BodyText"/>
       </w:pPr>
       <w:r>
-        <w:t xml:space="preserve">Arvind C R (PES2PGE24DS006), Sandhya Jeyaraj, Arumugam Chetty K, Madhu Kumara L (PES2PGE24DS176), Dhruva N Murthy, Mohammad Rafi, Anwesh Reddy Paduri, Prof. Narayana Darapaneni</w:t>
+        <w:t xml:space="preserve">Arvind C R (PES2PGE24DS140), Sandhya Jeyaraj (PES2PGE24DS144), Arumugam Chetty K (PES2PGE24DS137), Madhu Kumara L (PES2PGE24DS176), Dhruva N Murthy (PES2PGE23DS169), Mohammad Rafi (PES2PGE24DS157), Anwesh Reddy Paduri, Prof. Narayana Darapaneni</w:t>
       </w:r>
     </w:p>
     <w:p>
@@ -569,6 +569,15 @@
     <w:bookmarkStart w:id="11" w:name="introduction"/>
     <w:p>
       <w:pPr>
+        <w:sectPr>
+          <w:footnotePr>
+            <w:numRestart w:val="eachSect"/>
+          </w:footnotePr>
+        </w:sectPr>
+      </w:pPr>
+    </w:p>
+    <w:p>
+      <w:pPr>
         <w:pStyle w:val="Heading1"/>
       </w:pPr>
       <w:r>
@@ -700,6 +709,15 @@
     <w:bookmarkEnd w:id="10"/>
     <w:bookmarkEnd w:id="11"/>
     <w:bookmarkStart w:id="37" w:name="related-work"/>
+    <w:p>
+      <w:pPr>
+        <w:sectPr>
+          <w:footnotePr>
+            <w:numRestart w:val="eachSect"/>
+          </w:footnotePr>
+        </w:sectPr>
+      </w:pPr>
+    </w:p>
     <w:p>
       <w:pPr>
         <w:pStyle w:val="Heading1"/>
@@ -7243,6 +7261,15 @@
     <w:bookmarkStart w:id="91" w:name="experiments"/>
     <w:p>
       <w:pPr>
+        <w:sectPr>
+          <w:footnotePr>
+            <w:numRestart w:val="eachSect"/>
+          </w:footnotePr>
+        </w:sectPr>
+      </w:pPr>
+    </w:p>
+    <w:p>
+      <w:pPr>
         <w:pStyle w:val="Heading1"/>
       </w:pPr>
       <w:r>
@@ -25893,6 +25920,15 @@
     <w:bookmarkEnd w:id="90"/>
     <w:bookmarkEnd w:id="91"/>
     <w:bookmarkStart w:id="133" w:name="results-and-analysis"/>
+    <w:p>
+      <w:pPr>
+        <w:sectPr>
+          <w:footnotePr>
+            <w:numRestart w:val="eachSect"/>
+          </w:footnotePr>
+        </w:sectPr>
+      </w:pPr>
+    </w:p>
     <w:p>
       <w:pPr>
         <w:pStyle w:val="Heading1"/>
@@ -45861,6 +45897,15 @@
     <w:bookmarkStart w:id="136" w:name="summary-of-findings"/>
     <w:p>
       <w:pPr>
+        <w:sectPr>
+          <w:footnotePr>
+            <w:numRestart w:val="eachSect"/>
+          </w:footnotePr>
+        </w:sectPr>
+      </w:pPr>
+    </w:p>
+    <w:p>
+      <w:pPr>
         <w:pStyle w:val="Heading1"/>
       </w:pPr>
       <w:r>
@@ -48545,6 +48590,15 @@
     <w:bookmarkStart w:id="140" w:name="remaining-gaps-and-future-work"/>
     <w:p>
       <w:pPr>
+        <w:sectPr>
+          <w:footnotePr>
+            <w:numRestart w:val="eachSect"/>
+          </w:footnotePr>
+        </w:sectPr>
+      </w:pPr>
+    </w:p>
+    <w:p>
+      <w:pPr>
         <w:pStyle w:val="Heading1"/>
       </w:pPr>
       <w:r>
@@ -49317,6 +49371,15 @@
     <w:bookmarkEnd w:id="139"/>
     <w:bookmarkEnd w:id="140"/>
     <w:bookmarkStart w:id="149" w:name="experimental-details"/>
+    <w:p>
+      <w:pPr>
+        <w:sectPr>
+          <w:footnotePr>
+            <w:numRestart w:val="eachSect"/>
+          </w:footnotePr>
+        </w:sectPr>
+      </w:pPr>
+    </w:p>
     <w:p>
       <w:pPr>
         <w:pStyle w:val="Heading1"/>
@@ -56272,6 +56335,15 @@
     <w:bookmarkStart w:id="150" w:name="author-contributions"/>
     <w:p>
       <w:pPr>
+        <w:sectPr>
+          <w:footnotePr>
+            <w:numRestart w:val="eachSect"/>
+          </w:footnotePr>
+        </w:sectPr>
+      </w:pPr>
+    </w:p>
+    <w:p>
+      <w:pPr>
         <w:pStyle w:val="Heading1"/>
       </w:pPr>
       <w:r>
@@ -56493,6 +56565,15 @@
     </w:p>
     <w:bookmarkEnd w:id="150"/>
     <w:bookmarkStart w:id="151" w:name="conclusion"/>
+    <w:p>
+      <w:pPr>
+        <w:sectPr>
+          <w:footnotePr>
+            <w:numRestart w:val="eachSect"/>
+          </w:footnotePr>
+        </w:sectPr>
+      </w:pPr>
+    </w:p>
     <w:p>
       <w:pPr>
         <w:pStyle w:val="Heading1"/>
@@ -56691,6 +56772,15 @@
     </w:p>
     <w:bookmarkEnd w:id="151"/>
     <w:bookmarkStart w:id="152" w:name="references"/>
+    <w:p>
+      <w:pPr>
+        <w:sectPr>
+          <w:footnotePr>
+            <w:numRestart w:val="eachSect"/>
+          </w:footnotePr>
+        </w:sectPr>
+      </w:pPr>
+    </w:p>
     <w:p>
       <w:pPr>
         <w:pStyle w:val="Heading1"/>
